--- a/相关文件/附件1：2026年大学生创新训练项目申请书.docx
+++ b/相关文件/附件1：2026年大学生创新训练项目申请书.docx
@@ -132,57 +132,25 @@
           <w:sz w:val="28"/>
           <w:szCs w:val="28"/>
         </w:rPr>
-        <w:t xml:space="preserve">               </w:t>
-      </w:r>
+        <w:t xml:space="preserve">               □刘业</w:t>
+      </w:r>
+      <w:proofErr w:type="gramStart"/>
       <w:r>
         <w:rPr>
           <w:rFonts w:ascii="黑体" w:eastAsia="黑体" w:hAnsi="黑体" w:hint="eastAsia"/>
           <w:sz w:val="28"/>
           <w:szCs w:val="28"/>
         </w:rPr>
-        <w:t>□</w:t>
-      </w:r>
+        <w:t>翔创新</w:t>
+      </w:r>
+      <w:proofErr w:type="gramEnd"/>
       <w:r>
         <w:rPr>
           <w:rFonts w:ascii="黑体" w:eastAsia="黑体" w:hAnsi="黑体" w:hint="eastAsia"/>
           <w:sz w:val="28"/>
           <w:szCs w:val="28"/>
         </w:rPr>
-        <w:t>刘</w:t>
-      </w:r>
-      <w:r>
-        <w:rPr>
-          <w:rFonts w:ascii="黑体" w:eastAsia="黑体" w:hAnsi="黑体" w:hint="eastAsia"/>
-          <w:sz w:val="28"/>
-          <w:szCs w:val="28"/>
-        </w:rPr>
-        <w:t>业</w:t>
-      </w:r>
-      <w:proofErr w:type="gramStart"/>
-      <w:r>
-        <w:rPr>
-          <w:rFonts w:ascii="黑体" w:eastAsia="黑体" w:hAnsi="黑体" w:hint="eastAsia"/>
-          <w:sz w:val="28"/>
-          <w:szCs w:val="28"/>
-        </w:rPr>
-        <w:t>翔创新</w:t>
-      </w:r>
-      <w:proofErr w:type="gramEnd"/>
-      <w:r>
-        <w:rPr>
-          <w:rFonts w:ascii="黑体" w:eastAsia="黑体" w:hAnsi="黑体" w:hint="eastAsia"/>
-          <w:sz w:val="28"/>
-          <w:szCs w:val="28"/>
-        </w:rPr>
-        <w:t>资助</w:t>
-      </w:r>
-      <w:r>
-        <w:rPr>
-          <w:rFonts w:ascii="黑体" w:eastAsia="黑体" w:hAnsi="黑体" w:hint="eastAsia"/>
-          <w:sz w:val="28"/>
-          <w:szCs w:val="28"/>
-        </w:rPr>
-        <w:t xml:space="preserve">  </w:t>
+        <w:t xml:space="preserve">资助  </w:t>
       </w:r>
     </w:p>
     <w:p>
@@ -204,15 +172,7 @@
           <w:sz w:val="28"/>
           <w:szCs w:val="28"/>
         </w:rPr>
-        <w:t>□校企合作创新</w:t>
-      </w:r>
-      <w:r>
-        <w:rPr>
-          <w:rFonts w:ascii="黑体" w:eastAsia="黑体" w:hAnsi="黑体" w:hint="eastAsia"/>
-          <w:sz w:val="28"/>
-          <w:szCs w:val="28"/>
-        </w:rPr>
-        <w:t xml:space="preserve"> </w:t>
+        <w:t xml:space="preserve">□校企合作创新 </w:t>
       </w:r>
     </w:p>
     <w:p>
@@ -252,8 +212,9 @@
           <w:sz w:val="28"/>
           <w:szCs w:val="30"/>
         </w:rPr>
-        <w:t xml:space="preserve">是　　　　</w:t>
-      </w:r>
+        <w:t>是</w:t>
+      </w:r>
+      <w:proofErr w:type="gramStart"/>
       <w:r>
         <w:rPr>
           <w:rFonts w:ascii="黑体" w:eastAsia="黑体" w:hAnsi="宋体" w:hint="eastAsia"/>
@@ -261,8 +222,9 @@
           <w:sz w:val="28"/>
           <w:szCs w:val="30"/>
         </w:rPr>
-        <w:t xml:space="preserve">    </w:t>
-      </w:r>
+        <w:t xml:space="preserve">　　　　</w:t>
+      </w:r>
+      <w:proofErr w:type="gramEnd"/>
       <w:r>
         <w:rPr>
           <w:rFonts w:ascii="黑体" w:eastAsia="黑体" w:hAnsi="宋体" w:hint="eastAsia"/>
@@ -270,7 +232,7 @@
           <w:sz w:val="28"/>
           <w:szCs w:val="30"/>
         </w:rPr>
-        <w:t>□否</w:t>
+        <w:t xml:space="preserve">    □否</w:t>
       </w:r>
     </w:p>
     <w:p>
@@ -303,16 +265,7 @@
           <w:sz w:val="28"/>
           <w:szCs w:val="30"/>
         </w:rPr>
-        <w:t>：□国家级（省级）</w:t>
-      </w:r>
-      <w:r>
-        <w:rPr>
-          <w:rFonts w:ascii="黑体" w:eastAsia="黑体" w:hAnsi="宋体" w:hint="eastAsia"/>
-          <w:color w:val="000000"/>
-          <w:sz w:val="28"/>
-          <w:szCs w:val="30"/>
-        </w:rPr>
-        <w:t xml:space="preserve">   </w:t>
+        <w:t xml:space="preserve">：□国家级（省级）   </w:t>
       </w:r>
       <w:r>
         <w:rPr>
@@ -510,17 +463,7 @@
           <w:szCs w:val="30"/>
           <w:u w:val="single"/>
         </w:rPr>
-        <w:t>湘语口语与普通话双向转换系统的设计与实现</w:t>
-      </w:r>
-      <w:r>
-        <w:rPr>
-          <w:rFonts w:ascii="黑体" w:eastAsia="黑体" w:hAnsi="宋体" w:hint="eastAsia"/>
-          <w:color w:val="000000"/>
-          <w:sz w:val="30"/>
-          <w:szCs w:val="30"/>
-          <w:u w:val="single"/>
-        </w:rPr>
-        <w:t xml:space="preserve">                          </w:t>
+        <w:t xml:space="preserve">湘语口语与普通话双向转换系统的设计与实现                          </w:t>
       </w:r>
     </w:p>
     <w:p>
@@ -576,15 +519,7 @@
           <w:sz w:val="28"/>
           <w:szCs w:val="28"/>
         </w:rPr>
-        <w:t xml:space="preserve">   </w:t>
-      </w:r>
-      <w:r>
-        <w:rPr>
-          <w:rFonts w:ascii="黑体" w:eastAsia="黑体" w:hAnsi="黑体" w:hint="eastAsia"/>
-          <w:sz w:val="28"/>
-          <w:szCs w:val="28"/>
-        </w:rPr>
-        <w:t>滚动资助□（原项目编号：</w:t>
+        <w:t xml:space="preserve">   滚动资助□（原项目编号：</w:t>
       </w:r>
       <w:r>
         <w:rPr>
@@ -593,25 +528,7 @@
           <w:szCs w:val="28"/>
           <w:u w:val="single"/>
         </w:rPr>
-        <w:t xml:space="preserve">　　</w:t>
-      </w:r>
-      <w:r>
-        <w:rPr>
-          <w:rFonts w:ascii="黑体" w:eastAsia="黑体" w:hAnsi="黑体" w:hint="eastAsia"/>
-          <w:sz w:val="28"/>
-          <w:szCs w:val="28"/>
-          <w:u w:val="single"/>
-        </w:rPr>
-        <w:t xml:space="preserve"> </w:t>
-      </w:r>
-      <w:r>
-        <w:rPr>
-          <w:rFonts w:ascii="黑体" w:eastAsia="黑体" w:hAnsi="黑体" w:hint="eastAsia"/>
-          <w:sz w:val="28"/>
-          <w:szCs w:val="28"/>
-          <w:u w:val="single"/>
-        </w:rPr>
-        <w:t xml:space="preserve">　　</w:t>
+        <w:t xml:space="preserve">　　 　　</w:t>
       </w:r>
       <w:r>
         <w:rPr>
@@ -650,27 +567,7 @@
           <w:szCs w:val="30"/>
           <w:u w:val="single"/>
         </w:rPr>
-        <w:t xml:space="preserve">    </w:t>
-      </w:r>
-      <w:r>
-        <w:rPr>
-          <w:rFonts w:ascii="黑体" w:eastAsia="黑体" w:hAnsi="宋体" w:hint="eastAsia"/>
-          <w:color w:val="000000"/>
-          <w:sz w:val="30"/>
-          <w:szCs w:val="30"/>
-          <w:u w:val="single"/>
-        </w:rPr>
-        <w:t>杨欣怡</w:t>
-      </w:r>
-      <w:r>
-        <w:rPr>
-          <w:rFonts w:ascii="黑体" w:eastAsia="黑体" w:hAnsi="宋体" w:hint="eastAsia"/>
-          <w:color w:val="000000"/>
-          <w:sz w:val="30"/>
-          <w:szCs w:val="30"/>
-          <w:u w:val="single"/>
-        </w:rPr>
-        <w:t xml:space="preserve">        </w:t>
+        <w:t xml:space="preserve">    杨欣怡        </w:t>
       </w:r>
       <w:r>
         <w:rPr>
@@ -712,7 +609,38 @@
           <w:szCs w:val="30"/>
           <w:u w:val="single"/>
         </w:rPr>
-        <w:t xml:space="preserve">    </w:t>
+        <w:t xml:space="preserve">              </w:t>
+      </w:r>
+    </w:p>
+    <w:p>
+      <w:pPr>
+        <w:spacing w:line="500" w:lineRule="exact"/>
+        <w:rPr>
+          <w:rFonts w:ascii="黑体" w:eastAsia="黑体" w:hAnsi="宋体"/>
+          <w:color w:val="000000"/>
+          <w:sz w:val="30"/>
+          <w:szCs w:val="30"/>
+          <w:u w:val="single"/>
+        </w:rPr>
+      </w:pPr>
+      <w:r>
+        <w:rPr>
+          <w:rFonts w:ascii="黑体" w:eastAsia="黑体" w:hAnsi="宋体" w:hint="eastAsia"/>
+          <w:color w:val="000000"/>
+          <w:sz w:val="30"/>
+          <w:szCs w:val="30"/>
+        </w:rPr>
+        <w:t>所在学院</w:t>
+      </w:r>
+      <w:r>
+        <w:rPr>
+          <w:rFonts w:ascii="黑体" w:eastAsia="黑体" w:hAnsi="宋体" w:hint="eastAsia"/>
+          <w:color w:val="000000"/>
+          <w:sz w:val="30"/>
+          <w:szCs w:val="30"/>
+          <w:u w:val="single"/>
+        </w:rPr>
+        <w:t xml:space="preserve">   </w:t>
       </w:r>
       <w:r>
         <w:rPr>
@@ -723,7 +651,17 @@
           <w:szCs w:val="30"/>
           <w:u w:val="single"/>
         </w:rPr>
-        <w:t xml:space="preserve">          </w:t>
+        <w:t xml:space="preserve">  </w:t>
+      </w:r>
+      <w:r>
+        <w:rPr>
+          <w:rFonts w:ascii="黑体" w:eastAsia="黑体" w:hAnsi="宋体" w:hint="eastAsia"/>
+          <w:color w:val="000000"/>
+          <w:sz w:val="30"/>
+          <w:szCs w:val="30"/>
+          <w:u w:val="single"/>
+        </w:rPr>
+        <w:t xml:space="preserve">        人文学院                               </w:t>
       </w:r>
     </w:p>
     <w:p>
@@ -744,7 +682,7 @@
           <w:sz w:val="30"/>
           <w:szCs w:val="30"/>
         </w:rPr>
-        <w:t>所在学院</w:t>
+        <w:t>学    号</w:t>
       </w:r>
       <w:r>
         <w:rPr>
@@ -754,7 +692,128 @@
           <w:szCs w:val="30"/>
           <w:u w:val="single"/>
         </w:rPr>
-        <w:t xml:space="preserve">   </w:t>
+        <w:t xml:space="preserve">         </w:t>
+      </w:r>
+      <w:r>
+        <w:rPr>
+          <w:rFonts w:ascii="黑体" w:eastAsia="黑体" w:hAnsi="宋体"/>
+          <w:color w:val="000000"/>
+          <w:sz w:val="30"/>
+          <w:szCs w:val="30"/>
+          <w:u w:val="single"/>
+        </w:rPr>
+        <w:t>8105240228</w:t>
+      </w:r>
+      <w:r>
+        <w:rPr>
+          <w:rFonts w:ascii="黑体" w:eastAsia="黑体" w:hAnsi="宋体" w:hint="eastAsia"/>
+          <w:color w:val="000000"/>
+          <w:sz w:val="30"/>
+          <w:szCs w:val="30"/>
+          <w:u w:val="single"/>
+        </w:rPr>
+        <w:t xml:space="preserve">     </w:t>
+      </w:r>
+      <w:r>
+        <w:rPr>
+          <w:rFonts w:ascii="黑体" w:eastAsia="黑体" w:hAnsi="宋体" w:hint="eastAsia"/>
+          <w:color w:val="000000"/>
+          <w:sz w:val="30"/>
+          <w:szCs w:val="30"/>
+        </w:rPr>
+        <w:t>专业班级</w:t>
+      </w:r>
+      <w:r>
+        <w:rPr>
+          <w:rFonts w:ascii="黑体" w:eastAsia="黑体" w:hAnsi="宋体" w:hint="eastAsia"/>
+          <w:color w:val="000000"/>
+          <w:sz w:val="30"/>
+          <w:szCs w:val="30"/>
+          <w:u w:val="single"/>
+        </w:rPr>
+        <w:t xml:space="preserve">   中文2</w:t>
+      </w:r>
+      <w:r>
+        <w:rPr>
+          <w:rFonts w:ascii="黑体" w:eastAsia="黑体" w:hAnsi="宋体"/>
+          <w:color w:val="000000"/>
+          <w:sz w:val="30"/>
+          <w:szCs w:val="30"/>
+          <w:u w:val="single"/>
+        </w:rPr>
+        <w:t>402</w:t>
+      </w:r>
+      <w:r>
+        <w:rPr>
+          <w:rFonts w:ascii="黑体" w:eastAsia="黑体" w:hAnsi="宋体" w:hint="eastAsia"/>
+          <w:color w:val="000000"/>
+          <w:sz w:val="30"/>
+          <w:szCs w:val="30"/>
+          <w:u w:val="single"/>
+        </w:rPr>
+        <w:t xml:space="preserve">              </w:t>
+      </w:r>
+    </w:p>
+    <w:p>
+      <w:pPr>
+        <w:spacing w:line="500" w:lineRule="exact"/>
+        <w:rPr>
+          <w:rFonts w:ascii="黑体" w:eastAsia="黑体" w:hAnsi="宋体"/>
+          <w:color w:val="000000"/>
+          <w:sz w:val="30"/>
+          <w:szCs w:val="30"/>
+          <w:u w:val="single"/>
+        </w:rPr>
+      </w:pPr>
+      <w:r>
+        <w:rPr>
+          <w:rFonts w:ascii="黑体" w:eastAsia="黑体" w:hAnsi="宋体" w:hint="eastAsia"/>
+          <w:color w:val="000000"/>
+          <w:sz w:val="30"/>
+          <w:szCs w:val="30"/>
+        </w:rPr>
+        <w:t>指导教师</w:t>
+      </w:r>
+      <w:r>
+        <w:rPr>
+          <w:rFonts w:ascii="黑体" w:eastAsia="黑体" w:hAnsi="宋体" w:hint="eastAsia"/>
+          <w:color w:val="000000"/>
+          <w:sz w:val="30"/>
+          <w:szCs w:val="30"/>
+          <w:u w:val="single"/>
+        </w:rPr>
+        <w:t xml:space="preserve">                    李星辉                        </w:t>
+      </w:r>
+    </w:p>
+    <w:p>
+      <w:pPr>
+        <w:spacing w:line="500" w:lineRule="exact"/>
+        <w:rPr>
+          <w:rFonts w:ascii="黑体" w:eastAsia="黑体" w:hAnsi="宋体"/>
+          <w:color w:val="000000"/>
+          <w:sz w:val="30"/>
+          <w:szCs w:val="30"/>
+          <w:u w:val="single"/>
+        </w:rPr>
+      </w:pPr>
+      <w:r>
+        <w:rPr>
+          <w:rFonts w:ascii="黑体" w:eastAsia="黑体" w:hAnsi="宋体" w:hint="eastAsia"/>
+          <w:spacing w:val="58"/>
+          <w:sz w:val="30"/>
+          <w:szCs w:val="30"/>
+        </w:rPr>
+        <w:t xml:space="preserve">E-mail </w:t>
+      </w:r>
+      <w:r>
+        <w:rPr>
+          <w:rFonts w:ascii="黑体" w:eastAsia="黑体" w:hAnsi="宋体" w:hint="eastAsia"/>
+          <w:color w:val="000000"/>
+          <w:sz w:val="30"/>
+          <w:szCs w:val="30"/>
+          <w:u w:val="single"/>
+        </w:rPr>
+        <w:t xml:space="preserve">      </w:t>
       </w:r>
       <w:r>
         <w:rPr>
@@ -765,7 +824,7 @@
           <w:szCs w:val="30"/>
           <w:u w:val="single"/>
         </w:rPr>
-        <w:t xml:space="preserve">  </w:t>
+        <w:t xml:space="preserve"> </w:t>
       </w:r>
       <w:r>
         <w:rPr>
@@ -775,7 +834,17 @@
           <w:szCs w:val="30"/>
           <w:u w:val="single"/>
         </w:rPr>
-        <w:t xml:space="preserve">        </w:t>
+        <w:t xml:space="preserve">     </w:t>
+      </w:r>
+      <w:r>
+        <w:rPr>
+          <w:rFonts w:ascii="黑体" w:eastAsia="黑体" w:hAnsi="宋体"/>
+          <w:color w:val="000000"/>
+          <w:sz w:val="30"/>
+          <w:szCs w:val="30"/>
+          <w:u w:val="single"/>
+        </w:rPr>
+        <w:t>2032451308@qq.com</w:t>
       </w:r>
       <w:r>
         <w:rPr>
@@ -785,7 +854,28 @@
           <w:szCs w:val="30"/>
           <w:u w:val="single"/>
         </w:rPr>
-        <w:t>人文学院</w:t>
+        <w:t xml:space="preserve">                              </w:t>
+      </w:r>
+    </w:p>
+    <w:p>
+      <w:pPr>
+        <w:spacing w:line="500" w:lineRule="exact"/>
+        <w:rPr>
+          <w:rFonts w:ascii="黑体" w:eastAsia="黑体" w:hAnsi="宋体"/>
+          <w:color w:val="000000"/>
+          <w:sz w:val="30"/>
+          <w:szCs w:val="30"/>
+          <w:u w:val="single"/>
+        </w:rPr>
+      </w:pPr>
+      <w:r>
+        <w:rPr>
+          <w:rFonts w:ascii="黑体" w:eastAsia="黑体" w:hAnsi="宋体" w:hint="eastAsia"/>
+          <w:color w:val="000000"/>
+          <w:sz w:val="30"/>
+          <w:szCs w:val="30"/>
+        </w:rPr>
+        <w:t>申请日期</w:t>
       </w:r>
       <w:r>
         <w:rPr>
@@ -795,227 +885,7 @@
           <w:szCs w:val="30"/>
           <w:u w:val="single"/>
         </w:rPr>
-        <w:t xml:space="preserve">                               </w:t>
-      </w:r>
-    </w:p>
-    <w:p>
-      <w:pPr>
-        <w:spacing w:line="500" w:lineRule="exact"/>
-        <w:rPr>
-          <w:rFonts w:ascii="黑体" w:eastAsia="黑体" w:hAnsi="宋体"/>
-          <w:color w:val="000000"/>
-          <w:sz w:val="30"/>
-          <w:szCs w:val="30"/>
-          <w:u w:val="single"/>
-        </w:rPr>
-      </w:pPr>
-      <w:r>
-        <w:rPr>
-          <w:rFonts w:ascii="黑体" w:eastAsia="黑体" w:hAnsi="宋体" w:hint="eastAsia"/>
-          <w:color w:val="000000"/>
-          <w:sz w:val="30"/>
-          <w:szCs w:val="30"/>
-        </w:rPr>
-        <w:t>学</w:t>
-      </w:r>
-      <w:r>
-        <w:rPr>
-          <w:rFonts w:ascii="黑体" w:eastAsia="黑体" w:hAnsi="宋体" w:hint="eastAsia"/>
-          <w:color w:val="000000"/>
-          <w:sz w:val="30"/>
-          <w:szCs w:val="30"/>
-        </w:rPr>
-        <w:t xml:space="preserve">    </w:t>
-      </w:r>
-      <w:r>
-        <w:rPr>
-          <w:rFonts w:ascii="黑体" w:eastAsia="黑体" w:hAnsi="宋体" w:hint="eastAsia"/>
-          <w:color w:val="000000"/>
-          <w:sz w:val="30"/>
-          <w:szCs w:val="30"/>
-        </w:rPr>
-        <w:t>号</w:t>
-      </w:r>
-      <w:r>
-        <w:rPr>
-          <w:rFonts w:ascii="黑体" w:eastAsia="黑体" w:hAnsi="宋体" w:hint="eastAsia"/>
-          <w:color w:val="000000"/>
-          <w:sz w:val="30"/>
-          <w:szCs w:val="30"/>
-          <w:u w:val="single"/>
-        </w:rPr>
-        <w:t xml:space="preserve">         </w:t>
-      </w:r>
-      <w:r>
-        <w:rPr>
-          <w:rFonts w:ascii="黑体" w:eastAsia="黑体" w:hAnsi="宋体"/>
-          <w:color w:val="000000"/>
-          <w:sz w:val="30"/>
-          <w:szCs w:val="30"/>
-          <w:u w:val="single"/>
-        </w:rPr>
-        <w:t>8105240228</w:t>
-      </w:r>
-      <w:r>
-        <w:rPr>
-          <w:rFonts w:ascii="黑体" w:eastAsia="黑体" w:hAnsi="宋体" w:hint="eastAsia"/>
-          <w:color w:val="000000"/>
-          <w:sz w:val="30"/>
-          <w:szCs w:val="30"/>
-          <w:u w:val="single"/>
-        </w:rPr>
-        <w:t xml:space="preserve">  </w:t>
-      </w:r>
-      <w:r>
-        <w:rPr>
-          <w:rFonts w:ascii="黑体" w:eastAsia="黑体" w:hAnsi="宋体" w:hint="eastAsia"/>
-          <w:color w:val="000000"/>
-          <w:sz w:val="30"/>
-          <w:szCs w:val="30"/>
-          <w:u w:val="single"/>
-        </w:rPr>
-        <w:t xml:space="preserve">   </w:t>
-      </w:r>
-      <w:r>
-        <w:rPr>
-          <w:rFonts w:ascii="黑体" w:eastAsia="黑体" w:hAnsi="宋体" w:hint="eastAsia"/>
-          <w:color w:val="000000"/>
-          <w:sz w:val="30"/>
-          <w:szCs w:val="30"/>
-        </w:rPr>
-        <w:t>专业班级</w:t>
-      </w:r>
-      <w:r>
-        <w:rPr>
-          <w:rFonts w:ascii="黑体" w:eastAsia="黑体" w:hAnsi="宋体" w:hint="eastAsia"/>
-          <w:color w:val="000000"/>
-          <w:sz w:val="30"/>
-          <w:szCs w:val="30"/>
-          <w:u w:val="single"/>
-        </w:rPr>
-        <w:t xml:space="preserve">  </w:t>
-      </w:r>
-      <w:r>
-        <w:rPr>
-          <w:rFonts w:ascii="黑体" w:eastAsia="黑体" w:hAnsi="宋体" w:hint="eastAsia"/>
-          <w:color w:val="000000"/>
-          <w:sz w:val="30"/>
-          <w:szCs w:val="30"/>
-          <w:u w:val="single"/>
-        </w:rPr>
-        <w:t xml:space="preserve"> </w:t>
-      </w:r>
-      <w:r>
-        <w:rPr>
-          <w:rFonts w:ascii="黑体" w:eastAsia="黑体" w:hAnsi="宋体" w:hint="eastAsia"/>
-          <w:color w:val="000000"/>
-          <w:sz w:val="30"/>
-          <w:szCs w:val="30"/>
-          <w:u w:val="single"/>
-        </w:rPr>
-        <w:t>中文2</w:t>
-      </w:r>
-      <w:r>
-        <w:rPr>
-          <w:rFonts w:ascii="黑体" w:eastAsia="黑体" w:hAnsi="宋体"/>
-          <w:color w:val="000000"/>
-          <w:sz w:val="30"/>
-          <w:szCs w:val="30"/>
-          <w:u w:val="single"/>
-        </w:rPr>
-        <w:t>402</w:t>
-      </w:r>
-      <w:r>
-        <w:rPr>
-          <w:rFonts w:ascii="黑体" w:eastAsia="黑体" w:hAnsi="宋体" w:hint="eastAsia"/>
-          <w:color w:val="000000"/>
-          <w:sz w:val="30"/>
-          <w:szCs w:val="30"/>
-          <w:u w:val="single"/>
-        </w:rPr>
-        <w:t xml:space="preserve">              </w:t>
-      </w:r>
-    </w:p>
-    <w:p>
-      <w:pPr>
-        <w:spacing w:line="500" w:lineRule="exact"/>
-        <w:rPr>
-          <w:rFonts w:ascii="黑体" w:eastAsia="黑体" w:hAnsi="宋体"/>
-          <w:color w:val="000000"/>
-          <w:sz w:val="30"/>
-          <w:szCs w:val="30"/>
-          <w:u w:val="single"/>
-        </w:rPr>
-      </w:pPr>
-      <w:r>
-        <w:rPr>
-          <w:rFonts w:ascii="黑体" w:eastAsia="黑体" w:hAnsi="宋体" w:hint="eastAsia"/>
-          <w:color w:val="000000"/>
-          <w:sz w:val="30"/>
-          <w:szCs w:val="30"/>
-        </w:rPr>
-        <w:t>指导教师</w:t>
-      </w:r>
-      <w:r>
-        <w:rPr>
-          <w:rFonts w:ascii="黑体" w:eastAsia="黑体" w:hAnsi="宋体" w:hint="eastAsia"/>
-          <w:color w:val="000000"/>
-          <w:sz w:val="30"/>
-          <w:szCs w:val="30"/>
-          <w:u w:val="single"/>
-        </w:rPr>
-        <w:t xml:space="preserve">                    </w:t>
-      </w:r>
-      <w:r>
-        <w:rPr>
-          <w:rFonts w:ascii="黑体" w:eastAsia="黑体" w:hAnsi="宋体" w:hint="eastAsia"/>
-          <w:color w:val="000000"/>
-          <w:sz w:val="30"/>
-          <w:szCs w:val="30"/>
-          <w:u w:val="single"/>
-        </w:rPr>
-        <w:t>李星辉</w:t>
-      </w:r>
-      <w:r>
-        <w:rPr>
-          <w:rFonts w:ascii="黑体" w:eastAsia="黑体" w:hAnsi="宋体" w:hint="eastAsia"/>
-          <w:color w:val="000000"/>
-          <w:sz w:val="30"/>
-          <w:szCs w:val="30"/>
-          <w:u w:val="single"/>
-        </w:rPr>
-        <w:t xml:space="preserve">                        </w:t>
-      </w:r>
-    </w:p>
-    <w:p>
-      <w:pPr>
-        <w:spacing w:line="500" w:lineRule="exact"/>
-        <w:rPr>
-          <w:rFonts w:ascii="黑体" w:eastAsia="黑体" w:hAnsi="宋体"/>
-          <w:color w:val="000000"/>
-          <w:sz w:val="30"/>
-          <w:szCs w:val="30"/>
-          <w:u w:val="single"/>
-        </w:rPr>
-      </w:pPr>
-      <w:r>
-        <w:rPr>
-          <w:rFonts w:ascii="黑体" w:eastAsia="黑体" w:hAnsi="宋体" w:hint="eastAsia"/>
-          <w:spacing w:val="58"/>
-          <w:sz w:val="30"/>
-          <w:szCs w:val="30"/>
-        </w:rPr>
-        <w:t xml:space="preserve">E-mail </w:t>
-      </w:r>
-      <w:r>
-        <w:rPr>
-          <w:rFonts w:ascii="黑体" w:eastAsia="黑体" w:hAnsi="宋体" w:hint="eastAsia"/>
-          <w:color w:val="000000"/>
-          <w:sz w:val="30"/>
-          <w:szCs w:val="30"/>
-          <w:u w:val="single"/>
-        </w:rPr>
-        <w:t xml:space="preserve">      </w:t>
+        <w:t xml:space="preserve">        </w:t>
       </w:r>
       <w:r>
         <w:rPr>
@@ -1036,7 +906,7 @@
           <w:szCs w:val="30"/>
           <w:u w:val="single"/>
         </w:rPr>
-        <w:t xml:space="preserve">     </w:t>
+        <w:t xml:space="preserve">   </w:t>
       </w:r>
       <w:r>
         <w:rPr>
@@ -1046,9 +916,22 @@
           <w:szCs w:val="30"/>
           <w:u w:val="single"/>
         </w:rPr>
-        <w:t>2032451308</w:t>
-      </w:r>
-      <w:r>
+        <w:t>2026年3月21日星期六</w:t>
+      </w:r>
+      <w:r>
+        <w:rPr>
+          <w:rFonts w:ascii="黑体" w:eastAsia="黑体" w:hAnsi="宋体" w:hint="eastAsia"/>
+          <w:color w:val="000000"/>
+          <w:sz w:val="30"/>
+          <w:szCs w:val="30"/>
+          <w:u w:val="single"/>
+        </w:rPr>
+        <w:t xml:space="preserve">                       </w:t>
+      </w:r>
+    </w:p>
+    <w:p>
+      <w:pPr>
+        <w:spacing w:line="500" w:lineRule="exact"/>
         <w:rPr>
           <w:rFonts w:ascii="黑体" w:eastAsia="黑体" w:hAnsi="宋体"/>
           <w:color w:val="000000"/>
@@ -1056,7 +939,15 @@
           <w:szCs w:val="30"/>
           <w:u w:val="single"/>
         </w:rPr>
-        <w:t>@qq.com</w:t>
+      </w:pPr>
+      <w:r>
+        <w:rPr>
+          <w:rFonts w:ascii="黑体" w:eastAsia="黑体" w:hAnsi="宋体" w:hint="eastAsia"/>
+          <w:color w:val="000000"/>
+          <w:sz w:val="30"/>
+          <w:szCs w:val="30"/>
+        </w:rPr>
+        <w:t>起止年月</w:t>
       </w:r>
       <w:r>
         <w:rPr>
@@ -1066,38 +957,7 @@
           <w:szCs w:val="30"/>
           <w:u w:val="single"/>
         </w:rPr>
-        <w:t xml:space="preserve">                              </w:t>
-      </w:r>
-    </w:p>
-    <w:p>
-      <w:pPr>
-        <w:spacing w:line="500" w:lineRule="exact"/>
-        <w:rPr>
-          <w:rFonts w:ascii="黑体" w:eastAsia="黑体" w:hAnsi="宋体"/>
-          <w:color w:val="000000"/>
-          <w:sz w:val="30"/>
-          <w:szCs w:val="30"/>
-          <w:u w:val="single"/>
-        </w:rPr>
-      </w:pPr>
-      <w:r>
-        <w:rPr>
-          <w:rFonts w:ascii="黑体" w:eastAsia="黑体" w:hAnsi="宋体" w:hint="eastAsia"/>
-          <w:color w:val="000000"/>
-          <w:sz w:val="30"/>
-          <w:szCs w:val="30"/>
-        </w:rPr>
-        <w:t>申请日期</w:t>
-      </w:r>
-      <w:r>
-        <w:rPr>
-          <w:rFonts w:ascii="黑体" w:eastAsia="黑体" w:hAnsi="宋体" w:hint="eastAsia"/>
-          <w:color w:val="000000"/>
-          <w:sz w:val="30"/>
-          <w:szCs w:val="30"/>
-          <w:u w:val="single"/>
-        </w:rPr>
-        <w:t xml:space="preserve">        </w:t>
+        <w:t xml:space="preserve">       </w:t>
       </w:r>
       <w:r>
         <w:rPr>
@@ -1118,9 +978,12 @@
           <w:szCs w:val="30"/>
           <w:u w:val="single"/>
         </w:rPr>
-        <w:t xml:space="preserve">   </w:t>
-      </w:r>
-      <w:r>
+        <w:t xml:space="preserve">                                    </w:t>
+      </w:r>
+    </w:p>
+    <w:p>
+      <w:pPr>
+        <w:spacing w:line="500" w:lineRule="exact"/>
         <w:rPr>
           <w:rFonts w:ascii="黑体" w:eastAsia="黑体" w:hAnsi="宋体"/>
           <w:color w:val="000000"/>
@@ -1128,9 +991,11 @@
           <w:szCs w:val="30"/>
           <w:u w:val="single"/>
         </w:rPr>
-        <w:t>2026年3月21日星期六</w:t>
-      </w:r>
-      <w:r>
+      </w:pPr>
+    </w:p>
+    <w:p>
+      <w:pPr>
+        <w:spacing w:line="500" w:lineRule="exact"/>
         <w:rPr>
           <w:rFonts w:ascii="黑体" w:eastAsia="黑体" w:hAnsi="宋体" w:hint="eastAsia"/>
           <w:color w:val="000000"/>
@@ -1138,96 +1003,9 @@
           <w:szCs w:val="30"/>
           <w:u w:val="single"/>
         </w:rPr>
-        <w:t xml:space="preserve">                       </w:t>
-      </w:r>
-    </w:p>
-    <w:p>
-      <w:pPr>
-        <w:spacing w:line="500" w:lineRule="exact"/>
-        <w:rPr>
-          <w:rFonts w:ascii="黑体" w:eastAsia="黑体" w:hAnsi="宋体"/>
-          <w:color w:val="000000"/>
-          <w:sz w:val="30"/>
-          <w:szCs w:val="30"/>
-          <w:u w:val="single"/>
-        </w:rPr>
       </w:pPr>
-      <w:r>
-        <w:rPr>
-          <w:rFonts w:ascii="黑体" w:eastAsia="黑体" w:hAnsi="宋体" w:hint="eastAsia"/>
-          <w:color w:val="000000"/>
-          <w:sz w:val="30"/>
-          <w:szCs w:val="30"/>
-        </w:rPr>
-        <w:t>起止年月</w:t>
-      </w:r>
-      <w:r>
-        <w:rPr>
-          <w:rFonts w:ascii="黑体" w:eastAsia="黑体" w:hAnsi="宋体" w:hint="eastAsia"/>
-          <w:color w:val="000000"/>
-          <w:sz w:val="30"/>
-          <w:szCs w:val="30"/>
-          <w:u w:val="single"/>
-        </w:rPr>
-        <w:t xml:space="preserve">       </w:t>
-      </w:r>
-      <w:r>
-        <w:rPr>
-          <w:rFonts w:ascii="黑体" w:eastAsia="黑体" w:hAnsi="宋体" w:hint="eastAsia"/>
-          <w:b/>
-          <w:color w:val="000000"/>
-          <w:sz w:val="30"/>
-          <w:szCs w:val="30"/>
-          <w:u w:val="single"/>
-        </w:rPr>
-        <w:t xml:space="preserve"> </w:t>
-      </w:r>
-      <w:r>
-        <w:rPr>
-          <w:rFonts w:ascii="黑体" w:eastAsia="黑体" w:hAnsi="宋体" w:hint="eastAsia"/>
-          <w:color w:val="000000"/>
-          <w:sz w:val="30"/>
-          <w:szCs w:val="30"/>
-          <w:u w:val="single"/>
-        </w:rPr>
-        <w:t xml:space="preserve">                                    </w:t>
-      </w:r>
-    </w:p>
-    <w:p>
-      <w:pPr>
-        <w:spacing w:line="500" w:lineRule="exact"/>
-        <w:rPr>
-          <w:rFonts w:ascii="黑体" w:eastAsia="黑体" w:hAnsi="宋体"/>
-          <w:color w:val="000000"/>
-          <w:sz w:val="30"/>
-          <w:szCs w:val="30"/>
-          <w:u w:val="single"/>
-        </w:rPr>
-      </w:pPr>
-    </w:p>
-    <w:p>
-      <w:pPr>
-        <w:spacing w:line="500" w:lineRule="exact"/>
-        <w:rPr>
-          <w:rFonts w:ascii="黑体" w:eastAsia="黑体" w:hAnsi="宋体"/>
-          <w:color w:val="000000"/>
-          <w:sz w:val="30"/>
-          <w:szCs w:val="30"/>
-          <w:u w:val="single"/>
-        </w:rPr>
-      </w:pPr>
-    </w:p>
-    <w:p>
-      <w:pPr>
-        <w:spacing w:line="500" w:lineRule="exact"/>
-        <w:rPr>
-          <w:rFonts w:ascii="黑体" w:eastAsia="黑体" w:hAnsi="宋体"/>
-          <w:color w:val="000000"/>
-          <w:sz w:val="30"/>
-          <w:szCs w:val="30"/>
-          <w:u w:val="single"/>
-        </w:rPr>
-      </w:pPr>
+      <w:bookmarkStart w:id="0" w:name="_GoBack"/>
+      <w:bookmarkEnd w:id="0"/>
     </w:p>
     <w:p>
       <w:pPr>
@@ -1275,15 +1053,7 @@
           <w:sz w:val="30"/>
           <w:szCs w:val="30"/>
         </w:rPr>
-        <w:t>2026</w:t>
-      </w:r>
-      <w:r>
-        <w:rPr>
-          <w:rFonts w:ascii="黑体" w:eastAsia="黑体" w:hAnsi="宋体" w:hint="eastAsia"/>
-          <w:sz w:val="30"/>
-          <w:szCs w:val="30"/>
-        </w:rPr>
-        <w:t>年制</w:t>
+        <w:t>2026年制</w:t>
       </w:r>
       <w:r>
         <w:rPr>
@@ -1391,8 +1161,21 @@
           <w:sz w:val="30"/>
           <w:szCs w:val="30"/>
         </w:rPr>
-        <w:t>1</w:t>
-      </w:r>
+        <w:t>1、本申请书所列各项内容均须实事求是，认真填写，表达明确严谨，简明扼要。</w:t>
+      </w:r>
+    </w:p>
+    <w:p>
+      <w:pPr>
+        <w:spacing w:line="560" w:lineRule="exact"/>
+        <w:ind w:leftChars="1" w:left="2" w:firstLineChars="200" w:firstLine="600"/>
+        <w:rPr>
+          <w:rFonts w:ascii="仿宋_GB2312" w:eastAsia="仿宋_GB2312" w:hAnsi="宋体"/>
+          <w:bCs/>
+          <w:color w:val="000000"/>
+          <w:sz w:val="30"/>
+          <w:szCs w:val="30"/>
+        </w:rPr>
+      </w:pPr>
       <w:r>
         <w:rPr>
           <w:rFonts w:ascii="仿宋_GB2312" w:eastAsia="仿宋_GB2312" w:hAnsi="宋体" w:hint="eastAsia"/>
@@ -1401,7 +1184,29 @@
           <w:sz w:val="30"/>
           <w:szCs w:val="30"/>
         </w:rPr>
-        <w:t>、本申请书所列各项内容均须实事求是，认真填写，表达明确严谨，简明扼要。</w:t>
+        <w:t>2、申请人可以是个人，也可为创新团队，</w:t>
+      </w:r>
+      <w:proofErr w:type="gramStart"/>
+      <w:r>
+        <w:rPr>
+          <w:rFonts w:ascii="仿宋_GB2312" w:eastAsia="仿宋_GB2312" w:hAnsi="宋体" w:hint="eastAsia"/>
+          <w:bCs/>
+          <w:color w:val="000000"/>
+          <w:sz w:val="30"/>
+          <w:szCs w:val="30"/>
+        </w:rPr>
+        <w:t>首页只</w:t>
+      </w:r>
+      <w:proofErr w:type="gramEnd"/>
+      <w:r>
+        <w:rPr>
+          <w:rFonts w:ascii="仿宋_GB2312" w:eastAsia="仿宋_GB2312" w:hAnsi="宋体" w:hint="eastAsia"/>
+          <w:bCs/>
+          <w:color w:val="000000"/>
+          <w:sz w:val="30"/>
+          <w:szCs w:val="30"/>
+        </w:rPr>
+        <w:t>填负责人。“项目编号”一栏不填。</w:t>
       </w:r>
     </w:p>
     <w:p>
@@ -1424,7 +1229,17 @@
           <w:sz w:val="30"/>
           <w:szCs w:val="30"/>
         </w:rPr>
-        <w:t>2</w:t>
+        <w:t>3、</w:t>
+      </w:r>
+      <w:r>
+        <w:rPr>
+          <w:rFonts w:ascii="仿宋_GB2312" w:eastAsia="仿宋_GB2312" w:hAnsi="宋体"/>
+          <w:bCs/>
+          <w:color w:val="000000"/>
+          <w:sz w:val="30"/>
+          <w:szCs w:val="30"/>
+        </w:rPr>
+        <w:t>本申请书为大十六开本（A4），可网上下载、自行复印或加页，但格式、内容、大小均须与原件一致。</w:t>
       </w:r>
       <w:r>
         <w:rPr>
@@ -1434,9 +1249,18 @@
           <w:sz w:val="30"/>
           <w:szCs w:val="30"/>
         </w:rPr>
-        <w:t>、申请人可以是个人，也可为创新团队，</w:t>
-      </w:r>
-      <w:proofErr w:type="gramStart"/>
+        <w:t>相应支撑材料、符合优先立项条件的相关证明材料复印件附后，</w:t>
+      </w:r>
+      <w:r>
+        <w:rPr>
+          <w:rFonts w:ascii="仿宋_GB2312" w:eastAsia="仿宋_GB2312" w:hAnsi="宋体"/>
+          <w:bCs/>
+          <w:color w:val="000000"/>
+          <w:sz w:val="30"/>
+          <w:szCs w:val="30"/>
+        </w:rPr>
+        <w:t>左侧</w:t>
+      </w:r>
       <w:r>
         <w:rPr>
           <w:rFonts w:ascii="仿宋_GB2312" w:eastAsia="仿宋_GB2312" w:hAnsi="宋体" w:hint="eastAsia"/>
@@ -1445,9 +1269,18 @@
           <w:sz w:val="30"/>
           <w:szCs w:val="30"/>
         </w:rPr>
-        <w:t>首页只</w:t>
-      </w:r>
-      <w:proofErr w:type="gramEnd"/>
+        <w:t>用钉书针</w:t>
+      </w:r>
+      <w:r>
+        <w:rPr>
+          <w:rFonts w:ascii="仿宋_GB2312" w:eastAsia="仿宋_GB2312" w:hAnsi="宋体"/>
+          <w:bCs/>
+          <w:color w:val="000000"/>
+          <w:sz w:val="30"/>
+          <w:szCs w:val="30"/>
+        </w:rPr>
+        <w:t>装订</w:t>
+      </w:r>
       <w:r>
         <w:rPr>
           <w:rFonts w:ascii="仿宋_GB2312" w:eastAsia="仿宋_GB2312" w:hAnsi="宋体" w:hint="eastAsia"/>
@@ -1456,7 +1289,7 @@
           <w:sz w:val="30"/>
           <w:szCs w:val="30"/>
         </w:rPr>
-        <w:t>填负责人。“项目编号”一栏不填。</w:t>
+        <w:t>。</w:t>
       </w:r>
     </w:p>
     <w:p>
@@ -1479,130 +1312,7 @@
           <w:sz w:val="30"/>
           <w:szCs w:val="30"/>
         </w:rPr>
-        <w:t>3</w:t>
-      </w:r>
-      <w:r>
-        <w:rPr>
-          <w:rFonts w:ascii="仿宋_GB2312" w:eastAsia="仿宋_GB2312" w:hAnsi="宋体" w:hint="eastAsia"/>
-          <w:bCs/>
-          <w:color w:val="000000"/>
-          <w:sz w:val="30"/>
-          <w:szCs w:val="30"/>
-        </w:rPr>
-        <w:t>、</w:t>
-      </w:r>
-      <w:r>
-        <w:rPr>
-          <w:rFonts w:ascii="仿宋_GB2312" w:eastAsia="仿宋_GB2312" w:hAnsi="宋体"/>
-          <w:bCs/>
-          <w:color w:val="000000"/>
-          <w:sz w:val="30"/>
-          <w:szCs w:val="30"/>
-        </w:rPr>
-        <w:t>本申请书为大十六开本（</w:t>
-      </w:r>
-      <w:r>
-        <w:rPr>
-          <w:rFonts w:ascii="仿宋_GB2312" w:eastAsia="仿宋_GB2312" w:hAnsi="宋体"/>
-          <w:bCs/>
-          <w:color w:val="000000"/>
-          <w:sz w:val="30"/>
-          <w:szCs w:val="30"/>
-        </w:rPr>
-        <w:t>A4</w:t>
-      </w:r>
-      <w:r>
-        <w:rPr>
-          <w:rFonts w:ascii="仿宋_GB2312" w:eastAsia="仿宋_GB2312" w:hAnsi="宋体"/>
-          <w:bCs/>
-          <w:color w:val="000000"/>
-          <w:sz w:val="30"/>
-          <w:szCs w:val="30"/>
-        </w:rPr>
-        <w:t>），可网上下载、自行复印或加页，但格式、内容、大小均须与原件一致。</w:t>
-      </w:r>
-      <w:r>
-        <w:rPr>
-          <w:rFonts w:ascii="仿宋_GB2312" w:eastAsia="仿宋_GB2312" w:hAnsi="宋体" w:hint="eastAsia"/>
-          <w:bCs/>
-          <w:color w:val="000000"/>
-          <w:sz w:val="30"/>
-          <w:szCs w:val="30"/>
-        </w:rPr>
-        <w:t>相应支撑材料、符合优先立项条件的相关证明材料复印件附后，</w:t>
-      </w:r>
-      <w:r>
-        <w:rPr>
-          <w:rFonts w:ascii="仿宋_GB2312" w:eastAsia="仿宋_GB2312" w:hAnsi="宋体"/>
-          <w:bCs/>
-          <w:color w:val="000000"/>
-          <w:sz w:val="30"/>
-          <w:szCs w:val="30"/>
-        </w:rPr>
-        <w:t>左侧</w:t>
-      </w:r>
-      <w:r>
-        <w:rPr>
-          <w:rFonts w:ascii="仿宋_GB2312" w:eastAsia="仿宋_GB2312" w:hAnsi="宋体" w:hint="eastAsia"/>
-          <w:bCs/>
-          <w:color w:val="000000"/>
-          <w:sz w:val="30"/>
-          <w:szCs w:val="30"/>
-        </w:rPr>
-        <w:t>用钉书针</w:t>
-      </w:r>
-      <w:r>
-        <w:rPr>
-          <w:rFonts w:ascii="仿宋_GB2312" w:eastAsia="仿宋_GB2312" w:hAnsi="宋体"/>
-          <w:bCs/>
-          <w:color w:val="000000"/>
-          <w:sz w:val="30"/>
-          <w:szCs w:val="30"/>
-        </w:rPr>
-        <w:t>装订</w:t>
-      </w:r>
-      <w:r>
-        <w:rPr>
-          <w:rFonts w:ascii="仿宋_GB2312" w:eastAsia="仿宋_GB2312" w:hAnsi="宋体" w:hint="eastAsia"/>
-          <w:bCs/>
-          <w:color w:val="000000"/>
-          <w:sz w:val="30"/>
-          <w:szCs w:val="30"/>
-        </w:rPr>
-        <w:t>。</w:t>
-      </w:r>
-    </w:p>
-    <w:p>
-      <w:pPr>
-        <w:spacing w:line="560" w:lineRule="exact"/>
-        <w:ind w:leftChars="1" w:left="2" w:firstLineChars="200" w:firstLine="600"/>
-        <w:rPr>
-          <w:rFonts w:ascii="仿宋_GB2312" w:eastAsia="仿宋_GB2312" w:hAnsi="宋体"/>
-          <w:bCs/>
-          <w:color w:val="000000"/>
-          <w:sz w:val="30"/>
-          <w:szCs w:val="30"/>
-        </w:rPr>
-      </w:pPr>
-      <w:r>
-        <w:rPr>
-          <w:rFonts w:ascii="仿宋_GB2312" w:eastAsia="仿宋_GB2312" w:hAnsi="宋体" w:hint="eastAsia"/>
-          <w:bCs/>
-          <w:color w:val="000000"/>
-          <w:sz w:val="30"/>
-          <w:szCs w:val="30"/>
-        </w:rPr>
-        <w:t>4</w:t>
-      </w:r>
-      <w:r>
-        <w:rPr>
-          <w:rFonts w:ascii="仿宋_GB2312" w:eastAsia="仿宋_GB2312" w:hAnsi="宋体" w:hint="eastAsia"/>
-          <w:bCs/>
-          <w:color w:val="000000"/>
-          <w:sz w:val="30"/>
-          <w:szCs w:val="30"/>
-        </w:rPr>
-        <w:t>、项目类型多选无效。新申报项目可同时申报同一类型的国家级（省级）和校级项目，先推荐国家级（省级）项目、后评选校级项目。</w:t>
+        <w:t>4、项目类型多选无效。新申报项目可同时申报同一类型的国家级（省级）和校级项目，先推荐国家级（省级）项目、后评选校级项目。</w:t>
       </w:r>
     </w:p>
     <w:p>
@@ -1625,39 +1335,7 @@
           <w:sz w:val="30"/>
           <w:szCs w:val="30"/>
         </w:rPr>
-        <w:t>5</w:t>
-      </w:r>
-      <w:r>
-        <w:rPr>
-          <w:rFonts w:ascii="仿宋_GB2312" w:eastAsia="仿宋_GB2312" w:hint="eastAsia"/>
-          <w:sz w:val="30"/>
-          <w:szCs w:val="30"/>
-        </w:rPr>
-        <w:t>、负责人所在学院认真审核</w:t>
-      </w:r>
-      <w:r>
-        <w:rPr>
-          <w:rFonts w:ascii="仿宋_GB2312" w:eastAsia="仿宋_GB2312" w:hint="eastAsia"/>
-          <w:sz w:val="30"/>
-          <w:szCs w:val="30"/>
-        </w:rPr>
-        <w:t xml:space="preserve">, </w:t>
-      </w:r>
-      <w:r>
-        <w:rPr>
-          <w:rFonts w:ascii="仿宋_GB2312" w:eastAsia="仿宋_GB2312" w:hint="eastAsia"/>
-          <w:sz w:val="30"/>
-          <w:szCs w:val="30"/>
-        </w:rPr>
-        <w:t>经初评和答辩，签署意见并盖学院公章后</w:t>
-      </w:r>
-      <w:r>
-        <w:rPr>
-          <w:rFonts w:ascii="仿宋_GB2312" w:eastAsia="仿宋_GB2312" w:hint="eastAsia"/>
-          <w:sz w:val="30"/>
-          <w:szCs w:val="30"/>
-        </w:rPr>
-        <w:t>，以学院为单位将申请书（一式一份）报送中南大学创新创业学院。</w:t>
+        <w:t>5、负责人所在学院认真审核, 经初评和答辩，签署意见并盖学院公章后，以学院为单位将申请书（一式一份）报送中南大学创新创业学院。</w:t>
       </w:r>
     </w:p>
     <w:p>
@@ -2276,6 +1954,13 @@
                 <w:sz w:val="24"/>
               </w:rPr>
             </w:pPr>
+            <w:r>
+              <w:rPr>
+                <w:rFonts w:hint="eastAsia"/>
+                <w:sz w:val="24"/>
+              </w:rPr>
+              <w:t>杨欣怡</w:t>
+            </w:r>
           </w:p>
         </w:tc>
         <w:tc>
@@ -2324,6 +2009,13 @@
                 <w:sz w:val="24"/>
               </w:rPr>
             </w:pPr>
+            <w:r>
+              <w:rPr>
+                <w:rFonts w:hint="eastAsia"/>
+                <w:sz w:val="24"/>
+              </w:rPr>
+              <w:t>女</w:t>
+            </w:r>
           </w:p>
         </w:tc>
         <w:tc>
@@ -2371,6 +2063,13 @@
                 <w:sz w:val="24"/>
               </w:rPr>
             </w:pPr>
+            <w:r>
+              <w:rPr>
+                <w:rFonts w:hint="eastAsia"/>
+                <w:sz w:val="24"/>
+              </w:rPr>
+              <w:t>汉族</w:t>
+            </w:r>
           </w:p>
         </w:tc>
         <w:tc>
@@ -2430,13 +2129,7 @@
                 <w:rFonts w:hint="eastAsia"/>
                 <w:sz w:val="24"/>
               </w:rPr>
-              <w:t xml:space="preserve">   </w:t>
-            </w:r>
-            <w:r>
-              <w:rPr>
-                <w:sz w:val="24"/>
-              </w:rPr>
-              <w:t xml:space="preserve"> </w:t>
+              <w:t xml:space="preserve">2005 </w:t>
             </w:r>
             <w:r>
               <w:rPr>
@@ -2447,22 +2140,10 @@
             </w:r>
             <w:r>
               <w:rPr>
-                <w:sz w:val="24"/>
-              </w:rPr>
-              <w:t xml:space="preserve"> </w:t>
-            </w:r>
-            <w:r>
-              <w:rPr>
-                <w:rFonts w:hint="eastAsia"/>
-                <w:sz w:val="24"/>
-              </w:rPr>
-              <w:t xml:space="preserve">  </w:t>
-            </w:r>
-            <w:r>
-              <w:rPr>
-                <w:sz w:val="24"/>
-              </w:rPr>
-              <w:t xml:space="preserve"> </w:t>
+                <w:rFonts w:hint="eastAsia"/>
+                <w:sz w:val="24"/>
+              </w:rPr>
+              <w:t>10</w:t>
             </w:r>
             <w:r>
               <w:rPr>
@@ -2526,6 +2207,13 @@
                 <w:sz w:val="24"/>
               </w:rPr>
             </w:pPr>
+            <w:r>
+              <w:rPr>
+                <w:rFonts w:hint="eastAsia"/>
+                <w:sz w:val="24"/>
+              </w:rPr>
+              <w:t>430224200510170180</w:t>
+            </w:r>
           </w:p>
         </w:tc>
         <w:tc>
@@ -2581,6 +2269,13 @@
                 <w:sz w:val="24"/>
               </w:rPr>
             </w:pPr>
+            <w:r>
+              <w:rPr>
+                <w:rFonts w:hint="eastAsia"/>
+                <w:sz w:val="24"/>
+              </w:rPr>
+              <w:t>2032451308</w:t>
+            </w:r>
           </w:p>
         </w:tc>
         <w:tc>
@@ -2628,6 +2323,13 @@
                 <w:sz w:val="24"/>
               </w:rPr>
             </w:pPr>
+            <w:r>
+              <w:rPr>
+                <w:rFonts w:hint="eastAsia"/>
+                <w:sz w:val="24"/>
+              </w:rPr>
+              <w:t>mmm73175</w:t>
+            </w:r>
           </w:p>
         </w:tc>
         <w:tc>
@@ -2691,6 +2393,13 @@
                 <w:sz w:val="24"/>
               </w:rPr>
             </w:pPr>
+            <w:r>
+              <w:rPr>
+                <w:rFonts w:hint="eastAsia"/>
+                <w:sz w:val="24"/>
+              </w:rPr>
+              <w:t>536783</w:t>
+            </w:r>
           </w:p>
         </w:tc>
       </w:tr>
@@ -2745,6 +2454,13 @@
                 <w:sz w:val="24"/>
               </w:rPr>
             </w:pPr>
+            <w:r>
+              <w:rPr>
+                <w:rFonts w:hint="eastAsia"/>
+                <w:sz w:val="24"/>
+              </w:rPr>
+              <w:t>8105240228</w:t>
+            </w:r>
           </w:p>
         </w:tc>
         <w:tc>
@@ -2834,7 +2550,7 @@
                 <w:rFonts w:hint="eastAsia"/>
                 <w:sz w:val="24"/>
               </w:rPr>
-              <w:t>:</w:t>
+              <w:t>:13318294242</w:t>
             </w:r>
           </w:p>
         </w:tc>
@@ -2885,6 +2601,13 @@
                 <w:sz w:val="24"/>
               </w:rPr>
             </w:pPr>
+            <w:r>
+              <w:rPr>
+                <w:rFonts w:hint="eastAsia"/>
+                <w:sz w:val="24"/>
+              </w:rPr>
+              <w:t>2032451308@qq.com</w:t>
+            </w:r>
           </w:p>
         </w:tc>
       </w:tr>
@@ -2962,6 +2685,13 @@
                 <w:sz w:val="24"/>
               </w:rPr>
             </w:pPr>
+            <w:r>
+              <w:rPr>
+                <w:rFonts w:hint="eastAsia"/>
+                <w:sz w:val="24"/>
+              </w:rPr>
+              <w:t>李星辉</w:t>
+            </w:r>
           </w:p>
         </w:tc>
         <w:tc>
@@ -3842,35 +3572,7 @@
                 <w:rFonts w:ascii="仿宋_GB2312" w:hint="eastAsia"/>
                 <w:sz w:val="24"/>
               </w:rPr>
-              <w:t>中国国际大学生创新大赛</w:t>
-            </w:r>
-            <w:r>
-              <w:rPr>
-                <w:rFonts w:ascii="仿宋_GB2312" w:hint="eastAsia"/>
-                <w:sz w:val="24"/>
-              </w:rPr>
-              <w:t>、“</w:t>
-            </w:r>
-            <w:r>
-              <w:rPr>
-                <w:rFonts w:ascii="仿宋_GB2312" w:hint="eastAsia"/>
-                <w:sz w:val="24"/>
-              </w:rPr>
-              <w:t>金种子杯</w:t>
-            </w:r>
-            <w:r>
-              <w:rPr>
-                <w:rFonts w:ascii="仿宋_GB2312" w:hint="eastAsia"/>
-                <w:sz w:val="24"/>
-              </w:rPr>
-              <w:t>”</w:t>
-            </w:r>
-            <w:r>
-              <w:rPr>
-                <w:rFonts w:ascii="仿宋_GB2312" w:hint="eastAsia"/>
-                <w:sz w:val="24"/>
-              </w:rPr>
-              <w:t>大学生创业大赛</w:t>
+              <w:t>中国国际大学生创新大赛、“金种子杯”大学生创业大赛</w:t>
             </w:r>
             <w:r>
               <w:rPr>
@@ -4669,35 +4371,7 @@
                 <w:rFonts w:hint="eastAsia"/>
                 <w:sz w:val="24"/>
               </w:rPr>
-              <w:t>是否有意向入驻</w:t>
-            </w:r>
-            <w:r>
-              <w:rPr>
-                <w:rFonts w:hint="eastAsia"/>
-                <w:sz w:val="24"/>
-              </w:rPr>
-              <w:t>中南大学大学生</w:t>
-            </w:r>
-            <w:r>
-              <w:rPr>
-                <w:rFonts w:hint="eastAsia"/>
-                <w:sz w:val="24"/>
-              </w:rPr>
-              <w:t>创新创业教育</w:t>
-            </w:r>
-            <w:r>
-              <w:rPr>
-                <w:rFonts w:hint="eastAsia"/>
-                <w:sz w:val="24"/>
-              </w:rPr>
-              <w:t>实践</w:t>
-            </w:r>
-            <w:r>
-              <w:rPr>
-                <w:rFonts w:hint="eastAsia"/>
-                <w:sz w:val="24"/>
-              </w:rPr>
-              <w:t>基地（填是或否）</w:t>
+              <w:t>是否有意向入驻中南大学大学生创新创业教育实践基地（填是或否）</w:t>
             </w:r>
           </w:p>
         </w:tc>
@@ -6151,7 +5825,7 @@
           </w:p>
           <w:p>
             <w:pPr>
-              <w:pStyle w:val="ab"/>
+              <w:pStyle w:val="a9"/>
             </w:pPr>
             <w:r>
               <w:t>本项目</w:t>
@@ -6175,7 +5849,7 @@
           </w:p>
           <w:p>
             <w:pPr>
-              <w:pStyle w:val="ab"/>
+              <w:pStyle w:val="a9"/>
             </w:pPr>
             <w:r>
               <w:t>项目将在现有网页原型基础上进一步深化研究与开发，按照“语料整理、知识建库、规则设计、系统实现、效果评测”的总体思路推进。研究内容主要包括</w:t>
@@ -6191,7 +5865,7 @@
           </w:p>
           <w:p>
             <w:pPr>
-              <w:pStyle w:val="ab"/>
+              <w:pStyle w:val="a9"/>
             </w:pPr>
             <w:r>
               <w:t>相较于一般的静态方言词典或简单词条替换工具，本项目更强调面向真实交流场景的双向转换能力和资源持续更新能力。系统计划实现双向文本转换、词库维护与审核、场景</w:t>
@@ -6207,10 +5881,7 @@
           </w:p>
           <w:p>
             <w:pPr>
-              <w:pStyle w:val="ab"/>
-              <w:rPr>
-                <w:rFonts w:hint="eastAsia"/>
-              </w:rPr>
+              <w:pStyle w:val="a9"/>
             </w:pPr>
             <w:r>
               <w:t>本项目预期形成 Web 原型系统、</w:t>
@@ -6250,21 +5921,12 @@
                 <w:bCs/>
                 <w:sz w:val="24"/>
               </w:rPr>
-              <w:t>研</w:t>
-            </w:r>
-            <w:r>
-              <w:rPr>
-                <w:rFonts w:ascii="宋体" w:hAnsi="宋体" w:hint="eastAsia"/>
-                <w:b/>
-                <w:bCs/>
-                <w:sz w:val="24"/>
-              </w:rPr>
-              <w:t>究目的</w:t>
-            </w:r>
-          </w:p>
-          <w:p>
-            <w:pPr>
-              <w:pStyle w:val="ab"/>
+              <w:t>研究目的</w:t>
+            </w:r>
+          </w:p>
+          <w:p>
+            <w:pPr>
+              <w:pStyle w:val="a9"/>
             </w:pPr>
             <w:r>
               <w:t>本项目的总体目标，是</w:t>
@@ -6275,44 +5937,36 @@
             </w:r>
             <w:proofErr w:type="gramEnd"/>
             <w:r>
-              <w:t>常用湘语口语表达，研究并实现一套普通话与方言双向转换系统，提升地方口语在真实交流场景中的可理解性、可获取性和</w:t>
+              <w:t>常用湘语口语表达，研究并实现一套普通话与方言双向转换系统，提升地方口语在真实交流场景中的可理解性、可获取性和可传播性。项目聚焦校园交流、日常生活和</w:t>
             </w:r>
             <w:proofErr w:type="gramStart"/>
             <w:r>
-              <w:t>可</w:t>
+              <w:t>文旅</w:t>
             </w:r>
             <w:proofErr w:type="gramEnd"/>
             <w:r>
-              <w:t>传播性。项目聚焦校园交流、日常生活和</w:t>
+              <w:t>传播等高频应用环境，力求通过数字化手段降低普通话使用者理解湘语口语的门槛，同时增强方言表达在现代信息环境中的呈现能力与应用价值。</w:t>
+            </w:r>
+          </w:p>
+          <w:p>
+            <w:pPr>
+              <w:pStyle w:val="a9"/>
+            </w:pPr>
+            <w:r>
+              <w:t>本项目拟通过建设</w:t>
             </w:r>
             <w:proofErr w:type="gramStart"/>
             <w:r>
-              <w:t>文旅</w:t>
+              <w:t>长株潭常用湘</w:t>
             </w:r>
             <w:proofErr w:type="gramEnd"/>
             <w:r>
-              <w:t>传播等高频应用环境，力求通过数字化手段降低普通话使用者理解湘语口语的门槛，同时增强方言表达在现代信息环境中的呈现能力与应用价值。</w:t>
-            </w:r>
-          </w:p>
-          <w:p>
-            <w:pPr>
-              <w:pStyle w:val="ab"/>
-            </w:pPr>
-            <w:r>
-              <w:t>本项目拟通过建设</w:t>
-            </w:r>
-            <w:proofErr w:type="gramStart"/>
-            <w:r>
-              <w:t>长株潭常用湘</w:t>
-            </w:r>
-            <w:proofErr w:type="gramEnd"/>
-            <w:r>
               <w:t>语词句知识库，系统整理高频词汇、短语、常见句式及场景表达，为普通话与方言之间的双向转换提供稳定的数据基础。相较于零散的词条积累或简单的静态展示，本项目更强调语料的场景化组织、可持续补充与可维护更新，使知识资源不仅能够支撑当前系统开发，也能够为后续扩展与优化提供基础条件。</w:t>
             </w:r>
           </w:p>
           <w:p>
             <w:pPr>
-              <w:pStyle w:val="ab"/>
+              <w:pStyle w:val="a9"/>
             </w:pPr>
             <w:r>
               <w:t>在方法层面，项目旨在研究普通话与湘语口语之间在词汇表达、句式结构和语用习惯上的对应关系，探索兼具可解释性与可实现性的转换机制。通过引入词典匹配、句式规则、拼音近似纠错和候选结果输出等方法，提高系统对模糊输入、同</w:t>
@@ -6324,10 +5978,7 @@
           </w:p>
           <w:p>
             <w:pPr>
-              <w:pStyle w:val="ab"/>
-              <w:rPr>
-                <w:rFonts w:hint="eastAsia"/>
-              </w:rPr>
+              <w:pStyle w:val="a9"/>
             </w:pPr>
             <w:r>
               <w:t>在成果目标上，项目希望形成一套较为完整的大学生创新训练项目成果体系，包括可演示的 Web 原型系统、基础语料资源、项目研究报告以及竞赛展示材料等。通过项目实施，不仅验证普通话与湘语口语双向转换的可行性与应用前景，也为湖南地方方言数字化保护、智能语言服务实践和后续相关研究提供一个可落地、可推广的项目样本。</w:t>
@@ -6359,16 +6010,7 @@
                 <w:bCs/>
                 <w:sz w:val="24"/>
               </w:rPr>
-              <w:t>研</w:t>
-            </w:r>
-            <w:r>
-              <w:rPr>
-                <w:rFonts w:ascii="宋体" w:hAnsi="宋体" w:hint="eastAsia"/>
-                <w:b/>
-                <w:bCs/>
-                <w:sz w:val="24"/>
-              </w:rPr>
-              <w:t>究内容</w:t>
+              <w:t>研究内容</w:t>
             </w:r>
           </w:p>
           <w:p>
@@ -6543,7 +6185,7 @@
               <w:spacing w:before="100" w:beforeAutospacing="1" w:after="100" w:afterAutospacing="1"/>
               <w:jc w:val="left"/>
               <w:rPr>
-                <w:rFonts w:ascii="宋体" w:hAnsi="宋体" w:cs="宋体" w:hint="eastAsia"/>
+                <w:rFonts w:ascii="宋体" w:hAnsi="宋体" w:cs="宋体"/>
                 <w:kern w:val="0"/>
                 <w:sz w:val="24"/>
                 <w:szCs w:val="24"/>
@@ -6607,7 +6249,7 @@
                 <w:sz w:val="24"/>
                 <w:szCs w:val="24"/>
               </w:rPr>
-              <w:t>从国内外研究现状来看，智能语言处理技术近年来发展迅速，普通话及主流语言的机器翻译、语音识别、文本生成和对话系统已经形成较为成熟的技术体系，自然语言处理也正逐步由通用任务向细分场景和垂直语种延伸。在这一背景下，方言处理作为语言智能的重要分支，开始受到语言学、计算机科学和人工智能等多个领域的共同关注。尤其是在大模型、语音技术和知识增强方法不断发展的推动</w:t>
+              <w:t>从国内外研究现状来看，智能语言处理技术近年来发展迅速，普通话及主流语言的机器翻译、语音识别、文本生成和对话系统已经形成较为成熟的技术体系，自然语言处理也正逐步由通用任务向细分场景和垂直语种延伸。在这一背景下，方言处理作为语言智能的重要分支，开始受到语言学、计算机科学和人工智能等多</w:t>
             </w:r>
             <w:r>
               <w:rPr>
@@ -6617,7 +6259,7 @@
                 <w:szCs w:val="24"/>
               </w:rPr>
               <w:lastRenderedPageBreak/>
-              <w:t>下，方言资源数字化、方言识别与转换、方言保护与传播等方向呈现出持续升温的发展趋势。</w:t>
+              <w:t>个领域的共同关注。尤其是在大模型、语音技术和知识增强方法不断发展的推动下，方言资源数字化、方言识别与转换、方言保护与传播等方向呈现出持续升温的发展趋势。</w:t>
             </w:r>
           </w:p>
           <w:p>
@@ -6690,7 +6332,7 @@
               <w:spacing w:before="100" w:beforeAutospacing="1" w:after="100" w:afterAutospacing="1"/>
               <w:jc w:val="left"/>
               <w:rPr>
-                <w:rFonts w:ascii="宋体" w:hAnsi="宋体" w:cs="宋体" w:hint="eastAsia"/>
+                <w:rFonts w:ascii="宋体" w:hAnsi="宋体" w:cs="宋体"/>
                 <w:kern w:val="0"/>
                 <w:sz w:val="24"/>
                 <w:szCs w:val="24"/>
@@ -6878,17 +6520,8 @@
                 <w:sz w:val="24"/>
                 <w:szCs w:val="24"/>
               </w:rPr>
-              <w:t>本项目的第三项创新点，在于构建可持续扩展的方言知识库及审核维护机制。项</w:t>
-            </w:r>
-            <w:r>
-              <w:rPr>
-                <w:rFonts w:ascii="宋体" w:hAnsi="宋体" w:cs="宋体"/>
-                <w:kern w:val="0"/>
-                <w:sz w:val="24"/>
-                <w:szCs w:val="24"/>
-              </w:rPr>
               <w:lastRenderedPageBreak/>
-              <w:t>目不仅关注“转换结果能否输出”，还重视系统背后资源如何持续积累、修正和更新。通过建立词条来源标注、场景标签分类、审核状态管理和词库动态更新流程，系统可以逐步吸收新的词汇、句式和表达习惯，形成从语料整理到系统输出再到人工修正的闭环。这使项目不再停留于一次性的演示程序，而更接近一个能够不断完善的地方方言数字资源平台。</w:t>
+              <w:t>本项目的第三项创新点，在于构建可持续扩展的方言知识库及审核维护机制。项目不仅关注“转换结果能否输出”，还重视系统背后资源如何持续积累、修正和更新。通过建立词条来源标注、场景标签分类、审核状态管理和词库动态更新流程，系统可以逐步吸收新的词汇、句式和表达习惯，形成从语料整理到系统输出再到人工修正的闭环。这使项目不再停留于一次性的演示程序，而更接近一个能够不断完善的地方方言数字资源平台。</w:t>
             </w:r>
           </w:p>
           <w:p>
@@ -6897,7 +6530,7 @@
               <w:spacing w:before="100" w:beforeAutospacing="1" w:after="100" w:afterAutospacing="1"/>
               <w:jc w:val="left"/>
               <w:rPr>
-                <w:rFonts w:ascii="宋体" w:hAnsi="宋体" w:cs="宋体" w:hint="eastAsia"/>
+                <w:rFonts w:ascii="宋体" w:hAnsi="宋体" w:cs="宋体"/>
                 <w:kern w:val="0"/>
                 <w:sz w:val="24"/>
                 <w:szCs w:val="24"/>
@@ -7147,7 +6780,7 @@
                 <w:sz w:val="24"/>
                 <w:szCs w:val="24"/>
               </w:rPr>
-              <w:t>套包含高频词汇、常用短语、典型句式和场景标签的基础语料与知识库；完成项目研究报告、系统说明文档和阶段性测试评估材料；在此基础上，形成可用于大学生创新训练计划结题、学科竞赛展示和</w:t>
+              <w:t>套包含高频词汇、常用短语、典型句式和场景标签的基础语料与知识库；完成项目研究报告、系统说明文档和阶段性测</w:t>
             </w:r>
             <w:r>
               <w:rPr>
@@ -7157,7 +6790,7 @@
                 <w:szCs w:val="24"/>
               </w:rPr>
               <w:lastRenderedPageBreak/>
-              <w:t>后续项目申报的成果基础。通过本项目的实施，预期能够初步</w:t>
+              <w:t>试评估材料；在此基础上，形成可用于大学生创新训练计划结题、学科竞赛展示和后续项目申报的成果基础。通过本项目的实施，预期能够初步</w:t>
             </w:r>
             <w:proofErr w:type="gramStart"/>
             <w:r>
@@ -7206,16 +6839,7 @@
                 <w:bCs/>
                 <w:sz w:val="24"/>
               </w:rPr>
-              <w:t>项</w:t>
-            </w:r>
-            <w:r>
-              <w:rPr>
-                <w:rFonts w:ascii="宋体" w:hAnsi="宋体" w:hint="eastAsia"/>
-                <w:b/>
-                <w:bCs/>
-                <w:sz w:val="24"/>
-              </w:rPr>
-              <w:t>目研究进度安排</w:t>
+              <w:t>项目研究进度安排</w:t>
             </w:r>
           </w:p>
           <w:p>
@@ -7309,7 +6933,7 @@
                 <w:sz w:val="24"/>
                 <w:szCs w:val="24"/>
               </w:rPr>
-              <w:t>整理长株</w:t>
+              <w:t>整理长</w:t>
             </w:r>
             <w:proofErr w:type="gramEnd"/>
             <w:r>
@@ -7319,7 +6943,7 @@
                 <w:sz w:val="24"/>
                 <w:szCs w:val="24"/>
               </w:rPr>
-              <w:t>潭常用湘语口语中的高频词汇、短语和句式，初步构建普通话与方言对应语料，为后续系统开发做好基础准备。</w:t>
+              <w:t>株潭常用湘语口语中的高频词汇、短语和句式，初步构建普通话与方言对应语料，为后续系统开发做好基础准备。</w:t>
             </w:r>
           </w:p>
           <w:p>
@@ -7350,7 +6974,7 @@
               <w:spacing w:before="100" w:beforeAutospacing="1" w:after="100" w:afterAutospacing="1"/>
               <w:jc w:val="left"/>
               <w:rPr>
-                <w:rFonts w:ascii="宋体" w:hAnsi="宋体" w:cs="宋体" w:hint="eastAsia"/>
+                <w:rFonts w:ascii="宋体" w:hAnsi="宋体" w:cs="宋体"/>
                 <w:kern w:val="0"/>
                 <w:sz w:val="24"/>
                 <w:szCs w:val="24"/>
@@ -7467,22 +7091,12 @@
               <w:spacing w:before="100" w:beforeAutospacing="1" w:after="100" w:afterAutospacing="1"/>
               <w:jc w:val="left"/>
               <w:rPr>
-                <w:rFonts w:ascii="宋体" w:hAnsi="宋体" w:cs="宋体" w:hint="eastAsia"/>
-                <w:kern w:val="0"/>
-                <w:sz w:val="24"/>
-                <w:szCs w:val="24"/>
-              </w:rPr>
-            </w:pPr>
-            <w:r>
-              <w:rPr>
                 <w:rFonts w:ascii="宋体" w:hAnsi="宋体" w:cs="宋体"/>
                 <w:kern w:val="0"/>
                 <w:sz w:val="24"/>
                 <w:szCs w:val="24"/>
               </w:rPr>
-              <w:t>在前期准备过程中，项目成员已</w:t>
-            </w:r>
-            <w:proofErr w:type="gramStart"/>
+            </w:pPr>
             <w:r>
               <w:rPr>
                 <w:rFonts w:ascii="宋体" w:hAnsi="宋体" w:cs="宋体"/>
@@ -7490,9 +7104,9 @@
                 <w:sz w:val="24"/>
                 <w:szCs w:val="24"/>
               </w:rPr>
-              <w:t>对长株潭</w:t>
-            </w:r>
-            <w:proofErr w:type="gramEnd"/>
+              <w:t>在前期准备过程中，项目成员已</w:t>
+            </w:r>
+            <w:proofErr w:type="gramStart"/>
             <w:r>
               <w:rPr>
                 <w:rFonts w:ascii="宋体" w:hAnsi="宋体" w:cs="宋体"/>
@@ -7500,9 +7114,9 @@
                 <w:sz w:val="24"/>
                 <w:szCs w:val="24"/>
               </w:rPr>
-              <w:t>常用湘语口语中的部分高频词汇、短语和表达方式进行了初步整理，并开始尝试建立普通话与方言之间的对应关系。这些前期积累虽然仍需进一步补充和规范，但已经为后续构建结构化语料资源、开展场景</w:t>
-            </w:r>
-            <w:proofErr w:type="gramStart"/>
+              <w:t>对长株潭</w:t>
+            </w:r>
+            <w:proofErr w:type="gramEnd"/>
             <w:r>
               <w:rPr>
                 <w:rFonts w:ascii="宋体" w:hAnsi="宋体" w:cs="宋体"/>
@@ -7510,9 +7124,8 @@
                 <w:sz w:val="24"/>
                 <w:szCs w:val="24"/>
               </w:rPr>
-              <w:t>化表达</w:t>
-            </w:r>
-            <w:proofErr w:type="gramEnd"/>
+              <w:t>常用湘语口语中的部分高频词汇、短语和表达方式进行了初步整理，并开始尝试建立普通话与方言之间的对应关系。这些前期积累虽然仍需进一步补充和规范，但已经为后续构建结构化语料资源、开</w:t>
+            </w:r>
             <w:r>
               <w:rPr>
                 <w:rFonts w:ascii="宋体" w:hAnsi="宋体" w:cs="宋体"/>
@@ -7520,8 +7133,10 @@
                 <w:sz w:val="24"/>
                 <w:szCs w:val="24"/>
               </w:rPr>
-              <w:t>整理和设计双向转换规则打下了基础。同时，项目研究内容与指导</w:t>
-            </w:r>
+              <w:lastRenderedPageBreak/>
+              <w:t>展场景</w:t>
+            </w:r>
+            <w:proofErr w:type="gramStart"/>
             <w:r>
               <w:rPr>
                 <w:rFonts w:ascii="宋体" w:hAnsi="宋体" w:cs="宋体"/>
@@ -7529,8 +7144,17 @@
                 <w:sz w:val="24"/>
                 <w:szCs w:val="24"/>
               </w:rPr>
-              <w:lastRenderedPageBreak/>
-              <w:t>教师所在学科方向具有较强契合性，能够在语言学、文字整理、表达规范和研究思路等方面获得较为直接的指导支持。</w:t>
+              <w:t>化表达</w:t>
+            </w:r>
+            <w:proofErr w:type="gramEnd"/>
+            <w:r>
+              <w:rPr>
+                <w:rFonts w:ascii="宋体" w:hAnsi="宋体" w:cs="宋体"/>
+                <w:kern w:val="0"/>
+                <w:sz w:val="24"/>
+                <w:szCs w:val="24"/>
+              </w:rPr>
+              <w:t>整理和设计双向转换规则打下了基础。同时，项目研究内容与指导教师所在学科方向具有较强契合性，能够在语言学、文字整理、表达规范和研究思路等方面获得较为直接的指导支持。</w:t>
             </w:r>
           </w:p>
           <w:p>
@@ -7585,7 +7209,7 @@
               <w:spacing w:before="100" w:beforeAutospacing="1" w:after="100" w:afterAutospacing="1"/>
               <w:jc w:val="left"/>
               <w:rPr>
-                <w:rFonts w:ascii="宋体" w:hAnsi="宋体" w:cs="宋体" w:hint="eastAsia"/>
+                <w:rFonts w:ascii="宋体" w:hAnsi="宋体" w:cs="宋体"/>
                 <w:kern w:val="0"/>
                 <w:sz w:val="24"/>
                 <w:szCs w:val="24"/>
@@ -7671,8 +7295,6 @@
         <w:lastRenderedPageBreak/>
         <w:t>经费预算</w:t>
       </w:r>
-      <w:bookmarkStart w:id="0" w:name="_GoBack"/>
-      <w:bookmarkEnd w:id="0"/>
     </w:p>
     <w:tbl>
       <w:tblPr>
@@ -9304,14 +8926,70 @@
                 <w:rFonts w:hint="eastAsia"/>
                 <w:bCs/>
               </w:rPr>
-              <w:t>名项目成员签字、指导教师审查签字，学院经费管理人员登记经费使用情况、学院教学副院长审核签字。按照学校通知要求使用经费，逾期未</w:t>
-            </w:r>
-            <w:r>
-              <w:rPr>
-                <w:rFonts w:hint="eastAsia"/>
+              <w:t>名项目成员签字、指导教师审查签字，学院经费管理人员登记经费使用情况、学院教学副院长审核签字。按照学校通知要求使用经费，逾期未使用的经费，学校将收回另行统筹安排。</w:t>
+            </w:r>
+          </w:p>
+          <w:p>
+            <w:pPr>
+              <w:ind w:firstLineChars="200" w:firstLine="420"/>
+              <w:rPr>
                 <w:bCs/>
               </w:rPr>
-              <w:t>使用的经费，学校将收回另行统筹安排。</w:t>
+            </w:pPr>
+            <w:r>
+              <w:rPr>
+                <w:bCs/>
+              </w:rPr>
+              <w:t>3.</w:t>
+            </w:r>
+            <w:r>
+              <w:rPr>
+                <w:rFonts w:hint="eastAsia"/>
+                <w:bCs/>
+              </w:rPr>
+              <w:t>保证项目按计划进行、取得预期成果；积极参加创新创业大赛、勇于实践。项目研究成果如论文、调研报告等应进行标注，标注内容为“中南大学</w:t>
+            </w:r>
+            <w:r>
+              <w:rPr>
+                <w:rFonts w:hint="eastAsia"/>
+                <w:bCs/>
+              </w:rPr>
+              <w:t>XX</w:t>
+            </w:r>
+            <w:r>
+              <w:rPr>
+                <w:rFonts w:hint="eastAsia"/>
+                <w:bCs/>
+              </w:rPr>
+              <w:t>级大学生创新创业资助项目（项目编号：</w:t>
+            </w:r>
+            <w:r>
+              <w:rPr>
+                <w:rFonts w:hint="eastAsia"/>
+                <w:bCs/>
+              </w:rPr>
+              <w:t>XXX</w:t>
+            </w:r>
+            <w:r>
+              <w:rPr>
+                <w:rFonts w:hint="eastAsia"/>
+                <w:bCs/>
+              </w:rPr>
+              <w:t>，项目类型：</w:t>
+            </w:r>
+            <w:r>
+              <w:rPr>
+                <w:rFonts w:hint="eastAsia"/>
+                <w:bCs/>
+              </w:rPr>
+              <w:t>XXX</w:t>
+            </w:r>
+            <w:r>
+              <w:rPr>
+                <w:rFonts w:hint="eastAsia"/>
+                <w:bCs/>
+              </w:rPr>
+              <w:t>）”。</w:t>
             </w:r>
           </w:p>
           <w:p>
@@ -9323,58 +9001,73 @@
             </w:pPr>
             <w:r>
               <w:rPr>
+                <w:rFonts w:hint="eastAsia"/>
                 <w:bCs/>
               </w:rPr>
-              <w:t>3.</w:t>
+              <w:t>4.</w:t>
             </w:r>
             <w:r>
               <w:rPr>
                 <w:rFonts w:hint="eastAsia"/>
                 <w:bCs/>
               </w:rPr>
-              <w:t>保证项目按计划进行、取得预期成果；积极参加创新创业大赛、勇于实践。项目研究成果如论文、调研报告等应进行标注，标注内容为“中南大学</w:t>
+              <w:t>学校将分别在</w:t>
             </w:r>
             <w:r>
               <w:rPr>
                 <w:rFonts w:hint="eastAsia"/>
                 <w:bCs/>
               </w:rPr>
-              <w:t>XX</w:t>
+              <w:t>2026</w:t>
             </w:r>
             <w:r>
               <w:rPr>
                 <w:rFonts w:hint="eastAsia"/>
                 <w:bCs/>
               </w:rPr>
-              <w:t>级大学生创新创业资助项目（项目编号：</w:t>
+              <w:t>年</w:t>
             </w:r>
             <w:r>
               <w:rPr>
                 <w:rFonts w:hint="eastAsia"/>
                 <w:bCs/>
               </w:rPr>
-              <w:t>XXX</w:t>
+              <w:t>12</w:t>
             </w:r>
             <w:r>
               <w:rPr>
                 <w:rFonts w:hint="eastAsia"/>
                 <w:bCs/>
               </w:rPr>
-              <w:t>，项目类型：</w:t>
+              <w:t>月和</w:t>
             </w:r>
             <w:r>
               <w:rPr>
                 <w:rFonts w:hint="eastAsia"/>
                 <w:bCs/>
               </w:rPr>
-              <w:t>XXX</w:t>
+              <w:t>2027</w:t>
             </w:r>
             <w:r>
               <w:rPr>
                 <w:rFonts w:hint="eastAsia"/>
                 <w:bCs/>
               </w:rPr>
-              <w:t>）”。</w:t>
+              <w:t>年</w:t>
+            </w:r>
+            <w:r>
+              <w:rPr>
+                <w:rFonts w:hint="eastAsia"/>
+                <w:bCs/>
+              </w:rPr>
+              <w:t>3</w:t>
+            </w:r>
+            <w:r>
+              <w:rPr>
+                <w:rFonts w:hint="eastAsia"/>
+                <w:bCs/>
+              </w:rPr>
+              <w:t>月进行项目中期检查和结题验收。如有特殊原因，项目团队可申请项目延期，但延期期限不超过项目负责人本科毕业之日（以当年毕业证签发之日为准），逾期未结题视为自动终止项目。</w:t>
             </w:r>
           </w:p>
           <w:p>
@@ -9389,34 +9082,81 @@
                 <w:rFonts w:hint="eastAsia"/>
                 <w:bCs/>
               </w:rPr>
-              <w:t>4.</w:t>
+              <w:t>5.</w:t>
             </w:r>
             <w:r>
               <w:rPr>
                 <w:rFonts w:hint="eastAsia"/>
                 <w:bCs/>
               </w:rPr>
-              <w:t>学校将分别在</w:t>
-            </w:r>
-            <w:r>
-              <w:rPr>
-                <w:rFonts w:hint="eastAsia"/>
+              <w:t>项目实施过程中，如因弄虚作假、管理不善、无故放弃项目造成经费使用不当、国家财产损失等现象，学校将视情节轻重收回部分或全部资助经费，情节严重的给予当事人及相关负责人纪律处分。</w:t>
+            </w:r>
+          </w:p>
+          <w:p>
+            <w:pPr>
+              <w:ind w:firstLineChars="200" w:firstLine="420"/>
+              <w:rPr>
                 <w:bCs/>
               </w:rPr>
-              <w:t>202</w:t>
-            </w:r>
+            </w:pPr>
             <w:r>
               <w:rPr>
                 <w:rFonts w:hint="eastAsia"/>
                 <w:bCs/>
               </w:rPr>
-              <w:t>6</w:t>
-            </w:r>
+              <w:t>以上内容本人已认真阅读，</w:t>
+            </w:r>
+            <w:proofErr w:type="gramStart"/>
             <w:r>
               <w:rPr>
                 <w:rFonts w:hint="eastAsia"/>
                 <w:bCs/>
               </w:rPr>
+              <w:t>若项目</w:t>
+            </w:r>
+            <w:proofErr w:type="gramEnd"/>
+            <w:r>
+              <w:rPr>
+                <w:rFonts w:hint="eastAsia"/>
+                <w:bCs/>
+              </w:rPr>
+              <w:t>获得立项，本人承诺严格遵照执行。</w:t>
+            </w:r>
+          </w:p>
+          <w:p>
+            <w:pPr>
+              <w:ind w:firstLineChars="1200" w:firstLine="2520"/>
+              <w:rPr>
+                <w:bCs/>
+              </w:rPr>
+            </w:pPr>
+            <w:r>
+              <w:rPr>
+                <w:rFonts w:hint="eastAsia"/>
+                <w:bCs/>
+              </w:rPr>
+              <w:t>项目负责人签名：</w:t>
+            </w:r>
+            <w:r>
+              <w:rPr>
+                <w:rFonts w:hint="eastAsia"/>
+                <w:bCs/>
+              </w:rPr>
+              <w:t xml:space="preserve">                   </w:t>
+            </w:r>
+          </w:p>
+          <w:p>
+            <w:pPr>
+              <w:ind w:firstLineChars="2950" w:firstLine="6195"/>
+              <w:rPr>
+                <w:bCs/>
+              </w:rPr>
+            </w:pPr>
+            <w:r>
+              <w:rPr>
+                <w:rFonts w:hint="eastAsia"/>
+                <w:bCs/>
+              </w:rPr>
               <w:t>年</w:t>
             </w:r>
             <w:r>
@@ -9424,153 +9164,7 @@
                 <w:rFonts w:hint="eastAsia"/>
                 <w:bCs/>
               </w:rPr>
-              <w:t>12</w:t>
-            </w:r>
-            <w:r>
-              <w:rPr>
-                <w:rFonts w:hint="eastAsia"/>
-                <w:bCs/>
-              </w:rPr>
-              <w:t>月和</w:t>
-            </w:r>
-            <w:r>
-              <w:rPr>
-                <w:rFonts w:hint="eastAsia"/>
-                <w:bCs/>
-              </w:rPr>
-              <w:t>202</w:t>
-            </w:r>
-            <w:r>
-              <w:rPr>
-                <w:rFonts w:hint="eastAsia"/>
-                <w:bCs/>
-              </w:rPr>
-              <w:t>7</w:t>
-            </w:r>
-            <w:r>
-              <w:rPr>
-                <w:rFonts w:hint="eastAsia"/>
-                <w:bCs/>
-              </w:rPr>
-              <w:t>年</w:t>
-            </w:r>
-            <w:r>
-              <w:rPr>
-                <w:rFonts w:hint="eastAsia"/>
-                <w:bCs/>
-              </w:rPr>
-              <w:t>3</w:t>
-            </w:r>
-            <w:r>
-              <w:rPr>
-                <w:rFonts w:hint="eastAsia"/>
-                <w:bCs/>
-              </w:rPr>
-              <w:t>月进行项目中期检查和结题验收。如有特殊原因，项目团队可申请项目延期，但延期期限不超过项目负责人本科毕业之日（以当年毕业证签发之日为准），逾期未结题视为自动终止项目。</w:t>
-            </w:r>
-          </w:p>
-          <w:p>
-            <w:pPr>
-              <w:ind w:firstLineChars="200" w:firstLine="420"/>
-              <w:rPr>
-                <w:bCs/>
-              </w:rPr>
-            </w:pPr>
-            <w:r>
-              <w:rPr>
-                <w:rFonts w:hint="eastAsia"/>
-                <w:bCs/>
-              </w:rPr>
-              <w:t>5.</w:t>
-            </w:r>
-            <w:r>
-              <w:rPr>
-                <w:rFonts w:hint="eastAsia"/>
-                <w:bCs/>
-              </w:rPr>
-              <w:t>项目实施过程中，如因弄虚作假、管理不善、无故放弃项目造成经费使用不当、国家财产损失等现象，学校将视情节轻重收回部分或全部资助经费，情节严重的给予当事人及相关负责人纪律处分。</w:t>
-            </w:r>
-          </w:p>
-          <w:p>
-            <w:pPr>
-              <w:ind w:firstLineChars="200" w:firstLine="420"/>
-              <w:rPr>
-                <w:bCs/>
-              </w:rPr>
-            </w:pPr>
-            <w:r>
-              <w:rPr>
-                <w:rFonts w:hint="eastAsia"/>
-                <w:bCs/>
-              </w:rPr>
-              <w:t>以上内容本人已认真阅读，</w:t>
-            </w:r>
-            <w:proofErr w:type="gramStart"/>
-            <w:r>
-              <w:rPr>
-                <w:rFonts w:hint="eastAsia"/>
-                <w:bCs/>
-              </w:rPr>
-              <w:t>若项目</w:t>
-            </w:r>
-            <w:proofErr w:type="gramEnd"/>
-            <w:r>
-              <w:rPr>
-                <w:rFonts w:hint="eastAsia"/>
-                <w:bCs/>
-              </w:rPr>
-              <w:t>获得立项，本人承诺严格遵照执行。</w:t>
-            </w:r>
-          </w:p>
-          <w:p>
-            <w:pPr>
-              <w:ind w:firstLineChars="1200" w:firstLine="2520"/>
-              <w:rPr>
-                <w:bCs/>
-              </w:rPr>
-            </w:pPr>
-            <w:r>
-              <w:rPr>
-                <w:rFonts w:hint="eastAsia"/>
-                <w:bCs/>
-              </w:rPr>
-              <w:t>项目负责人签名：</w:t>
-            </w:r>
-            <w:r>
-              <w:rPr>
-                <w:rFonts w:hint="eastAsia"/>
-                <w:bCs/>
-              </w:rPr>
-              <w:t xml:space="preserve">                   </w:t>
-            </w:r>
-          </w:p>
-          <w:p>
-            <w:pPr>
-              <w:ind w:firstLineChars="2950" w:firstLine="6195"/>
-              <w:rPr>
-                <w:bCs/>
-              </w:rPr>
-            </w:pPr>
-            <w:r>
-              <w:rPr>
-                <w:rFonts w:hint="eastAsia"/>
-                <w:bCs/>
-              </w:rPr>
-              <w:t>年</w:t>
-            </w:r>
-            <w:r>
-              <w:rPr>
-                <w:rFonts w:hint="eastAsia"/>
-                <w:bCs/>
-              </w:rPr>
-              <w:t xml:space="preserve">   </w:t>
-            </w:r>
-            <w:r>
-              <w:rPr>
-                <w:rFonts w:hint="eastAsia"/>
-                <w:bCs/>
-              </w:rPr>
-              <w:t xml:space="preserve"> </w:t>
+              <w:t xml:space="preserve">    </w:t>
             </w:r>
             <w:r>
               <w:rPr>
@@ -9762,47 +9356,7 @@
                 <w:b/>
                 <w:sz w:val="24"/>
               </w:rPr>
-              <w:t>年</w:t>
-            </w:r>
-            <w:r>
-              <w:rPr>
-                <w:rFonts w:ascii="仿宋_GB2312" w:eastAsia="仿宋_GB2312" w:hint="eastAsia"/>
-                <w:b/>
-                <w:sz w:val="24"/>
-              </w:rPr>
-              <w:t xml:space="preserve">  </w:t>
-            </w:r>
-            <w:r>
-              <w:rPr>
-                <w:rFonts w:ascii="仿宋_GB2312" w:eastAsia="仿宋_GB2312" w:hint="eastAsia"/>
-                <w:b/>
-                <w:sz w:val="24"/>
-              </w:rPr>
-              <w:t xml:space="preserve"> </w:t>
-            </w:r>
-            <w:r>
-              <w:rPr>
-                <w:rFonts w:ascii="仿宋_GB2312" w:eastAsia="仿宋_GB2312" w:hint="eastAsia"/>
-                <w:b/>
-                <w:sz w:val="24"/>
-              </w:rPr>
-              <w:t>月</w:t>
-            </w:r>
-            <w:r>
-              <w:rPr>
-                <w:rFonts w:ascii="仿宋_GB2312" w:eastAsia="仿宋_GB2312" w:hint="eastAsia"/>
-                <w:b/>
-                <w:sz w:val="24"/>
-              </w:rPr>
-              <w:t xml:space="preserve">   </w:t>
-            </w:r>
-            <w:r>
-              <w:rPr>
-                <w:rFonts w:ascii="仿宋_GB2312" w:eastAsia="仿宋_GB2312" w:hint="eastAsia"/>
-                <w:b/>
-                <w:sz w:val="24"/>
-              </w:rPr>
-              <w:t>日</w:t>
+              <w:t>年   月   日</w:t>
             </w:r>
           </w:p>
         </w:tc>
@@ -9832,15 +9386,7 @@
           <w:bCs/>
           <w:sz w:val="28"/>
         </w:rPr>
-        <w:t>学院</w:t>
-      </w:r>
-      <w:r>
-        <w:rPr>
-          <w:rFonts w:eastAsia="黑体" w:hint="eastAsia"/>
-          <w:bCs/>
-          <w:sz w:val="28"/>
-        </w:rPr>
-        <w:t>大学生创新训练计划专家组意见</w:t>
+        <w:t>学院大学生创新训练计划专家组意见</w:t>
       </w:r>
       <w:r>
         <w:rPr>
@@ -9967,47 +9513,7 @@
                 <w:b/>
                 <w:sz w:val="24"/>
               </w:rPr>
-              <w:t>年</w:t>
-            </w:r>
-            <w:r>
-              <w:rPr>
-                <w:rFonts w:ascii="仿宋_GB2312" w:eastAsia="仿宋_GB2312" w:hint="eastAsia"/>
-                <w:b/>
-                <w:sz w:val="24"/>
-              </w:rPr>
-              <w:t xml:space="preserve">  </w:t>
-            </w:r>
-            <w:r>
-              <w:rPr>
-                <w:rFonts w:ascii="仿宋_GB2312" w:eastAsia="仿宋_GB2312" w:hint="eastAsia"/>
-                <w:b/>
-                <w:sz w:val="24"/>
-              </w:rPr>
-              <w:t xml:space="preserve"> </w:t>
-            </w:r>
-            <w:r>
-              <w:rPr>
-                <w:rFonts w:ascii="仿宋_GB2312" w:eastAsia="仿宋_GB2312" w:hint="eastAsia"/>
-                <w:b/>
-                <w:sz w:val="24"/>
-              </w:rPr>
-              <w:t>月</w:t>
-            </w:r>
-            <w:r>
-              <w:rPr>
-                <w:rFonts w:ascii="仿宋_GB2312" w:eastAsia="仿宋_GB2312" w:hint="eastAsia"/>
-                <w:b/>
-                <w:sz w:val="24"/>
-              </w:rPr>
-              <w:t xml:space="preserve">   </w:t>
-            </w:r>
-            <w:r>
-              <w:rPr>
-                <w:rFonts w:ascii="仿宋_GB2312" w:eastAsia="仿宋_GB2312" w:hint="eastAsia"/>
-                <w:b/>
-                <w:sz w:val="24"/>
-              </w:rPr>
-              <w:t>日</w:t>
+              <w:t>年   月   日</w:t>
             </w:r>
           </w:p>
         </w:tc>
@@ -10176,47 +9682,7 @@
                 <w:b/>
                 <w:sz w:val="24"/>
               </w:rPr>
-              <w:t>年</w:t>
-            </w:r>
-            <w:r>
-              <w:rPr>
-                <w:rFonts w:ascii="仿宋_GB2312" w:eastAsia="仿宋_GB2312" w:hint="eastAsia"/>
-                <w:b/>
-                <w:sz w:val="24"/>
-              </w:rPr>
-              <w:t xml:space="preserve">  </w:t>
-            </w:r>
-            <w:r>
-              <w:rPr>
-                <w:rFonts w:ascii="仿宋_GB2312" w:eastAsia="仿宋_GB2312" w:hint="eastAsia"/>
-                <w:b/>
-                <w:sz w:val="24"/>
-              </w:rPr>
-              <w:t xml:space="preserve"> </w:t>
-            </w:r>
-            <w:r>
-              <w:rPr>
-                <w:rFonts w:ascii="仿宋_GB2312" w:eastAsia="仿宋_GB2312" w:hint="eastAsia"/>
-                <w:b/>
-                <w:sz w:val="24"/>
-              </w:rPr>
-              <w:t>月</w:t>
-            </w:r>
-            <w:r>
-              <w:rPr>
-                <w:rFonts w:ascii="仿宋_GB2312" w:eastAsia="仿宋_GB2312" w:hint="eastAsia"/>
-                <w:b/>
-                <w:sz w:val="24"/>
-              </w:rPr>
-              <w:t xml:space="preserve">   </w:t>
-            </w:r>
-            <w:r>
-              <w:rPr>
-                <w:rFonts w:ascii="仿宋_GB2312" w:eastAsia="仿宋_GB2312" w:hint="eastAsia"/>
-                <w:b/>
-                <w:sz w:val="24"/>
-              </w:rPr>
-              <w:t>日</w:t>
+              <w:t>年   月   日</w:t>
             </w:r>
           </w:p>
         </w:tc>
@@ -10369,47 +9835,7 @@
                 <w:b/>
                 <w:sz w:val="24"/>
               </w:rPr>
-              <w:t>年</w:t>
-            </w:r>
-            <w:r>
-              <w:rPr>
-                <w:rFonts w:ascii="仿宋_GB2312" w:eastAsia="仿宋_GB2312" w:hint="eastAsia"/>
-                <w:b/>
-                <w:sz w:val="24"/>
-              </w:rPr>
-              <w:t xml:space="preserve">  </w:t>
-            </w:r>
-            <w:r>
-              <w:rPr>
-                <w:rFonts w:ascii="仿宋_GB2312" w:eastAsia="仿宋_GB2312" w:hint="eastAsia"/>
-                <w:b/>
-                <w:sz w:val="24"/>
-              </w:rPr>
-              <w:t xml:space="preserve"> </w:t>
-            </w:r>
-            <w:r>
-              <w:rPr>
-                <w:rFonts w:ascii="仿宋_GB2312" w:eastAsia="仿宋_GB2312" w:hint="eastAsia"/>
-                <w:b/>
-                <w:sz w:val="24"/>
-              </w:rPr>
-              <w:t>月</w:t>
-            </w:r>
-            <w:r>
-              <w:rPr>
-                <w:rFonts w:ascii="仿宋_GB2312" w:eastAsia="仿宋_GB2312" w:hint="eastAsia"/>
-                <w:b/>
-                <w:sz w:val="24"/>
-              </w:rPr>
-              <w:t xml:space="preserve">   </w:t>
-            </w:r>
-            <w:r>
-              <w:rPr>
-                <w:rFonts w:ascii="仿宋_GB2312" w:eastAsia="仿宋_GB2312" w:hint="eastAsia"/>
-                <w:b/>
-                <w:sz w:val="24"/>
-              </w:rPr>
-              <w:t>日</w:t>
+              <w:t>年   月   日</w:t>
             </w:r>
           </w:p>
         </w:tc>
@@ -10858,13 +10284,13 @@
     <w:lsdException w:name="footer" w:qFormat="1"/>
     <w:lsdException w:name="caption" w:semiHidden="1" w:unhideWhenUsed="1" w:qFormat="1"/>
     <w:lsdException w:name="Title" w:qFormat="1"/>
-    <w:lsdException w:name="Default Paragraph Font" w:semiHidden="1" w:uiPriority="1" w:unhideWhenUsed="1" w:qFormat="1"/>
+    <w:lsdException w:name="Default Paragraph Font" w:semiHidden="1" w:uiPriority="1" w:unhideWhenUsed="1"/>
     <w:lsdException w:name="Subtitle" w:qFormat="1"/>
     <w:lsdException w:name="Strong" w:qFormat="1"/>
     <w:lsdException w:name="Emphasis" w:qFormat="1"/>
     <w:lsdException w:name="HTML Top of Form" w:semiHidden="1" w:uiPriority="99" w:unhideWhenUsed="1"/>
     <w:lsdException w:name="HTML Bottom of Form" w:semiHidden="1" w:uiPriority="99" w:unhideWhenUsed="1"/>
-    <w:lsdException w:name="Normal (Web)" w:uiPriority="99"/>
+    <w:lsdException w:name="Normal (Web)" w:uiPriority="99" w:unhideWhenUsed="1" w:qFormat="1"/>
     <w:lsdException w:name="Normal Table" w:semiHidden="1" w:uiPriority="99" w:unhideWhenUsed="1" w:qFormat="1"/>
     <w:lsdException w:name="No List" w:semiHidden="1" w:uiPriority="99" w:unhideWhenUsed="1"/>
     <w:lsdException w:name="Outline List 1" w:semiHidden="1" w:uiPriority="99" w:unhideWhenUsed="1"/>
@@ -11214,7 +10640,6 @@
     <w:name w:val="footer"/>
     <w:basedOn w:val="a"/>
     <w:link w:val="a6"/>
-    <w:autoRedefine/>
     <w:qFormat/>
     <w:pPr>
       <w:tabs>
@@ -11250,10 +10675,27 @@
       <w:szCs w:val="18"/>
     </w:rPr>
   </w:style>
-  <w:style w:type="table" w:styleId="a9">
+  <w:style w:type="paragraph" w:styleId="a9">
+    <w:name w:val="Normal (Web)"/>
+    <w:basedOn w:val="a"/>
+    <w:uiPriority w:val="99"/>
+    <w:unhideWhenUsed/>
+    <w:qFormat/>
+    <w:pPr>
+      <w:widowControl/>
+      <w:spacing w:before="100" w:beforeAutospacing="1" w:after="100" w:afterAutospacing="1"/>
+      <w:jc w:val="left"/>
+    </w:pPr>
+    <w:rPr>
+      <w:rFonts w:ascii="宋体" w:hAnsi="宋体" w:cs="宋体"/>
+      <w:kern w:val="0"/>
+      <w:sz w:val="24"/>
+      <w:szCs w:val="24"/>
+    </w:rPr>
+  </w:style>
+  <w:style w:type="table" w:styleId="aa">
     <w:name w:val="Table Grid"/>
     <w:basedOn w:val="a1"/>
-    <w:autoRedefine/>
     <w:qFormat/>
     <w:tblPr>
       <w:tblBorders>
@@ -11269,7 +10711,6 @@
   <w:style w:type="paragraph" w:customStyle="1" w:styleId="1">
     <w:name w:val="列出段落1"/>
     <w:basedOn w:val="a"/>
-    <w:autoRedefine/>
     <w:uiPriority w:val="34"/>
     <w:qFormat/>
     <w:pPr>
@@ -11280,6 +10721,7 @@
     <w:name w:val="页眉 字符"/>
     <w:basedOn w:val="a0"/>
     <w:link w:val="a7"/>
+    <w:qFormat/>
     <w:rPr>
       <w:rFonts w:ascii="Calibri" w:eastAsia="宋体" w:hAnsi="Calibri" w:cs="Times New Roman"/>
       <w:kern w:val="2"/>
@@ -11291,7 +10733,6 @@
     <w:name w:val="页脚 字符"/>
     <w:basedOn w:val="a0"/>
     <w:link w:val="a5"/>
-    <w:autoRedefine/>
     <w:qFormat/>
     <w:rPr>
       <w:rFonts w:ascii="Calibri" w:eastAsia="宋体" w:hAnsi="Calibri" w:cs="Times New Roman"/>
@@ -11300,10 +10741,9 @@
       <w:szCs w:val="18"/>
     </w:rPr>
   </w:style>
-  <w:style w:type="paragraph" w:styleId="aa">
+  <w:style w:type="paragraph" w:styleId="ab">
     <w:name w:val="List Paragraph"/>
     <w:basedOn w:val="a"/>
-    <w:autoRedefine/>
     <w:uiPriority w:val="99"/>
     <w:unhideWhenUsed/>
     <w:qFormat/>
@@ -11315,31 +10755,12 @@
     <w:name w:val="批注框文本 字符"/>
     <w:basedOn w:val="a0"/>
     <w:link w:val="a3"/>
-    <w:autoRedefine/>
     <w:qFormat/>
     <w:rPr>
       <w:rFonts w:ascii="Calibri" w:eastAsia="宋体" w:hAnsi="Calibri" w:cs="Times New Roman"/>
       <w:kern w:val="2"/>
       <w:sz w:val="18"/>
       <w:szCs w:val="18"/>
-    </w:rPr>
-  </w:style>
-  <w:style w:type="paragraph" w:styleId="ab">
-    <w:name w:val="Normal (Web)"/>
-    <w:basedOn w:val="a"/>
-    <w:uiPriority w:val="99"/>
-    <w:unhideWhenUsed/>
-    <w:rsid w:val="00F54063"/>
-    <w:pPr>
-      <w:widowControl/>
-      <w:spacing w:before="100" w:beforeAutospacing="1" w:after="100" w:afterAutospacing="1"/>
-      <w:jc w:val="left"/>
-    </w:pPr>
-    <w:rPr>
-      <w:rFonts w:ascii="宋体" w:hAnsi="宋体" w:cs="宋体"/>
-      <w:kern w:val="0"/>
-      <w:sz w:val="24"/>
-      <w:szCs w:val="24"/>
     </w:rPr>
   </w:style>
 </w:styles>
@@ -11599,4 +11020,20 @@
   <a:objectDefaults/>
   <a:extraClrSchemeLst/>
 </a:theme>
+</file>
+
+<file path=customXml/item1.xml><?xml version="1.0" encoding="utf-8"?>
+<s:customData xmlns="http://www.wps.cn/officeDocument/2013/wpsCustomData" xmlns:s="http://www.wps.cn/officeDocument/2013/wpsCustomData">
+  <customSectProps>
+    <customSectPr/>
+  </customSectProps>
+</s:customData>
+</file>
+
+<file path=customXml/itemProps1.xml><?xml version="1.0" encoding="utf-8"?>
+<ds:datastoreItem xmlns:ds="http://schemas.openxmlformats.org/officeDocument/2006/customXml" ds:itemID="{B1977F7D-205B-4081-913C-38D41E755F92}">
+  <ds:schemaRefs>
+    <ds:schemaRef ds:uri="http://www.wps.cn/officeDocument/2013/wpsCustomData"/>
+  </ds:schemaRefs>
+</ds:datastoreItem>
 </file>
--- a/相关文件/附件1：2026年大学生创新训练项目申请书.docx
+++ b/相关文件/附件1：2026年大学生创新训练项目申请书.docx
@@ -997,15 +997,13 @@
       <w:pPr>
         <w:spacing w:line="500" w:lineRule="exact"/>
         <w:rPr>
-          <w:rFonts w:ascii="黑体" w:eastAsia="黑体" w:hAnsi="宋体" w:hint="eastAsia"/>
+          <w:rFonts w:ascii="黑体" w:eastAsia="黑体" w:hAnsi="宋体"/>
           <w:color w:val="000000"/>
           <w:sz w:val="30"/>
           <w:szCs w:val="30"/>
           <w:u w:val="single"/>
         </w:rPr>
       </w:pPr>
-      <w:bookmarkStart w:id="0" w:name="_GoBack"/>
-      <w:bookmarkEnd w:id="0"/>
     </w:p>
     <w:p>
       <w:pPr>
@@ -5826,6 +5824,9 @@
           <w:p>
             <w:pPr>
               <w:pStyle w:val="a9"/>
+              <w:snapToGrid w:val="0"/>
+              <w:spacing w:before="0" w:beforeAutospacing="0" w:after="0" w:afterAutospacing="0"/>
+              <w:ind w:firstLineChars="200" w:firstLine="480"/>
             </w:pPr>
             <w:r>
               <w:t>本项目</w:t>
@@ -5850,9 +5851,27 @@
           <w:p>
             <w:pPr>
               <w:pStyle w:val="a9"/>
-            </w:pPr>
-            <w:r>
-              <w:t>项目将在现有网页原型基础上进一步深化研究与开发，按照“语料整理、知识建库、规则设计、系统实现、效果评测”的总体思路推进。研究内容主要包括</w:t>
+              <w:snapToGrid w:val="0"/>
+              <w:spacing w:before="0" w:beforeAutospacing="0" w:after="0" w:afterAutospacing="0"/>
+              <w:ind w:firstLineChars="200" w:firstLine="480"/>
+            </w:pPr>
+            <w:r>
+              <w:t>项目将在现有网页原型</w:t>
+            </w:r>
+            <w:r>
+              <w:rPr>
+                <w:rFonts w:hint="eastAsia"/>
+              </w:rPr>
+              <w:t>(</w:t>
+            </w:r>
+            <w:r>
+              <w:t>https://thisshy.github.io/hunan-mandarin-converter/</w:t>
+            </w:r>
+            <w:r>
+              <w:t>)</w:t>
+            </w:r>
+            <w:r>
+              <w:t>基础上进一步深化研究与开发，按照“语料整理、知识建库、规则设计、系统实现、效果评测”的总体思路推进。研究内容主要包括</w:t>
             </w:r>
             <w:proofErr w:type="gramStart"/>
             <w:r>
@@ -5866,6 +5885,9 @@
           <w:p>
             <w:pPr>
               <w:pStyle w:val="a9"/>
+              <w:snapToGrid w:val="0"/>
+              <w:spacing w:before="0" w:beforeAutospacing="0" w:after="0" w:afterAutospacing="0"/>
+              <w:ind w:firstLineChars="200" w:firstLine="480"/>
             </w:pPr>
             <w:r>
               <w:t>相较于一般的静态方言词典或简单词条替换工具，本项目更强调面向真实交流场景的双向转换能力和资源持续更新能力。系统计划实现双向文本转换、词库维护与审核、场景</w:t>
@@ -5876,15 +5898,7 @@
             </w:r>
             <w:proofErr w:type="gramEnd"/>
             <w:r>
-              <w:t>推荐、JSON 导入导出、候选结果展示以及转换效果评测等功能，从而形成一个可演示、可扩展、可持续维护的轻量化方言智能辅助平台。</w:t>
-            </w:r>
-          </w:p>
-          <w:p>
-            <w:pPr>
-              <w:pStyle w:val="a9"/>
-            </w:pPr>
-            <w:r>
-              <w:t>本项目预期形成 Web 原型系统、</w:t>
+              <w:t>推荐、JSON 导入导出、候选结果展示以及转换效果评测等功能，从而形成一个可演示、可扩展、可持续维护的轻量化方言智能辅助平台。本项目预期形成 Web 原型系统、</w:t>
             </w:r>
             <w:proofErr w:type="gramStart"/>
             <w:r>
@@ -5892,7 +5906,12 @@
             </w:r>
             <w:proofErr w:type="gramEnd"/>
             <w:r>
-              <w:t>常用湘语基础语料资源、项目研究报告及相关竞赛展示材料等成果，为湖南地方方言数字化整理、智能语言服务实践以及大学生创新训练项目实施提供可验证、可推广的样本，也为后续在更大范围内开展方言资源积累与应用拓展奠定基础。</w:t>
+              <w:t>常用湘语基础语料资源、项目研究报告及相关竞赛展示材料等成果，为湖南地方方言数字化整理、智能语言服务实践以及大学生创新训练项目实施提供可验证、可推广的样本，也为后续在更大范围内开展方言资源积累与应用拓展奠</w:t>
+            </w:r>
+            <w:bookmarkStart w:id="0" w:name="_GoBack"/>
+            <w:bookmarkEnd w:id="0"/>
+            <w:r>
+              <w:t>定基础。</w:t>
             </w:r>
           </w:p>
           <w:p>
@@ -5927,6 +5946,9 @@
           <w:p>
             <w:pPr>
               <w:pStyle w:val="a9"/>
+              <w:snapToGrid w:val="0"/>
+              <w:spacing w:before="0" w:beforeAutospacing="0" w:after="0" w:afterAutospacing="0"/>
+              <w:ind w:firstLineChars="200" w:firstLine="480"/>
             </w:pPr>
             <w:r>
               <w:t>本项目的总体目标，是</w:t>
@@ -5937,10 +5959,18 @@
             </w:r>
             <w:proofErr w:type="gramEnd"/>
             <w:r>
-              <w:t>常用湘语口语表达，研究并实现一套普通话与方言双向转换系统，提升地方口语在真实交流场景中的可理解性、可获取性和可传播性。项目聚焦校园交流、日常生活和</w:t>
+              <w:t>常用湘语口语表达，研究并实现一套普通话与方言双向转换系统，提升地方口语在真实交流场景中的可理解性、可获取性和</w:t>
             </w:r>
             <w:proofErr w:type="gramStart"/>
             <w:r>
+              <w:t>可</w:t>
+            </w:r>
+            <w:proofErr w:type="gramEnd"/>
+            <w:r>
+              <w:t>传播性。项目聚焦校园交流、日常生活和</w:t>
+            </w:r>
+            <w:proofErr w:type="gramStart"/>
+            <w:r>
               <w:t>文旅</w:t>
             </w:r>
             <w:proofErr w:type="gramEnd"/>
@@ -5951,6 +5981,9 @@
           <w:p>
             <w:pPr>
               <w:pStyle w:val="a9"/>
+              <w:snapToGrid w:val="0"/>
+              <w:spacing w:before="0" w:beforeAutospacing="0" w:after="0" w:afterAutospacing="0"/>
+              <w:ind w:firstLineChars="200" w:firstLine="480"/>
             </w:pPr>
             <w:r>
               <w:t>本项目拟通过建设</w:t>
@@ -5967,21 +6000,27 @@
           <w:p>
             <w:pPr>
               <w:pStyle w:val="a9"/>
-            </w:pPr>
-            <w:r>
-              <w:t>在方法层面，项目旨在研究普通话与湘语口语之间在词汇表达、句式结构和语用习惯上的对应关系，探索兼具可解释性与可实现性的转换机制。通过引入词典匹配、句式规则、拼音近似纠错和候选结果输出等方法，提高系统对模糊输入、同</w:t>
+              <w:snapToGrid w:val="0"/>
+              <w:spacing w:before="0" w:beforeAutospacing="0" w:after="0" w:afterAutospacing="0"/>
+              <w:ind w:firstLineChars="200" w:firstLine="480"/>
+            </w:pPr>
+            <w:r>
+              <w:t>在方法层面，项目旨在研究普通话与湘语口语之间在词汇表达、句式结构和语用习惯上的对应关系，探索兼具可解释性与可实现性的转换机制。通过引入词典匹配、句式规则、拼音近似纠错和候选结果输出等方法，提高系统对模糊输入、同音错字以及一词多说现象的适应能力，增强转换结果的准确性、自然度和实际可用性，从而使系统更贴近真实口语交流需求。</w:t>
+            </w:r>
+          </w:p>
+          <w:p>
+            <w:pPr>
+              <w:pStyle w:val="a9"/>
+              <w:snapToGrid w:val="0"/>
+              <w:spacing w:before="0" w:beforeAutospacing="0" w:after="0" w:afterAutospacing="0"/>
+              <w:ind w:firstLineChars="200" w:firstLine="480"/>
+            </w:pPr>
+            <w:r>
+              <w:t>在成果目标上，项目希望形成一套较为完整的大学生创新训练项目成果体系，包括可演示的 Web 原型系统、基础语料资源、项目研究报告以及竞赛展示材料等。通过项目实施，不仅验证普通话与湘语口语双向转换的可行性与应用前</w:t>
             </w:r>
             <w:r>
               <w:lastRenderedPageBreak/>
-              <w:t>音错字以及一词多说现象的适应能力，增强转换结果的准确性、自然度和实际可用性，从而使系统更贴近真实口语交流需求。</w:t>
-            </w:r>
-          </w:p>
-          <w:p>
-            <w:pPr>
-              <w:pStyle w:val="a9"/>
-            </w:pPr>
-            <w:r>
-              <w:t>在成果目标上，项目希望形成一套较为完整的大学生创新训练项目成果体系，包括可演示的 Web 原型系统、基础语料资源、项目研究报告以及竞赛展示材料等。通过项目实施，不仅验证普通话与湘语口语双向转换的可行性与应用前景，也为湖南地方方言数字化保护、智能语言服务实践和后续相关研究提供一个可落地、可推广的项目样本。</w:t>
+              <w:t>景，也为湖南地方方言数字化保护、智能语言服务实践和后续相关研究提供一个可落地、可推广的项目样本。</w:t>
             </w:r>
           </w:p>
           <w:p>
@@ -6015,189 +6054,85 @@
           </w:p>
           <w:p>
             <w:pPr>
-              <w:widowControl/>
-              <w:spacing w:before="100" w:beforeAutospacing="1" w:after="100" w:afterAutospacing="1"/>
-              <w:jc w:val="left"/>
-              <w:rPr>
-                <w:rFonts w:ascii="宋体" w:hAnsi="宋体" w:cs="宋体"/>
-                <w:kern w:val="0"/>
-                <w:sz w:val="24"/>
-                <w:szCs w:val="24"/>
-              </w:rPr>
-            </w:pPr>
-            <w:r>
-              <w:rPr>
-                <w:rFonts w:ascii="宋体" w:hAnsi="宋体" w:cs="宋体"/>
-                <w:kern w:val="0"/>
-                <w:sz w:val="24"/>
-                <w:szCs w:val="24"/>
-              </w:rPr>
+              <w:pStyle w:val="a9"/>
+              <w:snapToGrid w:val="0"/>
+              <w:spacing w:before="0" w:beforeAutospacing="0" w:after="0" w:afterAutospacing="0"/>
+              <w:ind w:firstLineChars="200" w:firstLine="480"/>
+            </w:pPr>
+            <w:r>
               <w:t>本项目的研究内容首先是建设</w:t>
             </w:r>
             <w:proofErr w:type="gramStart"/>
             <w:r>
-              <w:rPr>
-                <w:rFonts w:ascii="宋体" w:hAnsi="宋体" w:cs="宋体"/>
-                <w:kern w:val="0"/>
-                <w:sz w:val="24"/>
-                <w:szCs w:val="24"/>
-              </w:rPr>
               <w:t>长株潭常用湘</w:t>
             </w:r>
             <w:proofErr w:type="gramEnd"/>
             <w:r>
-              <w:rPr>
-                <w:rFonts w:ascii="宋体" w:hAnsi="宋体" w:cs="宋体"/>
-                <w:kern w:val="0"/>
-                <w:sz w:val="24"/>
-                <w:szCs w:val="24"/>
-              </w:rPr>
               <w:t>语词句语料与基础知识库。项目将围绕校园交流、日常生活、</w:t>
             </w:r>
             <w:proofErr w:type="gramStart"/>
             <w:r>
-              <w:rPr>
-                <w:rFonts w:ascii="宋体" w:hAnsi="宋体" w:cs="宋体"/>
-                <w:kern w:val="0"/>
-                <w:sz w:val="24"/>
-                <w:szCs w:val="24"/>
-              </w:rPr>
               <w:t>文旅沟通</w:t>
             </w:r>
             <w:proofErr w:type="gramEnd"/>
             <w:r>
-              <w:rPr>
-                <w:rFonts w:ascii="宋体" w:hAnsi="宋体" w:cs="宋体"/>
-                <w:kern w:val="0"/>
-                <w:sz w:val="24"/>
-                <w:szCs w:val="24"/>
-              </w:rPr>
               <w:t>等高频口语场景，系统整理普通话与湘语之间常见的词汇、短语、固定搭配、语气表达和场景化句式，逐步形成具有实际应用价值的平行语料资源。在此基础上，建立包含普通话表达、方言表达、适用场景、来源说明和审核状态等信息的结构化知识库，为后续双向转换、人工校正和持续扩展提供稳定的数据支撑。</w:t>
             </w:r>
           </w:p>
           <w:p>
             <w:pPr>
-              <w:widowControl/>
-              <w:spacing w:before="100" w:beforeAutospacing="1" w:after="100" w:afterAutospacing="1"/>
-              <w:jc w:val="left"/>
-              <w:rPr>
-                <w:rFonts w:ascii="宋体" w:hAnsi="宋体" w:cs="宋体"/>
-                <w:kern w:val="0"/>
-                <w:sz w:val="24"/>
-                <w:szCs w:val="24"/>
-              </w:rPr>
-            </w:pPr>
-            <w:r>
-              <w:rPr>
-                <w:rFonts w:ascii="宋体" w:hAnsi="宋体" w:cs="宋体"/>
-                <w:kern w:val="0"/>
-                <w:sz w:val="24"/>
-                <w:szCs w:val="24"/>
-              </w:rPr>
+              <w:pStyle w:val="a9"/>
+              <w:snapToGrid w:val="0"/>
+              <w:spacing w:before="0" w:beforeAutospacing="0" w:after="0" w:afterAutospacing="0"/>
+              <w:ind w:firstLineChars="200" w:firstLine="480"/>
+            </w:pPr>
+            <w:r>
               <w:t>第二项研究内容是设计普通话</w:t>
             </w:r>
             <w:proofErr w:type="gramStart"/>
             <w:r>
-              <w:rPr>
-                <w:rFonts w:ascii="宋体" w:hAnsi="宋体" w:cs="宋体"/>
-                <w:kern w:val="0"/>
-                <w:sz w:val="24"/>
-                <w:szCs w:val="24"/>
-              </w:rPr>
               <w:t>与长株潭</w:t>
             </w:r>
             <w:proofErr w:type="gramEnd"/>
             <w:r>
-              <w:rPr>
-                <w:rFonts w:ascii="宋体" w:hAnsi="宋体" w:cs="宋体"/>
-                <w:kern w:val="0"/>
-                <w:sz w:val="24"/>
-                <w:szCs w:val="24"/>
-              </w:rPr>
               <w:t>常用湘语之间的双向转换规则。考虑到方言表达并不等同于简单的逐词替换，项目将从词汇层和句式层两个方面开展研究：在词汇层面，重点</w:t>
             </w:r>
             <w:proofErr w:type="gramStart"/>
             <w:r>
-              <w:rPr>
-                <w:rFonts w:ascii="宋体" w:hAnsi="宋体" w:cs="宋体"/>
-                <w:kern w:val="0"/>
-                <w:sz w:val="24"/>
-                <w:szCs w:val="24"/>
-              </w:rPr>
               <w:t>处理称</w:t>
             </w:r>
             <w:proofErr w:type="gramEnd"/>
             <w:r>
-              <w:rPr>
-                <w:rFonts w:ascii="宋体" w:hAnsi="宋体" w:cs="宋体"/>
-                <w:kern w:val="0"/>
-                <w:sz w:val="24"/>
-                <w:szCs w:val="24"/>
-              </w:rPr>
               <w:t>谓词、常用动词、情绪表达和语气词等高频内容；在句式层面，重点研究疑问句、否定句、感叹句、催促句和确认句等常见口语结构的转换方式，从而提高系统在句子级别上的表达自然度、可理解性和实际可用性。</w:t>
             </w:r>
           </w:p>
           <w:p>
             <w:pPr>
-              <w:widowControl/>
-              <w:spacing w:before="100" w:beforeAutospacing="1" w:after="100" w:afterAutospacing="1"/>
-              <w:jc w:val="left"/>
-              <w:rPr>
-                <w:rFonts w:ascii="宋体" w:hAnsi="宋体" w:cs="宋体"/>
-                <w:kern w:val="0"/>
-                <w:sz w:val="24"/>
-                <w:szCs w:val="24"/>
-              </w:rPr>
-            </w:pPr>
-            <w:r>
-              <w:rPr>
-                <w:rFonts w:ascii="宋体" w:hAnsi="宋体" w:cs="宋体"/>
-                <w:kern w:val="0"/>
-                <w:sz w:val="24"/>
-                <w:szCs w:val="24"/>
-              </w:rPr>
+              <w:pStyle w:val="a9"/>
+              <w:snapToGrid w:val="0"/>
+              <w:spacing w:before="0" w:beforeAutospacing="0" w:after="0" w:afterAutospacing="0"/>
+              <w:ind w:firstLineChars="200" w:firstLine="480"/>
+            </w:pPr>
+            <w:r>
               <w:t>第三项研究内容是实现多策略融合的双向转换引擎。项目将在已有网页原型基础上，进一步整合词典精确匹配、拼音近似纠错、句式规则生成、候选结果排序和结果解释输出等功能模块，使系统能够更好地适应真实口语输入中常见的同音错字、</w:t>
             </w:r>
             <w:proofErr w:type="gramStart"/>
             <w:r>
-              <w:rPr>
-                <w:rFonts w:ascii="宋体" w:hAnsi="宋体" w:cs="宋体"/>
-                <w:kern w:val="0"/>
-                <w:sz w:val="24"/>
-                <w:szCs w:val="24"/>
-              </w:rPr>
               <w:t>近音误写</w:t>
             </w:r>
             <w:proofErr w:type="gramEnd"/>
             <w:r>
-              <w:rPr>
-                <w:rFonts w:ascii="宋体" w:hAnsi="宋体" w:cs="宋体"/>
-                <w:kern w:val="0"/>
-                <w:sz w:val="24"/>
-                <w:szCs w:val="24"/>
-              </w:rPr>
               <w:t>、简略表达和一词多说等情况。通过这种融合式设计，系统不仅能够输出转换结果，还能够给出候选表达和转换依据，从而增强结果的可解释性与用户使用体验。</w:t>
             </w:r>
           </w:p>
           <w:p>
             <w:pPr>
-              <w:widowControl/>
-              <w:spacing w:before="100" w:beforeAutospacing="1" w:after="100" w:afterAutospacing="1"/>
-              <w:jc w:val="left"/>
-              <w:rPr>
-                <w:rFonts w:ascii="宋体" w:hAnsi="宋体" w:cs="宋体"/>
-                <w:kern w:val="0"/>
-                <w:sz w:val="24"/>
-                <w:szCs w:val="24"/>
-              </w:rPr>
-            </w:pPr>
-            <w:r>
-              <w:rPr>
-                <w:rFonts w:ascii="宋体" w:hAnsi="宋体" w:cs="宋体"/>
-                <w:kern w:val="0"/>
-                <w:sz w:val="24"/>
-                <w:szCs w:val="24"/>
-              </w:rPr>
+              <w:pStyle w:val="a9"/>
+              <w:snapToGrid w:val="0"/>
+              <w:spacing w:before="0" w:beforeAutospacing="0" w:after="0" w:afterAutospacing="0"/>
+              <w:ind w:firstLineChars="200" w:firstLine="480"/>
+            </w:pPr>
+            <w:r>
               <w:t>第四项研究内容是开发场景化交互系统并开展效果评测。项目将在前端和后台功能上继续完善双向转换展示、场景选择、词库维护、审核管理、导入导出和评测统计等模块，并构建小规模测试集，对系统的准确性、自然度、可理解性和实用性进行人工评分与场景测试。通过测试结果不断修正词条、规则和交互设计，最终形成一个兼具研究过程、技术实现和展示价值的方言智能辅助系统。</w:t>
             </w:r>
           </w:p>
@@ -6232,159 +6167,70 @@
           </w:p>
           <w:p>
             <w:pPr>
-              <w:widowControl/>
-              <w:spacing w:before="100" w:beforeAutospacing="1" w:after="100" w:afterAutospacing="1"/>
-              <w:jc w:val="left"/>
-              <w:rPr>
-                <w:rFonts w:ascii="宋体" w:hAnsi="宋体" w:cs="宋体"/>
-                <w:kern w:val="0"/>
-                <w:sz w:val="24"/>
-                <w:szCs w:val="24"/>
-              </w:rPr>
-            </w:pPr>
-            <w:r>
-              <w:rPr>
-                <w:rFonts w:ascii="宋体" w:hAnsi="宋体" w:cs="宋体"/>
-                <w:kern w:val="0"/>
-                <w:sz w:val="24"/>
-                <w:szCs w:val="24"/>
-              </w:rPr>
-              <w:t>从国内外研究现状来看，智能语言处理技术近年来发展迅速，普通话及主流语言的机器翻译、语音识别、文本生成和对话系统已经形成较为成熟的技术体系，自然语言处理也正逐步由通用任务向细分场景和垂直语种延伸。在这一背景下，方言处理作为语言智能的重要分支，开始受到语言学、计算机科学和人工智能等多</w:t>
-            </w:r>
-            <w:r>
-              <w:rPr>
-                <w:rFonts w:ascii="宋体" w:hAnsi="宋体" w:cs="宋体"/>
-                <w:kern w:val="0"/>
-                <w:sz w:val="24"/>
-                <w:szCs w:val="24"/>
-              </w:rPr>
+              <w:pStyle w:val="a9"/>
+              <w:snapToGrid w:val="0"/>
+              <w:spacing w:before="0" w:beforeAutospacing="0" w:after="0" w:afterAutospacing="0"/>
+              <w:ind w:firstLineChars="200" w:firstLine="480"/>
+            </w:pPr>
+            <w:r>
+              <w:t>从国内外研究现状来看，智能语言处理技术近年来发展迅速，普通话及主流语言的机器翻译、语音识别、文本生成和对话系统已经形成较为成熟的技术体系，自然语言处理也正逐步由通用任务向细分场景和垂直语种延伸。在这一背景下，方言处理作为语言智能的重要分支，开始受到语言学、计算机科学和人工智能等多个领域的共同关注。尤其是在大模型、语音技术和知识增强方法不断发展的推动下，方言资源数字化、方言识别与转换、方言保护与传播等方向呈现出持续升温的发展趋势。</w:t>
+            </w:r>
+          </w:p>
+          <w:p>
+            <w:pPr>
+              <w:pStyle w:val="a9"/>
+              <w:snapToGrid w:val="0"/>
+              <w:spacing w:before="0" w:beforeAutospacing="0" w:after="0" w:afterAutospacing="0"/>
+              <w:ind w:firstLineChars="200" w:firstLine="480"/>
+            </w:pPr>
+            <w:r>
+              <w:t>国外相关研究更多集中于低资源语言、区域性口语变体和少数族群语言的数字化保护与智能处理，研究重点通常包括语料采集与标注、语音识别、机器翻译、拼写标准化以及面向教育和文化传播的语言技术应用。这类研究强调通过构建可扩展语料资源、引入统计学习与深度学习方法、结合知识库和规则系统等手段，提高非标准语言变体在数字环境中的可处理性和</w:t>
+            </w:r>
+            <w:proofErr w:type="gramStart"/>
+            <w:r>
+              <w:t>可</w:t>
+            </w:r>
+            <w:proofErr w:type="gramEnd"/>
+            <w:r>
+              <w:t>传播性。总体来看，国际研究已经形成“语料建设—模型训练—应用落地”相结合的发展路径，但对于具体地方口语场景，仍普遍面临数据稀缺、表达差异大和标准不统一等问题。</w:t>
+            </w:r>
+          </w:p>
+          <w:p>
+            <w:pPr>
+              <w:pStyle w:val="a9"/>
+              <w:snapToGrid w:val="0"/>
+              <w:spacing w:before="0" w:beforeAutospacing="0" w:after="0" w:afterAutospacing="0"/>
+              <w:ind w:firstLineChars="200" w:firstLine="480"/>
+            </w:pPr>
+            <w:r>
               <w:lastRenderedPageBreak/>
-              <w:t>个领域的共同关注。尤其是在大模型、语音技术和知识增强方法不断发展的推动下，方言资源数字化、方言识别与转换、方言保护与传播等方向呈现出持续升温的发展趋势。</w:t>
-            </w:r>
-          </w:p>
-          <w:p>
-            <w:pPr>
-              <w:widowControl/>
-              <w:spacing w:before="100" w:beforeAutospacing="1" w:after="100" w:afterAutospacing="1"/>
-              <w:jc w:val="left"/>
-              <w:rPr>
-                <w:rFonts w:ascii="宋体" w:hAnsi="宋体" w:cs="宋体"/>
-                <w:kern w:val="0"/>
-                <w:sz w:val="24"/>
-                <w:szCs w:val="24"/>
-              </w:rPr>
-            </w:pPr>
-            <w:r>
-              <w:rPr>
-                <w:rFonts w:ascii="宋体" w:hAnsi="宋体" w:cs="宋体"/>
-                <w:kern w:val="0"/>
-                <w:sz w:val="24"/>
-                <w:szCs w:val="24"/>
-              </w:rPr>
-              <w:t>国外相关研究更多集中于低资源语言、区域性口语变体和少数族群语言的数字化保护与智能处理，研究重点通常包括语料采集与标注、语音识别、机器翻译、拼写标准化以及面向教育和文化传播的语言技术应用。这类研究强调通过构建可扩展语料资源、引入统计学习与深度学习方法、结合知识库和规则系统等手段，提高非标准语言变体在数字环境中的可处理性和</w:t>
+              <w:t>国内相关研究主要集中在汉语方言调查、方言词汇整理、方言地图建设、方言语音研究以及部分地区方言的语音识别和文本处理等方向。近年来，随着人工智能技术的普及，部分研究开始探索方言语音识别、方言文本转写、普通话与方言之间的自动转换等应用，但整体上仍以单项任务研究为主，较少形成集语料建设、规则设计、交互系统和持续维护于一体的综合性平台。特别是在湖南地区，针对细分区域湘语口语的数字化整理和双向转换研究仍然较少，现有成果多表现为零散词汇资料、地方文化展示或单一功能工具，尚难满足真实交流场景中对准确性、自然度、容错性和可维护性的综合需求。</w:t>
+            </w:r>
+          </w:p>
+          <w:p>
+            <w:pPr>
+              <w:pStyle w:val="a9"/>
+              <w:snapToGrid w:val="0"/>
+              <w:spacing w:before="0" w:beforeAutospacing="0" w:after="0" w:afterAutospacing="0"/>
+              <w:ind w:firstLineChars="200" w:firstLine="480"/>
+            </w:pPr>
+            <w:r>
+              <w:t>从发展动态看，方言智能处理正在由静态资料整理逐步走向场景化、交互化和系统化应用。一方面，研究越来越重视通过小规模高质量语料、规则系统与智能算法相结合的方式解决低资源问题；另一方面，也更加关注成果的实际落地能力，如服务地方文化传播、教育辅助、</w:t>
             </w:r>
             <w:proofErr w:type="gramStart"/>
             <w:r>
-              <w:rPr>
-                <w:rFonts w:ascii="宋体" w:hAnsi="宋体" w:cs="宋体"/>
-                <w:kern w:val="0"/>
-                <w:sz w:val="24"/>
-                <w:szCs w:val="24"/>
-              </w:rPr>
-              <w:t>可</w:t>
+              <w:t>文旅应用</w:t>
             </w:r>
             <w:proofErr w:type="gramEnd"/>
             <w:r>
-              <w:rPr>
-                <w:rFonts w:ascii="宋体" w:hAnsi="宋体" w:cs="宋体"/>
-                <w:kern w:val="0"/>
-                <w:sz w:val="24"/>
-                <w:szCs w:val="24"/>
-              </w:rPr>
-              <w:t>传播性。总体来看，国际研究已经形成“语料建设—模型训练—应用落地”相结合的发展路径，但对于具体地方口语场景，仍普遍面临数据稀缺、表达差异大和标准不统一等问题。</w:t>
-            </w:r>
-          </w:p>
-          <w:p>
-            <w:pPr>
-              <w:widowControl/>
-              <w:spacing w:before="100" w:beforeAutospacing="1" w:after="100" w:afterAutospacing="1"/>
-              <w:jc w:val="left"/>
-              <w:rPr>
-                <w:rFonts w:ascii="宋体" w:hAnsi="宋体" w:cs="宋体"/>
-                <w:kern w:val="0"/>
-                <w:sz w:val="24"/>
-                <w:szCs w:val="24"/>
-              </w:rPr>
-            </w:pPr>
-            <w:r>
-              <w:rPr>
-                <w:rFonts w:ascii="宋体" w:hAnsi="宋体" w:cs="宋体"/>
-                <w:kern w:val="0"/>
-                <w:sz w:val="24"/>
-                <w:szCs w:val="24"/>
-              </w:rPr>
-              <w:t>国内相关研究主要集中在汉语方言调查、方言词汇整理、方言地图建设、方言语音研究以及部分地区方言的语音识别和文本处理等方向。近年来，随着人工智能技术的普及，部分研究开始探索方言语音识别、方言文本转写、普通话与方言之间的自动转换等应用，但整体上仍以单项任务研究为主，较少形成集语料建设、规则设计、交互系统和持续维护于一体的综合性平台。特别是在湖南地区，针对细分区域湘语口语的数字化整理和双向转换研究仍然较少，现有成果多表现为零散词汇资料、地方文化展示或单一功能工具，尚难满足真实交流场景中对准确性、自然度、容错性和可维护性的综合需求。</w:t>
-            </w:r>
-          </w:p>
-          <w:p>
-            <w:pPr>
-              <w:widowControl/>
-              <w:spacing w:before="100" w:beforeAutospacing="1" w:after="100" w:afterAutospacing="1"/>
-              <w:jc w:val="left"/>
-              <w:rPr>
-                <w:rFonts w:ascii="宋体" w:hAnsi="宋体" w:cs="宋体"/>
-                <w:kern w:val="0"/>
-                <w:sz w:val="24"/>
-                <w:szCs w:val="24"/>
-              </w:rPr>
-            </w:pPr>
-            <w:r>
-              <w:rPr>
-                <w:rFonts w:ascii="宋体" w:hAnsi="宋体" w:cs="宋体"/>
-                <w:kern w:val="0"/>
-                <w:sz w:val="24"/>
-                <w:szCs w:val="24"/>
-              </w:rPr>
-              <w:t>从发展动态看，方言智能处理正在由静态资料整理逐步走向场景化、交互化和系统化应用。一方面，研究越来越重视通过小规模高质量语料、规则系统与智能算法相结合的方式解决低资源问题；另一方面，也更加关注成果的实际落地能力，如服务地方文化传播、教育辅助、</w:t>
+              <w:t>和数字人文建设等。基于这一趋势，</w:t>
             </w:r>
             <w:proofErr w:type="gramStart"/>
             <w:r>
-              <w:rPr>
-                <w:rFonts w:ascii="宋体" w:hAnsi="宋体" w:cs="宋体"/>
-                <w:kern w:val="0"/>
-                <w:sz w:val="24"/>
-                <w:szCs w:val="24"/>
-              </w:rPr>
-              <w:t>文旅应用</w:t>
+              <w:t>面向长株潭</w:t>
             </w:r>
             <w:proofErr w:type="gramEnd"/>
             <w:r>
-              <w:rPr>
-                <w:rFonts w:ascii="宋体" w:hAnsi="宋体" w:cs="宋体"/>
-                <w:kern w:val="0"/>
-                <w:sz w:val="24"/>
-                <w:szCs w:val="24"/>
-              </w:rPr>
-              <w:t>和数字人文建设等。基于这一趋势，</w:t>
-            </w:r>
-            <w:proofErr w:type="gramStart"/>
-            <w:r>
-              <w:rPr>
-                <w:rFonts w:ascii="宋体" w:hAnsi="宋体" w:cs="宋体"/>
-                <w:kern w:val="0"/>
-                <w:sz w:val="24"/>
-                <w:szCs w:val="24"/>
-              </w:rPr>
-              <w:t>面向长株潭</w:t>
-            </w:r>
-            <w:proofErr w:type="gramEnd"/>
-            <w:r>
-              <w:rPr>
-                <w:rFonts w:ascii="宋体" w:hAnsi="宋体" w:cs="宋体"/>
-                <w:kern w:val="0"/>
-                <w:sz w:val="24"/>
-                <w:szCs w:val="24"/>
-              </w:rPr>
               <w:t>常用湘语口语场景，构建兼具语料整理、双向转换、拼音容错、候选输出和持续维护能力的系统，既符合当前国内外方言技术发展的总体方向，也具有较强的区域特色和现实应用前景。</w:t>
             </w:r>
           </w:p>
@@ -6419,130 +6265,61 @@
           </w:p>
           <w:p>
             <w:pPr>
-              <w:widowControl/>
-              <w:spacing w:before="100" w:beforeAutospacing="1" w:after="100" w:afterAutospacing="1"/>
-              <w:jc w:val="left"/>
-              <w:rPr>
-                <w:rFonts w:ascii="宋体" w:hAnsi="宋体" w:cs="宋体"/>
-                <w:kern w:val="0"/>
-                <w:sz w:val="24"/>
-                <w:szCs w:val="24"/>
-              </w:rPr>
-            </w:pPr>
-            <w:r>
-              <w:rPr>
-                <w:rFonts w:ascii="宋体" w:hAnsi="宋体" w:cs="宋体"/>
-                <w:kern w:val="0"/>
-                <w:sz w:val="24"/>
-                <w:szCs w:val="24"/>
-              </w:rPr>
+              <w:pStyle w:val="a9"/>
+              <w:snapToGrid w:val="0"/>
+              <w:spacing w:before="0" w:beforeAutospacing="0" w:after="0" w:afterAutospacing="0"/>
+              <w:ind w:firstLineChars="200" w:firstLine="480"/>
+            </w:pPr>
+            <w:r>
               <w:t>本项目的第一项创新点，在于将研究对象明确聚焦</w:t>
             </w:r>
             <w:proofErr w:type="gramStart"/>
             <w:r>
-              <w:rPr>
-                <w:rFonts w:ascii="宋体" w:hAnsi="宋体" w:cs="宋体"/>
-                <w:kern w:val="0"/>
-                <w:sz w:val="24"/>
-                <w:szCs w:val="24"/>
-              </w:rPr>
               <w:t>于长株潭</w:t>
             </w:r>
             <w:proofErr w:type="gramEnd"/>
             <w:r>
-              <w:rPr>
-                <w:rFonts w:ascii="宋体" w:hAnsi="宋体" w:cs="宋体"/>
-                <w:kern w:val="0"/>
-                <w:sz w:val="24"/>
-                <w:szCs w:val="24"/>
-              </w:rPr>
               <w:t>常用湘语口语场景，而不是笼统地泛化为“湖南方言”。湖南方言内部差异较大，若研究范围过宽，容易导致项目目标分散、任务空泛、成果难以落地。本项目采用“小切口、重实用、可验证”的思路，优先围绕校园交流、日常生活和</w:t>
             </w:r>
             <w:proofErr w:type="gramStart"/>
             <w:r>
-              <w:rPr>
-                <w:rFonts w:ascii="宋体" w:hAnsi="宋体" w:cs="宋体"/>
-                <w:kern w:val="0"/>
-                <w:sz w:val="24"/>
-                <w:szCs w:val="24"/>
-              </w:rPr>
               <w:t>文旅</w:t>
             </w:r>
             <w:proofErr w:type="gramEnd"/>
             <w:r>
-              <w:rPr>
-                <w:rFonts w:ascii="宋体" w:hAnsi="宋体" w:cs="宋体"/>
-                <w:kern w:val="0"/>
-                <w:sz w:val="24"/>
-                <w:szCs w:val="24"/>
-              </w:rPr>
               <w:t>沟通等高频场景展开研究，有助于在有限时间和资源条件下形成边界清晰、内容扎实、可展示可评估的项目成果。</w:t>
             </w:r>
           </w:p>
           <w:p>
             <w:pPr>
-              <w:widowControl/>
-              <w:spacing w:before="100" w:beforeAutospacing="1" w:after="100" w:afterAutospacing="1"/>
-              <w:jc w:val="left"/>
-              <w:rPr>
-                <w:rFonts w:ascii="宋体" w:hAnsi="宋体" w:cs="宋体"/>
-                <w:kern w:val="0"/>
-                <w:sz w:val="24"/>
-                <w:szCs w:val="24"/>
-              </w:rPr>
-            </w:pPr>
-            <w:r>
-              <w:rPr>
-                <w:rFonts w:ascii="宋体" w:hAnsi="宋体" w:cs="宋体"/>
-                <w:kern w:val="0"/>
-                <w:sz w:val="24"/>
-                <w:szCs w:val="24"/>
-              </w:rPr>
+              <w:pStyle w:val="a9"/>
+              <w:snapToGrid w:val="0"/>
+              <w:spacing w:before="0" w:beforeAutospacing="0" w:after="0" w:afterAutospacing="0"/>
+              <w:ind w:firstLineChars="200" w:firstLine="480"/>
+            </w:pPr>
+            <w:r>
               <w:t>本项目的第二项创新点，在于采用“词典匹配、拼音容错、句式规则”相结合的融合式实现路径。与单纯依赖静态词条替换的方法相比，本项目不仅关注普通话与方言之间的词汇对应关系，还进一步处理口语表达中常见的句式变化、语气差异和不规范输入问题；与完全依赖大规模训练数据的黑箱模型相比，本项目又更加适合当前低资源、可解释、易维护的研究条件。这种融合式方案兼顾实现难度、系统效果和后续扩展性，体现出较强的实践创新性和应用针对性。</w:t>
             </w:r>
           </w:p>
           <w:p>
             <w:pPr>
-              <w:widowControl/>
-              <w:spacing w:before="100" w:beforeAutospacing="1" w:after="100" w:afterAutospacing="1"/>
-              <w:jc w:val="left"/>
-              <w:rPr>
-                <w:rFonts w:ascii="宋体" w:hAnsi="宋体" w:cs="宋体"/>
-                <w:kern w:val="0"/>
-                <w:sz w:val="24"/>
-                <w:szCs w:val="24"/>
-              </w:rPr>
-            </w:pPr>
-            <w:r>
-              <w:rPr>
-                <w:rFonts w:ascii="宋体" w:hAnsi="宋体" w:cs="宋体"/>
-                <w:kern w:val="0"/>
-                <w:sz w:val="24"/>
-                <w:szCs w:val="24"/>
-              </w:rPr>
-              <w:lastRenderedPageBreak/>
+              <w:pStyle w:val="a9"/>
+              <w:snapToGrid w:val="0"/>
+              <w:spacing w:before="0" w:beforeAutospacing="0" w:after="0" w:afterAutospacing="0"/>
+              <w:ind w:firstLineChars="200" w:firstLine="480"/>
+            </w:pPr>
+            <w:r>
               <w:t>本项目的第三项创新点，在于构建可持续扩展的方言知识库及审核维护机制。项目不仅关注“转换结果能否输出”，还重视系统背后资源如何持续积累、修正和更新。通过建立词条来源标注、场景标签分类、审核状态管理和词库动态更新流程，系统可以逐步吸收新的词汇、句式和表达习惯，形成从语料整理到系统输出再到人工修正的闭环。这使项目不再停留于一次性的演示程序，而更接近一个能够不断完善的地方方言数字资源平台。</w:t>
             </w:r>
           </w:p>
           <w:p>
             <w:pPr>
-              <w:widowControl/>
-              <w:spacing w:before="100" w:beforeAutospacing="1" w:after="100" w:afterAutospacing="1"/>
-              <w:jc w:val="left"/>
-              <w:rPr>
-                <w:rFonts w:ascii="宋体" w:hAnsi="宋体" w:cs="宋体"/>
-                <w:kern w:val="0"/>
-                <w:sz w:val="24"/>
-                <w:szCs w:val="24"/>
-              </w:rPr>
-            </w:pPr>
-            <w:r>
-              <w:rPr>
-                <w:rFonts w:ascii="宋体" w:hAnsi="宋体" w:cs="宋体"/>
-                <w:kern w:val="0"/>
-                <w:sz w:val="24"/>
-                <w:szCs w:val="24"/>
-              </w:rPr>
+              <w:pStyle w:val="a9"/>
+              <w:snapToGrid w:val="0"/>
+              <w:spacing w:before="0" w:beforeAutospacing="0" w:after="0" w:afterAutospacing="0"/>
+              <w:ind w:firstLineChars="200" w:firstLine="480"/>
+            </w:pPr>
+            <w:r>
               <w:t>本项目的第四项创新点，在于将候选结果输出与转换依据解释纳入系统设计。由于地方口语表达往往存在一词多说、一句多译的情况，系统若仅给出单一结果，容易造成表达生硬或理解片面。本项目计划在结果展示中提供主推荐表达、备选表达及相应转换依据说明，使系统从“机械替换工具”转向“辅助理解与表达建议工具”。这一设计不仅提升了系统的可理解性和用户体验，也增强了项目在教学辅助、语言传播和文化展示等方面的应用特色。</w:t>
             </w:r>
           </w:p>
@@ -6577,239 +6354,102 @@
           </w:p>
           <w:p>
             <w:pPr>
-              <w:widowControl/>
-              <w:spacing w:before="100" w:beforeAutospacing="1" w:after="100" w:afterAutospacing="1"/>
-              <w:jc w:val="left"/>
-              <w:rPr>
-                <w:rFonts w:ascii="宋体" w:hAnsi="宋体" w:cs="宋体"/>
-                <w:kern w:val="0"/>
-                <w:sz w:val="24"/>
-                <w:szCs w:val="24"/>
-              </w:rPr>
-            </w:pPr>
-            <w:r>
-              <w:rPr>
-                <w:rFonts w:ascii="宋体" w:hAnsi="宋体" w:cs="宋体"/>
-                <w:kern w:val="0"/>
-                <w:sz w:val="24"/>
-                <w:szCs w:val="24"/>
-              </w:rPr>
+              <w:pStyle w:val="a9"/>
+              <w:snapToGrid w:val="0"/>
+              <w:spacing w:before="0" w:beforeAutospacing="0" w:after="0" w:afterAutospacing="0"/>
+              <w:ind w:firstLineChars="200" w:firstLine="480"/>
+            </w:pPr>
+            <w:r>
+              <w:lastRenderedPageBreak/>
               <w:t>本项目拟采用“语料整理与知识建库—转换规则设计—系统开发实现—测试评估优化”的技术路线逐步推进。首先，</w:t>
             </w:r>
             <w:proofErr w:type="gramStart"/>
             <w:r>
-              <w:rPr>
-                <w:rFonts w:ascii="宋体" w:hAnsi="宋体" w:cs="宋体"/>
-                <w:kern w:val="0"/>
-                <w:sz w:val="24"/>
-                <w:szCs w:val="24"/>
-              </w:rPr>
               <w:t>围绕长株潭</w:t>
             </w:r>
             <w:proofErr w:type="gramEnd"/>
             <w:r>
-              <w:rPr>
-                <w:rFonts w:ascii="宋体" w:hAnsi="宋体" w:cs="宋体"/>
-                <w:kern w:val="0"/>
-                <w:sz w:val="24"/>
-                <w:szCs w:val="24"/>
-              </w:rPr>
               <w:t>常用湘语口语的高频使用场景，采集并整理普通话与方言之间的常见词汇、短语、句式和语气表达，构建结构化的基础语料资源和方言知识库；其次，在语料整理的基础上，研究普通话与湘语口语之间的对应关系，设计包括词典映射、句式转换、拼音近似纠错和候选结果生成在内的转换规则；再次，依托已有网页原型，开发双向转换、场景选择、词库维护、审核管理、导入导出和结果展示等功能模块；最后，通过人工测试、样例评估和用户体验反馈，对系统的转换效果、交互方式和资源组织形式进行持续优化，逐步形成较为完整的项目成果体系。</w:t>
             </w:r>
           </w:p>
           <w:p>
             <w:pPr>
-              <w:widowControl/>
-              <w:spacing w:before="100" w:beforeAutospacing="1" w:after="100" w:afterAutospacing="1"/>
-              <w:jc w:val="left"/>
-              <w:rPr>
-                <w:rFonts w:ascii="宋体" w:hAnsi="宋体" w:cs="宋体"/>
-                <w:kern w:val="0"/>
-                <w:sz w:val="24"/>
-                <w:szCs w:val="24"/>
-              </w:rPr>
-            </w:pPr>
-            <w:r>
-              <w:rPr>
-                <w:rFonts w:ascii="宋体" w:hAnsi="宋体" w:cs="宋体"/>
-                <w:kern w:val="0"/>
-                <w:sz w:val="24"/>
-                <w:szCs w:val="24"/>
-              </w:rPr>
+              <w:pStyle w:val="a9"/>
+              <w:snapToGrid w:val="0"/>
+              <w:spacing w:before="0" w:beforeAutospacing="0" w:after="0" w:afterAutospacing="0"/>
+              <w:ind w:firstLineChars="200" w:firstLine="480"/>
+            </w:pPr>
+            <w:r>
               <w:t>本项目拟重点解决三个方面的问题。第一，</w:t>
             </w:r>
             <w:proofErr w:type="gramStart"/>
             <w:r>
-              <w:rPr>
-                <w:rFonts w:ascii="宋体" w:hAnsi="宋体" w:cs="宋体"/>
-                <w:kern w:val="0"/>
-                <w:sz w:val="24"/>
-                <w:szCs w:val="24"/>
-              </w:rPr>
               <w:t>解决长株</w:t>
             </w:r>
             <w:proofErr w:type="gramEnd"/>
             <w:r>
-              <w:rPr>
-                <w:rFonts w:ascii="宋体" w:hAnsi="宋体" w:cs="宋体"/>
-                <w:kern w:val="0"/>
-                <w:sz w:val="24"/>
-                <w:szCs w:val="24"/>
-              </w:rPr>
               <w:t>潭常用湘语口语资源分散、整理不足、缺乏可直接用于系统开发的结构化语料的问题，为普通话与方言双向转换提供基础支撑。第二，解决方言转换过程中仅靠简单词语替换难以适应真实交流需求的问题，重点处理口语表达中的句式差异、语气差异、同音误写和表达</w:t>
             </w:r>
             <w:proofErr w:type="gramStart"/>
             <w:r>
-              <w:rPr>
-                <w:rFonts w:ascii="宋体" w:hAnsi="宋体" w:cs="宋体"/>
-                <w:kern w:val="0"/>
-                <w:sz w:val="24"/>
-                <w:szCs w:val="24"/>
-              </w:rPr>
               <w:t>不唯一等</w:t>
             </w:r>
             <w:proofErr w:type="gramEnd"/>
             <w:r>
-              <w:rPr>
-                <w:rFonts w:ascii="宋体" w:hAnsi="宋体" w:cs="宋体"/>
-                <w:kern w:val="0"/>
-                <w:sz w:val="24"/>
-                <w:szCs w:val="24"/>
-              </w:rPr>
               <w:t>现象，提高系统转换结果的准确性、自然度与可理解性。第三，解决现有相关工具功能单一、缺乏持续更新能力的问题，构建兼具转换、维护、审核和扩展功能的一体化原型系统，使项目成果既能够用于展示，也具有后续深化与推广的可能性。</w:t>
             </w:r>
           </w:p>
           <w:p>
             <w:pPr>
-              <w:widowControl/>
-              <w:spacing w:before="100" w:beforeAutospacing="1" w:after="100" w:afterAutospacing="1"/>
-              <w:jc w:val="left"/>
-              <w:rPr>
-                <w:rFonts w:ascii="宋体" w:hAnsi="宋体" w:cs="宋体"/>
-                <w:kern w:val="0"/>
-                <w:sz w:val="24"/>
-                <w:szCs w:val="24"/>
-              </w:rPr>
-            </w:pPr>
-            <w:r>
-              <w:rPr>
-                <w:rFonts w:ascii="宋体" w:hAnsi="宋体" w:cs="宋体"/>
-                <w:kern w:val="0"/>
-                <w:sz w:val="24"/>
-                <w:szCs w:val="24"/>
-              </w:rPr>
+              <w:pStyle w:val="a9"/>
+              <w:snapToGrid w:val="0"/>
+              <w:spacing w:before="0" w:beforeAutospacing="0" w:after="0" w:afterAutospacing="0"/>
+              <w:ind w:firstLineChars="200" w:firstLine="480"/>
+            </w:pPr>
+            <w:r>
               <w:t>在具体实现上，项目技术路线突出“规则驱动与轻量智能辅助相结合”的特点。对于高频且对应关系较稳定的表达，采用词典映射和规则转换的方法，保证结果清晰、可控、可解释；对于口语输入中的模糊拼写、</w:t>
             </w:r>
             <w:proofErr w:type="gramStart"/>
             <w:r>
-              <w:rPr>
-                <w:rFonts w:ascii="宋体" w:hAnsi="宋体" w:cs="宋体"/>
-                <w:kern w:val="0"/>
-                <w:sz w:val="24"/>
-                <w:szCs w:val="24"/>
-              </w:rPr>
               <w:t>近音表达</w:t>
             </w:r>
             <w:proofErr w:type="gramEnd"/>
             <w:r>
-              <w:rPr>
-                <w:rFonts w:ascii="宋体" w:hAnsi="宋体" w:cs="宋体"/>
-                <w:kern w:val="0"/>
-                <w:sz w:val="24"/>
-                <w:szCs w:val="24"/>
-              </w:rPr>
               <w:t>和部分不规范文本，则通过拼音近似匹配、候选表达排序和人工可修正机制增强系统容错性和实用性。整个系统将以模块化方式构建，使语料资源、转换逻辑和前端交互能够相互衔接、逐步完善，从而兼顾开发可行性、项目完成度与后续扩展空间。</w:t>
             </w:r>
           </w:p>
           <w:p>
             <w:pPr>
-              <w:widowControl/>
-              <w:spacing w:before="100" w:beforeAutospacing="1" w:after="100" w:afterAutospacing="1"/>
-              <w:jc w:val="left"/>
-              <w:rPr>
-                <w:rFonts w:ascii="宋体" w:hAnsi="宋体" w:cs="宋体"/>
-                <w:kern w:val="0"/>
-                <w:sz w:val="24"/>
-                <w:szCs w:val="24"/>
-              </w:rPr>
-            </w:pPr>
-            <w:r>
-              <w:rPr>
-                <w:rFonts w:ascii="宋体" w:hAnsi="宋体" w:cs="宋体"/>
-                <w:kern w:val="0"/>
-                <w:sz w:val="24"/>
-                <w:szCs w:val="24"/>
-              </w:rPr>
+              <w:pStyle w:val="a9"/>
+              <w:snapToGrid w:val="0"/>
+              <w:spacing w:before="0" w:beforeAutospacing="0" w:after="0" w:afterAutospacing="0"/>
+              <w:ind w:firstLineChars="200" w:firstLine="480"/>
+            </w:pPr>
+            <w:r>
               <w:t>本项目的预期成果主要包括以下几个方面：形成一个可演示的普通话</w:t>
             </w:r>
             <w:proofErr w:type="gramStart"/>
             <w:r>
-              <w:rPr>
-                <w:rFonts w:ascii="宋体" w:hAnsi="宋体" w:cs="宋体"/>
-                <w:kern w:val="0"/>
-                <w:sz w:val="24"/>
-                <w:szCs w:val="24"/>
-              </w:rPr>
               <w:t>与长株潭</w:t>
             </w:r>
             <w:proofErr w:type="gramEnd"/>
             <w:r>
-              <w:rPr>
-                <w:rFonts w:ascii="宋体" w:hAnsi="宋体" w:cs="宋体"/>
-                <w:kern w:val="0"/>
-                <w:sz w:val="24"/>
-                <w:szCs w:val="24"/>
-              </w:rPr>
               <w:t>常用湘语双向转换 Web 原型系统；建设</w:t>
             </w:r>
             <w:proofErr w:type="gramStart"/>
             <w:r>
-              <w:rPr>
-                <w:rFonts w:ascii="宋体" w:hAnsi="宋体" w:cs="宋体"/>
-                <w:kern w:val="0"/>
-                <w:sz w:val="24"/>
-                <w:szCs w:val="24"/>
-              </w:rPr>
               <w:t>一</w:t>
             </w:r>
             <w:proofErr w:type="gramEnd"/>
             <w:r>
-              <w:rPr>
-                <w:rFonts w:ascii="宋体" w:hAnsi="宋体" w:cs="宋体"/>
-                <w:kern w:val="0"/>
-                <w:sz w:val="24"/>
-                <w:szCs w:val="24"/>
-              </w:rPr>
-              <w:t>套包含高频词汇、常用短语、典型句式和场景标签的基础语料与知识库；完成项目研究报告、系统说明文档和阶段性测</w:t>
-            </w:r>
-            <w:r>
-              <w:rPr>
-                <w:rFonts w:ascii="宋体" w:hAnsi="宋体" w:cs="宋体"/>
-                <w:kern w:val="0"/>
-                <w:sz w:val="24"/>
-                <w:szCs w:val="24"/>
-              </w:rPr>
-              <w:lastRenderedPageBreak/>
-              <w:t>试评估材料；在此基础上，形成可用于大学生创新训练计划结题、学科竞赛展示和后续项目申报的成果基础。通过本项目的实施，预期能够初步</w:t>
+              <w:t>套包含高频词汇、常用短语、典型句式和场景标签的基础语料与知识库；完成项目研究报告、系统说明文档和阶段性测试评估材料；在此基础上，形成可用于大学生创新训练计划结题、学科竞赛展示和后续项目申报的成果基础。通过本项目的实施，预期能够初步</w:t>
             </w:r>
             <w:proofErr w:type="gramStart"/>
             <w:r>
-              <w:rPr>
-                <w:rFonts w:ascii="宋体" w:hAnsi="宋体" w:cs="宋体"/>
-                <w:kern w:val="0"/>
-                <w:sz w:val="24"/>
-                <w:szCs w:val="24"/>
-              </w:rPr>
               <w:t>验证长株</w:t>
             </w:r>
             <w:proofErr w:type="gramEnd"/>
             <w:r>
-              <w:rPr>
-                <w:rFonts w:ascii="宋体" w:hAnsi="宋体" w:cs="宋体"/>
-                <w:kern w:val="0"/>
-                <w:sz w:val="24"/>
-                <w:szCs w:val="24"/>
-              </w:rPr>
               <w:t>潭常用湘语口语数字化整理与双向转换的可行性，为湖南地方方言智能处理、区域语言资源建设和相关应用场景拓展提供可借鉴的实践样本。</w:t>
             </w:r>
           </w:p>
@@ -6844,169 +6484,81 @@
           </w:p>
           <w:p>
             <w:pPr>
-              <w:widowControl/>
-              <w:spacing w:before="100" w:beforeAutospacing="1" w:after="100" w:afterAutospacing="1"/>
-              <w:jc w:val="left"/>
-              <w:rPr>
-                <w:rFonts w:ascii="宋体" w:hAnsi="宋体" w:cs="宋体"/>
-                <w:kern w:val="0"/>
-                <w:sz w:val="24"/>
-                <w:szCs w:val="24"/>
-              </w:rPr>
-            </w:pPr>
-            <w:r>
-              <w:rPr>
-                <w:rFonts w:ascii="宋体" w:hAnsi="宋体" w:cs="宋体"/>
-                <w:kern w:val="0"/>
-                <w:sz w:val="24"/>
-                <w:szCs w:val="24"/>
-              </w:rPr>
+              <w:pStyle w:val="a9"/>
+              <w:snapToGrid w:val="0"/>
+              <w:spacing w:before="0" w:beforeAutospacing="0" w:after="0" w:afterAutospacing="0"/>
+              <w:ind w:firstLineChars="200" w:firstLine="480"/>
+            </w:pPr>
+            <w:r>
               <w:t>本项目计划按照“前期准备—中期实施—后期完善—总结推广”的总体思路分阶段推进，确保研究内容、系统开发和成果整理能够有序衔接。项目实施过程中，将</w:t>
             </w:r>
             <w:proofErr w:type="gramStart"/>
             <w:r>
-              <w:rPr>
-                <w:rFonts w:ascii="宋体" w:hAnsi="宋体" w:cs="宋体"/>
-                <w:kern w:val="0"/>
-                <w:sz w:val="24"/>
-                <w:szCs w:val="24"/>
-              </w:rPr>
               <w:t>围绕长株潭</w:t>
             </w:r>
             <w:proofErr w:type="gramEnd"/>
             <w:r>
-              <w:rPr>
-                <w:rFonts w:ascii="宋体" w:hAnsi="宋体" w:cs="宋体"/>
-                <w:kern w:val="0"/>
-                <w:sz w:val="24"/>
-                <w:szCs w:val="24"/>
-              </w:rPr>
               <w:t>常用湘语口语语料整理、双向转换规则设计、系统功能开发、测试评估与成果总结等核心任务展开，力求做到每一阶段目标明确、任务具体、成果可检验，为项目顺利结题和后续拓展奠定基础。</w:t>
             </w:r>
           </w:p>
           <w:p>
             <w:pPr>
-              <w:widowControl/>
-              <w:spacing w:before="100" w:beforeAutospacing="1" w:after="100" w:afterAutospacing="1"/>
-              <w:jc w:val="left"/>
-              <w:rPr>
-                <w:rFonts w:ascii="宋体" w:hAnsi="宋体" w:cs="宋体"/>
-                <w:kern w:val="0"/>
-                <w:sz w:val="24"/>
-                <w:szCs w:val="24"/>
-              </w:rPr>
-            </w:pPr>
-            <w:r>
-              <w:rPr>
-                <w:rFonts w:ascii="宋体" w:hAnsi="宋体" w:cs="宋体"/>
-                <w:kern w:val="0"/>
-                <w:sz w:val="24"/>
-                <w:szCs w:val="24"/>
-              </w:rPr>
+              <w:pStyle w:val="a9"/>
+              <w:snapToGrid w:val="0"/>
+              <w:spacing w:before="0" w:beforeAutospacing="0" w:after="0" w:afterAutospacing="0"/>
+              <w:ind w:firstLineChars="200" w:firstLine="480"/>
+            </w:pPr>
+            <w:r>
               <w:t>项目第一阶段为前期准备与资料整理阶段。该阶段主要任务是查阅国内外与方言处理、语料建设、自然语言处理和方言数字化保护相关的研究资料，进一步明确项目研究范围、研究重点和系统实现思路；同时围绕校园交流、日常生活、</w:t>
             </w:r>
             <w:proofErr w:type="gramStart"/>
             <w:r>
-              <w:rPr>
-                <w:rFonts w:ascii="宋体" w:hAnsi="宋体" w:cs="宋体"/>
-                <w:kern w:val="0"/>
-                <w:sz w:val="24"/>
-                <w:szCs w:val="24"/>
-              </w:rPr>
               <w:t>文旅沟通</w:t>
             </w:r>
             <w:proofErr w:type="gramEnd"/>
             <w:r>
-              <w:rPr>
-                <w:rFonts w:ascii="宋体" w:hAnsi="宋体" w:cs="宋体"/>
-                <w:kern w:val="0"/>
-                <w:sz w:val="24"/>
-                <w:szCs w:val="24"/>
-              </w:rPr>
               <w:t>等典型场景，</w:t>
             </w:r>
             <w:proofErr w:type="gramStart"/>
             <w:r>
-              <w:rPr>
-                <w:rFonts w:ascii="宋体" w:hAnsi="宋体" w:cs="宋体"/>
-                <w:kern w:val="0"/>
-                <w:sz w:val="24"/>
-                <w:szCs w:val="24"/>
-              </w:rPr>
-              <w:t>整理长</w:t>
+              <w:t>整理长株</w:t>
             </w:r>
             <w:proofErr w:type="gramEnd"/>
             <w:r>
-              <w:rPr>
-                <w:rFonts w:ascii="宋体" w:hAnsi="宋体" w:cs="宋体"/>
-                <w:kern w:val="0"/>
-                <w:sz w:val="24"/>
-                <w:szCs w:val="24"/>
-              </w:rPr>
-              <w:t>株潭常用湘语口语中的高频词汇、短语和句式，初步构建普通话与方言对应语料，为后续系统开发做好基础准备。</w:t>
-            </w:r>
-          </w:p>
-          <w:p>
-            <w:pPr>
-              <w:widowControl/>
-              <w:spacing w:before="100" w:beforeAutospacing="1" w:after="100" w:afterAutospacing="1"/>
-              <w:jc w:val="left"/>
-              <w:rPr>
-                <w:rFonts w:ascii="宋体" w:hAnsi="宋体" w:cs="宋体"/>
-                <w:kern w:val="0"/>
-                <w:sz w:val="24"/>
-                <w:szCs w:val="24"/>
-              </w:rPr>
-            </w:pPr>
-            <w:r>
-              <w:rPr>
-                <w:rFonts w:ascii="宋体" w:hAnsi="宋体" w:cs="宋体"/>
-                <w:kern w:val="0"/>
-                <w:sz w:val="24"/>
-                <w:szCs w:val="24"/>
-              </w:rPr>
-              <w:t>项目第二阶段为核心研究与系统开发阶段。该阶段将重点开展普通话与湘语双向转换规则设计，逐步实现词典匹配、句式转换、拼音近似纠错、候选表达输出等核心功能，并在已有网页原型基础上进一步完善系统界面和后台逻辑。同时，结合已整理的基础语料持续补充和修正知识库内容，逐步建立词条审核、场景标注和导入导出等功能模块，使系统从单一演示逐步发展为较为完整的项目原型。</w:t>
-            </w:r>
-          </w:p>
-          <w:p>
-            <w:pPr>
-              <w:widowControl/>
-              <w:spacing w:before="100" w:beforeAutospacing="1" w:after="100" w:afterAutospacing="1"/>
-              <w:jc w:val="left"/>
-              <w:rPr>
-                <w:rFonts w:ascii="宋体" w:hAnsi="宋体" w:cs="宋体"/>
-                <w:kern w:val="0"/>
-                <w:sz w:val="24"/>
-                <w:szCs w:val="24"/>
-              </w:rPr>
-            </w:pPr>
-            <w:r>
-              <w:rPr>
-                <w:rFonts w:ascii="宋体" w:hAnsi="宋体" w:cs="宋体"/>
-                <w:kern w:val="0"/>
-                <w:sz w:val="24"/>
-                <w:szCs w:val="24"/>
-              </w:rPr>
+              <w:t>潭常用湘语口语中的高频词汇、短语和句式，初步构建普通话与方言对应语料，为后续系统开发做好基础准备。</w:t>
+            </w:r>
+          </w:p>
+          <w:p>
+            <w:pPr>
+              <w:pStyle w:val="a9"/>
+              <w:snapToGrid w:val="0"/>
+              <w:spacing w:before="0" w:beforeAutospacing="0" w:after="0" w:afterAutospacing="0"/>
+              <w:ind w:firstLineChars="200" w:firstLine="480"/>
+            </w:pPr>
+            <w:r>
+              <w:t>项目第二阶段为核心研究与系统开发阶段。该阶段将重点开展普通话与湘语双向转换规则设计，逐步实现词典匹配、句式转换、拼音近似纠错、候选表达输</w:t>
+            </w:r>
+            <w:r>
+              <w:lastRenderedPageBreak/>
+              <w:t>出等核心功能，并在已有网页原型基础上进一步完善系统界面和后台逻辑。同时，结合已整理的基础语料持续补充和修正知识库内容，逐步建立词条审核、场景标注和导入导出等功能模块，使系统从单一演示逐步发展为较为完整的项目原型。</w:t>
+            </w:r>
+          </w:p>
+          <w:p>
+            <w:pPr>
+              <w:pStyle w:val="a9"/>
+              <w:snapToGrid w:val="0"/>
+              <w:spacing w:before="0" w:beforeAutospacing="0" w:after="0" w:afterAutospacing="0"/>
+              <w:ind w:firstLineChars="200" w:firstLine="480"/>
+            </w:pPr>
+            <w:r>
               <w:t>项目第三阶段为测试优化与总结提升阶段。该阶段主要通过人工测试、</w:t>
             </w:r>
             <w:proofErr w:type="gramStart"/>
             <w:r>
-              <w:rPr>
-                <w:rFonts w:ascii="宋体" w:hAnsi="宋体" w:cs="宋体"/>
-                <w:kern w:val="0"/>
-                <w:sz w:val="24"/>
-                <w:szCs w:val="24"/>
-              </w:rPr>
               <w:t>场景化样例</w:t>
             </w:r>
             <w:proofErr w:type="gramEnd"/>
             <w:r>
-              <w:rPr>
-                <w:rFonts w:ascii="宋体" w:hAnsi="宋体" w:cs="宋体"/>
-                <w:kern w:val="0"/>
-                <w:sz w:val="24"/>
-                <w:szCs w:val="24"/>
-              </w:rPr>
               <w:t>验证和用户体验反馈，对系统在准确性、自然度、可理解性和交互便利性等方面进行评估，并针对测试中发现的问题持续调整词条、规则和界面设计。在项目后期，进一步完成研究报告、系统说明文档、结题材料和竞赛展示材料整理，系统总结项目实施过程、阶段成果和不足之处，为后续继续扩充语料、优化算法和推广应用提供基础。</w:t>
             </w:r>
           </w:p>
@@ -7065,95 +6617,39 @@
           </w:p>
           <w:p>
             <w:pPr>
-              <w:widowControl/>
-              <w:spacing w:before="100" w:beforeAutospacing="1" w:after="100" w:afterAutospacing="1"/>
-              <w:jc w:val="left"/>
-              <w:rPr>
-                <w:rFonts w:ascii="宋体" w:hAnsi="宋体" w:cs="宋体"/>
-                <w:kern w:val="0"/>
-                <w:sz w:val="24"/>
-                <w:szCs w:val="24"/>
-              </w:rPr>
-            </w:pPr>
-            <w:r>
-              <w:rPr>
-                <w:rFonts w:ascii="宋体" w:hAnsi="宋体" w:cs="宋体"/>
-                <w:kern w:val="0"/>
-                <w:sz w:val="24"/>
-                <w:szCs w:val="24"/>
-              </w:rPr>
+              <w:pStyle w:val="a9"/>
+              <w:snapToGrid w:val="0"/>
+              <w:spacing w:before="0" w:beforeAutospacing="0" w:after="0" w:afterAutospacing="0"/>
+              <w:ind w:firstLineChars="200" w:firstLine="480"/>
+            </w:pPr>
+            <w:r>
               <w:t>本项目已具备一定的前期研究与开发基础。项目成员围绕“普通话与长株潭常用湘语双向转换”这一方向，已经完成了初步方案设计，并搭建了可运行的网页原型系统，能够实现普通话转方言、方言转普通话的基础功能展示。这说明项目并非停留在设想层面，而是已经具有一定的技术实现基础和成果雏形，为后续进一步完善语料资源、优化转换规则和扩展系统功能提供了良好起点。</w:t>
             </w:r>
           </w:p>
           <w:p>
             <w:pPr>
-              <w:widowControl/>
-              <w:spacing w:before="100" w:beforeAutospacing="1" w:after="100" w:afterAutospacing="1"/>
-              <w:jc w:val="left"/>
-              <w:rPr>
-                <w:rFonts w:ascii="宋体" w:hAnsi="宋体" w:cs="宋体"/>
-                <w:kern w:val="0"/>
-                <w:sz w:val="24"/>
-                <w:szCs w:val="24"/>
-              </w:rPr>
-            </w:pPr>
-            <w:r>
-              <w:rPr>
-                <w:rFonts w:ascii="宋体" w:hAnsi="宋体" w:cs="宋体"/>
-                <w:kern w:val="0"/>
-                <w:sz w:val="24"/>
-                <w:szCs w:val="24"/>
-              </w:rPr>
+              <w:pStyle w:val="a9"/>
+              <w:snapToGrid w:val="0"/>
+              <w:spacing w:before="0" w:beforeAutospacing="0" w:after="0" w:afterAutospacing="0"/>
+              <w:ind w:firstLineChars="200" w:firstLine="480"/>
+            </w:pPr>
+            <w:r>
               <w:t>在前期准备过程中，项目成员已</w:t>
             </w:r>
             <w:proofErr w:type="gramStart"/>
             <w:r>
-              <w:rPr>
-                <w:rFonts w:ascii="宋体" w:hAnsi="宋体" w:cs="宋体"/>
-                <w:kern w:val="0"/>
-                <w:sz w:val="24"/>
-                <w:szCs w:val="24"/>
-              </w:rPr>
               <w:t>对长株潭</w:t>
             </w:r>
             <w:proofErr w:type="gramEnd"/>
             <w:r>
-              <w:rPr>
-                <w:rFonts w:ascii="宋体" w:hAnsi="宋体" w:cs="宋体"/>
-                <w:kern w:val="0"/>
-                <w:sz w:val="24"/>
-                <w:szCs w:val="24"/>
-              </w:rPr>
-              <w:t>常用湘语口语中的部分高频词汇、短语和表达方式进行了初步整理，并开始尝试建立普通话与方言之间的对应关系。这些前期积累虽然仍需进一步补充和规范，但已经为后续构建结构化语料资源、开</w:t>
-            </w:r>
-            <w:r>
-              <w:rPr>
-                <w:rFonts w:ascii="宋体" w:hAnsi="宋体" w:cs="宋体"/>
-                <w:kern w:val="0"/>
-                <w:sz w:val="24"/>
-                <w:szCs w:val="24"/>
-              </w:rPr>
-              <w:lastRenderedPageBreak/>
-              <w:t>展场景</w:t>
+              <w:t>常用湘语口语中的部分高频词汇、短语和表达方式进行了初步整理，并开始尝试建立普通话与方言之间的对应关系。这些前期积累虽然仍需进一步补充和规范，但已经为后续构建结构化语料资源、开展场景</w:t>
             </w:r>
             <w:proofErr w:type="gramStart"/>
             <w:r>
-              <w:rPr>
-                <w:rFonts w:ascii="宋体" w:hAnsi="宋体" w:cs="宋体"/>
-                <w:kern w:val="0"/>
-                <w:sz w:val="24"/>
-                <w:szCs w:val="24"/>
-              </w:rPr>
               <w:t>化表达</w:t>
             </w:r>
             <w:proofErr w:type="gramEnd"/>
             <w:r>
-              <w:rPr>
-                <w:rFonts w:ascii="宋体" w:hAnsi="宋体" w:cs="宋体"/>
-                <w:kern w:val="0"/>
-                <w:sz w:val="24"/>
-                <w:szCs w:val="24"/>
-              </w:rPr>
               <w:t>整理和设计双向转换规则打下了基础。同时，项目研究内容与指导教师所在学科方向具有较强契合性，能够在语言学、文字整理、表达规范和研究思路等方面获得较为直接的指导支持。</w:t>
             </w:r>
           </w:p>
@@ -7183,85 +6679,39 @@
           </w:p>
           <w:p>
             <w:pPr>
-              <w:widowControl/>
-              <w:spacing w:before="100" w:beforeAutospacing="1" w:after="100" w:afterAutospacing="1"/>
-              <w:jc w:val="left"/>
-              <w:rPr>
-                <w:rFonts w:ascii="宋体" w:hAnsi="宋体" w:cs="宋体"/>
-                <w:kern w:val="0"/>
-                <w:sz w:val="24"/>
-                <w:szCs w:val="24"/>
-              </w:rPr>
-            </w:pPr>
-            <w:r>
-              <w:rPr>
-                <w:rFonts w:ascii="宋体" w:hAnsi="宋体" w:cs="宋体"/>
-                <w:kern w:val="0"/>
-                <w:sz w:val="24"/>
-                <w:szCs w:val="24"/>
-              </w:rPr>
+              <w:pStyle w:val="a9"/>
+              <w:snapToGrid w:val="0"/>
+              <w:spacing w:before="0" w:beforeAutospacing="0" w:after="0" w:afterAutospacing="0"/>
+              <w:ind w:firstLineChars="200" w:firstLine="480"/>
+            </w:pPr>
+            <w:r>
               <w:t>从项目实施条件来看，项目成员已具备一定的资料查阅、文本整理、规则归纳和系统开发能力，能够承担语料建设、规则设计、前端展示和功能测试等具体任务。现阶段项目已具备基础网页原型、初步词条资源和明确的研究框架，在此基础上继续推进，能够较快形成较完整的项目内容和演示成果。与此同时，项目所需的软件开发环境、资料整理工具和日常协作条件基本具备，能够满足本项目研究与实现的基本需求。</w:t>
             </w:r>
           </w:p>
           <w:p>
             <w:pPr>
-              <w:widowControl/>
-              <w:spacing w:before="100" w:beforeAutospacing="1" w:after="100" w:afterAutospacing="1"/>
-              <w:jc w:val="left"/>
-              <w:rPr>
-                <w:rFonts w:ascii="宋体" w:hAnsi="宋体" w:cs="宋体"/>
-                <w:kern w:val="0"/>
-                <w:sz w:val="24"/>
-                <w:szCs w:val="24"/>
-              </w:rPr>
-            </w:pPr>
-            <w:r>
-              <w:rPr>
-                <w:rFonts w:ascii="宋体" w:hAnsi="宋体" w:cs="宋体"/>
-                <w:kern w:val="0"/>
-                <w:sz w:val="24"/>
-                <w:szCs w:val="24"/>
-              </w:rPr>
+              <w:pStyle w:val="a9"/>
+              <w:snapToGrid w:val="0"/>
+              <w:spacing w:before="0" w:beforeAutospacing="0" w:after="0" w:afterAutospacing="0"/>
+              <w:ind w:firstLineChars="200" w:firstLine="480"/>
+            </w:pPr>
+            <w:r>
               <w:t>当然，项目目前仍存在一些不足，主要体现在方言语料覆盖范围还不够广、场景</w:t>
             </w:r>
             <w:proofErr w:type="gramStart"/>
             <w:r>
-              <w:rPr>
-                <w:rFonts w:ascii="宋体" w:hAnsi="宋体" w:cs="宋体"/>
-                <w:kern w:val="0"/>
-                <w:sz w:val="24"/>
-                <w:szCs w:val="24"/>
-              </w:rPr>
               <w:t>化表达</w:t>
             </w:r>
             <w:proofErr w:type="gramEnd"/>
             <w:r>
-              <w:rPr>
-                <w:rFonts w:ascii="宋体" w:hAnsi="宋体" w:cs="宋体"/>
-                <w:kern w:val="0"/>
-                <w:sz w:val="24"/>
-                <w:szCs w:val="24"/>
-              </w:rPr>
               <w:t>积累仍需加强、转换规则的细化程度还不够高、系统测试样本和评价机制仍需进一步完善等方面。针对这些问题，项目拟通过后续持续</w:t>
             </w:r>
             <w:proofErr w:type="gramStart"/>
             <w:r>
-              <w:rPr>
-                <w:rFonts w:ascii="宋体" w:hAnsi="宋体" w:cs="宋体"/>
-                <w:kern w:val="0"/>
-                <w:sz w:val="24"/>
-                <w:szCs w:val="24"/>
-              </w:rPr>
               <w:t>补充长株</w:t>
             </w:r>
             <w:proofErr w:type="gramEnd"/>
             <w:r>
-              <w:rPr>
-                <w:rFonts w:ascii="宋体" w:hAnsi="宋体" w:cs="宋体"/>
-                <w:kern w:val="0"/>
-                <w:sz w:val="24"/>
-                <w:szCs w:val="24"/>
-              </w:rPr>
               <w:t>潭常用湘语语料、引入人工审核与纠错机制、完善场景分类和候选输出设计、加强测试评估与用户反馈收集等方式加以解决，从而逐步提升项目成果的完整性、实用性与可推广性。</w:t>
             </w:r>
           </w:p>
@@ -7687,6 +7137,7 @@
               <w:rPr>
                 <w:rFonts w:hint="eastAsia"/>
               </w:rPr>
+              <w:lastRenderedPageBreak/>
               <w:t xml:space="preserve">1. </w:t>
             </w:r>
             <w:r>
@@ -8866,7 +8317,6 @@
                 <w:rFonts w:hint="eastAsia"/>
                 <w:bCs/>
               </w:rPr>
-              <w:lastRenderedPageBreak/>
               <w:t>1.</w:t>
             </w:r>
             <w:r>

--- a/相关文件/附件1：2026年大学生创新训练项目申请书.docx
+++ b/相关文件/附件1：2026年大学生创新训练项目申请书.docx
@@ -519,7 +519,23 @@
           <w:sz w:val="28"/>
           <w:szCs w:val="28"/>
         </w:rPr>
-        <w:t xml:space="preserve">   滚动资助□（原项目编号：</w:t>
+        <w:t xml:space="preserve"> </w:t>
+      </w:r>
+      <w:r>
+        <w:rPr>
+          <w:rFonts w:ascii="黑体" w:eastAsia="黑体" w:hAnsi="黑体"/>
+          <w:sz w:val="28"/>
+          <w:szCs w:val="28"/>
+        </w:rPr>
+        <w:t xml:space="preserve">    </w:t>
+      </w:r>
+      <w:r>
+        <w:rPr>
+          <w:rFonts w:ascii="黑体" w:eastAsia="黑体" w:hAnsi="黑体" w:hint="eastAsia"/>
+          <w:sz w:val="28"/>
+          <w:szCs w:val="28"/>
+        </w:rPr>
+        <w:t>滚动资助□（原项目编号：</w:t>
       </w:r>
       <w:r>
         <w:rPr>
@@ -528,7 +544,7 @@
           <w:szCs w:val="28"/>
           <w:u w:val="single"/>
         </w:rPr>
-        <w:t xml:space="preserve">　　 　　</w:t>
+        <w:t xml:space="preserve">　　</w:t>
       </w:r>
       <w:r>
         <w:rPr>
@@ -5827,25 +5843,15 @@
               <w:snapToGrid w:val="0"/>
               <w:spacing w:before="0" w:beforeAutospacing="0" w:after="0" w:afterAutospacing="0"/>
               <w:ind w:firstLineChars="200" w:firstLine="480"/>
-            </w:pPr>
-            <w:r>
-              <w:t>本项目</w:t>
-            </w:r>
-            <w:proofErr w:type="gramStart"/>
-            <w:r>
-              <w:t>面向长株潭</w:t>
-            </w:r>
-            <w:proofErr w:type="gramEnd"/>
-            <w:r>
-              <w:t>常用湘语口语场景，拟构建一套普通话与方言双向转换及语料辅助生成系统。项目立足湖南地方语言实际需求，以校园交流、日常生活、</w:t>
-            </w:r>
-            <w:proofErr w:type="gramStart"/>
-            <w:r>
-              <w:t>文旅传播</w:t>
-            </w:r>
-            <w:proofErr w:type="gramEnd"/>
-            <w:r>
-              <w:t>等高频口语场景为主要应用对象，围绕普通话与湘语口语之间的词汇对应、句式转换、语气表达和场景适配等问题，探索一种兼具实用性、可解释性与可扩展性的地方方言数字化实现方案。</w:t>
+              <w:rPr>
+                <w:rFonts w:hint="eastAsia"/>
+              </w:rPr>
+            </w:pPr>
+            <w:r>
+              <w:rPr>
+                <w:rFonts w:hint="eastAsia"/>
+              </w:rPr>
+              <w:t>本项目拟建设“方言与普通话双向转换及开放语料数据库平台”，以湖南地区方言资源数字化整理与共享应用为切入点，围绕“公开数据库建设”和“便捷转换服务平台建设”两个核心方向展开研究与实践。项目依托现有网页原型（https://thisshy.github.io/hunan-mandarin-converter/），在已有功能基础上进一步完善数据采集、人工审核、双向转换、共享下载、场景应用与后续扩展机制，逐步形成兼具研究价值、应用价值和推广价值的方言数字化平台。</w:t>
             </w:r>
           </w:p>
           <w:p>
@@ -5854,32 +5860,29 @@
               <w:snapToGrid w:val="0"/>
               <w:spacing w:before="0" w:beforeAutospacing="0" w:after="0" w:afterAutospacing="0"/>
               <w:ind w:firstLineChars="200" w:firstLine="480"/>
-            </w:pPr>
-            <w:r>
-              <w:t>项目将在现有网页原型</w:t>
-            </w:r>
-            <w:r>
-              <w:rPr>
-                <w:rFonts w:hint="eastAsia"/>
-              </w:rPr>
-              <w:t>(</w:t>
-            </w:r>
-            <w:r>
-              <w:t>https://thisshy.github.io/hunan-mandarin-converter/</w:t>
-            </w:r>
-            <w:r>
-              <w:t>)</w:t>
-            </w:r>
-            <w:r>
-              <w:t>基础上进一步深化研究与开发，按照“语料整理、知识建库、规则设计、系统实现、效果评测”的总体思路推进。研究内容主要包括</w:t>
+              <w:rPr>
+                <w:rFonts w:hint="eastAsia"/>
+              </w:rPr>
+            </w:pPr>
+            <w:r>
+              <w:rPr>
+                <w:rFonts w:hint="eastAsia"/>
+              </w:rPr>
+              <w:t>本项目的第一层核心意义，在于建设一个面向社会开放的方言数据库。当前大量方言表达散落于个人记忆、地方口述材料、非标准记录文本和零散网络内容之中，存在“难采集、难整理、难共享、难持续更新”的突出问题。为此，本项目拟搭建公开的数据采集与管理平台，允许用户上传方言词汇、短语、句式、语音材料及对应释义信息，同时设置由专业人员或具备语言学基础的审核人员参与的后台审核机制，对上</w:t>
             </w:r>
             <w:proofErr w:type="gramStart"/>
             <w:r>
-              <w:t>长株潭常用湘语词句资源</w:t>
+              <w:rPr>
+                <w:rFonts w:hint="eastAsia"/>
+              </w:rPr>
+              <w:t>传内容</w:t>
             </w:r>
             <w:proofErr w:type="gramEnd"/>
             <w:r>
-              <w:t>采集与整理、普通话和方言双向转换规则设计、拼音近似纠错处理、候选表达生成与结果解释输出等，以提升系统在真实口语输入条件下的转换准确性、自然度和使用便利性。</w:t>
+              <w:rPr>
+                <w:rFonts w:hint="eastAsia"/>
+              </w:rPr>
+              <w:t>进行校核、筛选、标注和规范化处理。通过“用户上传+人工审核+结构化入库”的模式，逐步形成可持续积累、可追溯来源、可共享利用的开放方言资源库，为开发者、研究者、教育工作者及其他有相关需求的人员提供可复用的数据基础，从而推动方言资源的保护、整理、传播与发展。</w:t>
             </w:r>
           </w:p>
           <w:p>
@@ -5888,30 +5891,35 @@
               <w:snapToGrid w:val="0"/>
               <w:spacing w:before="0" w:beforeAutospacing="0" w:after="0" w:afterAutospacing="0"/>
               <w:ind w:firstLineChars="200" w:firstLine="480"/>
-            </w:pPr>
-            <w:r>
-              <w:t>相较于一般的静态方言词典或简单词条替换工具，本项目更强调面向真实交流场景的双向转换能力和资源持续更新能力。系统计划实现双向文本转换、词库维护与审核、场景</w:t>
-            </w:r>
-            <w:proofErr w:type="gramStart"/>
-            <w:r>
-              <w:t>化表达</w:t>
-            </w:r>
-            <w:proofErr w:type="gramEnd"/>
-            <w:r>
-              <w:t>推荐、JSON 导入导出、候选结果展示以及转换效果评测等功能，从而形成一个可演示、可扩展、可持续维护的轻量化方言智能辅助平台。本项目预期形成 Web 原型系统、</w:t>
-            </w:r>
-            <w:proofErr w:type="gramStart"/>
-            <w:r>
-              <w:t>长株潭</w:t>
-            </w:r>
-            <w:proofErr w:type="gramEnd"/>
-            <w:r>
-              <w:t>常用湘语基础语料资源、项目研究报告及相关竞赛展示材料等成果，为湖南地方方言数字化整理、智能语言服务实践以及大学生创新训练项目实施提供可验证、可推广的样本，也为后续在更大范围内开展方言资源积累与应用拓展奠</w:t>
-            </w:r>
-            <w:bookmarkStart w:id="0" w:name="_GoBack"/>
-            <w:bookmarkEnd w:id="0"/>
-            <w:r>
-              <w:t>定基础。</w:t>
+              <w:rPr>
+                <w:rFonts w:hint="eastAsia"/>
+              </w:rPr>
+            </w:pPr>
+            <w:r>
+              <w:rPr>
+                <w:rFonts w:hint="eastAsia"/>
+              </w:rPr>
+              <w:t>本项目的第二层核心意义，在于建设一个专业、便捷、可扩展的方言与普通话互相转换平台。项目当前已考虑三种方言的纳入与适配，后续可根据资源积累和实际需求持续扩展更多方言类型，逐步从单一试点走向多方言融合平台。平台不仅服务于用户在日常交流、学习理解、文化传播、资料整理等场景中的即时转换需求，也将进一步探索加入方言与普通话之间的语音转换功能，使系统从文本转换逐步升级为“文本+语音”的综合型语言服务工具。与此同时，项目还将结合移动端使用需求，在网页原型基础上探索开发 APP 版本。现有网页到 APP 的原型可参考 https://kaleidoscopic-lamington-1af63c.netlify.app/。这一发展方向有助于提高平台的可达性与使用频率，更好服务手机用户和日常高频应用场景。</w:t>
+            </w:r>
+          </w:p>
+          <w:p>
+            <w:pPr>
+              <w:pStyle w:val="a9"/>
+              <w:snapToGrid w:val="0"/>
+              <w:spacing w:before="0" w:beforeAutospacing="0" w:after="0" w:afterAutospacing="0"/>
+              <w:ind w:firstLineChars="200" w:firstLine="480"/>
+              <w:rPr>
+                <w:rFonts w:hint="eastAsia"/>
+              </w:rPr>
+            </w:pPr>
+            <w:r>
+              <w:rPr>
+                <w:rFonts w:hint="eastAsia"/>
+              </w:rPr>
+              <w:t>因此我们的项目并非仅仅开发一个演示型网页工具，而是尝试建设一个以开放数据库为基础、以双向转换服务为核心、以多终端扩展为方向的方言数字平台。项目预期能够在方言保护、语言资源共享、方言数字化服务和地方文化传播等方面形成较为清晰的实践路径，并为后续更大范围的方言资源建设与智能应用提供样板</w:t>
+            </w:r>
+            <w:r>
+              <w:t>。</w:t>
             </w:r>
           </w:p>
           <w:p>
@@ -5949,33 +5957,15 @@
               <w:snapToGrid w:val="0"/>
               <w:spacing w:before="0" w:beforeAutospacing="0" w:after="0" w:afterAutospacing="0"/>
               <w:ind w:firstLineChars="200" w:firstLine="480"/>
-            </w:pPr>
-            <w:r>
-              <w:t>本项目的总体目标，是</w:t>
-            </w:r>
-            <w:proofErr w:type="gramStart"/>
-            <w:r>
-              <w:t>围绕长株潭</w:t>
-            </w:r>
-            <w:proofErr w:type="gramEnd"/>
-            <w:r>
-              <w:t>常用湘语口语表达，研究并实现一套普通话与方言双向转换系统，提升地方口语在真实交流场景中的可理解性、可获取性和</w:t>
-            </w:r>
-            <w:proofErr w:type="gramStart"/>
-            <w:r>
-              <w:t>可</w:t>
-            </w:r>
-            <w:proofErr w:type="gramEnd"/>
-            <w:r>
-              <w:t>传播性。项目聚焦校园交流、日常生活和</w:t>
-            </w:r>
-            <w:proofErr w:type="gramStart"/>
-            <w:r>
-              <w:t>文旅</w:t>
-            </w:r>
-            <w:proofErr w:type="gramEnd"/>
-            <w:r>
-              <w:t>传播等高频应用环境，力求通过数字化手段降低普通话使用者理解湘语口语的门槛，同时增强方言表达在现代信息环境中的呈现能力与应用价值。</w:t>
+              <w:rPr>
+                <w:rFonts w:hint="eastAsia"/>
+              </w:rPr>
+            </w:pPr>
+            <w:r>
+              <w:rPr>
+                <w:rFonts w:hint="eastAsia"/>
+              </w:rPr>
+              <w:t>本项目的总体目标，是面向现实使用需求，构建一个集“方言数据采集、专业审核、开放共享、双向转换、持续扩展”于一体的方言数字化平台，推动地方方言资源从零散存留状态走向规范整理、开放共享和便捷应用。</w:t>
             </w:r>
           </w:p>
           <w:p>
@@ -5986,41 +5976,34 @@
               <w:ind w:firstLineChars="200" w:firstLine="480"/>
             </w:pPr>
             <w:r>
-              <w:t>本项目拟通过建设</w:t>
+              <w:rPr>
+                <w:rFonts w:hint="eastAsia"/>
+              </w:rPr>
+              <w:t>具体而言，第一，项目旨在建设具有开放性和</w:t>
             </w:r>
             <w:proofErr w:type="gramStart"/>
             <w:r>
-              <w:t>长株潭常用湘</w:t>
+              <w:rPr>
+                <w:rFonts w:hint="eastAsia"/>
+              </w:rPr>
+              <w:t>可</w:t>
             </w:r>
             <w:proofErr w:type="gramEnd"/>
             <w:r>
-              <w:t>语词句知识库，系统整理高频词汇、短语、常见句式及场景表达，为普通话与方言之间的双向转换提供稳定的数据基础。相较于零散的词条积累或简单的静态展示，本项目更强调语料的场景化组织、可持续补充与可维护更新，使知识资源不仅能够支撑当前系统开发，也能够为后续扩展与优化提供基础条件。</w:t>
-            </w:r>
-          </w:p>
-          <w:p>
-            <w:pPr>
-              <w:pStyle w:val="a9"/>
-              <w:snapToGrid w:val="0"/>
-              <w:spacing w:before="0" w:beforeAutospacing="0" w:after="0" w:afterAutospacing="0"/>
-              <w:ind w:firstLineChars="200" w:firstLine="480"/>
-            </w:pPr>
-            <w:r>
-              <w:t>在方法层面，项目旨在研究普通话与湘语口语之间在词汇表达、句式结构和语用习惯上的对应关系，探索兼具可解释性与可实现性的转换机制。通过引入词典匹配、句式规则、拼音近似纠错和候选结果输出等方法，提高系统对模糊输入、同音错字以及一词多说现象的适应能力，增强转换结果的准确性、自然度和实际可用性，从而使系统更贴近真实口语交流需求。</w:t>
-            </w:r>
-          </w:p>
-          <w:p>
-            <w:pPr>
-              <w:pStyle w:val="a9"/>
-              <w:snapToGrid w:val="0"/>
-              <w:spacing w:before="0" w:beforeAutospacing="0" w:after="0" w:afterAutospacing="0"/>
-              <w:ind w:firstLineChars="200" w:firstLine="480"/>
-            </w:pPr>
-            <w:r>
-              <w:t>在成果目标上，项目希望形成一套较为完整的大学生创新训练项目成果体系，包括可演示的 Web 原型系统、基础语料资源、项目研究报告以及竞赛展示材料等。通过项目实施，不仅验证普通话与湘语口语双向转换的可行性与应用前</w:t>
-            </w:r>
-            <w:r>
+              <w:rPr>
+                <w:rFonts w:hint="eastAsia"/>
+              </w:rPr>
+              <w:t>持续性的方言数据库。通过设计规范的数据上传、审核、标注和管理流程，将原本分散的方言词汇、句式、语音及其场景用法汇集起来，形成可供后续研究、开发和传播使用的结构化资源库。第二，项目旨在实现方言与普通话之间的高效双向转换，降低用户理解和使</w:t>
+            </w:r>
+            <w:r>
+              <w:rPr>
+                <w:rFonts w:hint="eastAsia"/>
+              </w:rPr>
               <w:lastRenderedPageBreak/>
-              <w:t>景，也为湖南地方方言数字化保护、智能语言服务实践和后续相关研究提供一个可落地、可推广的项目样本。</w:t>
+              <w:t>用方言的门槛，提升地方语言在数字环境中的传播效率和应用价值。第三，项目旨在形成可扩展的平台架构，使当前纳入的三种方言能够作为试点，为后续继续纳入更多方言、增加语音转换功能、开发移动端 APP 奠定基础。第四，项目旨在探索“数据库建设+语言服务平台+移动端延伸”相结合的项目模式，使方言资源保护不再停留在静态整理层面，而是进入面向公众服务、面向开发者共享、面向未来扩展的动态发展阶段</w:t>
+            </w:r>
+            <w:r>
+              <w:t>。</w:t>
             </w:r>
           </w:p>
           <w:p>
@@ -6057,26 +6040,16 @@
               <w:pStyle w:val="a9"/>
               <w:snapToGrid w:val="0"/>
               <w:spacing w:before="0" w:beforeAutospacing="0" w:after="0" w:afterAutospacing="0"/>
-              <w:ind w:firstLineChars="200" w:firstLine="480"/>
-            </w:pPr>
-            <w:r>
-              <w:t>本项目的研究内容首先是建设</w:t>
-            </w:r>
-            <w:proofErr w:type="gramStart"/>
-            <w:r>
-              <w:t>长株潭常用湘</w:t>
-            </w:r>
-            <w:proofErr w:type="gramEnd"/>
-            <w:r>
-              <w:t>语词句语料与基础知识库。项目将围绕校园交流、日常生活、</w:t>
-            </w:r>
-            <w:proofErr w:type="gramStart"/>
-            <w:r>
-              <w:t>文旅沟通</w:t>
-            </w:r>
-            <w:proofErr w:type="gramEnd"/>
-            <w:r>
-              <w:t>等高频口语场景，系统整理普通话与湘语之间常见的词汇、短语、固定搭配、语气表达和场景化句式，逐步形成具有实际应用价值的平行语料资源。在此基础上，建立包含普通话表达、方言表达、适用场景、来源说明和审核状态等信息的结构化知识库，为后续双向转换、人工校正和持续扩展提供稳定的数据支撑。</w:t>
+              <w:ind w:firstLineChars="100" w:firstLine="240"/>
+              <w:rPr>
+                <w:rFonts w:hint="eastAsia"/>
+              </w:rPr>
+            </w:pPr>
+            <w:r>
+              <w:rPr>
+                <w:rFonts w:hint="eastAsia"/>
+              </w:rPr>
+              <w:t xml:space="preserve">  本项目的研究内容主要包括以下四个方面。</w:t>
             </w:r>
           </w:p>
           <w:p>
@@ -6084,26 +6057,16 @@
               <w:pStyle w:val="a9"/>
               <w:snapToGrid w:val="0"/>
               <w:spacing w:before="0" w:beforeAutospacing="0" w:after="0" w:afterAutospacing="0"/>
-              <w:ind w:firstLineChars="200" w:firstLine="480"/>
-            </w:pPr>
-            <w:r>
-              <w:t>第二项研究内容是设计普通话</w:t>
-            </w:r>
-            <w:proofErr w:type="gramStart"/>
-            <w:r>
-              <w:t>与长株潭</w:t>
-            </w:r>
-            <w:proofErr w:type="gramEnd"/>
-            <w:r>
-              <w:t>常用湘语之间的双向转换规则。考虑到方言表达并不等同于简单的逐词替换，项目将从词汇层和句式层两个方面开展研究：在词汇层面，重点</w:t>
-            </w:r>
-            <w:proofErr w:type="gramStart"/>
-            <w:r>
-              <w:t>处理称</w:t>
-            </w:r>
-            <w:proofErr w:type="gramEnd"/>
-            <w:r>
-              <w:t>谓词、常用动词、情绪表达和语气词等高频内容；在句式层面，重点研究疑问句、否定句、感叹句、催促句和确认句等常见口语结构的转换方式，从而提高系统在句子级别上的表达自然度、可理解性和实际可用性。</w:t>
+              <w:ind w:firstLineChars="100" w:firstLine="240"/>
+              <w:rPr>
+                <w:rFonts w:hint="eastAsia"/>
+              </w:rPr>
+            </w:pPr>
+            <w:r>
+              <w:rPr>
+                <w:rFonts w:hint="eastAsia"/>
+              </w:rPr>
+              <w:t xml:space="preserve">  1. 开放方言数据库的建设与管理机制研究。围绕方言词汇、常用短语、句式表达、语音样本、场景标签、释义说明、来源信息、审核状态等内容，设计结构化的数据组织方式和开放共享机制。平台支持用户进行数据上传，后台由专业人员开展审核与规范化整理，确保数据库既具开放性，又具可靠性。</w:t>
             </w:r>
           </w:p>
           <w:p>
@@ -6111,18 +6074,16 @@
               <w:pStyle w:val="a9"/>
               <w:snapToGrid w:val="0"/>
               <w:spacing w:before="0" w:beforeAutospacing="0" w:after="0" w:afterAutospacing="0"/>
-              <w:ind w:firstLineChars="200" w:firstLine="480"/>
-            </w:pPr>
-            <w:r>
-              <w:t>第三项研究内容是实现多策略融合的双向转换引擎。项目将在已有网页原型基础上，进一步整合词典精确匹配、拼音近似纠错、句式规则生成、候选结果排序和结果解释输出等功能模块，使系统能够更好地适应真实口语输入中常见的同音错字、</w:t>
-            </w:r>
-            <w:proofErr w:type="gramStart"/>
-            <w:r>
-              <w:t>近音误写</w:t>
-            </w:r>
-            <w:proofErr w:type="gramEnd"/>
-            <w:r>
-              <w:t>、简略表达和一词多说等情况。通过这种融合式设计，系统不仅能够输出转换结果，还能够给出候选表达和转换依据，从而增强结果的可解释性与用户使用体验。</w:t>
+              <w:ind w:firstLineChars="100" w:firstLine="240"/>
+              <w:rPr>
+                <w:rFonts w:hint="eastAsia"/>
+              </w:rPr>
+            </w:pPr>
+            <w:r>
+              <w:rPr>
+                <w:rFonts w:hint="eastAsia"/>
+              </w:rPr>
+              <w:t xml:space="preserve">  2. 方言与普通话双向转换功能研究。围绕普通话转方言、方言转普通话两个方向，整理高频表达和常见场景语料，研究词汇对应、句式转换、语义近似表达和场景适配等问题，逐步提升转换结果的准确性、自然性和可用性。</w:t>
             </w:r>
           </w:p>
           <w:p>
@@ -6130,10 +6091,47 @@
               <w:pStyle w:val="a9"/>
               <w:snapToGrid w:val="0"/>
               <w:spacing w:before="0" w:beforeAutospacing="0" w:after="0" w:afterAutospacing="0"/>
-              <w:ind w:firstLineChars="200" w:firstLine="480"/>
-            </w:pPr>
-            <w:r>
-              <w:t>第四项研究内容是开发场景化交互系统并开展效果评测。项目将在前端和后台功能上继续完善双向转换展示、场景选择、词库维护、审核管理、导入导出和评测统计等模块，并构建小规模测试集，对系统的准确性、自然度、可理解性和实用性进行人工评分与场景测试。通过测试结果不断修正词条、规则和交互设计，最终形成一个兼具研究过程、技术实现和展示价值的方言智能辅助系统。</w:t>
+              <w:ind w:firstLineChars="100" w:firstLine="240"/>
+              <w:rPr>
+                <w:rFonts w:hint="eastAsia"/>
+              </w:rPr>
+            </w:pPr>
+            <w:r>
+              <w:rPr>
+                <w:rFonts w:hint="eastAsia"/>
+              </w:rPr>
+              <w:t xml:space="preserve">  3. 多方言接入与功能扩展研究。项目当前优先考虑三种方言，在此基础上构建可扩展的数据模型与功能模块，为后续继续接入更多方言提供统一框架。同时预留语音转换功能接口，探索未来实现普通话与方言之间语音互转的可行路径。</w:t>
+            </w:r>
+          </w:p>
+          <w:p>
+            <w:pPr>
+              <w:pStyle w:val="a9"/>
+              <w:snapToGrid w:val="0"/>
+              <w:spacing w:before="0" w:beforeAutospacing="0" w:after="0" w:afterAutospacing="0"/>
+              <w:ind w:firstLineChars="100" w:firstLine="240"/>
+            </w:pPr>
+            <w:r>
+              <w:rPr>
+                <w:rFonts w:hint="eastAsia"/>
+              </w:rPr>
+              <w:t xml:space="preserve">  4. 多终端应用与推广场景研究。依托现有网页原型完善交互设计、数据管理和使用流程，并进一步结合移动端场景，探索网页向 APP 的迁移与延伸，使系统更适合手机用户日常使用，提升项目成果的社会</w:t>
+            </w:r>
+            <w:proofErr w:type="gramStart"/>
+            <w:r>
+              <w:rPr>
+                <w:rFonts w:hint="eastAsia"/>
+              </w:rPr>
+              <w:t>触达能力</w:t>
+            </w:r>
+            <w:proofErr w:type="gramEnd"/>
+            <w:r>
+              <w:rPr>
+                <w:rFonts w:hint="eastAsia"/>
+              </w:rPr>
+              <w:t>和推广效果</w:t>
+            </w:r>
+            <w:r>
+              <w:t>。</w:t>
             </w:r>
           </w:p>
           <w:p>
@@ -6170,10 +6168,16 @@
               <w:pStyle w:val="a9"/>
               <w:snapToGrid w:val="0"/>
               <w:spacing w:before="0" w:beforeAutospacing="0" w:after="0" w:afterAutospacing="0"/>
-              <w:ind w:firstLineChars="200" w:firstLine="480"/>
-            </w:pPr>
-            <w:r>
-              <w:t>从国内外研究现状来看，智能语言处理技术近年来发展迅速，普通话及主流语言的机器翻译、语音识别、文本生成和对话系统已经形成较为成熟的技术体系，自然语言处理也正逐步由通用任务向细分场景和垂直语种延伸。在这一背景下，方言处理作为语言智能的重要分支，开始受到语言学、计算机科学和人工智能等多个领域的共同关注。尤其是在大模型、语音技术和知识增强方法不断发展的推动下，方言资源数字化、方言识别与转换、方言保护与传播等方向呈现出持续升温的发展趋势。</w:t>
+              <w:ind w:firstLineChars="100" w:firstLine="240"/>
+              <w:rPr>
+                <w:rFonts w:hint="eastAsia"/>
+              </w:rPr>
+            </w:pPr>
+            <w:r>
+              <w:rPr>
+                <w:rFonts w:hint="eastAsia"/>
+              </w:rPr>
+              <w:t xml:space="preserve">  从国内外研究情况来看，语言资源数字化、低资源语言处理、方言识别与转换、语音技术和语言服务平台建设，近年来均呈现持续发展趋势。国际相关研究越来越重视低资源语言和地方语言的数字保存、标准化整理与技术支持，强调通过数据库建设、标注体系设计、平台化管理和智能处理工具相结合的方式，提高语言资源的可获取性与可利用性。国内在汉语方言调查、方言词汇整理、方言语音研究和区域语言文化保护等方面已经积累了较多成果，但许多研究成果仍然以静态资料、学术成果或单点工具形式存在，缺乏兼顾开放共享、持续维护和公众服务的平台化方案。</w:t>
             </w:r>
           </w:p>
           <w:p>
@@ -6181,18 +6185,30 @@
               <w:pStyle w:val="a9"/>
               <w:snapToGrid w:val="0"/>
               <w:spacing w:before="0" w:beforeAutospacing="0" w:after="0" w:afterAutospacing="0"/>
-              <w:ind w:firstLineChars="200" w:firstLine="480"/>
-            </w:pPr>
-            <w:r>
-              <w:t>国外相关研究更多集中于低资源语言、区域性口语变体和少数族群语言的数字化保护与智能处理，研究重点通常包括语料采集与标注、语音识别、机器翻译、拼写标准化以及面向教育和文化传播的语言技术应用。这类研究强调通过构建可扩展语料资源、引入统计学习与深度学习方法、结合知识库和规则系统等手段，提高非标准语言变体在数字环境中的可处理性和</w:t>
+              <w:ind w:firstLineChars="100" w:firstLine="240"/>
+              <w:rPr>
+                <w:rFonts w:hint="eastAsia"/>
+              </w:rPr>
+            </w:pPr>
+            <w:r>
+              <w:rPr>
+                <w:rFonts w:hint="eastAsia"/>
+              </w:rPr>
+              <w:t xml:space="preserve">  尤其是在湖南地区相关方言应用场景中，目前仍普遍存在以下问题：一是方言资源分散，数据难以持续积累；二是已有资料多偏向学术整理，面向普通用户和开发者的开放平台较少；三是转换工具往往偏重单一功能，缺少“数据采集、人工审核、共享使用、功能扩展”一体化设计；四是方言与普通话之间的语音互转、移动</w:t>
             </w:r>
             <w:proofErr w:type="gramStart"/>
             <w:r>
-              <w:t>可</w:t>
+              <w:rPr>
+                <w:rFonts w:hint="eastAsia"/>
+              </w:rPr>
+              <w:t>端服务</w:t>
             </w:r>
             <w:proofErr w:type="gramEnd"/>
             <w:r>
-              <w:t>传播性。总体来看，国际研究已经形成“语料建设—模型训练—应用落地”相结合的发展路径，但对于具体地方口语场景，仍普遍面临数据稀缺、表达差异大和标准不统一等问题。</w:t>
+              <w:rPr>
+                <w:rFonts w:hint="eastAsia"/>
+              </w:rPr>
+              <w:t>等方向仍有较大拓展空间。</w:t>
             </w:r>
           </w:p>
           <w:p>
@@ -6200,38 +6216,16 @@
               <w:pStyle w:val="a9"/>
               <w:snapToGrid w:val="0"/>
               <w:spacing w:before="0" w:beforeAutospacing="0" w:after="0" w:afterAutospacing="0"/>
-              <w:ind w:firstLineChars="200" w:firstLine="480"/>
-            </w:pPr>
-            <w:r>
-              <w:lastRenderedPageBreak/>
-              <w:t>国内相关研究主要集中在汉语方言调查、方言词汇整理、方言地图建设、方言语音研究以及部分地区方言的语音识别和文本处理等方向。近年来，随着人工智能技术的普及，部分研究开始探索方言语音识别、方言文本转写、普通话与方言之间的自动转换等应用，但整体上仍以单项任务研究为主，较少形成集语料建设、规则设计、交互系统和持续维护于一体的综合性平台。特别是在湖南地区，针对细分区域湘语口语的数字化整理和双向转换研究仍然较少，现有成果多表现为零散词汇资料、地方文化展示或单一功能工具，尚难满足真实交流场景中对准确性、自然度、容错性和可维护性的综合需求。</w:t>
-            </w:r>
-          </w:p>
-          <w:p>
-            <w:pPr>
-              <w:pStyle w:val="a9"/>
-              <w:snapToGrid w:val="0"/>
-              <w:spacing w:before="0" w:beforeAutospacing="0" w:after="0" w:afterAutospacing="0"/>
-              <w:ind w:firstLineChars="200" w:firstLine="480"/>
-            </w:pPr>
-            <w:r>
-              <w:t>从发展动态看，方言智能处理正在由静态资料整理逐步走向场景化、交互化和系统化应用。一方面，研究越来越重视通过小规模高质量语料、规则系统与智能算法相结合的方式解决低资源问题；另一方面，也更加关注成果的实际落地能力，如服务地方文化传播、教育辅助、</w:t>
-            </w:r>
-            <w:proofErr w:type="gramStart"/>
-            <w:r>
-              <w:t>文旅应用</w:t>
-            </w:r>
-            <w:proofErr w:type="gramEnd"/>
-            <w:r>
-              <w:t>和数字人文建设等。基于这一趋势，</w:t>
-            </w:r>
-            <w:proofErr w:type="gramStart"/>
-            <w:r>
-              <w:t>面向长株潭</w:t>
-            </w:r>
-            <w:proofErr w:type="gramEnd"/>
-            <w:r>
-              <w:t>常用湘语口语场景，构建兼具语料整理、双向转换、拼音容错、候选输出和持续维护能力的系统，既符合当前国内外方言技术发展的总体方向，也具有较强的区域特色和现实应用前景。</w:t>
+              <w:ind w:firstLineChars="100" w:firstLine="240"/>
+            </w:pPr>
+            <w:r>
+              <w:rPr>
+                <w:rFonts w:hint="eastAsia"/>
+              </w:rPr>
+              <w:t xml:space="preserve">  因此，结合当前发展动态，建设一个面向公众开放上传、由专业人员后台审核、兼具双向转换和后续 APP 化能力的平台，既符合方言数字保护与智能应用的发展方向，也切合现实社会需求，具有较强的前瞻性和实践意义</w:t>
+            </w:r>
+            <w:r>
+              <w:t>。</w:t>
             </w:r>
           </w:p>
           <w:p>
@@ -6268,26 +6262,17 @@
               <w:pStyle w:val="a9"/>
               <w:snapToGrid w:val="0"/>
               <w:spacing w:before="0" w:beforeAutospacing="0" w:after="0" w:afterAutospacing="0"/>
-              <w:ind w:firstLineChars="200" w:firstLine="480"/>
-            </w:pPr>
-            <w:r>
-              <w:t>本项目的第一项创新点，在于将研究对象明确聚焦</w:t>
-            </w:r>
-            <w:proofErr w:type="gramStart"/>
-            <w:r>
-              <w:t>于长株潭</w:t>
-            </w:r>
-            <w:proofErr w:type="gramEnd"/>
-            <w:r>
-              <w:t>常用湘语口语场景，而不是笼统地泛化为“湖南方言”。湖南方言内部差异较大，若研究范围过宽，容易导致项目目标分散、任务空泛、成果难以落地。本项目采用“小切口、重实用、可验证”的思路，优先围绕校园交流、日常生活和</w:t>
-            </w:r>
-            <w:proofErr w:type="gramStart"/>
-            <w:r>
-              <w:t>文旅</w:t>
-            </w:r>
-            <w:proofErr w:type="gramEnd"/>
-            <w:r>
-              <w:t>沟通等高频场景展开研究，有助于在有限时间和资源条件下形成边界清晰、内容扎实、可展示可评估的项目成果。</w:t>
+              <w:ind w:firstLineChars="100" w:firstLine="240"/>
+              <w:rPr>
+                <w:rFonts w:hint="eastAsia"/>
+              </w:rPr>
+            </w:pPr>
+            <w:r>
+              <w:rPr>
+                <w:rFonts w:hint="eastAsia"/>
+              </w:rPr>
+              <w:lastRenderedPageBreak/>
+              <w:t xml:space="preserve">  1. 方言保护现实需要迫切。随着普通话普及和社会流动加快，许多地方方言在年轻群体中的使用频率逐渐下降，部分高频表达、口语习惯和语音特征面临弱化甚至流失的风险。如果缺乏及时、规范、可持续的数字化整理机制，很多真实鲜活的方言材料将难以长期保存。</w:t>
             </w:r>
           </w:p>
           <w:p>
@@ -6295,10 +6280,16 @@
               <w:pStyle w:val="a9"/>
               <w:snapToGrid w:val="0"/>
               <w:spacing w:before="0" w:beforeAutospacing="0" w:after="0" w:afterAutospacing="0"/>
-              <w:ind w:firstLineChars="200" w:firstLine="480"/>
-            </w:pPr>
-            <w:r>
-              <w:t>本项目的第二项创新点，在于采用“词典匹配、拼音容错、句式规则”相结合的融合式实现路径。与单纯依赖静态词条替换的方法相比，本项目不仅关注普通话与方言之间的词汇对应关系，还进一步处理口语表达中常见的句式变化、语气差异和不规范输入问题；与完全依赖大规模训练数据的黑箱模型相比，本项目又更加适合当前低资源、可解释、易维护的研究条件。这种融合式方案兼顾实现难度、系统效果和后续扩展性，体现出较强的实践创新性和应用针对性。</w:t>
+              <w:ind w:firstLineChars="100" w:firstLine="240"/>
+              <w:rPr>
+                <w:rFonts w:hint="eastAsia"/>
+              </w:rPr>
+            </w:pPr>
+            <w:r>
+              <w:rPr>
+                <w:rFonts w:hint="eastAsia"/>
+              </w:rPr>
+              <w:t xml:space="preserve">  2. 开放共享型数据库建设明显不足。当前方言资料常常掌握在个体记录者、局部研究团队或零散网络资源中，缺少统一的上传入口、审核机制和共享平台，导致已有数据难以沉淀为公共资源。本项目将以开放数据库建设为重点，能够有效提升数据汇聚效率和社会共享价值。</w:t>
             </w:r>
           </w:p>
           <w:p>
@@ -6306,10 +6297,16 @@
               <w:pStyle w:val="a9"/>
               <w:snapToGrid w:val="0"/>
               <w:spacing w:before="0" w:beforeAutospacing="0" w:after="0" w:afterAutospacing="0"/>
-              <w:ind w:firstLineChars="200" w:firstLine="480"/>
-            </w:pPr>
-            <w:r>
-              <w:t>本项目的第三项创新点，在于构建可持续扩展的方言知识库及审核维护机制。项目不仅关注“转换结果能否输出”，还重视系统背后资源如何持续积累、修正和更新。通过建立词条来源标注、场景标签分类、审核状态管理和词库动态更新流程，系统可以逐步吸收新的词汇、句式和表达习惯，形成从语料整理到系统输出再到人工修正的闭环。这使项目不再停留于一次性的演示程序，而更接近一个能够不断完善的地方方言数字资源平台。</w:t>
+              <w:ind w:firstLineChars="100" w:firstLine="240"/>
+              <w:rPr>
+                <w:rFonts w:hint="eastAsia"/>
+              </w:rPr>
+            </w:pPr>
+            <w:r>
+              <w:rPr>
+                <w:rFonts w:hint="eastAsia"/>
+              </w:rPr>
+              <w:t xml:space="preserve">  3. 方言服务平台具有明确应用需求。无论是本地居民、外地学习者、研究人员、开发者，还是文化传播与教育工作者，都存在方言理解、转换、比对和资料获取需求。一个便捷、专业、可持续更新的平台，有助于降低使用门槛，拓展方言资源的实际应用场景。</w:t>
             </w:r>
           </w:p>
           <w:p>
@@ -6317,10 +6314,44 @@
               <w:pStyle w:val="a9"/>
               <w:snapToGrid w:val="0"/>
               <w:spacing w:before="0" w:beforeAutospacing="0" w:after="0" w:afterAutospacing="0"/>
-              <w:ind w:firstLineChars="200" w:firstLine="480"/>
-            </w:pPr>
-            <w:r>
-              <w:t>本项目的第四项创新点，在于将候选结果输出与转换依据解释纳入系统设计。由于地方口语表达往往存在一词多说、一句多译的情况，系统若仅给出单一结果，容易造成表达生硬或理解片面。本项目计划在结果展示中提供主推荐表达、备选表达及相应转换依据说明，使系统从“机械替换工具”转向“辅助理解与表达建议工具”。这一设计不仅提升了系统的可理解性和用户体验，也增强了项目在教学辅助、语言传播和文化展示等方面的应用特色。</w:t>
+              <w:ind w:firstLineChars="100" w:firstLine="240"/>
+            </w:pPr>
+            <w:r>
+              <w:rPr>
+                <w:rFonts w:hint="eastAsia"/>
+              </w:rPr>
+              <w:t xml:space="preserve">  4. 移动</w:t>
+            </w:r>
+            <w:proofErr w:type="gramStart"/>
+            <w:r>
+              <w:rPr>
+                <w:rFonts w:hint="eastAsia"/>
+              </w:rPr>
+              <w:t>端发展</w:t>
+            </w:r>
+            <w:proofErr w:type="gramEnd"/>
+            <w:r>
+              <w:rPr>
+                <w:rFonts w:hint="eastAsia"/>
+              </w:rPr>
+              <w:t>符合使用趋势。当前大量用户语言服务需求主要发生在手机端，仅依赖网页</w:t>
+            </w:r>
+            <w:proofErr w:type="gramStart"/>
+            <w:r>
+              <w:rPr>
+                <w:rFonts w:hint="eastAsia"/>
+              </w:rPr>
+              <w:t>端难以</w:t>
+            </w:r>
+            <w:proofErr w:type="gramEnd"/>
+            <w:r>
+              <w:rPr>
+                <w:rFonts w:hint="eastAsia"/>
+              </w:rPr>
+              <w:t>充分覆盖实际使用情境。项目后续开发 APP 的规划，能够增强平台的便携性、即时性和用户黏性，符合数字产品的发展趋势</w:t>
+            </w:r>
+            <w:r>
+              <w:t>。</w:t>
             </w:r>
           </w:p>
           <w:p>
@@ -6357,19 +6388,16 @@
               <w:pStyle w:val="a9"/>
               <w:snapToGrid w:val="0"/>
               <w:spacing w:before="0" w:beforeAutospacing="0" w:after="0" w:afterAutospacing="0"/>
-              <w:ind w:firstLineChars="200" w:firstLine="480"/>
-            </w:pPr>
-            <w:r>
-              <w:lastRenderedPageBreak/>
-              <w:t>本项目拟采用“语料整理与知识建库—转换规则设计—系统开发实现—测试评估优化”的技术路线逐步推进。首先，</w:t>
-            </w:r>
-            <w:proofErr w:type="gramStart"/>
-            <w:r>
-              <w:t>围绕长株潭</w:t>
-            </w:r>
-            <w:proofErr w:type="gramEnd"/>
-            <w:r>
-              <w:t>常用湘语口语的高频使用场景，采集并整理普通话与方言之间的常见词汇、短语、句式和语气表达，构建结构化的基础语料资源和方言知识库；其次，在语料整理的基础上，研究普通话与湘语口语之间的对应关系，设计包括词典映射、句式转换、拼音近似纠错和候选结果生成在内的转换规则；再次，依托已有网页原型，开发双向转换、场景选择、词库维护、审核管理、导入导出和结果展示等功能模块；最后，通过人工测试、样例评估和用户体验反馈，对系统的转换效果、交互方式和资源组织形式进行持续优化，逐步形成较为完整的项目成果体系。</w:t>
+              <w:ind w:firstLineChars="100" w:firstLine="240"/>
+              <w:rPr>
+                <w:rFonts w:hint="eastAsia"/>
+              </w:rPr>
+            </w:pPr>
+            <w:r>
+              <w:rPr>
+                <w:rFonts w:hint="eastAsia"/>
+              </w:rPr>
+              <w:t xml:space="preserve">  本项目拟按照“平台原型完善-数据库结构设计-数据采集上传-专业审核入库-双向转换优化-多终端拓展”的技术路线推进实施。</w:t>
             </w:r>
           </w:p>
           <w:p>
@@ -6377,26 +6405,30 @@
               <w:pStyle w:val="a9"/>
               <w:snapToGrid w:val="0"/>
               <w:spacing w:before="0" w:beforeAutospacing="0" w:after="0" w:afterAutospacing="0"/>
-              <w:ind w:firstLineChars="200" w:firstLine="480"/>
-            </w:pPr>
-            <w:r>
-              <w:t>本项目拟重点解决三个方面的问题。第一，</w:t>
+              <w:ind w:firstLineChars="100" w:firstLine="240"/>
+              <w:rPr>
+                <w:rFonts w:hint="eastAsia"/>
+              </w:rPr>
+            </w:pPr>
+            <w:r>
+              <w:rPr>
+                <w:rFonts w:hint="eastAsia"/>
+              </w:rPr>
+              <w:t xml:space="preserve">  首先，在现有网页原型基础上进一步完善系统架构与交互逻辑，明确数据字段、上传规范、审核流程和共享方式。其次，围绕三种已纳入考虑的方言，整理基础语料和场景表达，建设初步数据库。再次，开发和完善普通话与方言之间的双向转换功能，并逐步提升系统对实际表达场景的适配能力。在此基础上，探索加入语音转换模块，为后续实现方言与普通话之间的语音互转做准备。最后，结合移动</w:t>
             </w:r>
             <w:proofErr w:type="gramStart"/>
             <w:r>
-              <w:t>解决长株</w:t>
+              <w:rPr>
+                <w:rFonts w:hint="eastAsia"/>
+              </w:rPr>
+              <w:t>端设计</w:t>
             </w:r>
             <w:proofErr w:type="gramEnd"/>
             <w:r>
-              <w:t>潭常用湘语口语资源分散、整理不足、缺乏可直接用于系统开发的结构化语料的问题，为普通话与方言双向转换提供基础支撑。第二，解决方言转换过程中仅靠简单词语替换难以适应真实交流需求的问题，重点处理口语表达中的句式差异、语气差异、同音误写和表达</w:t>
-            </w:r>
-            <w:proofErr w:type="gramStart"/>
-            <w:r>
-              <w:t>不唯一等</w:t>
-            </w:r>
-            <w:proofErr w:type="gramEnd"/>
-            <w:r>
-              <w:t>现象，提高系统转换结果的准确性、自然度与可理解性。第三，解决现有相关工具功能单一、缺乏持续更新能力的问题，构建兼具转换、维护、审核和扩展功能的一体化原型系统，使项目成果既能够用于展示，也具有后续深化与推广的可能性。</w:t>
+              <w:rPr>
+                <w:rFonts w:hint="eastAsia"/>
+              </w:rPr>
+              <w:t>思路，推进 APP 化原型研究与后续产品延伸。</w:t>
             </w:r>
           </w:p>
           <w:p>
@@ -6404,18 +6436,16 @@
               <w:pStyle w:val="a9"/>
               <w:snapToGrid w:val="0"/>
               <w:spacing w:before="0" w:beforeAutospacing="0" w:after="0" w:afterAutospacing="0"/>
-              <w:ind w:firstLineChars="200" w:firstLine="480"/>
-            </w:pPr>
-            <w:r>
-              <w:t>在具体实现上，项目技术路线突出“规则驱动与轻量智能辅助相结合”的特点。对于高频且对应关系较稳定的表达，采用词典映射和规则转换的方法，保证结果清晰、可控、可解释；对于口语输入中的模糊拼写、</w:t>
-            </w:r>
-            <w:proofErr w:type="gramStart"/>
-            <w:r>
-              <w:t>近音表达</w:t>
-            </w:r>
-            <w:proofErr w:type="gramEnd"/>
-            <w:r>
-              <w:t>和部分不规范文本，则通过拼音近似匹配、候选表达排序和人工可修正机制增强系统容错性和实用性。整个系统将以模块化方式构建，使语料资源、转换逻辑和前端交互能够相互衔接、逐步完善，从而兼顾开发可行性、项目完成度与后续扩展空间。</w:t>
+              <w:ind w:firstLineChars="100" w:firstLine="240"/>
+              <w:rPr>
+                <w:rFonts w:hint="eastAsia"/>
+              </w:rPr>
+            </w:pPr>
+            <w:r>
+              <w:rPr>
+                <w:rFonts w:hint="eastAsia"/>
+              </w:rPr>
+              <w:t xml:space="preserve">  本项目拟重点解决以下问题：第一，解决方言资源采集渠道分散、共享程度不足的问题；第二，解决缺乏公开、规范、可持续更新的方言数据库问题；第三，解决现有方言转换工具功能单一、扩展性不足的问题；第四，解决用户在网页端之外对移动端便捷使用的现实需求问题。</w:t>
             </w:r>
           </w:p>
           <w:p>
@@ -6423,34 +6453,16 @@
               <w:pStyle w:val="a9"/>
               <w:snapToGrid w:val="0"/>
               <w:spacing w:before="0" w:beforeAutospacing="0" w:after="0" w:afterAutospacing="0"/>
-              <w:ind w:firstLineChars="200" w:firstLine="480"/>
-            </w:pPr>
-            <w:r>
-              <w:t>本项目的预期成果主要包括以下几个方面：形成一个可演示的普通话</w:t>
-            </w:r>
-            <w:proofErr w:type="gramStart"/>
-            <w:r>
-              <w:t>与长株潭</w:t>
-            </w:r>
-            <w:proofErr w:type="gramEnd"/>
-            <w:r>
-              <w:t>常用湘语双向转换 Web 原型系统；建设</w:t>
-            </w:r>
-            <w:proofErr w:type="gramStart"/>
-            <w:r>
-              <w:t>一</w:t>
-            </w:r>
-            <w:proofErr w:type="gramEnd"/>
-            <w:r>
-              <w:t>套包含高频词汇、常用短语、典型句式和场景标签的基础语料与知识库；完成项目研究报告、系统说明文档和阶段性测试评估材料；在此基础上，形成可用于大学生创新训练计划结题、学科竞赛展示和后续项目申报的成果基础。通过本项目的实施，预期能够初步</w:t>
-            </w:r>
-            <w:proofErr w:type="gramStart"/>
-            <w:r>
-              <w:t>验证长株</w:t>
-            </w:r>
-            <w:proofErr w:type="gramEnd"/>
-            <w:r>
-              <w:t>潭常用湘语口语数字化整理与双向转换的可行性，为湖南地方方言智能处理、区域语言资源建设和相关应用场景拓展提供可借鉴的实践样本。</w:t>
+              <w:ind w:firstLineChars="100" w:firstLine="240"/>
+            </w:pPr>
+            <w:r>
+              <w:rPr>
+                <w:rFonts w:hint="eastAsia"/>
+              </w:rPr>
+              <w:t xml:space="preserve">  项目的预期成果主要包括：形成一个较完整的方言与普通话双向转换网页平台；建设一个支持用户上传、专业审核、开放共享的方言数据库；完成三种方言的初步纳入与数据组织；形成语音转换功能的前期设计思路和扩展接口；完成网页向 APP 发展的产品原型方案；形成项目研究报告、系统说明文档及相关展示材料。通过这些成果，项目将为方言保护、语言资源共享和数字化传播提供较为明确的实践样本</w:t>
+            </w:r>
+            <w:r>
+              <w:t>。</w:t>
             </w:r>
           </w:p>
           <w:p>
@@ -6487,18 +6499,16 @@
               <w:pStyle w:val="a9"/>
               <w:snapToGrid w:val="0"/>
               <w:spacing w:before="0" w:beforeAutospacing="0" w:after="0" w:afterAutospacing="0"/>
-              <w:ind w:firstLineChars="200" w:firstLine="480"/>
-            </w:pPr>
-            <w:r>
-              <w:t>本项目计划按照“前期准备—中期实施—后期完善—总结推广”的总体思路分阶段推进，确保研究内容、系统开发和成果整理能够有序衔接。项目实施过程中，将</w:t>
-            </w:r>
-            <w:proofErr w:type="gramStart"/>
-            <w:r>
-              <w:t>围绕长株潭</w:t>
-            </w:r>
-            <w:proofErr w:type="gramEnd"/>
-            <w:r>
-              <w:t>常用湘语口语语料整理、双向转换规则设计、系统功能开发、测试评估与成果总结等核心任务展开，力求做到每一阶段目标明确、任务具体、成果可检验，为项目顺利结题和后续拓展奠定基础。</w:t>
+              <w:ind w:firstLineChars="100" w:firstLine="240"/>
+              <w:rPr>
+                <w:rFonts w:hint="eastAsia"/>
+              </w:rPr>
+            </w:pPr>
+            <w:r>
+              <w:rPr>
+                <w:rFonts w:hint="eastAsia"/>
+              </w:rPr>
+              <w:t>项目研究拟分阶段推进。</w:t>
             </w:r>
           </w:p>
           <w:p>
@@ -6506,26 +6516,16 @@
               <w:pStyle w:val="a9"/>
               <w:snapToGrid w:val="0"/>
               <w:spacing w:before="0" w:beforeAutospacing="0" w:after="0" w:afterAutospacing="0"/>
-              <w:ind w:firstLineChars="200" w:firstLine="480"/>
-            </w:pPr>
-            <w:r>
-              <w:t>项目第一阶段为前期准备与资料整理阶段。该阶段主要任务是查阅国内外与方言处理、语料建设、自然语言处理和方言数字化保护相关的研究资料，进一步明确项目研究范围、研究重点和系统实现思路；同时围绕校园交流、日常生活、</w:t>
-            </w:r>
-            <w:proofErr w:type="gramStart"/>
-            <w:r>
-              <w:t>文旅沟通</w:t>
-            </w:r>
-            <w:proofErr w:type="gramEnd"/>
-            <w:r>
-              <w:t>等典型场景，</w:t>
-            </w:r>
-            <w:proofErr w:type="gramStart"/>
-            <w:r>
-              <w:t>整理长株</w:t>
-            </w:r>
-            <w:proofErr w:type="gramEnd"/>
-            <w:r>
-              <w:t>潭常用湘语口语中的高频词汇、短语和句式，初步构建普通话与方言对应语料，为后续系统开发做好基础准备。</w:t>
+              <w:ind w:firstLineChars="100" w:firstLine="240"/>
+              <w:rPr>
+                <w:rFonts w:hint="eastAsia"/>
+              </w:rPr>
+            </w:pPr>
+            <w:r>
+              <w:rPr>
+                <w:rFonts w:hint="eastAsia"/>
+              </w:rPr>
+              <w:t xml:space="preserve">  第一阶段为前期准备与资料整理阶段。主要完成相关文献查阅、平台需求梳理、数据库字段设计、网页原型分析和三种方言基础语料的初步整理，明确项目边界、研究重点和实现思路。</w:t>
             </w:r>
           </w:p>
           <w:p>
@@ -6533,14 +6533,16 @@
               <w:pStyle w:val="a9"/>
               <w:snapToGrid w:val="0"/>
               <w:spacing w:before="0" w:beforeAutospacing="0" w:after="0" w:afterAutospacing="0"/>
-              <w:ind w:firstLineChars="200" w:firstLine="480"/>
-            </w:pPr>
-            <w:r>
-              <w:t>项目第二阶段为核心研究与系统开发阶段。该阶段将重点开展普通话与湘语双向转换规则设计，逐步实现词典匹配、句式转换、拼音近似纠错、候选表达输</w:t>
-            </w:r>
-            <w:r>
-              <w:lastRenderedPageBreak/>
-              <w:t>出等核心功能，并在已有网页原型基础上进一步完善系统界面和后台逻辑。同时，结合已整理的基础语料持续补充和修正知识库内容，逐步建立词条审核、场景标注和导入导出等功能模块，使系统从单一演示逐步发展为较为完整的项目原型。</w:t>
+              <w:ind w:firstLineChars="100" w:firstLine="240"/>
+              <w:rPr>
+                <w:rFonts w:hint="eastAsia"/>
+              </w:rPr>
+            </w:pPr>
+            <w:r>
+              <w:rPr>
+                <w:rFonts w:hint="eastAsia"/>
+              </w:rPr>
+              <w:t xml:space="preserve">  第二阶段为平台建设与功能开发阶段。重点搭建和完善数据上传、后台审核、数据库管理、普通话与方言双向转换等核心模块，并围绕典型使用场景持续补充数据内容。</w:t>
             </w:r>
           </w:p>
           <w:p>
@@ -6548,18 +6550,48 @@
               <w:pStyle w:val="a9"/>
               <w:snapToGrid w:val="0"/>
               <w:spacing w:before="0" w:beforeAutospacing="0" w:after="0" w:afterAutospacing="0"/>
-              <w:ind w:firstLineChars="200" w:firstLine="480"/>
-            </w:pPr>
-            <w:r>
-              <w:t>项目第三阶段为测试优化与总结提升阶段。该阶段主要通过人工测试、</w:t>
+              <w:ind w:firstLineChars="100" w:firstLine="240"/>
+              <w:rPr>
+                <w:rFonts w:hint="eastAsia"/>
+              </w:rPr>
+            </w:pPr>
+            <w:r>
+              <w:rPr>
+                <w:rFonts w:hint="eastAsia"/>
+              </w:rPr>
+              <w:lastRenderedPageBreak/>
+              <w:t xml:space="preserve">  第三阶段为优化拓展阶段。重点完善多方言适配、转换效果、共享机制和用户体验，研究语音转换功能的接入路径，并结合移动</w:t>
             </w:r>
             <w:proofErr w:type="gramStart"/>
             <w:r>
-              <w:t>场景化样例</w:t>
+              <w:rPr>
+                <w:rFonts w:hint="eastAsia"/>
+              </w:rPr>
+              <w:t>端需求</w:t>
             </w:r>
             <w:proofErr w:type="gramEnd"/>
             <w:r>
-              <w:t>验证和用户体验反馈，对系统在准确性、自然度、可理解性和交互便利性等方面进行评估，并针对测试中发现的问题持续调整词条、规则和界面设计。在项目后期，进一步完成研究报告、系统说明文档、结题材料和竞赛展示材料整理，系统总结项目实施过程、阶段成果和不足之处，为后续继续扩充语料、优化算法和推广应用提供基础。</w:t>
+              <w:rPr>
+                <w:rFonts w:hint="eastAsia"/>
+              </w:rPr>
+              <w:t>进一步推进 APP 化原型设计。</w:t>
+            </w:r>
+          </w:p>
+          <w:p>
+            <w:pPr>
+              <w:pStyle w:val="a9"/>
+              <w:snapToGrid w:val="0"/>
+              <w:spacing w:before="0" w:beforeAutospacing="0" w:after="0" w:afterAutospacing="0"/>
+              <w:ind w:firstLineChars="100" w:firstLine="240"/>
+            </w:pPr>
+            <w:r>
+              <w:rPr>
+                <w:rFonts w:hint="eastAsia"/>
+              </w:rPr>
+              <w:t xml:space="preserve">  第四阶段为总结提升阶段。完成项目成果整理、系统说明、研究报告和展示材料，总结数据库建设、平台开发和应用推广过程中的经验与不足，为后续持续建设和推广打下基础</w:t>
+            </w:r>
+            <w:r>
+              <w:t>。</w:t>
             </w:r>
           </w:p>
           <w:p>
@@ -6621,9 +6653,29 @@
               <w:snapToGrid w:val="0"/>
               <w:spacing w:before="0" w:beforeAutospacing="0" w:after="0" w:afterAutospacing="0"/>
               <w:ind w:firstLineChars="200" w:firstLine="480"/>
-            </w:pPr>
-            <w:r>
-              <w:t>本项目已具备一定的前期研究与开发基础。项目成员围绕“普通话与长株潭常用湘语双向转换”这一方向，已经完成了初步方案设计，并搭建了可运行的网页原型系统，能够实现普通话转方言、方言转普通话的基础功能展示。这说明项目并非停留在设想层面，而是已经具有一定的技术实现基础和成果雏形，为后续进一步完善语料资源、优化转换规则和扩展系统功能提供了良好起点。</w:t>
+              <w:rPr>
+                <w:rFonts w:hint="eastAsia"/>
+              </w:rPr>
+            </w:pPr>
+            <w:r>
+              <w:rPr>
+                <w:rFonts w:hint="eastAsia"/>
+              </w:rPr>
+              <w:t>本项目已经具备一定的前期基础。团队已完成网页原型的初步搭建，并形成了可展示的方言与普通话双向转换页面，说明项目在功能构想和界面实现方面已迈出实质性一步。现有网页原型地址为：https://thisshy.github.io/hunan-mandarin-converter/。此外，项目还已形成网页到 APP 的概念原型，可为后续移动</w:t>
+            </w:r>
+            <w:proofErr w:type="gramStart"/>
+            <w:r>
+              <w:rPr>
+                <w:rFonts w:hint="eastAsia"/>
+              </w:rPr>
+              <w:t>端开发</w:t>
+            </w:r>
+            <w:proofErr w:type="gramEnd"/>
+            <w:r>
+              <w:rPr>
+                <w:rFonts w:hint="eastAsia"/>
+              </w:rPr>
+              <w:t>提供方向参考。</w:t>
             </w:r>
           </w:p>
           <w:p>
@@ -6631,26 +6683,30 @@
               <w:pStyle w:val="a9"/>
               <w:snapToGrid w:val="0"/>
               <w:spacing w:before="0" w:beforeAutospacing="0" w:after="0" w:afterAutospacing="0"/>
-              <w:ind w:firstLineChars="200" w:firstLine="480"/>
-            </w:pPr>
-            <w:r>
-              <w:t>在前期准备过程中，项目成员已</w:t>
+              <w:ind w:firstLineChars="100" w:firstLine="240"/>
+            </w:pPr>
+            <w:r>
+              <w:rPr>
+                <w:rFonts w:hint="eastAsia"/>
+              </w:rPr>
+              <w:t xml:space="preserve">  在前期资料准备方面，团队已经围绕方言与普通话转换需求开始整理相关词汇和表达内容，对平台的数据组织、功能结构和使用场景也有了较清晰的认识。这些积累为后续建设开放数据库、完善后台审核机制、扩展多方言支持和推进 APP </w:t>
             </w:r>
             <w:proofErr w:type="gramStart"/>
             <w:r>
-              <w:t>对长株潭</w:t>
+              <w:rPr>
+                <w:rFonts w:hint="eastAsia"/>
+              </w:rPr>
+              <w:t>化开发</w:t>
             </w:r>
             <w:proofErr w:type="gramEnd"/>
             <w:r>
-              <w:t>常用湘语口语中的部分高频词汇、短语和表达方式进行了初步整理，并开始尝试建立普通话与方言之间的对应关系。这些前期积累虽然仍需进一步补充和规范，但已经为后续构建结构化语料资源、开展场景</w:t>
-            </w:r>
-            <w:proofErr w:type="gramStart"/>
-            <w:r>
-              <w:t>化表达</w:t>
-            </w:r>
-            <w:proofErr w:type="gramEnd"/>
-            <w:r>
-              <w:t>整理和设计双向转换规则打下了基础。同时，项目研究内容与指导教师所在学科方向具有较强契合性，能够在语言学、文字整理、表达规范和研究思路等方面获得较为直接的指导支持。</w:t>
+              <w:rPr>
+                <w:rFonts w:hint="eastAsia"/>
+              </w:rPr>
+              <w:t>提供了较好的基础</w:t>
+            </w:r>
+            <w:r>
+              <w:t>。</w:t>
             </w:r>
           </w:p>
           <w:p>
@@ -6683,9 +6739,17 @@
               <w:snapToGrid w:val="0"/>
               <w:spacing w:before="0" w:beforeAutospacing="0" w:after="0" w:afterAutospacing="0"/>
               <w:ind w:firstLineChars="200" w:firstLine="480"/>
-            </w:pPr>
-            <w:r>
-              <w:t>从项目实施条件来看，项目成员已具备一定的资料查阅、文本整理、规则归纳和系统开发能力，能够承担语料建设、规则设计、前端展示和功能测试等具体任务。现阶段项目已具备基础网页原型、初步词条资源和明确的研究框架，在此基础上继续推进，能够较快形成较完整的项目内容和演示成果。与此同时，项目所需的软件开发环境、资料整理工具和日常协作条件基本具备，能够满足本项目研究与实现的基本需求。</w:t>
+              <w:rPr>
+                <w:rFonts w:hint="eastAsia"/>
+              </w:rPr>
+            </w:pPr>
+            <w:bookmarkStart w:id="0" w:name="_GoBack"/>
+            <w:bookmarkEnd w:id="0"/>
+            <w:r>
+              <w:rPr>
+                <w:rFonts w:hint="eastAsia"/>
+              </w:rPr>
+              <w:t>目前，项目在原型设计、功能方向、研究主题和应用场景方面已经具备较明确基础，也具备继续推进网页平台开发和数据库建设的现实条件。但与此同时，项目仍需要进一步完善以下方面：一是扩大方言数据来源，提升数据库覆盖面；二是建立更成熟的审核标准和后台管理流程；三是补充多方言适配与语音转换相关设计；四是加强移动端适配与 APP 化实现研究。</w:t>
             </w:r>
           </w:p>
           <w:p>
@@ -6693,26 +6757,30 @@
               <w:pStyle w:val="a9"/>
               <w:snapToGrid w:val="0"/>
               <w:spacing w:before="0" w:beforeAutospacing="0" w:after="0" w:afterAutospacing="0"/>
-              <w:ind w:firstLineChars="200" w:firstLine="480"/>
-            </w:pPr>
-            <w:r>
-              <w:t>当然，项目目前仍存在一些不足，主要体现在方言语料覆盖范围还不够广、场景</w:t>
+              <w:ind w:firstLineChars="100" w:firstLine="240"/>
+            </w:pPr>
+            <w:r>
+              <w:rPr>
+                <w:rFonts w:hint="eastAsia"/>
+              </w:rPr>
+              <w:t xml:space="preserve">  针对上述不足，项目拟通过持续扩大数据征集范围、吸纳更多方言样本、细化人工审核机制、优化平台结构、逐步拓展功能模块等方式加以解决。通过边建设、边审核、边完善、</w:t>
             </w:r>
             <w:proofErr w:type="gramStart"/>
             <w:r>
-              <w:t>化表达</w:t>
+              <w:rPr>
+                <w:rFonts w:hint="eastAsia"/>
+              </w:rPr>
+              <w:t>边推广</w:t>
             </w:r>
             <w:proofErr w:type="gramEnd"/>
             <w:r>
-              <w:t>积累仍需加强、转换规则的细化程度还不够高、系统测试样本和评价机制仍需进一步完善等方面。针对这些问题，项目拟通过后续持续</w:t>
-            </w:r>
-            <w:proofErr w:type="gramStart"/>
-            <w:r>
-              <w:t>补充长株</w:t>
-            </w:r>
-            <w:proofErr w:type="gramEnd"/>
-            <w:r>
-              <w:t>潭常用湘语语料、引入人工审核与纠错机制、完善场景分类和候选输出设计、加强测试评估与用户反馈收集等方式加以解决，从而逐步提升项目成果的完整性、实用性与可推广性。</w:t>
+              <w:rPr>
+                <w:rFonts w:hint="eastAsia"/>
+              </w:rPr>
+              <w:t>的方式，逐步将项目从现阶段的原型系统发展为兼具数据库价值与应用价值的开放方言平台</w:t>
+            </w:r>
+            <w:r>
+              <w:t>。</w:t>
             </w:r>
           </w:p>
         </w:tc>
@@ -7137,7 +7205,6 @@
               <w:rPr>
                 <w:rFonts w:hint="eastAsia"/>
               </w:rPr>
-              <w:lastRenderedPageBreak/>
               <w:t xml:space="preserve">1. </w:t>
             </w:r>
             <w:r>
@@ -7828,6 +7895,7 @@
               <w:rPr>
                 <w:rFonts w:hint="eastAsia"/>
               </w:rPr>
+              <w:lastRenderedPageBreak/>
               <w:t xml:space="preserve">2. </w:t>
             </w:r>
             <w:r>
@@ -8627,6 +8695,7 @@
           <w:p>
             <w:pPr>
               <w:rPr>
+                <w:rFonts w:hint="eastAsia"/>
                 <w:b/>
                 <w:bCs/>
               </w:rPr>

--- a/相关文件/附件1：2026年大学生创新训练项目申请书.docx
+++ b/相关文件/附件1：2026年大学生创新训练项目申请书.docx
@@ -5851,7 +5851,20 @@
               <w:rPr>
                 <w:rFonts w:hint="eastAsia"/>
               </w:rPr>
-              <w:t>本项目拟建设“方言与普通话双向转换及开放语料数据库平台”，以湖南地区方言资源数字化整理与共享应用为切入点，围绕“公开数据库建设”和“便捷转换服务平台建设”两个核心方向展开研究与实践。项目依托现有网页原型（https://thisshy.github.io/hunan-mandarin-converter/），在已有功能基础上进一步完善数据采集、人工审核、双向转换、共享下载、场景应用与后续扩展机制，逐步形成兼具研究价值、应用价值和推广价值的方言数字化平台。</w:t>
+              <w:t>本项目拟建设“湘言通”方言与普通话双向转换及开放语料数据库平台，以湖南地区方言资源数字化整理与共享应用为切入点，围绕“公开数据库建设”和“便捷转换服务平台建设”两个核心方向展开研究与实践。项目依托现有网页原型（</w:t>
+            </w:r>
+            <w:r>
+              <w:rPr>
+                <w:rFonts w:hint="eastAsia"/>
+                <w:i/>
+              </w:rPr>
+              <w:t>https://thisshy.github.io/hunan-mandarin-converter/</w:t>
+            </w:r>
+            <w:r>
+              <w:rPr>
+                <w:rFonts w:hint="eastAsia"/>
+              </w:rPr>
+              <w:t>），在已有功能基础上进一步完善数据采集、人工审核、双向转换、共享下载、场景应用与后续扩展机制，逐步形成兼具研究价值、应用价值和推广价值的方言数字化平台。</w:t>
             </w:r>
           </w:p>
           <w:p>
@@ -5899,7 +5912,20 @@
               <w:rPr>
                 <w:rFonts w:hint="eastAsia"/>
               </w:rPr>
-              <w:t>本项目的第二层核心意义，在于建设一个专业、便捷、可扩展的方言与普通话互相转换平台。项目当前已考虑三种方言的纳入与适配，后续可根据资源积累和实际需求持续扩展更多方言类型，逐步从单一试点走向多方言融合平台。平台不仅服务于用户在日常交流、学习理解、文化传播、资料整理等场景中的即时转换需求，也将进一步探索加入方言与普通话之间的语音转换功能，使系统从文本转换逐步升级为“文本+语音”的综合型语言服务工具。与此同时，项目还将结合移动端使用需求，在网页原型基础上探索开发 APP 版本。现有网页到 APP 的原型可参考 https://kaleidoscopic-lamington-1af63c.netlify.app/。这一发展方向有助于提高平台的可达性与使用频率，更好服务手机用户和日常高频应用场景。</w:t>
+              <w:t xml:space="preserve">本项目的第二层核心意义，在于建设一个专业、便捷、可扩展的方言与普通话互相转换平台。项目当前已考虑三种方言的纳入与适配，后续可根据资源积累和实际需求持续扩展更多方言类型，逐步从单一试点走向多方言融合平台。平台不仅服务于用户在日常交流、学习理解、文化传播、资料整理等场景中的即时转换需求，也将进一步探索加入方言与普通话之间的语音转换功能，使系统从文本转换逐步升级为“文本+语音”的综合型语言服务工具。与此同时，项目还将结合移动端使用需求，在网页原型基础上探索开发 APP 版本。现有网页到 APP 的原型可参考 </w:t>
+            </w:r>
+            <w:r>
+              <w:rPr>
+                <w:rFonts w:hint="eastAsia"/>
+                <w:i/>
+              </w:rPr>
+              <w:t>https://kaleidoscopic-lamington-1af63c.netlify.app/</w:t>
+            </w:r>
+            <w:r>
+              <w:rPr>
+                <w:rFonts w:hint="eastAsia"/>
+              </w:rPr>
+              <w:t>。这一发展方向有助于提高平台的可达性与使用频率，更好服务手机用户和日常高频应用场景。</w:t>
             </w:r>
           </w:p>
           <w:p>
@@ -6661,7 +6687,20 @@
               <w:rPr>
                 <w:rFonts w:hint="eastAsia"/>
               </w:rPr>
-              <w:t>本项目已经具备一定的前期基础。团队已完成网页原型的初步搭建，并形成了可展示的方言与普通话双向转换页面，说明项目在功能构想和界面实现方面已迈出实质性一步。现有网页原型地址为：https://thisshy.github.io/hunan-mandarin-converter/。此外，项目还已形成网页到 APP 的概念原型，可为后续移动</w:t>
+              <w:t>本项目已经具备一定的前期基础。团队已完成网页原型的初步搭建，并形成了可展示的方言与普通话双向转换页面，说明项目在功能构想和界面实现方面已迈出实质性一步。现有网页原型地址为：</w:t>
+            </w:r>
+            <w:r>
+              <w:rPr>
+                <w:rFonts w:hint="eastAsia"/>
+                <w:i/>
+              </w:rPr>
+              <w:t>https://thisshy.github.io/hunan-mandarin-converter/</w:t>
+            </w:r>
+            <w:r>
+              <w:rPr>
+                <w:rFonts w:hint="eastAsia"/>
+              </w:rPr>
+              <w:t>。此外，项目还已形成网页到 APP 的概念原型，可为后续移动</w:t>
             </w:r>
             <w:proofErr w:type="gramStart"/>
             <w:r>
@@ -6677,6 +6716,8 @@
               </w:rPr>
               <w:t>提供方向参考。</w:t>
             </w:r>
+            <w:bookmarkStart w:id="0" w:name="_GoBack"/>
+            <w:bookmarkEnd w:id="0"/>
           </w:p>
           <w:p>
             <w:pPr>
@@ -6743,8 +6784,6 @@
                 <w:rFonts w:hint="eastAsia"/>
               </w:rPr>
             </w:pPr>
-            <w:bookmarkStart w:id="0" w:name="_GoBack"/>
-            <w:bookmarkEnd w:id="0"/>
             <w:r>
               <w:rPr>
                 <w:rFonts w:hint="eastAsia"/>

--- a/相关文件/附件1：2026年大学生创新训练项目申请书.docx
+++ b/相关文件/附件1：2026年大学生创新训练项目申请书.docx
@@ -5912,14 +5912,25 @@
               <w:rPr>
                 <w:rFonts w:hint="eastAsia"/>
               </w:rPr>
-              <w:t xml:space="preserve">本项目的第二层核心意义，在于建设一个专业、便捷、可扩展的方言与普通话互相转换平台。项目当前已考虑三种方言的纳入与适配，后续可根据资源积累和实际需求持续扩展更多方言类型，逐步从单一试点走向多方言融合平台。平台不仅服务于用户在日常交流、学习理解、文化传播、资料整理等场景中的即时转换需求，也将进一步探索加入方言与普通话之间的语音转换功能，使系统从文本转换逐步升级为“文本+语音”的综合型语言服务工具。与此同时，项目还将结合移动端使用需求，在网页原型基础上探索开发 APP 版本。现有网页到 APP 的原型可参考 </w:t>
-            </w:r>
-            <w:r>
-              <w:rPr>
-                <w:rFonts w:hint="eastAsia"/>
+              <w:t>本项目的第二层核心意义，在于建设一个专业、便捷、可扩展的方言与普通话互相转换平台。项目当前已考虑三种方言的纳入与适配，后续可根据资源积累和实际需求持续扩展更多方言类型，逐步从单一试点走向多方言融合平台。平台不仅服务于用户在日常交流、学习理解、文化传播、资料整理等场景中的即时转换需求，也将进一步探索加入方言与普通话之间的语音转换功能，使系统从文本转换逐步升级为“文本+语音”的综合型语言服务工具。与此同时，项目还将结合移动端使用需求，在网页原型基础上探索开发 APP 版本。现有网页到 APP 的原型可参考</w:t>
+            </w:r>
+            <w:r>
+              <w:rPr>
+                <w:rFonts w:hint="eastAsia"/>
+              </w:rPr>
+              <w:t>（</w:t>
+            </w:r>
+            <w:r>
+              <w:rPr>
                 <w:i/>
               </w:rPr>
-              <w:t>https://kaleidoscopic-lamington-1af63c.netlify.app/</w:t>
+              <w:t>classy-mooncake-a5d0fb.netlify.app</w:t>
+            </w:r>
+            <w:r>
+              <w:rPr>
+                <w:rFonts w:hint="eastAsia"/>
+              </w:rPr>
+              <w:t>）</w:t>
             </w:r>
             <w:r>
               <w:rPr>
@@ -6019,14 +6030,14 @@
               <w:rPr>
                 <w:rFonts w:hint="eastAsia"/>
               </w:rPr>
-              <w:t>持续性的方言数据库。通过设计规范的数据上传、审核、标注和管理流程，将原本分散的方言词汇、句式、语音及其场景用法汇集起来，形成可供后续研究、开发和传播使用的结构化资源库。第二，项目旨在实现方言与普通话之间的高效双向转换，降低用户理解和使</w:t>
+              <w:t>持续性的方言数据库。通过设计规范的数据上传、审核、标注和管理流程，将原本分散的方言词汇、句式、语音及其场景用法汇集起来，形成可供后续研究、开发和传播使用的结构化资源库。第二，项目旨在实现方言与普通话之间的高效双向转换，降低用户理解和使用方言的门槛，提升地方语言在数字环境中的传播效率和应用价值。第三，项目</w:t>
             </w:r>
             <w:r>
               <w:rPr>
                 <w:rFonts w:hint="eastAsia"/>
               </w:rPr>
               <w:lastRenderedPageBreak/>
-              <w:t>用方言的门槛，提升地方语言在数字环境中的传播效率和应用价值。第三，项目旨在形成可扩展的平台架构，使当前纳入的三种方言能够作为试点，为后续继续纳入更多方言、增加语音转换功能、开发移动端 APP 奠定基础。第四，项目旨在探索“数据库建设+语言服务平台+移动端延伸”相结合的项目模式，使方言资源保护不再停留在静态整理层面，而是进入面向公众服务、面向开发者共享、面向未来扩展的动态发展阶段</w:t>
+              <w:t>旨在形成可扩展的平台架构，使当前纳入的三种方言能够作为试点，为后续继续纳入更多方言、增加语音转换功能、开发移动端 APP 奠定基础。第四，项目旨在探索“数据库建设+语言服务平台+移动端延伸”相结合的项目模式，使方言资源保护不再停留在静态整理层面，而是进入面向公众服务、面向开发者共享、面向未来扩展的动态发展阶段</w:t>
             </w:r>
             <w:r>
               <w:t>。</w:t>
@@ -6297,8 +6308,14 @@
               <w:rPr>
                 <w:rFonts w:hint="eastAsia"/>
               </w:rPr>
+              <w:t xml:space="preserve">  1. 方言保护现实需要迫切。随着普通话普及和社会流动加快，许多地方方言在年轻群体中的使用频率逐渐下降，部分高频表达、口语习惯和语音特征面临</w:t>
+            </w:r>
+            <w:r>
+              <w:rPr>
+                <w:rFonts w:hint="eastAsia"/>
+              </w:rPr>
               <w:lastRenderedPageBreak/>
-              <w:t xml:space="preserve">  1. 方言保护现实需要迫切。随着普通话普及和社会流动加快，许多地方方言在年轻群体中的使用频率逐渐下降，部分高频表达、口语习惯和语音特征面临弱化甚至流失的风险。如果缺乏及时、规范、可持续的数字化整理机制，很多真实鲜活的方言材料将难以长期保存。</w:t>
+              <w:t>弱化甚至流失的风险。如果缺乏及时、规范、可持续的数字化整理机制，很多真实鲜活的方言材料将难以长期保存。</w:t>
             </w:r>
           </w:p>
           <w:p>
@@ -6692,15 +6709,53 @@
             <w:r>
               <w:rPr>
                 <w:rFonts w:hint="eastAsia"/>
+              </w:rPr>
+              <w:t>（</w:t>
+            </w:r>
+            <w:bookmarkStart w:id="0" w:name="_GoBack"/>
+            <w:r>
+              <w:rPr>
+                <w:rFonts w:hint="eastAsia"/>
                 <w:i/>
               </w:rPr>
               <w:t>https://thisshy.github.io/hunan-mandarin-converter/</w:t>
             </w:r>
-            <w:r>
-              <w:rPr>
-                <w:rFonts w:hint="eastAsia"/>
-              </w:rPr>
-              <w:t>。此外，项目还已形成网页到 APP 的概念原型，可为后续移动</w:t>
+            <w:bookmarkEnd w:id="0"/>
+            <w:r>
+              <w:rPr>
+                <w:rFonts w:hint="eastAsia"/>
+              </w:rPr>
+              <w:t>）</w:t>
+            </w:r>
+            <w:r>
+              <w:rPr>
+                <w:rFonts w:hint="eastAsia"/>
+              </w:rPr>
+              <w:t>。此外，项目还已形成网页到 APP 的概念原型</w:t>
+            </w:r>
+            <w:r>
+              <w:rPr>
+                <w:rFonts w:hint="eastAsia"/>
+              </w:rPr>
+              <w:t>（</w:t>
+            </w:r>
+            <w:r>
+              <w:rPr>
+                <w:i/>
+              </w:rPr>
+              <w:t>classy-mooncake-a5d0fb.netlify.app</w:t>
+            </w:r>
+            <w:r>
+              <w:rPr>
+                <w:rFonts w:hint="eastAsia"/>
+              </w:rPr>
+              <w:t>）</w:t>
+            </w:r>
+            <w:r>
+              <w:rPr>
+                <w:rFonts w:hint="eastAsia"/>
+              </w:rPr>
+              <w:t>，可为后续移动</w:t>
             </w:r>
             <w:proofErr w:type="gramStart"/>
             <w:r>
@@ -6716,8 +6771,6 @@
               </w:rPr>
               <w:t>提供方向参考。</w:t>
             </w:r>
-            <w:bookmarkStart w:id="0" w:name="_GoBack"/>
-            <w:bookmarkEnd w:id="0"/>
           </w:p>
           <w:p>
             <w:pPr>

--- a/相关文件/附件1：2026年大学生创新训练项目申请书.docx
+++ b/相关文件/附件1：2026年大学生创新训练项目申请书.docx
@@ -6712,7 +6712,6 @@
               </w:rPr>
               <w:t>（</w:t>
             </w:r>
-            <w:bookmarkStart w:id="0" w:name="_GoBack"/>
             <w:r>
               <w:rPr>
                 <w:rFonts w:hint="eastAsia"/>
@@ -6720,31 +6719,34 @@
               </w:rPr>
               <w:t>https://thisshy.github.io/hunan-mandarin-converter/</w:t>
             </w:r>
+            <w:r>
+              <w:rPr>
+                <w:rFonts w:hint="eastAsia"/>
+              </w:rPr>
+              <w:t>）</w:t>
+            </w:r>
+            <w:r>
+              <w:rPr>
+                <w:rFonts w:hint="eastAsia"/>
+              </w:rPr>
+              <w:t>。此外，项目还已形成网页到 APP 的概念原型</w:t>
+            </w:r>
+            <w:r>
+              <w:rPr>
+                <w:rFonts w:hint="eastAsia"/>
+              </w:rPr>
+              <w:t>（</w:t>
+            </w:r>
+            <w:bookmarkStart w:id="0" w:name="OLE_LINK1"/>
+            <w:bookmarkStart w:id="1" w:name="OLE_LINK2"/>
+            <w:r>
+              <w:rPr>
+                <w:i/>
+              </w:rPr>
+              <w:t>classy-mooncake-a5d0fb.netlify.app</w:t>
+            </w:r>
             <w:bookmarkEnd w:id="0"/>
-            <w:r>
-              <w:rPr>
-                <w:rFonts w:hint="eastAsia"/>
-              </w:rPr>
-              <w:t>）</w:t>
-            </w:r>
-            <w:r>
-              <w:rPr>
-                <w:rFonts w:hint="eastAsia"/>
-              </w:rPr>
-              <w:t>。此外，项目还已形成网页到 APP 的概念原型</w:t>
-            </w:r>
-            <w:r>
-              <w:rPr>
-                <w:rFonts w:hint="eastAsia"/>
-              </w:rPr>
-              <w:t>（</w:t>
-            </w:r>
-            <w:r>
-              <w:rPr>
-                <w:i/>
-              </w:rPr>
-              <w:t>classy-mooncake-a5d0fb.netlify.app</w:t>
-            </w:r>
+            <w:bookmarkEnd w:id="1"/>
             <w:r>
               <w:rPr>
                 <w:rFonts w:hint="eastAsia"/>
@@ -6876,6 +6878,8 @@
             </w:r>
           </w:p>
         </w:tc>
+        <w:bookmarkStart w:id="2" w:name="_GoBack"/>
+        <w:bookmarkEnd w:id="2"/>
       </w:tr>
     </w:tbl>
     <w:p>

--- a/相关文件/附件1：2026年大学生创新训练项目申请书.docx
+++ b/相关文件/附件1：2026年大学生创新训练项目申请书.docx
@@ -4977,6 +4977,13 @@
                 <w:sz w:val="24"/>
               </w:rPr>
             </w:pPr>
+            <w:r>
+              <w:rPr>
+                <w:rFonts w:eastAsia="楷体_GB2312" w:hint="eastAsia"/>
+                <w:sz w:val="24"/>
+              </w:rPr>
+              <w:t>杨欣怡</w:t>
+            </w:r>
           </w:p>
         </w:tc>
         <w:tc>
@@ -5043,6 +5050,15 @@
                 <w:sz w:val="24"/>
               </w:rPr>
             </w:pPr>
+            <w:r>
+              <w:rPr>
+                <w:rFonts w:eastAsia="楷体_GB2312" w:hint="eastAsia"/>
+                <w:sz w:val="24"/>
+              </w:rPr>
+              <w:t>人文学院</w:t>
+            </w:r>
+            <w:bookmarkStart w:id="0" w:name="_GoBack"/>
+            <w:bookmarkEnd w:id="0"/>
           </w:p>
         </w:tc>
         <w:tc>
@@ -5184,6 +5200,13 @@
                 <w:sz w:val="24"/>
               </w:rPr>
             </w:pPr>
+            <w:r>
+              <w:rPr>
+                <w:rFonts w:eastAsia="楷体_GB2312" w:hint="eastAsia"/>
+                <w:sz w:val="24"/>
+              </w:rPr>
+              <w:t>李思宇</w:t>
+            </w:r>
           </w:p>
         </w:tc>
         <w:tc>
@@ -5206,6 +5229,13 @@
                 <w:sz w:val="24"/>
               </w:rPr>
             </w:pPr>
+            <w:r>
+              <w:rPr>
+                <w:rFonts w:eastAsia="楷体_GB2312"/>
+                <w:sz w:val="24"/>
+              </w:rPr>
+              <w:t>8105240226</w:t>
+            </w:r>
           </w:p>
         </w:tc>
         <w:tc>
@@ -5228,6 +5258,27 @@
                 <w:sz w:val="24"/>
               </w:rPr>
             </w:pPr>
+            <w:r>
+              <w:rPr>
+                <w:rFonts w:eastAsia="楷体_GB2312" w:hint="eastAsia"/>
+                <w:sz w:val="24"/>
+              </w:rPr>
+              <w:t>数字出版</w:t>
+            </w:r>
+            <w:r>
+              <w:rPr>
+                <w:rFonts w:eastAsia="楷体_GB2312" w:hint="eastAsia"/>
+                <w:sz w:val="24"/>
+              </w:rPr>
+              <w:t>2403</w:t>
+            </w:r>
+            <w:r>
+              <w:rPr>
+                <w:rFonts w:eastAsia="楷体_GB2312" w:hint="eastAsia"/>
+                <w:sz w:val="24"/>
+              </w:rPr>
+              <w:t>班</w:t>
+            </w:r>
           </w:p>
         </w:tc>
         <w:tc>
@@ -5250,6 +5301,17 @@
                 <w:sz w:val="24"/>
               </w:rPr>
             </w:pPr>
+            <w:bookmarkStart w:id="1" w:name="OLE_LINK3"/>
+            <w:bookmarkStart w:id="2" w:name="OLE_LINK4"/>
+            <w:r>
+              <w:rPr>
+                <w:rFonts w:eastAsia="楷体_GB2312" w:hint="eastAsia"/>
+                <w:sz w:val="24"/>
+              </w:rPr>
+              <w:t>人文学院</w:t>
+            </w:r>
+            <w:bookmarkEnd w:id="1"/>
+            <w:bookmarkEnd w:id="2"/>
           </w:p>
         </w:tc>
         <w:tc>
@@ -5272,6 +5334,13 @@
                 <w:sz w:val="24"/>
               </w:rPr>
             </w:pPr>
+            <w:r>
+              <w:rPr>
+                <w:rFonts w:eastAsia="楷体_GB2312"/>
+                <w:sz w:val="24"/>
+              </w:rPr>
+              <w:t>19313009711</w:t>
+            </w:r>
           </w:p>
         </w:tc>
         <w:tc>
@@ -5293,6 +5362,13 @@
                 <w:sz w:val="24"/>
               </w:rPr>
             </w:pPr>
+            <w:r>
+              <w:rPr>
+                <w:rFonts w:eastAsia="楷体_GB2312" w:hint="eastAsia"/>
+                <w:sz w:val="24"/>
+              </w:rPr>
+              <w:t>男</w:t>
+            </w:r>
           </w:p>
         </w:tc>
         <w:tc>
@@ -5315,6 +5391,34 @@
                 <w:sz w:val="24"/>
               </w:rPr>
             </w:pPr>
+            <w:r>
+              <w:rPr>
+                <w:rFonts w:eastAsia="楷体_GB2312" w:hint="eastAsia"/>
+                <w:sz w:val="24"/>
+              </w:rPr>
+              <w:t>2005</w:t>
+            </w:r>
+            <w:r>
+              <w:rPr>
+                <w:rFonts w:eastAsia="楷体_GB2312" w:hint="eastAsia"/>
+                <w:sz w:val="24"/>
+              </w:rPr>
+              <w:t>年</w:t>
+            </w:r>
+            <w:r>
+              <w:rPr>
+                <w:rFonts w:eastAsia="楷体_GB2312" w:hint="eastAsia"/>
+                <w:sz w:val="24"/>
+              </w:rPr>
+              <w:t>12</w:t>
+            </w:r>
+            <w:r>
+              <w:rPr>
+                <w:rFonts w:eastAsia="楷体_GB2312" w:hint="eastAsia"/>
+                <w:sz w:val="24"/>
+              </w:rPr>
+              <w:t>月</w:t>
+            </w:r>
           </w:p>
         </w:tc>
         <w:tc>
@@ -5391,6 +5495,13 @@
                 <w:sz w:val="24"/>
               </w:rPr>
             </w:pPr>
+            <w:r>
+              <w:rPr>
+                <w:rFonts w:eastAsia="楷体_GB2312" w:hint="eastAsia"/>
+                <w:sz w:val="24"/>
+              </w:rPr>
+              <w:t>覃筱琪</w:t>
+            </w:r>
           </w:p>
         </w:tc>
         <w:tc>
@@ -5413,6 +5524,13 @@
                 <w:sz w:val="24"/>
               </w:rPr>
             </w:pPr>
+            <w:r>
+              <w:rPr>
+                <w:rFonts w:eastAsia="楷体_GB2312"/>
+                <w:sz w:val="24"/>
+              </w:rPr>
+              <w:t>8105240715</w:t>
+            </w:r>
           </w:p>
         </w:tc>
         <w:tc>
@@ -5435,6 +5553,27 @@
                 <w:sz w:val="24"/>
               </w:rPr>
             </w:pPr>
+            <w:r>
+              <w:rPr>
+                <w:rFonts w:eastAsia="楷体_GB2312" w:hint="eastAsia"/>
+                <w:sz w:val="24"/>
+              </w:rPr>
+              <w:t>数字出版</w:t>
+            </w:r>
+            <w:r>
+              <w:rPr>
+                <w:rFonts w:eastAsia="楷体_GB2312" w:hint="eastAsia"/>
+                <w:sz w:val="24"/>
+              </w:rPr>
+              <w:t>2401</w:t>
+            </w:r>
+            <w:r>
+              <w:rPr>
+                <w:rFonts w:eastAsia="楷体_GB2312" w:hint="eastAsia"/>
+                <w:sz w:val="24"/>
+              </w:rPr>
+              <w:t>班</w:t>
+            </w:r>
           </w:p>
         </w:tc>
         <w:tc>
@@ -5457,6 +5596,13 @@
                 <w:sz w:val="24"/>
               </w:rPr>
             </w:pPr>
+            <w:r>
+              <w:rPr>
+                <w:rFonts w:eastAsia="楷体_GB2312" w:hint="eastAsia"/>
+                <w:sz w:val="24"/>
+              </w:rPr>
+              <w:t>人文学院</w:t>
+            </w:r>
           </w:p>
         </w:tc>
         <w:tc>
@@ -5479,6 +5625,13 @@
                 <w:sz w:val="24"/>
               </w:rPr>
             </w:pPr>
+            <w:r>
+              <w:rPr>
+                <w:rFonts w:eastAsia="楷体_GB2312"/>
+                <w:sz w:val="24"/>
+              </w:rPr>
+              <w:t>13977590696</w:t>
+            </w:r>
           </w:p>
         </w:tc>
         <w:tc>
@@ -5500,6 +5653,13 @@
                 <w:sz w:val="24"/>
               </w:rPr>
             </w:pPr>
+            <w:r>
+              <w:rPr>
+                <w:rFonts w:eastAsia="楷体_GB2312" w:hint="eastAsia"/>
+                <w:sz w:val="24"/>
+              </w:rPr>
+              <w:t>女</w:t>
+            </w:r>
           </w:p>
         </w:tc>
         <w:tc>
@@ -5522,6 +5682,34 @@
                 <w:sz w:val="24"/>
               </w:rPr>
             </w:pPr>
+            <w:r>
+              <w:rPr>
+                <w:rFonts w:eastAsia="楷体_GB2312" w:hint="eastAsia"/>
+                <w:sz w:val="24"/>
+              </w:rPr>
+              <w:t>2005</w:t>
+            </w:r>
+            <w:r>
+              <w:rPr>
+                <w:rFonts w:eastAsia="楷体_GB2312" w:hint="eastAsia"/>
+                <w:sz w:val="24"/>
+              </w:rPr>
+              <w:t>年</w:t>
+            </w:r>
+            <w:r>
+              <w:rPr>
+                <w:rFonts w:eastAsia="楷体_GB2312" w:hint="eastAsia"/>
+                <w:sz w:val="24"/>
+              </w:rPr>
+              <w:t>12</w:t>
+            </w:r>
+            <w:r>
+              <w:rPr>
+                <w:rFonts w:eastAsia="楷体_GB2312" w:hint="eastAsia"/>
+                <w:sz w:val="24"/>
+              </w:rPr>
+              <w:t>月</w:t>
+            </w:r>
           </w:p>
         </w:tc>
         <w:tc>
@@ -5778,7 +5966,6 @@
           <w:bCs/>
           <w:sz w:val="28"/>
         </w:rPr>
-        <w:lastRenderedPageBreak/>
         <w:t>立项依据（可加页）</w:t>
       </w:r>
     </w:p>
@@ -5843,9 +6030,6 @@
               <w:snapToGrid w:val="0"/>
               <w:spacing w:before="0" w:beforeAutospacing="0" w:after="0" w:afterAutospacing="0"/>
               <w:ind w:firstLineChars="200" w:firstLine="480"/>
-              <w:rPr>
-                <w:rFonts w:hint="eastAsia"/>
-              </w:rPr>
             </w:pPr>
             <w:r>
               <w:rPr>
@@ -5873,9 +6057,6 @@
               <w:snapToGrid w:val="0"/>
               <w:spacing w:before="0" w:beforeAutospacing="0" w:after="0" w:afterAutospacing="0"/>
               <w:ind w:firstLineChars="200" w:firstLine="480"/>
-              <w:rPr>
-                <w:rFonts w:hint="eastAsia"/>
-              </w:rPr>
             </w:pPr>
             <w:r>
               <w:rPr>
@@ -5904,9 +6085,6 @@
               <w:snapToGrid w:val="0"/>
               <w:spacing w:before="0" w:beforeAutospacing="0" w:after="0" w:afterAutospacing="0"/>
               <w:ind w:firstLineChars="200" w:firstLine="480"/>
-              <w:rPr>
-                <w:rFonts w:hint="eastAsia"/>
-              </w:rPr>
             </w:pPr>
             <w:r>
               <w:rPr>
@@ -5945,9 +6123,6 @@
               <w:snapToGrid w:val="0"/>
               <w:spacing w:before="0" w:beforeAutospacing="0" w:after="0" w:afterAutospacing="0"/>
               <w:ind w:firstLineChars="200" w:firstLine="480"/>
-              <w:rPr>
-                <w:rFonts w:hint="eastAsia"/>
-              </w:rPr>
             </w:pPr>
             <w:r>
               <w:rPr>
@@ -5994,9 +6169,6 @@
               <w:snapToGrid w:val="0"/>
               <w:spacing w:before="0" w:beforeAutospacing="0" w:after="0" w:afterAutospacing="0"/>
               <w:ind w:firstLineChars="200" w:firstLine="480"/>
-              <w:rPr>
-                <w:rFonts w:hint="eastAsia"/>
-              </w:rPr>
             </w:pPr>
             <w:r>
               <w:rPr>
@@ -6030,14 +6202,14 @@
               <w:rPr>
                 <w:rFonts w:hint="eastAsia"/>
               </w:rPr>
-              <w:t>持续性的方言数据库。通过设计规范的数据上传、审核、标注和管理流程，将原本分散的方言词汇、句式、语音及其场景用法汇集起来，形成可供后续研究、开发和传播使用的结构化资源库。第二，项目旨在实现方言与普通话之间的高效双向转换，降低用户理解和使用方言的门槛，提升地方语言在数字环境中的传播效率和应用价值。第三，项目</w:t>
+              <w:t>持续性的方言数据库。通过设计规范的数据上传、审核、标注和管理流程，将原本分散的方言词汇、句式、</w:t>
             </w:r>
             <w:r>
               <w:rPr>
                 <w:rFonts w:hint="eastAsia"/>
               </w:rPr>
               <w:lastRenderedPageBreak/>
-              <w:t>旨在形成可扩展的平台架构，使当前纳入的三种方言能够作为试点，为后续继续纳入更多方言、增加语音转换功能、开发移动端 APP 奠定基础。第四，项目旨在探索“数据库建设+语言服务平台+移动端延伸”相结合的项目模式，使方言资源保护不再停留在静态整理层面，而是进入面向公众服务、面向开发者共享、面向未来扩展的动态发展阶段</w:t>
+              <w:t>语音及其场景用法汇集起来，形成可供后续研究、开发和传播使用的结构化资源库。第二，项目旨在实现方言与普通话之间的高效双向转换，降低用户理解和使用方言的门槛，提升地方语言在数字环境中的传播效率和应用价值。第三，项目旨在形成可扩展的平台架构，使当前纳入的三种方言能够作为试点，为后续继续纳入更多方言、增加语音转换功能、开发移动端 APP 奠定基础。第四，项目旨在探索“数据库建设+语言服务平台+移动端延伸”相结合的项目模式，使方言资源保护不再停留在静态整理层面，而是进入面向公众服务、面向开发者共享、面向未来扩展的动态发展阶段</w:t>
             </w:r>
             <w:r>
               <w:t>。</w:t>
@@ -6078,9 +6250,6 @@
               <w:snapToGrid w:val="0"/>
               <w:spacing w:before="0" w:beforeAutospacing="0" w:after="0" w:afterAutospacing="0"/>
               <w:ind w:firstLineChars="100" w:firstLine="240"/>
-              <w:rPr>
-                <w:rFonts w:hint="eastAsia"/>
-              </w:rPr>
             </w:pPr>
             <w:r>
               <w:rPr>
@@ -6095,9 +6264,6 @@
               <w:snapToGrid w:val="0"/>
               <w:spacing w:before="0" w:beforeAutospacing="0" w:after="0" w:afterAutospacing="0"/>
               <w:ind w:firstLineChars="100" w:firstLine="240"/>
-              <w:rPr>
-                <w:rFonts w:hint="eastAsia"/>
-              </w:rPr>
             </w:pPr>
             <w:r>
               <w:rPr>
@@ -6112,9 +6278,6 @@
               <w:snapToGrid w:val="0"/>
               <w:spacing w:before="0" w:beforeAutospacing="0" w:after="0" w:afterAutospacing="0"/>
               <w:ind w:firstLineChars="100" w:firstLine="240"/>
-              <w:rPr>
-                <w:rFonts w:hint="eastAsia"/>
-              </w:rPr>
             </w:pPr>
             <w:r>
               <w:rPr>
@@ -6129,9 +6292,6 @@
               <w:snapToGrid w:val="0"/>
               <w:spacing w:before="0" w:beforeAutospacing="0" w:after="0" w:afterAutospacing="0"/>
               <w:ind w:firstLineChars="100" w:firstLine="240"/>
-              <w:rPr>
-                <w:rFonts w:hint="eastAsia"/>
-              </w:rPr>
             </w:pPr>
             <w:r>
               <w:rPr>
@@ -6206,9 +6366,6 @@
               <w:snapToGrid w:val="0"/>
               <w:spacing w:before="0" w:beforeAutospacing="0" w:after="0" w:afterAutospacing="0"/>
               <w:ind w:firstLineChars="100" w:firstLine="240"/>
-              <w:rPr>
-                <w:rFonts w:hint="eastAsia"/>
-              </w:rPr>
             </w:pPr>
             <w:r>
               <w:rPr>
@@ -6223,9 +6380,6 @@
               <w:snapToGrid w:val="0"/>
               <w:spacing w:before="0" w:beforeAutospacing="0" w:after="0" w:afterAutospacing="0"/>
               <w:ind w:firstLineChars="100" w:firstLine="240"/>
-              <w:rPr>
-                <w:rFonts w:hint="eastAsia"/>
-              </w:rPr>
             </w:pPr>
             <w:r>
               <w:rPr>
@@ -6291,6 +6445,7 @@
                 <w:bCs/>
                 <w:sz w:val="24"/>
               </w:rPr>
+              <w:lastRenderedPageBreak/>
               <w:t>创新点与项目特色</w:t>
             </w:r>
           </w:p>
@@ -6300,22 +6455,12 @@
               <w:snapToGrid w:val="0"/>
               <w:spacing w:before="0" w:beforeAutospacing="0" w:after="0" w:afterAutospacing="0"/>
               <w:ind w:firstLineChars="100" w:firstLine="240"/>
-              <w:rPr>
-                <w:rFonts w:hint="eastAsia"/>
-              </w:rPr>
-            </w:pPr>
-            <w:r>
-              <w:rPr>
-                <w:rFonts w:hint="eastAsia"/>
-              </w:rPr>
-              <w:t xml:space="preserve">  1. 方言保护现实需要迫切。随着普通话普及和社会流动加快，许多地方方言在年轻群体中的使用频率逐渐下降，部分高频表达、口语习惯和语音特征面临</w:t>
-            </w:r>
-            <w:r>
-              <w:rPr>
-                <w:rFonts w:hint="eastAsia"/>
-              </w:rPr>
-              <w:lastRenderedPageBreak/>
-              <w:t>弱化甚至流失的风险。如果缺乏及时、规范、可持续的数字化整理机制，很多真实鲜活的方言材料将难以长期保存。</w:t>
+            </w:pPr>
+            <w:r>
+              <w:rPr>
+                <w:rFonts w:hint="eastAsia"/>
+              </w:rPr>
+              <w:t xml:space="preserve">  1. 方言保护现实需要迫切。随着普通话普及和社会流动加快，许多地方方言在年轻群体中的使用频率逐渐下降，部分高频表达、口语习惯和语音特征面临弱化甚至流失的风险。如果缺乏及时、规范、可持续的数字化整理机制，很多真实鲜活的方言材料将难以长期保存。</w:t>
             </w:r>
           </w:p>
           <w:p>
@@ -6324,9 +6469,6 @@
               <w:snapToGrid w:val="0"/>
               <w:spacing w:before="0" w:beforeAutospacing="0" w:after="0" w:afterAutospacing="0"/>
               <w:ind w:firstLineChars="100" w:firstLine="240"/>
-              <w:rPr>
-                <w:rFonts w:hint="eastAsia"/>
-              </w:rPr>
             </w:pPr>
             <w:r>
               <w:rPr>
@@ -6341,9 +6483,6 @@
               <w:snapToGrid w:val="0"/>
               <w:spacing w:before="0" w:beforeAutospacing="0" w:after="0" w:afterAutospacing="0"/>
               <w:ind w:firstLineChars="100" w:firstLine="240"/>
-              <w:rPr>
-                <w:rFonts w:hint="eastAsia"/>
-              </w:rPr>
             </w:pPr>
             <w:r>
               <w:rPr>
@@ -6432,9 +6571,6 @@
               <w:snapToGrid w:val="0"/>
               <w:spacing w:before="0" w:beforeAutospacing="0" w:after="0" w:afterAutospacing="0"/>
               <w:ind w:firstLineChars="100" w:firstLine="240"/>
-              <w:rPr>
-                <w:rFonts w:hint="eastAsia"/>
-              </w:rPr>
             </w:pPr>
             <w:r>
               <w:rPr>
@@ -6449,9 +6585,6 @@
               <w:snapToGrid w:val="0"/>
               <w:spacing w:before="0" w:beforeAutospacing="0" w:after="0" w:afterAutospacing="0"/>
               <w:ind w:firstLineChars="100" w:firstLine="240"/>
-              <w:rPr>
-                <w:rFonts w:hint="eastAsia"/>
-              </w:rPr>
             </w:pPr>
             <w:r>
               <w:rPr>
@@ -6480,9 +6613,6 @@
               <w:snapToGrid w:val="0"/>
               <w:spacing w:before="0" w:beforeAutospacing="0" w:after="0" w:afterAutospacing="0"/>
               <w:ind w:firstLineChars="100" w:firstLine="240"/>
-              <w:rPr>
-                <w:rFonts w:hint="eastAsia"/>
-              </w:rPr>
             </w:pPr>
             <w:r>
               <w:rPr>
@@ -6543,9 +6673,6 @@
               <w:snapToGrid w:val="0"/>
               <w:spacing w:before="0" w:beforeAutospacing="0" w:after="0" w:afterAutospacing="0"/>
               <w:ind w:firstLineChars="100" w:firstLine="240"/>
-              <w:rPr>
-                <w:rFonts w:hint="eastAsia"/>
-              </w:rPr>
             </w:pPr>
             <w:r>
               <w:rPr>
@@ -6560,9 +6687,6 @@
               <w:snapToGrid w:val="0"/>
               <w:spacing w:before="0" w:beforeAutospacing="0" w:after="0" w:afterAutospacing="0"/>
               <w:ind w:firstLineChars="100" w:firstLine="240"/>
-              <w:rPr>
-                <w:rFonts w:hint="eastAsia"/>
-              </w:rPr>
             </w:pPr>
             <w:r>
               <w:rPr>
@@ -6577,14 +6701,12 @@
               <w:snapToGrid w:val="0"/>
               <w:spacing w:before="0" w:beforeAutospacing="0" w:after="0" w:afterAutospacing="0"/>
               <w:ind w:firstLineChars="100" w:firstLine="240"/>
-              <w:rPr>
-                <w:rFonts w:hint="eastAsia"/>
-              </w:rPr>
-            </w:pPr>
-            <w:r>
-              <w:rPr>
-                <w:rFonts w:hint="eastAsia"/>
-              </w:rPr>
+            </w:pPr>
+            <w:r>
+              <w:rPr>
+                <w:rFonts w:hint="eastAsia"/>
+              </w:rPr>
+              <w:lastRenderedPageBreak/>
               <w:t xml:space="preserve">  第二阶段为平台建设与功能开发阶段。重点搭建和完善数据上传、后台审核、数据库管理、普通话与方言双向转换等核心模块，并围绕典型使用场景持续补充数据内容。</w:t>
             </w:r>
           </w:p>
@@ -6594,15 +6716,11 @@
               <w:snapToGrid w:val="0"/>
               <w:spacing w:before="0" w:beforeAutospacing="0" w:after="0" w:afterAutospacing="0"/>
               <w:ind w:firstLineChars="100" w:firstLine="240"/>
-              <w:rPr>
-                <w:rFonts w:hint="eastAsia"/>
-              </w:rPr>
-            </w:pPr>
-            <w:r>
-              <w:rPr>
-                <w:rFonts w:hint="eastAsia"/>
-              </w:rPr>
-              <w:lastRenderedPageBreak/>
+            </w:pPr>
+            <w:r>
+              <w:rPr>
+                <w:rFonts w:hint="eastAsia"/>
+              </w:rPr>
               <w:t xml:space="preserve">  第三阶段为优化拓展阶段。重点完善多方言适配、转换效果、共享机制和用户体验，研究语音转换功能的接入路径，并结合移动</w:t>
             </w:r>
             <w:proofErr w:type="gramStart"/>
@@ -6696,9 +6814,6 @@
               <w:snapToGrid w:val="0"/>
               <w:spacing w:before="0" w:beforeAutospacing="0" w:after="0" w:afterAutospacing="0"/>
               <w:ind w:firstLineChars="200" w:firstLine="480"/>
-              <w:rPr>
-                <w:rFonts w:hint="eastAsia"/>
-              </w:rPr>
             </w:pPr>
             <w:r>
               <w:rPr>
@@ -6737,16 +6852,16 @@
               </w:rPr>
               <w:t>（</w:t>
             </w:r>
-            <w:bookmarkStart w:id="0" w:name="OLE_LINK1"/>
-            <w:bookmarkStart w:id="1" w:name="OLE_LINK2"/>
+            <w:bookmarkStart w:id="3" w:name="OLE_LINK1"/>
+            <w:bookmarkStart w:id="4" w:name="OLE_LINK2"/>
             <w:r>
               <w:rPr>
                 <w:i/>
               </w:rPr>
               <w:t>classy-mooncake-a5d0fb.netlify.app</w:t>
             </w:r>
-            <w:bookmarkEnd w:id="0"/>
-            <w:bookmarkEnd w:id="1"/>
+            <w:bookmarkEnd w:id="3"/>
+            <w:bookmarkEnd w:id="4"/>
             <w:r>
               <w:rPr>
                 <w:rFonts w:hint="eastAsia"/>
@@ -6835,9 +6950,6 @@
               <w:snapToGrid w:val="0"/>
               <w:spacing w:before="0" w:beforeAutospacing="0" w:after="0" w:afterAutospacing="0"/>
               <w:ind w:firstLineChars="200" w:firstLine="480"/>
-              <w:rPr>
-                <w:rFonts w:hint="eastAsia"/>
-              </w:rPr>
             </w:pPr>
             <w:r>
               <w:rPr>
@@ -6878,8 +6990,6 @@
             </w:r>
           </w:p>
         </w:tc>
-        <w:bookmarkStart w:id="2" w:name="_GoBack"/>
-        <w:bookmarkEnd w:id="2"/>
       </w:tr>
     </w:tbl>
     <w:p>
@@ -7643,6 +7753,7 @@
               <w:rPr>
                 <w:rFonts w:hint="eastAsia"/>
               </w:rPr>
+              <w:lastRenderedPageBreak/>
               <w:t>（</w:t>
             </w:r>
             <w:r>
@@ -7991,7 +8102,6 @@
               <w:rPr>
                 <w:rFonts w:hint="eastAsia"/>
               </w:rPr>
-              <w:lastRenderedPageBreak/>
               <w:t xml:space="preserve">2. </w:t>
             </w:r>
             <w:r>
@@ -8791,7 +8901,6 @@
           <w:p>
             <w:pPr>
               <w:rPr>
-                <w:rFonts w:hint="eastAsia"/>
                 <w:b/>
                 <w:bCs/>
               </w:rPr>

--- a/相关文件/附件1：2026年大学生创新训练项目申请书.docx
+++ b/相关文件/附件1：2026年大学生创新训练项目申请书.docx
@@ -1,6 +1,6 @@
 
 <file path=word/document.xml><?xml version="1.0" encoding="utf-8"?>
-<w:document xmlns:wpc="http://schemas.microsoft.com/office/word/2010/wordprocessingCanvas" xmlns:cx="http://schemas.microsoft.com/office/drawing/2014/chartex" xmlns:cx1="http://schemas.microsoft.com/office/drawing/2015/9/8/chartex" xmlns:cx2="http://schemas.microsoft.com/office/drawing/2015/10/21/chartex" xmlns:cx3="http://schemas.microsoft.com/office/drawing/2016/5/9/chartex" xmlns:cx4="http://schemas.microsoft.com/office/drawing/2016/5/10/chartex" xmlns:cx5="http://schemas.microsoft.com/office/drawing/2016/5/11/chartex" xmlns:cx6="http://schemas.microsoft.com/office/drawing/2016/5/12/chartex" xmlns:cx7="http://schemas.microsoft.com/office/drawing/2016/5/13/chartex" xmlns:cx8="http://schemas.microsoft.com/office/drawing/2016/5/14/chartex" xmlns:mc="http://schemas.openxmlformats.org/markup-compatibility/2006" xmlns:aink="http://schemas.microsoft.com/office/drawing/2016/ink" xmlns:am3d="http://schemas.microsoft.com/office/drawing/2017/model3d" xmlns:o="urn:schemas-microsoft-com:office:office" xmlns:r="http://schemas.openxmlformats.org/officeDocument/2006/relationships" xmlns:m="http://schemas.openxmlformats.org/officeDocument/2006/math" xmlns:v="urn:schemas-microsoft-com:vml" xmlns:wp14="http://schemas.microsoft.com/office/word/2010/wordprocessingDrawing" xmlns:wp="http://schemas.openxmlformats.org/drawingml/2006/wordprocessingDrawing" xmlns:w10="urn:schemas-microsoft-com:office:word" xmlns:w="http://schemas.openxmlformats.org/wordprocessingml/2006/main" xmlns:w14="http://schemas.microsoft.com/office/word/2010/wordml" xmlns:w15="http://schemas.microsoft.com/office/word/2012/wordml" xmlns:w16cid="http://schemas.microsoft.com/office/word/2016/wordml/cid" xmlns:w16se="http://schemas.microsoft.com/office/word/2015/wordml/symex" xmlns:wpg="http://schemas.microsoft.com/office/word/2010/wordprocessingGroup" xmlns:wpi="http://schemas.microsoft.com/office/word/2010/wordprocessingInk" xmlns:wne="http://schemas.microsoft.com/office/word/2006/wordml" xmlns:wps="http://schemas.microsoft.com/office/word/2010/wordprocessingShape" mc:Ignorable="w14 w15 w16se w16cid wp14">
+<w:document xmlns:wpc="http://schemas.microsoft.com/office/word/2010/wordprocessingCanvas" xmlns:cx="http://schemas.microsoft.com/office/drawing/2014/chartex" xmlns:cx1="http://schemas.microsoft.com/office/drawing/2015/9/8/chartex" xmlns:cx2="http://schemas.microsoft.com/office/drawing/2015/10/21/chartex" xmlns:cx3="http://schemas.microsoft.com/office/drawing/2016/5/9/chartex" xmlns:cx4="http://schemas.microsoft.com/office/drawing/2016/5/10/chartex" xmlns:cx5="http://schemas.microsoft.com/office/drawing/2016/5/11/chartex" xmlns:cx6="http://schemas.microsoft.com/office/drawing/2016/5/12/chartex" xmlns:cx7="http://schemas.microsoft.com/office/drawing/2016/5/13/chartex" xmlns:cx8="http://schemas.microsoft.com/office/drawing/2016/5/14/chartex" xmlns:mc="http://schemas.openxmlformats.org/markup-compatibility/2006" xmlns:aink="http://schemas.microsoft.com/office/drawing/2016/ink" xmlns:am3d="http://schemas.microsoft.com/office/drawing/2017/model3d" xmlns:o="urn:schemas-microsoft-com:office:office" xmlns:oel="http://schemas.microsoft.com/office/2019/extlst" xmlns:r="http://schemas.openxmlformats.org/officeDocument/2006/relationships" xmlns:m="http://schemas.openxmlformats.org/officeDocument/2006/math" xmlns:v="urn:schemas-microsoft-com:vml" xmlns:wp14="http://schemas.microsoft.com/office/word/2010/wordprocessingDrawing" xmlns:wp="http://schemas.openxmlformats.org/drawingml/2006/wordprocessingDrawing" xmlns:w10="urn:schemas-microsoft-com:office:word" xmlns:w="http://schemas.openxmlformats.org/wordprocessingml/2006/main" xmlns:w14="http://schemas.microsoft.com/office/word/2010/wordml" xmlns:w15="http://schemas.microsoft.com/office/word/2012/wordml" xmlns:w16cex="http://schemas.microsoft.com/office/word/2018/wordml/cex" xmlns:w16cid="http://schemas.microsoft.com/office/word/2016/wordml/cid" xmlns:w16="http://schemas.microsoft.com/office/word/2018/wordml" xmlns:w16du="http://schemas.microsoft.com/office/word/2023/wordml/word16du" xmlns:w16sdtdh="http://schemas.microsoft.com/office/word/2020/wordml/sdtdatahash" xmlns:w16sdtfl="http://schemas.microsoft.com/office/word/2024/wordml/sdtformatlock" xmlns:w16se="http://schemas.microsoft.com/office/word/2015/wordml/symex" xmlns:wpg="http://schemas.microsoft.com/office/word/2010/wordprocessingGroup" xmlns:wpi="http://schemas.microsoft.com/office/word/2010/wordprocessingInk" xmlns:wne="http://schemas.microsoft.com/office/word/2006/wordml" xmlns:wps="http://schemas.microsoft.com/office/word/2010/wordprocessingShape" mc:Ignorable="w14 w15 w16se w16cid w16 w16cex w16sdtdh w16sdtfl w16du wp14">
   <w:body>
     <w:p>
       <w:pPr>
@@ -34,7 +34,7 @@
         <w:spacing w:line="620" w:lineRule="exact"/>
         <w:jc w:val="center"/>
         <w:rPr>
-          <w:rFonts w:ascii="宋体" w:hAnsi="宋体"/>
+          <w:rFonts w:ascii="宋体" w:hAnsi="宋体" w:hint="eastAsia"/>
           <w:b/>
           <w:bCs/>
           <w:color w:val="000000"/>
@@ -51,7 +51,7 @@
         <w:spacing w:line="500" w:lineRule="exact"/>
         <w:jc w:val="left"/>
         <w:rPr>
-          <w:rFonts w:ascii="黑体" w:eastAsia="黑体" w:hAnsi="黑体"/>
+          <w:rFonts w:ascii="黑体" w:eastAsia="黑体" w:hAnsi="黑体" w:hint="eastAsia"/>
           <w:sz w:val="36"/>
           <w:szCs w:val="36"/>
         </w:rPr>
@@ -106,24 +106,24 @@
         <w:spacing w:line="500" w:lineRule="exact"/>
         <w:jc w:val="left"/>
         <w:rPr>
+          <w:rFonts w:ascii="黑体" w:eastAsia="黑体" w:hAnsi="黑体" w:hint="eastAsia"/>
+          <w:sz w:val="28"/>
+          <w:szCs w:val="28"/>
+        </w:rPr>
+      </w:pPr>
+      <w:r>
+        <w:rPr>
+          <w:rFonts w:ascii="黑体" w:eastAsia="黑体" w:hAnsi="黑体" w:hint="eastAsia"/>
+          <w:sz w:val="24"/>
+        </w:rPr>
+        <w:t>█</w:t>
+      </w:r>
+      <w:r>
+        <w:rPr>
           <w:rFonts w:ascii="黑体" w:eastAsia="黑体" w:hAnsi="黑体"/>
           <w:sz w:val="28"/>
           <w:szCs w:val="28"/>
         </w:rPr>
-      </w:pPr>
-      <w:r>
-        <w:rPr>
-          <w:rFonts w:ascii="黑体" w:eastAsia="黑体" w:hAnsi="黑体" w:hint="eastAsia"/>
-          <w:sz w:val="24"/>
-        </w:rPr>
-        <w:t>█</w:t>
-      </w:r>
-      <w:r>
-        <w:rPr>
-          <w:rFonts w:ascii="黑体" w:eastAsia="黑体" w:hAnsi="黑体"/>
-          <w:sz w:val="28"/>
-          <w:szCs w:val="28"/>
-        </w:rPr>
         <w:t>创新训练</w:t>
       </w:r>
       <w:r>
@@ -132,25 +132,7 @@
           <w:sz w:val="28"/>
           <w:szCs w:val="28"/>
         </w:rPr>
-        <w:t xml:space="preserve">               □刘业</w:t>
-      </w:r>
-      <w:proofErr w:type="gramStart"/>
-      <w:r>
-        <w:rPr>
-          <w:rFonts w:ascii="黑体" w:eastAsia="黑体" w:hAnsi="黑体" w:hint="eastAsia"/>
-          <w:sz w:val="28"/>
-          <w:szCs w:val="28"/>
-        </w:rPr>
-        <w:t>翔创新</w:t>
-      </w:r>
-      <w:proofErr w:type="gramEnd"/>
-      <w:r>
-        <w:rPr>
-          <w:rFonts w:ascii="黑体" w:eastAsia="黑体" w:hAnsi="黑体" w:hint="eastAsia"/>
-          <w:sz w:val="28"/>
-          <w:szCs w:val="28"/>
-        </w:rPr>
-        <w:t xml:space="preserve">资助  </w:t>
+        <w:t xml:space="preserve">               □刘业翔创新资助  </w:t>
       </w:r>
     </w:p>
     <w:p>
@@ -161,7 +143,7 @@
         <w:spacing w:line="500" w:lineRule="exact"/>
         <w:jc w:val="left"/>
         <w:rPr>
-          <w:rFonts w:ascii="黑体" w:eastAsia="黑体" w:hAnsi="黑体"/>
+          <w:rFonts w:ascii="黑体" w:eastAsia="黑体" w:hAnsi="黑体" w:hint="eastAsia"/>
           <w:sz w:val="28"/>
           <w:szCs w:val="28"/>
         </w:rPr>
@@ -183,7 +165,7 @@
         <w:spacing w:line="500" w:lineRule="exact"/>
         <w:jc w:val="left"/>
         <w:rPr>
-          <w:rFonts w:ascii="黑体" w:eastAsia="黑体" w:hAnsi="宋体"/>
+          <w:rFonts w:ascii="黑体" w:eastAsia="黑体" w:hAnsi="宋体" w:hint="eastAsia"/>
           <w:color w:val="000000"/>
           <w:sz w:val="28"/>
           <w:szCs w:val="30"/>
@@ -212,27 +194,7 @@
           <w:sz w:val="28"/>
           <w:szCs w:val="30"/>
         </w:rPr>
-        <w:t>是</w:t>
-      </w:r>
-      <w:proofErr w:type="gramStart"/>
-      <w:r>
-        <w:rPr>
-          <w:rFonts w:ascii="黑体" w:eastAsia="黑体" w:hAnsi="宋体" w:hint="eastAsia"/>
-          <w:color w:val="000000"/>
-          <w:sz w:val="28"/>
-          <w:szCs w:val="30"/>
-        </w:rPr>
-        <w:t xml:space="preserve">　　　　</w:t>
-      </w:r>
-      <w:proofErr w:type="gramEnd"/>
-      <w:r>
-        <w:rPr>
-          <w:rFonts w:ascii="黑体" w:eastAsia="黑体" w:hAnsi="宋体" w:hint="eastAsia"/>
-          <w:color w:val="000000"/>
-          <w:sz w:val="28"/>
-          <w:szCs w:val="30"/>
-        </w:rPr>
-        <w:t xml:space="preserve">    □否</w:t>
+        <w:t>是　　　　    □否</w:t>
       </w:r>
     </w:p>
     <w:p>
@@ -243,7 +205,7 @@
         <w:spacing w:line="500" w:lineRule="exact"/>
         <w:jc w:val="left"/>
         <w:rPr>
-          <w:rFonts w:ascii="黑体" w:eastAsia="黑体" w:hAnsi="宋体"/>
+          <w:rFonts w:ascii="黑体" w:eastAsia="黑体" w:hAnsi="宋体" w:hint="eastAsia"/>
           <w:color w:val="000000"/>
           <w:sz w:val="28"/>
           <w:szCs w:val="30"/>
@@ -293,7 +255,7 @@
         <w:ind w:firstLineChars="196" w:firstLine="470"/>
         <w:jc w:val="left"/>
         <w:rPr>
-          <w:rFonts w:ascii="黑体" w:eastAsia="黑体" w:hAnsi="黑体"/>
+          <w:rFonts w:ascii="黑体" w:eastAsia="黑体" w:hAnsi="黑体" w:hint="eastAsia"/>
           <w:sz w:val="24"/>
         </w:rPr>
       </w:pPr>
@@ -386,43 +348,12 @@
         </w:tabs>
         <w:spacing w:line="500" w:lineRule="exact"/>
         <w:rPr>
-          <w:rFonts w:ascii="黑体" w:eastAsia="黑体" w:hAnsi="宋体"/>
-          <w:color w:val="000000"/>
-          <w:sz w:val="30"/>
-          <w:szCs w:val="30"/>
-          <w:u w:val="single"/>
-        </w:rPr>
-      </w:pPr>
-      <w:r>
-        <w:rPr>
-          <w:rFonts w:ascii="黑体" w:eastAsia="黑体" w:hAnsi="宋体" w:hint="eastAsia"/>
-          <w:color w:val="000000"/>
-          <w:sz w:val="30"/>
-          <w:szCs w:val="30"/>
-        </w:rPr>
-        <w:t>项目编号</w:t>
-      </w:r>
-      <w:r>
-        <w:rPr>
           <w:rFonts w:ascii="黑体" w:eastAsia="黑体" w:hAnsi="宋体" w:hint="eastAsia"/>
           <w:color w:val="000000"/>
           <w:sz w:val="30"/>
           <w:szCs w:val="30"/>
           <w:u w:val="single"/>
         </w:rPr>
-        <w:t xml:space="preserve">                                      </w:t>
-      </w:r>
-    </w:p>
-    <w:p>
-      <w:pPr>
-        <w:spacing w:line="500" w:lineRule="exact"/>
-        <w:rPr>
-          <w:rFonts w:ascii="黑体" w:eastAsia="黑体" w:hAnsi="宋体"/>
-          <w:color w:val="000000"/>
-          <w:sz w:val="30"/>
-          <w:szCs w:val="30"/>
-          <w:u w:val="single"/>
-        </w:rPr>
       </w:pPr>
       <w:r>
         <w:rPr>
@@ -431,7 +362,7 @@
           <w:sz w:val="30"/>
           <w:szCs w:val="30"/>
         </w:rPr>
-        <w:t>项目名称</w:t>
+        <w:t>项目编号</w:t>
       </w:r>
       <w:r>
         <w:rPr>
@@ -441,10 +372,12 @@
           <w:szCs w:val="30"/>
           <w:u w:val="single"/>
         </w:rPr>
-        <w:t xml:space="preserve"> </w:t>
-      </w:r>
-      <w:proofErr w:type="gramStart"/>
-      <w:r>
+        <w:t xml:space="preserve">                                      </w:t>
+      </w:r>
+    </w:p>
+    <w:p>
+      <w:pPr>
+        <w:spacing w:line="500" w:lineRule="exact"/>
         <w:rPr>
           <w:rFonts w:ascii="黑体" w:eastAsia="黑体" w:hAnsi="宋体" w:hint="eastAsia"/>
           <w:color w:val="000000"/>
@@ -452,9 +385,16 @@
           <w:szCs w:val="30"/>
           <w:u w:val="single"/>
         </w:rPr>
-        <w:t>长株潭</w:t>
-      </w:r>
-      <w:proofErr w:type="gramEnd"/>
+      </w:pPr>
+      <w:r>
+        <w:rPr>
+          <w:rFonts w:ascii="黑体" w:eastAsia="黑体" w:hAnsi="宋体" w:hint="eastAsia"/>
+          <w:color w:val="000000"/>
+          <w:sz w:val="30"/>
+          <w:szCs w:val="30"/>
+        </w:rPr>
+        <w:t>项目名称</w:t>
+      </w:r>
       <w:r>
         <w:rPr>
           <w:rFonts w:ascii="黑体" w:eastAsia="黑体" w:hAnsi="宋体" w:hint="eastAsia"/>
@@ -463,7 +403,7 @@
           <w:szCs w:val="30"/>
           <w:u w:val="single"/>
         </w:rPr>
-        <w:t xml:space="preserve">湘语口语与普通话双向转换系统的设计与实现                          </w:t>
+        <w:t xml:space="preserve"> 长株潭湘语口语与普通话双向转换系统的设计与实现                          </w:t>
       </w:r>
     </w:p>
     <w:p>
@@ -474,7 +414,7 @@
         <w:spacing w:line="500" w:lineRule="exact"/>
         <w:jc w:val="left"/>
         <w:rPr>
-          <w:rFonts w:ascii="黑体" w:eastAsia="黑体" w:hAnsi="黑体"/>
+          <w:rFonts w:ascii="黑体" w:eastAsia="黑体" w:hAnsi="黑体" w:hint="eastAsia"/>
           <w:b/>
           <w:sz w:val="36"/>
           <w:szCs w:val="36"/>
@@ -559,7 +499,7 @@
       <w:pPr>
         <w:spacing w:line="500" w:lineRule="exact"/>
         <w:rPr>
-          <w:rFonts w:ascii="黑体" w:eastAsia="黑体" w:hAnsi="宋体"/>
+          <w:rFonts w:ascii="黑体" w:eastAsia="黑体" w:hAnsi="宋体" w:hint="eastAsia"/>
           <w:color w:val="000000"/>
           <w:sz w:val="30"/>
           <w:szCs w:val="30"/>
@@ -632,7 +572,7 @@
       <w:pPr>
         <w:spacing w:line="500" w:lineRule="exact"/>
         <w:rPr>
-          <w:rFonts w:ascii="黑体" w:eastAsia="黑体" w:hAnsi="宋体"/>
+          <w:rFonts w:ascii="黑体" w:eastAsia="黑体" w:hAnsi="宋体" w:hint="eastAsia"/>
           <w:color w:val="000000"/>
           <w:sz w:val="30"/>
           <w:szCs w:val="30"/>
@@ -684,21 +624,41 @@
       <w:pPr>
         <w:spacing w:line="500" w:lineRule="exact"/>
         <w:rPr>
+          <w:rFonts w:ascii="黑体" w:eastAsia="黑体" w:hAnsi="宋体" w:hint="eastAsia"/>
+          <w:color w:val="000000"/>
+          <w:sz w:val="30"/>
+          <w:szCs w:val="30"/>
+          <w:u w:val="single"/>
+        </w:rPr>
+      </w:pPr>
+      <w:r>
+        <w:rPr>
+          <w:rFonts w:ascii="黑体" w:eastAsia="黑体" w:hAnsi="宋体" w:hint="eastAsia"/>
+          <w:color w:val="000000"/>
+          <w:sz w:val="30"/>
+          <w:szCs w:val="30"/>
+        </w:rPr>
+        <w:t>学    号</w:t>
+      </w:r>
+      <w:r>
+        <w:rPr>
+          <w:rFonts w:ascii="黑体" w:eastAsia="黑体" w:hAnsi="宋体" w:hint="eastAsia"/>
+          <w:color w:val="000000"/>
+          <w:sz w:val="30"/>
+          <w:szCs w:val="30"/>
+          <w:u w:val="single"/>
+        </w:rPr>
+        <w:t xml:space="preserve">         </w:t>
+      </w:r>
+      <w:r>
+        <w:rPr>
           <w:rFonts w:ascii="黑体" w:eastAsia="黑体" w:hAnsi="宋体"/>
           <w:color w:val="000000"/>
           <w:sz w:val="30"/>
           <w:szCs w:val="30"/>
           <w:u w:val="single"/>
         </w:rPr>
-      </w:pPr>
-      <w:r>
-        <w:rPr>
-          <w:rFonts w:ascii="黑体" w:eastAsia="黑体" w:hAnsi="宋体" w:hint="eastAsia"/>
-          <w:color w:val="000000"/>
-          <w:sz w:val="30"/>
-          <w:szCs w:val="30"/>
-        </w:rPr>
-        <w:t>学    号</w:t>
+        <w:t>8105240228</w:t>
       </w:r>
       <w:r>
         <w:rPr>
@@ -708,7 +668,26 @@
           <w:szCs w:val="30"/>
           <w:u w:val="single"/>
         </w:rPr>
-        <w:t xml:space="preserve">         </w:t>
+        <w:t xml:space="preserve">     </w:t>
+      </w:r>
+      <w:r>
+        <w:rPr>
+          <w:rFonts w:ascii="黑体" w:eastAsia="黑体" w:hAnsi="宋体" w:hint="eastAsia"/>
+          <w:color w:val="000000"/>
+          <w:sz w:val="30"/>
+          <w:szCs w:val="30"/>
+        </w:rPr>
+        <w:t>专业班级</w:t>
+      </w:r>
+      <w:r>
+        <w:rPr>
+          <w:rFonts w:ascii="黑体" w:eastAsia="黑体" w:hAnsi="宋体" w:hint="eastAsia"/>
+          <w:color w:val="000000"/>
+          <w:sz w:val="30"/>
+          <w:szCs w:val="30"/>
+          <w:u w:val="single"/>
+        </w:rPr>
+        <w:t xml:space="preserve">   中文2</w:t>
       </w:r>
       <w:r>
         <w:rPr>
@@ -718,7 +697,7 @@
           <w:szCs w:val="30"/>
           <w:u w:val="single"/>
         </w:rPr>
-        <w:t>8105240228</w:t>
+        <w:t>402</w:t>
       </w:r>
       <w:r>
         <w:rPr>
@@ -728,18 +707,12 @@
           <w:szCs w:val="30"/>
           <w:u w:val="single"/>
         </w:rPr>
-        <w:t xml:space="preserve">     </w:t>
-      </w:r>
-      <w:r>
-        <w:rPr>
-          <w:rFonts w:ascii="黑体" w:eastAsia="黑体" w:hAnsi="宋体" w:hint="eastAsia"/>
-          <w:color w:val="000000"/>
-          <w:sz w:val="30"/>
-          <w:szCs w:val="30"/>
-        </w:rPr>
-        <w:t>专业班级</w:t>
-      </w:r>
-      <w:r>
+        <w:t xml:space="preserve">              </w:t>
+      </w:r>
+    </w:p>
+    <w:p>
+      <w:pPr>
+        <w:spacing w:line="500" w:lineRule="exact"/>
         <w:rPr>
           <w:rFonts w:ascii="黑体" w:eastAsia="黑体" w:hAnsi="宋体" w:hint="eastAsia"/>
           <w:color w:val="000000"/>
@@ -747,17 +720,15 @@
           <w:szCs w:val="30"/>
           <w:u w:val="single"/>
         </w:rPr>
-        <w:t xml:space="preserve">   中文2</w:t>
-      </w:r>
-      <w:r>
-        <w:rPr>
-          <w:rFonts w:ascii="黑体" w:eastAsia="黑体" w:hAnsi="宋体"/>
+      </w:pPr>
+      <w:r>
+        <w:rPr>
+          <w:rFonts w:ascii="黑体" w:eastAsia="黑体" w:hAnsi="宋体" w:hint="eastAsia"/>
           <w:color w:val="000000"/>
           <w:sz w:val="30"/>
           <w:szCs w:val="30"/>
-          <w:u w:val="single"/>
-        </w:rPr>
-        <w:t>402</w:t>
+        </w:rPr>
+        <w:t>指导教师</w:t>
       </w:r>
       <w:r>
         <w:rPr>
@@ -767,45 +738,14 @@
           <w:szCs w:val="30"/>
           <w:u w:val="single"/>
         </w:rPr>
-        <w:t xml:space="preserve">              </w:t>
+        <w:t xml:space="preserve">                    李星辉                        </w:t>
       </w:r>
     </w:p>
     <w:p>
       <w:pPr>
         <w:spacing w:line="500" w:lineRule="exact"/>
         <w:rPr>
-          <w:rFonts w:ascii="黑体" w:eastAsia="黑体" w:hAnsi="宋体"/>
-          <w:color w:val="000000"/>
-          <w:sz w:val="30"/>
-          <w:szCs w:val="30"/>
-          <w:u w:val="single"/>
-        </w:rPr>
-      </w:pPr>
-      <w:r>
-        <w:rPr>
           <w:rFonts w:ascii="黑体" w:eastAsia="黑体" w:hAnsi="宋体" w:hint="eastAsia"/>
-          <w:color w:val="000000"/>
-          <w:sz w:val="30"/>
-          <w:szCs w:val="30"/>
-        </w:rPr>
-        <w:t>指导教师</w:t>
-      </w:r>
-      <w:r>
-        <w:rPr>
-          <w:rFonts w:ascii="黑体" w:eastAsia="黑体" w:hAnsi="宋体" w:hint="eastAsia"/>
-          <w:color w:val="000000"/>
-          <w:sz w:val="30"/>
-          <w:szCs w:val="30"/>
-          <w:u w:val="single"/>
-        </w:rPr>
-        <w:t xml:space="preserve">                    李星辉                        </w:t>
-      </w:r>
-    </w:p>
-    <w:p>
-      <w:pPr>
-        <w:spacing w:line="500" w:lineRule="exact"/>
-        <w:rPr>
-          <w:rFonts w:ascii="黑体" w:eastAsia="黑体" w:hAnsi="宋体"/>
           <w:color w:val="000000"/>
           <w:sz w:val="30"/>
           <w:szCs w:val="30"/>
@@ -877,7 +817,7 @@
       <w:pPr>
         <w:spacing w:line="500" w:lineRule="exact"/>
         <w:rPr>
-          <w:rFonts w:ascii="黑体" w:eastAsia="黑体" w:hAnsi="宋体"/>
+          <w:rFonts w:ascii="黑体" w:eastAsia="黑体" w:hAnsi="宋体" w:hint="eastAsia"/>
           <w:color w:val="000000"/>
           <w:sz w:val="30"/>
           <w:szCs w:val="30"/>
@@ -949,44 +889,26 @@
       <w:pPr>
         <w:spacing w:line="500" w:lineRule="exact"/>
         <w:rPr>
-          <w:rFonts w:ascii="黑体" w:eastAsia="黑体" w:hAnsi="宋体"/>
-          <w:color w:val="000000"/>
-          <w:sz w:val="30"/>
-          <w:szCs w:val="30"/>
-          <w:u w:val="single"/>
-        </w:rPr>
-      </w:pPr>
-      <w:r>
-        <w:rPr>
-          <w:rFonts w:ascii="黑体" w:eastAsia="黑体" w:hAnsi="宋体" w:hint="eastAsia"/>
-          <w:color w:val="000000"/>
-          <w:sz w:val="30"/>
-          <w:szCs w:val="30"/>
-        </w:rPr>
-        <w:t>起止年月</w:t>
-      </w:r>
-      <w:r>
-        <w:rPr>
           <w:rFonts w:ascii="黑体" w:eastAsia="黑体" w:hAnsi="宋体" w:hint="eastAsia"/>
           <w:color w:val="000000"/>
           <w:sz w:val="30"/>
           <w:szCs w:val="30"/>
           <w:u w:val="single"/>
         </w:rPr>
-        <w:t xml:space="preserve">       </w:t>
-      </w:r>
+      </w:pPr>
       <w:r>
         <w:rPr>
           <w:rFonts w:ascii="黑体" w:eastAsia="黑体" w:hAnsi="宋体" w:hint="eastAsia"/>
-          <w:b/>
           <w:color w:val="000000"/>
           <w:sz w:val="30"/>
           <w:szCs w:val="30"/>
-          <w:u w:val="single"/>
-        </w:rPr>
-        <w:t xml:space="preserve"> </w:t>
-      </w:r>
-      <w:r>
+        </w:rPr>
+        <w:t>起止年月 2026年4月至2027年3月</w:t>
+      </w:r>
+    </w:p>
+    <w:p>
+      <w:pPr>
+        <w:spacing w:line="500" w:lineRule="exact"/>
         <w:rPr>
           <w:rFonts w:ascii="黑体" w:eastAsia="黑体" w:hAnsi="宋体" w:hint="eastAsia"/>
           <w:color w:val="000000"/>
@@ -994,38 +916,13 @@
           <w:szCs w:val="30"/>
           <w:u w:val="single"/>
         </w:rPr>
-        <w:t xml:space="preserve">                                    </w:t>
-      </w:r>
-    </w:p>
-    <w:p>
-      <w:pPr>
-        <w:spacing w:line="500" w:lineRule="exact"/>
-        <w:rPr>
-          <w:rFonts w:ascii="黑体" w:eastAsia="黑体" w:hAnsi="宋体"/>
-          <w:color w:val="000000"/>
-          <w:sz w:val="30"/>
-          <w:szCs w:val="30"/>
-          <w:u w:val="single"/>
-        </w:rPr>
       </w:pPr>
     </w:p>
     <w:p>
       <w:pPr>
         <w:spacing w:line="500" w:lineRule="exact"/>
         <w:rPr>
-          <w:rFonts w:ascii="黑体" w:eastAsia="黑体" w:hAnsi="宋体"/>
-          <w:color w:val="000000"/>
-          <w:sz w:val="30"/>
-          <w:szCs w:val="30"/>
-          <w:u w:val="single"/>
-        </w:rPr>
-      </w:pPr>
-    </w:p>
-    <w:p>
-      <w:pPr>
-        <w:spacing w:line="500" w:lineRule="exact"/>
-        <w:rPr>
-          <w:rFonts w:ascii="黑体" w:eastAsia="黑体" w:hAnsi="宋体"/>
+          <w:rFonts w:ascii="黑体" w:eastAsia="黑体" w:hAnsi="宋体" w:hint="eastAsia"/>
           <w:color w:val="000000"/>
           <w:sz w:val="30"/>
           <w:szCs w:val="30"/>
@@ -1038,7 +935,7 @@
         <w:spacing w:line="480" w:lineRule="exact"/>
         <w:jc w:val="center"/>
         <w:rPr>
-          <w:rFonts w:ascii="黑体" w:eastAsia="黑体" w:hAnsi="宋体"/>
+          <w:rFonts w:ascii="黑体" w:eastAsia="黑体" w:hAnsi="宋体" w:hint="eastAsia"/>
           <w:sz w:val="30"/>
           <w:szCs w:val="30"/>
         </w:rPr>
@@ -1146,7 +1043,7 @@
       <w:pPr>
         <w:jc w:val="center"/>
         <w:rPr>
-          <w:rFonts w:ascii="宋体" w:hAnsi="宋体"/>
+          <w:rFonts w:ascii="宋体" w:hAnsi="宋体" w:hint="eastAsia"/>
           <w:b/>
           <w:bCs/>
           <w:color w:val="000000"/>
@@ -1160,13 +1057,79 @@
         <w:spacing w:line="680" w:lineRule="exact"/>
         <w:ind w:leftChars="1" w:left="2" w:firstLineChars="189" w:firstLine="567"/>
         <w:rPr>
+          <w:rFonts w:ascii="仿宋_GB2312" w:eastAsia="仿宋_GB2312" w:hAnsi="宋体" w:hint="eastAsia"/>
+          <w:bCs/>
+          <w:color w:val="000000"/>
+          <w:sz w:val="30"/>
+          <w:szCs w:val="30"/>
+        </w:rPr>
+      </w:pPr>
+      <w:r>
+        <w:rPr>
+          <w:rFonts w:ascii="仿宋_GB2312" w:eastAsia="仿宋_GB2312" w:hAnsi="宋体" w:hint="eastAsia"/>
+          <w:bCs/>
+          <w:color w:val="000000"/>
+          <w:sz w:val="30"/>
+          <w:szCs w:val="30"/>
+        </w:rPr>
+        <w:t>1、本申请书所列各项内容均须实事求是，认真填写，表达明确严谨，简明扼要。</w:t>
+      </w:r>
+    </w:p>
+    <w:p>
+      <w:pPr>
+        <w:spacing w:line="560" w:lineRule="exact"/>
+        <w:ind w:leftChars="1" w:left="2" w:firstLineChars="200" w:firstLine="600"/>
+        <w:rPr>
+          <w:rFonts w:ascii="仿宋_GB2312" w:eastAsia="仿宋_GB2312" w:hAnsi="宋体" w:hint="eastAsia"/>
+          <w:bCs/>
+          <w:color w:val="000000"/>
+          <w:sz w:val="30"/>
+          <w:szCs w:val="30"/>
+        </w:rPr>
+      </w:pPr>
+      <w:r>
+        <w:rPr>
+          <w:rFonts w:ascii="仿宋_GB2312" w:eastAsia="仿宋_GB2312" w:hAnsi="宋体" w:hint="eastAsia"/>
+          <w:bCs/>
+          <w:color w:val="000000"/>
+          <w:sz w:val="30"/>
+          <w:szCs w:val="30"/>
+        </w:rPr>
+        <w:t>2、申请人可以是个人，也可为创新团队，首页只填负责人。“项目编号”一栏不填。</w:t>
+      </w:r>
+    </w:p>
+    <w:p>
+      <w:pPr>
+        <w:spacing w:line="560" w:lineRule="exact"/>
+        <w:ind w:leftChars="1" w:left="2" w:firstLineChars="200" w:firstLine="600"/>
+        <w:rPr>
+          <w:rFonts w:ascii="仿宋_GB2312" w:eastAsia="仿宋_GB2312" w:hAnsi="宋体" w:hint="eastAsia"/>
+          <w:bCs/>
+          <w:color w:val="000000"/>
+          <w:sz w:val="30"/>
+          <w:szCs w:val="30"/>
+        </w:rPr>
+      </w:pPr>
+      <w:r>
+        <w:rPr>
+          <w:rFonts w:ascii="仿宋_GB2312" w:eastAsia="仿宋_GB2312" w:hAnsi="宋体" w:hint="eastAsia"/>
+          <w:bCs/>
+          <w:color w:val="000000"/>
+          <w:sz w:val="30"/>
+          <w:szCs w:val="30"/>
+        </w:rPr>
+        <w:t>3、</w:t>
+      </w:r>
+      <w:r>
+        <w:rPr>
           <w:rFonts w:ascii="仿宋_GB2312" w:eastAsia="仿宋_GB2312" w:hAnsi="宋体"/>
           <w:bCs/>
           <w:color w:val="000000"/>
           <w:sz w:val="30"/>
           <w:szCs w:val="30"/>
         </w:rPr>
-      </w:pPr>
+        <w:t>本申请书为大十六开本（A4），可网上下载、自行复印或加页，但格式、内容、大小均须与原件一致。</w:t>
+      </w:r>
       <w:r>
         <w:rPr>
           <w:rFonts w:ascii="仿宋_GB2312" w:eastAsia="仿宋_GB2312" w:hAnsi="宋体" w:hint="eastAsia"/>
@@ -1175,7 +1138,47 @@
           <w:sz w:val="30"/>
           <w:szCs w:val="30"/>
         </w:rPr>
-        <w:t>1、本申请书所列各项内容均须实事求是，认真填写，表达明确严谨，简明扼要。</w:t>
+        <w:t>相应支撑材料、符合优先立项条件的相关证明材料复印件附后，</w:t>
+      </w:r>
+      <w:r>
+        <w:rPr>
+          <w:rFonts w:ascii="仿宋_GB2312" w:eastAsia="仿宋_GB2312" w:hAnsi="宋体"/>
+          <w:bCs/>
+          <w:color w:val="000000"/>
+          <w:sz w:val="30"/>
+          <w:szCs w:val="30"/>
+        </w:rPr>
+        <w:t>左侧</w:t>
+      </w:r>
+      <w:r>
+        <w:rPr>
+          <w:rFonts w:ascii="仿宋_GB2312" w:eastAsia="仿宋_GB2312" w:hAnsi="宋体" w:hint="eastAsia"/>
+          <w:bCs/>
+          <w:color w:val="000000"/>
+          <w:sz w:val="30"/>
+          <w:szCs w:val="30"/>
+        </w:rPr>
+        <w:t>用钉书针</w:t>
+      </w:r>
+      <w:r>
+        <w:rPr>
+          <w:rFonts w:ascii="仿宋_GB2312" w:eastAsia="仿宋_GB2312" w:hAnsi="宋体"/>
+          <w:bCs/>
+          <w:color w:val="000000"/>
+          <w:sz w:val="30"/>
+          <w:szCs w:val="30"/>
+        </w:rPr>
+        <w:t>装订</w:t>
+      </w:r>
+      <w:r>
+        <w:rPr>
+          <w:rFonts w:ascii="仿宋_GB2312" w:eastAsia="仿宋_GB2312" w:hAnsi="宋体" w:hint="eastAsia"/>
+          <w:bCs/>
+          <w:color w:val="000000"/>
+          <w:sz w:val="30"/>
+          <w:szCs w:val="30"/>
+        </w:rPr>
+        <w:t>。</w:t>
       </w:r>
     </w:p>
     <w:p>
@@ -1183,135 +1186,7 @@
         <w:spacing w:line="560" w:lineRule="exact"/>
         <w:ind w:leftChars="1" w:left="2" w:firstLineChars="200" w:firstLine="600"/>
         <w:rPr>
-          <w:rFonts w:ascii="仿宋_GB2312" w:eastAsia="仿宋_GB2312" w:hAnsi="宋体"/>
-          <w:bCs/>
-          <w:color w:val="000000"/>
-          <w:sz w:val="30"/>
-          <w:szCs w:val="30"/>
-        </w:rPr>
-      </w:pPr>
-      <w:r>
-        <w:rPr>
           <w:rFonts w:ascii="仿宋_GB2312" w:eastAsia="仿宋_GB2312" w:hAnsi="宋体" w:hint="eastAsia"/>
-          <w:bCs/>
-          <w:color w:val="000000"/>
-          <w:sz w:val="30"/>
-          <w:szCs w:val="30"/>
-        </w:rPr>
-        <w:t>2、申请人可以是个人，也可为创新团队，</w:t>
-      </w:r>
-      <w:proofErr w:type="gramStart"/>
-      <w:r>
-        <w:rPr>
-          <w:rFonts w:ascii="仿宋_GB2312" w:eastAsia="仿宋_GB2312" w:hAnsi="宋体" w:hint="eastAsia"/>
-          <w:bCs/>
-          <w:color w:val="000000"/>
-          <w:sz w:val="30"/>
-          <w:szCs w:val="30"/>
-        </w:rPr>
-        <w:t>首页只</w:t>
-      </w:r>
-      <w:proofErr w:type="gramEnd"/>
-      <w:r>
-        <w:rPr>
-          <w:rFonts w:ascii="仿宋_GB2312" w:eastAsia="仿宋_GB2312" w:hAnsi="宋体" w:hint="eastAsia"/>
-          <w:bCs/>
-          <w:color w:val="000000"/>
-          <w:sz w:val="30"/>
-          <w:szCs w:val="30"/>
-        </w:rPr>
-        <w:t>填负责人。“项目编号”一栏不填。</w:t>
-      </w:r>
-    </w:p>
-    <w:p>
-      <w:pPr>
-        <w:spacing w:line="560" w:lineRule="exact"/>
-        <w:ind w:leftChars="1" w:left="2" w:firstLineChars="200" w:firstLine="600"/>
-        <w:rPr>
-          <w:rFonts w:ascii="仿宋_GB2312" w:eastAsia="仿宋_GB2312" w:hAnsi="宋体"/>
-          <w:bCs/>
-          <w:color w:val="000000"/>
-          <w:sz w:val="30"/>
-          <w:szCs w:val="30"/>
-        </w:rPr>
-      </w:pPr>
-      <w:r>
-        <w:rPr>
-          <w:rFonts w:ascii="仿宋_GB2312" w:eastAsia="仿宋_GB2312" w:hAnsi="宋体" w:hint="eastAsia"/>
-          <w:bCs/>
-          <w:color w:val="000000"/>
-          <w:sz w:val="30"/>
-          <w:szCs w:val="30"/>
-        </w:rPr>
-        <w:t>3、</w:t>
-      </w:r>
-      <w:r>
-        <w:rPr>
-          <w:rFonts w:ascii="仿宋_GB2312" w:eastAsia="仿宋_GB2312" w:hAnsi="宋体"/>
-          <w:bCs/>
-          <w:color w:val="000000"/>
-          <w:sz w:val="30"/>
-          <w:szCs w:val="30"/>
-        </w:rPr>
-        <w:t>本申请书为大十六开本（A4），可网上下载、自行复印或加页，但格式、内容、大小均须与原件一致。</w:t>
-      </w:r>
-      <w:r>
-        <w:rPr>
-          <w:rFonts w:ascii="仿宋_GB2312" w:eastAsia="仿宋_GB2312" w:hAnsi="宋体" w:hint="eastAsia"/>
-          <w:bCs/>
-          <w:color w:val="000000"/>
-          <w:sz w:val="30"/>
-          <w:szCs w:val="30"/>
-        </w:rPr>
-        <w:t>相应支撑材料、符合优先立项条件的相关证明材料复印件附后，</w:t>
-      </w:r>
-      <w:r>
-        <w:rPr>
-          <w:rFonts w:ascii="仿宋_GB2312" w:eastAsia="仿宋_GB2312" w:hAnsi="宋体"/>
-          <w:bCs/>
-          <w:color w:val="000000"/>
-          <w:sz w:val="30"/>
-          <w:szCs w:val="30"/>
-        </w:rPr>
-        <w:t>左侧</w:t>
-      </w:r>
-      <w:r>
-        <w:rPr>
-          <w:rFonts w:ascii="仿宋_GB2312" w:eastAsia="仿宋_GB2312" w:hAnsi="宋体" w:hint="eastAsia"/>
-          <w:bCs/>
-          <w:color w:val="000000"/>
-          <w:sz w:val="30"/>
-          <w:szCs w:val="30"/>
-        </w:rPr>
-        <w:t>用钉书针</w:t>
-      </w:r>
-      <w:r>
-        <w:rPr>
-          <w:rFonts w:ascii="仿宋_GB2312" w:eastAsia="仿宋_GB2312" w:hAnsi="宋体"/>
-          <w:bCs/>
-          <w:color w:val="000000"/>
-          <w:sz w:val="30"/>
-          <w:szCs w:val="30"/>
-        </w:rPr>
-        <w:t>装订</w:t>
-      </w:r>
-      <w:r>
-        <w:rPr>
-          <w:rFonts w:ascii="仿宋_GB2312" w:eastAsia="仿宋_GB2312" w:hAnsi="宋体" w:hint="eastAsia"/>
-          <w:bCs/>
-          <w:color w:val="000000"/>
-          <w:sz w:val="30"/>
-          <w:szCs w:val="30"/>
-        </w:rPr>
-        <w:t>。</w:t>
-      </w:r>
-    </w:p>
-    <w:p>
-      <w:pPr>
-        <w:spacing w:line="560" w:lineRule="exact"/>
-        <w:ind w:leftChars="1" w:left="2" w:firstLineChars="200" w:firstLine="600"/>
-        <w:rPr>
-          <w:rFonts w:ascii="仿宋_GB2312" w:eastAsia="仿宋_GB2312" w:hAnsi="宋体"/>
           <w:bCs/>
           <w:color w:val="000000"/>
           <w:sz w:val="30"/>
@@ -1506,21 +1381,12 @@
                 <w:sz w:val="24"/>
               </w:rPr>
             </w:pPr>
-            <w:proofErr w:type="gramStart"/>
             <w:r>
               <w:rPr>
                 <w:rFonts w:ascii="楷体_GB2312" w:eastAsia="楷体_GB2312" w:hint="eastAsia"/>
                 <w:sz w:val="24"/>
               </w:rPr>
-              <w:t>长株潭</w:t>
-            </w:r>
-            <w:proofErr w:type="gramEnd"/>
-            <w:r>
-              <w:rPr>
-                <w:rFonts w:ascii="楷体_GB2312" w:eastAsia="楷体_GB2312" w:hint="eastAsia"/>
-                <w:sz w:val="24"/>
-              </w:rPr>
-              <w:t>湘语口语与普通话双向转换系统的设计与实现</w:t>
+              <w:t>长株潭湘语口语与普通话双向转换系统的设计与实现</w:t>
             </w:r>
           </w:p>
         </w:tc>
@@ -1602,7 +1468,7 @@
                 <w:rFonts w:hint="eastAsia"/>
                 <w:sz w:val="24"/>
               </w:rPr>
-              <w:t>学科一级门：</w:t>
+              <w:t>学科一级门：文学</w:t>
             </w:r>
           </w:p>
         </w:tc>
@@ -1661,7 +1527,7 @@
                 <w:rFonts w:hint="eastAsia"/>
                 <w:sz w:val="24"/>
               </w:rPr>
-              <w:t>学科二级类：</w:t>
+              <w:t>学科二级类：中国语言文学类</w:t>
             </w:r>
           </w:p>
         </w:tc>
@@ -1763,7 +1629,7 @@
                 <w:rFonts w:hint="eastAsia"/>
                 <w:sz w:val="24"/>
               </w:rPr>
-              <w:t xml:space="preserve">                </w:t>
+              <w:t>5000</w:t>
             </w:r>
             <w:r>
               <w:rPr>
@@ -1823,7 +1689,7 @@
                 <w:rFonts w:hint="eastAsia"/>
                 <w:sz w:val="24"/>
               </w:rPr>
-              <w:t xml:space="preserve">       </w:t>
+              <w:t>2026</w:t>
             </w:r>
             <w:r>
               <w:rPr>
@@ -1837,13 +1703,7 @@
                 <w:rFonts w:hint="eastAsia"/>
                 <w:sz w:val="24"/>
               </w:rPr>
-              <w:t xml:space="preserve">  </w:t>
-            </w:r>
-            <w:r>
-              <w:rPr>
-                <w:sz w:val="24"/>
-              </w:rPr>
-              <w:t xml:space="preserve">  </w:t>
+              <w:t>4</w:t>
             </w:r>
             <w:r>
               <w:rPr>
@@ -1854,16 +1714,10 @@
             </w:r>
             <w:r>
               <w:rPr>
-                <w:sz w:val="24"/>
-              </w:rPr>
-              <w:t xml:space="preserve"> </w:t>
-            </w:r>
-            <w:r>
-              <w:rPr>
-                <w:rFonts w:hint="eastAsia"/>
-                <w:sz w:val="24"/>
-              </w:rPr>
-              <w:t xml:space="preserve">      </w:t>
+                <w:rFonts w:hint="eastAsia"/>
+                <w:sz w:val="24"/>
+              </w:rPr>
+              <w:t>2027</w:t>
             </w:r>
             <w:r>
               <w:rPr>
@@ -1874,22 +1728,10 @@
             </w:r>
             <w:r>
               <w:rPr>
-                <w:sz w:val="24"/>
-              </w:rPr>
-              <w:t xml:space="preserve"> </w:t>
-            </w:r>
-            <w:r>
-              <w:rPr>
-                <w:rFonts w:hint="eastAsia"/>
-                <w:sz w:val="24"/>
-              </w:rPr>
-              <w:t xml:space="preserve">  </w:t>
-            </w:r>
-            <w:r>
-              <w:rPr>
-                <w:sz w:val="24"/>
-              </w:rPr>
-              <w:t xml:space="preserve"> </w:t>
+                <w:rFonts w:hint="eastAsia"/>
+                <w:sz w:val="24"/>
+              </w:rPr>
+              <w:t>3</w:t>
             </w:r>
             <w:r>
               <w:rPr>
@@ -2846,6 +2688,13 @@
                 <w:sz w:val="24"/>
               </w:rPr>
             </w:pPr>
+            <w:r>
+              <w:rPr>
+                <w:rFonts w:hint="eastAsia"/>
+                <w:sz w:val="24"/>
+              </w:rPr>
+              <w:t>语言学教研室主任</w:t>
+            </w:r>
           </w:p>
         </w:tc>
       </w:tr>
@@ -2901,6 +2750,13 @@
                 <w:sz w:val="24"/>
               </w:rPr>
             </w:pPr>
+            <w:r>
+              <w:rPr>
+                <w:rFonts w:hint="eastAsia"/>
+                <w:sz w:val="24"/>
+              </w:rPr>
+              <w:t>博士</w:t>
+            </w:r>
           </w:p>
         </w:tc>
         <w:tc>
@@ -2964,6 +2820,13 @@
                 <w:sz w:val="24"/>
               </w:rPr>
             </w:pPr>
+            <w:r>
+              <w:rPr>
+                <w:rFonts w:hint="eastAsia"/>
+                <w:sz w:val="24"/>
+              </w:rPr>
+              <w:t>中南大学人文学院</w:t>
+            </w:r>
           </w:p>
         </w:tc>
         <w:tc>
@@ -3013,6 +2876,13 @@
                 <w:sz w:val="24"/>
               </w:rPr>
             </w:pPr>
+            <w:r>
+              <w:rPr>
+                <w:rFonts w:hint="eastAsia"/>
+                <w:sz w:val="24"/>
+              </w:rPr>
+              <w:t>教授</w:t>
+            </w:r>
           </w:p>
         </w:tc>
       </w:tr>
@@ -3454,27 +3324,13 @@
                 <w:sz w:val="24"/>
               </w:rPr>
             </w:pPr>
-          </w:p>
-          <w:p>
-            <w:pPr>
-              <w:rPr>
-                <w:sz w:val="24"/>
-              </w:rPr>
-            </w:pPr>
-          </w:p>
-          <w:p>
-            <w:pPr>
-              <w:rPr>
-                <w:sz w:val="24"/>
-              </w:rPr>
-            </w:pPr>
-          </w:p>
-          <w:p>
-            <w:pPr>
-              <w:rPr>
-                <w:sz w:val="24"/>
-              </w:rPr>
-            </w:pPr>
+            <w:r>
+              <w:rPr>
+                <w:rFonts w:hint="eastAsia"/>
+                <w:sz w:val="24"/>
+              </w:rPr>
+              <w:t>暂无正式主持科研项目经历，已围绕本项目前期完成文献搜集、功能梳理、网页原型测试和方言资料整理。</w:t>
+            </w:r>
           </w:p>
         </w:tc>
       </w:tr>
@@ -3545,6 +3401,13 @@
                 <w:sz w:val="24"/>
               </w:rPr>
             </w:pPr>
+            <w:r>
+              <w:rPr>
+                <w:rFonts w:hint="eastAsia"/>
+                <w:sz w:val="24"/>
+              </w:rPr>
+              <w:t>已结合项目开展资料查阅、网页原型测试与方言词汇整理，并持续补充湖南方言数据库相关材料。</w:t>
+            </w:r>
           </w:p>
         </w:tc>
       </w:tr>
@@ -3622,6 +3485,13 @@
                 <w:sz w:val="24"/>
               </w:rPr>
             </w:pPr>
+            <w:r>
+              <w:rPr>
+                <w:rFonts w:hint="eastAsia"/>
+                <w:sz w:val="24"/>
+              </w:rPr>
+              <w:t>拟依托本项目参加中国国际大学生创新大赛、“金种子杯”大学生创业大赛及“青年红色筑梦之旅”等活动。</w:t>
+            </w:r>
           </w:p>
         </w:tc>
       </w:tr>
@@ -3656,7 +3526,6 @@
                 <w:rFonts w:ascii="仿宋_GB2312" w:hint="eastAsia"/>
                 <w:sz w:val="24"/>
               </w:rPr>
-              <w:lastRenderedPageBreak/>
               <w:t>计划（已经）参加</w:t>
             </w:r>
             <w:r>
@@ -3711,6 +3580,7 @@
           <w:p>
             <w:pPr>
               <w:spacing w:line="0" w:lineRule="atLeast"/>
+              <w:jc w:val="center"/>
               <w:rPr>
                 <w:rFonts w:ascii="仿宋_GB2312"/>
                 <w:sz w:val="24"/>
@@ -3721,36 +3591,8 @@
                 <w:rFonts w:ascii="仿宋_GB2312" w:hint="eastAsia"/>
                 <w:sz w:val="24"/>
               </w:rPr>
-              <w:t>省部级（含）以上：</w:t>
-            </w:r>
-          </w:p>
-          <w:p>
-            <w:pPr>
-              <w:spacing w:line="0" w:lineRule="atLeast"/>
-              <w:rPr>
-                <w:rFonts w:ascii="仿宋_GB2312"/>
-                <w:sz w:val="24"/>
-              </w:rPr>
-            </w:pPr>
-          </w:p>
-          <w:p>
-            <w:pPr>
-              <w:spacing w:line="0" w:lineRule="atLeast"/>
-              <w:rPr>
-                <w:rFonts w:ascii="仿宋_GB2312"/>
-                <w:sz w:val="24"/>
-              </w:rPr>
-            </w:pPr>
-          </w:p>
-          <w:p>
-            <w:pPr>
-              <w:spacing w:line="0" w:lineRule="atLeast"/>
-              <w:jc w:val="center"/>
-              <w:rPr>
-                <w:rFonts w:ascii="仿宋_GB2312"/>
-                <w:sz w:val="24"/>
-              </w:rPr>
-            </w:pPr>
+              <w:t>省部级（含）以上：√</w:t>
+            </w:r>
           </w:p>
         </w:tc>
         <w:tc>
@@ -3778,35 +3620,8 @@
                 <w:rFonts w:ascii="仿宋_GB2312" w:hint="eastAsia"/>
                 <w:sz w:val="24"/>
               </w:rPr>
-              <w:t>校级：</w:t>
-            </w:r>
-          </w:p>
-          <w:p>
-            <w:pPr>
-              <w:spacing w:line="0" w:lineRule="atLeast"/>
-              <w:rPr>
-                <w:rFonts w:ascii="仿宋_GB2312"/>
-                <w:sz w:val="24"/>
-              </w:rPr>
-            </w:pPr>
-          </w:p>
-          <w:p>
-            <w:pPr>
-              <w:spacing w:line="0" w:lineRule="atLeast"/>
-              <w:rPr>
-                <w:rFonts w:ascii="仿宋_GB2312"/>
-                <w:sz w:val="24"/>
-              </w:rPr>
-            </w:pPr>
-          </w:p>
-          <w:p>
-            <w:pPr>
-              <w:spacing w:line="0" w:lineRule="atLeast"/>
-              <w:rPr>
-                <w:rFonts w:ascii="仿宋_GB2312"/>
-                <w:sz w:val="24"/>
-              </w:rPr>
-            </w:pPr>
+              <w:t>校级：√</w:t>
+            </w:r>
           </w:p>
         </w:tc>
       </w:tr>
@@ -3919,41 +3734,7 @@
                 <w:rFonts w:ascii="仿宋_GB2312" w:hint="eastAsia"/>
                 <w:sz w:val="24"/>
               </w:rPr>
-              <w:t>省部级（含）以上：</w:t>
-            </w:r>
-          </w:p>
-          <w:p>
-            <w:pPr>
-              <w:spacing w:line="0" w:lineRule="atLeast"/>
-              <w:rPr>
-                <w:rFonts w:ascii="仿宋_GB2312"/>
-                <w:sz w:val="24"/>
-              </w:rPr>
-            </w:pPr>
-          </w:p>
-          <w:p>
-            <w:pPr>
-              <w:spacing w:line="0" w:lineRule="atLeast"/>
-              <w:rPr>
-                <w:rFonts w:ascii="仿宋_GB2312"/>
-                <w:sz w:val="24"/>
-              </w:rPr>
-            </w:pPr>
-          </w:p>
-          <w:p>
-            <w:pPr>
-              <w:spacing w:line="0" w:lineRule="atLeast"/>
-              <w:rPr>
-                <w:rFonts w:ascii="仿宋_GB2312"/>
-                <w:sz w:val="24"/>
-              </w:rPr>
-            </w:pPr>
-            <w:r>
-              <w:rPr>
-                <w:rFonts w:ascii="仿宋_GB2312" w:hint="eastAsia"/>
-                <w:sz w:val="24"/>
-              </w:rPr>
-              <w:t xml:space="preserve">   </w:t>
+              <w:t>省部级（含）以上：√</w:t>
             </w:r>
           </w:p>
         </w:tc>
@@ -3982,35 +3763,8 @@
                 <w:rFonts w:ascii="仿宋_GB2312" w:hint="eastAsia"/>
                 <w:sz w:val="24"/>
               </w:rPr>
-              <w:t>校级：</w:t>
-            </w:r>
-          </w:p>
-          <w:p>
-            <w:pPr>
-              <w:spacing w:line="0" w:lineRule="atLeast"/>
-              <w:rPr>
-                <w:rFonts w:ascii="仿宋_GB2312"/>
-                <w:sz w:val="24"/>
-              </w:rPr>
-            </w:pPr>
-          </w:p>
-          <w:p>
-            <w:pPr>
-              <w:spacing w:line="0" w:lineRule="atLeast"/>
-              <w:rPr>
-                <w:rFonts w:ascii="仿宋_GB2312"/>
-                <w:sz w:val="24"/>
-              </w:rPr>
-            </w:pPr>
-          </w:p>
-          <w:p>
-            <w:pPr>
-              <w:spacing w:line="0" w:lineRule="atLeast"/>
-              <w:rPr>
-                <w:rFonts w:ascii="仿宋_GB2312"/>
-                <w:sz w:val="24"/>
-              </w:rPr>
-            </w:pPr>
+              <w:t>校级：√</w:t>
+            </w:r>
           </w:p>
         </w:tc>
       </w:tr>
@@ -4085,7 +3839,6 @@
           <w:p>
             <w:pPr>
               <w:spacing w:line="0" w:lineRule="atLeast"/>
-              <w:jc w:val="left"/>
               <w:rPr>
                 <w:rFonts w:ascii="仿宋_GB2312"/>
                 <w:sz w:val="24"/>
@@ -4096,47 +3849,8 @@
                 <w:rFonts w:ascii="仿宋_GB2312" w:hint="eastAsia"/>
                 <w:sz w:val="24"/>
               </w:rPr>
-              <w:t>校外：</w:t>
-            </w:r>
-          </w:p>
-          <w:p>
-            <w:pPr>
-              <w:spacing w:line="0" w:lineRule="atLeast"/>
-              <w:jc w:val="left"/>
-              <w:rPr>
-                <w:rFonts w:ascii="仿宋_GB2312"/>
-                <w:sz w:val="24"/>
-              </w:rPr>
-            </w:pPr>
-          </w:p>
-          <w:p>
-            <w:pPr>
-              <w:spacing w:line="0" w:lineRule="atLeast"/>
-              <w:jc w:val="left"/>
-              <w:rPr>
-                <w:rFonts w:ascii="仿宋_GB2312"/>
-                <w:sz w:val="24"/>
-              </w:rPr>
-            </w:pPr>
-          </w:p>
-          <w:p>
-            <w:pPr>
-              <w:spacing w:line="0" w:lineRule="atLeast"/>
-              <w:jc w:val="left"/>
-              <w:rPr>
-                <w:rFonts w:ascii="仿宋_GB2312"/>
-                <w:sz w:val="24"/>
-              </w:rPr>
-            </w:pPr>
-          </w:p>
-          <w:p>
-            <w:pPr>
-              <w:spacing w:line="0" w:lineRule="atLeast"/>
-              <w:rPr>
-                <w:rFonts w:ascii="仿宋_GB2312"/>
-                <w:sz w:val="24"/>
-              </w:rPr>
-            </w:pPr>
+              <w:t>校外：√（调研实践）</w:t>
+            </w:r>
           </w:p>
         </w:tc>
         <w:tc>
@@ -4166,16 +3880,6 @@
               </w:rPr>
               <w:t>校内：</w:t>
             </w:r>
-          </w:p>
-          <w:p>
-            <w:pPr>
-              <w:spacing w:line="0" w:lineRule="atLeast"/>
-              <w:rPr>
-                <w:rFonts w:ascii="仿宋_GB2312"/>
-                <w:sz w:val="24"/>
-                <w:u w:val="single"/>
-              </w:rPr>
-            </w:pPr>
             <w:r>
               <w:rPr>
                 <w:rFonts w:ascii="仿宋_GB2312" w:hint="eastAsia"/>
@@ -4183,123 +3887,54 @@
               </w:rPr>
               <w:t>1.</w:t>
             </w:r>
-            <w:proofErr w:type="gramStart"/>
             <w:r>
               <w:rPr>
                 <w:rFonts w:ascii="仿宋_GB2312" w:hint="eastAsia"/>
                 <w:sz w:val="24"/>
               </w:rPr>
-              <w:t>创客空间</w:t>
-            </w:r>
-            <w:proofErr w:type="gramEnd"/>
+              <w:t>创客空间：√</w:t>
+            </w:r>
             <w:r>
               <w:rPr>
                 <w:rFonts w:ascii="仿宋_GB2312" w:hint="eastAsia"/>
                 <w:sz w:val="24"/>
               </w:rPr>
-              <w:t>：</w:t>
+              <w:t xml:space="preserve">  2.</w:t>
             </w:r>
             <w:r>
               <w:rPr>
                 <w:rFonts w:ascii="仿宋_GB2312" w:hint="eastAsia"/>
                 <w:sz w:val="24"/>
-                <w:u w:val="single"/>
-              </w:rPr>
-              <w:t xml:space="preserve">                   </w:t>
-            </w:r>
-          </w:p>
-          <w:p>
-            <w:pPr>
-              <w:spacing w:line="0" w:lineRule="atLeast"/>
-              <w:rPr>
-                <w:rFonts w:ascii="仿宋_GB2312"/>
-                <w:sz w:val="24"/>
-              </w:rPr>
-            </w:pPr>
+              </w:rPr>
+              <w:t>实验室：</w:t>
+            </w:r>
             <w:r>
               <w:rPr>
                 <w:rFonts w:ascii="仿宋_GB2312" w:hint="eastAsia"/>
                 <w:sz w:val="24"/>
               </w:rPr>
-              <w:t>2.</w:t>
+              <w:t xml:space="preserve">  3.</w:t>
             </w:r>
             <w:r>
               <w:rPr>
                 <w:rFonts w:ascii="仿宋_GB2312" w:hint="eastAsia"/>
                 <w:sz w:val="24"/>
               </w:rPr>
-              <w:t>实验室：</w:t>
+              <w:t>科研平台：√</w:t>
             </w:r>
             <w:r>
               <w:rPr>
                 <w:rFonts w:ascii="仿宋_GB2312" w:hint="eastAsia"/>
                 <w:sz w:val="24"/>
-                <w:u w:val="single"/>
-              </w:rPr>
-              <w:t xml:space="preserve">                     </w:t>
-            </w:r>
-          </w:p>
-          <w:p>
-            <w:pPr>
-              <w:spacing w:line="0" w:lineRule="atLeast"/>
-              <w:rPr>
-                <w:rFonts w:ascii="仿宋_GB2312"/>
-                <w:sz w:val="24"/>
-                <w:u w:val="single"/>
-              </w:rPr>
-            </w:pPr>
+              </w:rPr>
+              <w:t xml:space="preserve">  4.</w:t>
+            </w:r>
             <w:r>
               <w:rPr>
                 <w:rFonts w:ascii="仿宋_GB2312" w:hint="eastAsia"/>
                 <w:sz w:val="24"/>
               </w:rPr>
-              <w:t>3.</w:t>
-            </w:r>
-            <w:r>
-              <w:rPr>
-                <w:rFonts w:ascii="仿宋_GB2312" w:hint="eastAsia"/>
-                <w:sz w:val="24"/>
-              </w:rPr>
-              <w:t>科研平台：</w:t>
-            </w:r>
-            <w:r>
-              <w:rPr>
-                <w:rFonts w:ascii="仿宋_GB2312" w:hint="eastAsia"/>
-                <w:sz w:val="24"/>
-                <w:u w:val="single"/>
-              </w:rPr>
-              <w:t xml:space="preserve">                   </w:t>
-            </w:r>
-          </w:p>
-          <w:p>
-            <w:pPr>
-              <w:spacing w:line="0" w:lineRule="atLeast"/>
-              <w:rPr>
-                <w:rFonts w:ascii="仿宋_GB2312"/>
-                <w:sz w:val="24"/>
-              </w:rPr>
-            </w:pPr>
-            <w:r>
-              <w:rPr>
-                <w:rFonts w:ascii="仿宋_GB2312" w:hint="eastAsia"/>
-                <w:sz w:val="24"/>
-              </w:rPr>
-              <w:t>4.</w:t>
-            </w:r>
-            <w:r>
-              <w:rPr>
-                <w:rFonts w:ascii="仿宋_GB2312" w:hint="eastAsia"/>
-                <w:sz w:val="24"/>
-              </w:rPr>
-              <w:t>其他：</w:t>
-            </w:r>
-            <w:r>
-              <w:rPr>
-                <w:rFonts w:ascii="仿宋_GB2312" w:hint="eastAsia"/>
-                <w:sz w:val="24"/>
-                <w:u w:val="single"/>
-              </w:rPr>
-              <w:t xml:space="preserve">                       </w:t>
+              <w:t>其他：学院项目实践</w:t>
             </w:r>
           </w:p>
         </w:tc>
@@ -4354,6 +3989,27 @@
                 <w:sz w:val="24"/>
               </w:rPr>
             </w:pPr>
+            <w:r>
+              <w:rPr>
+                <w:rFonts w:hint="eastAsia"/>
+                <w:sz w:val="24"/>
+              </w:rPr>
+              <w:t>已有网页原型与</w:t>
+            </w:r>
+            <w:r>
+              <w:rPr>
+                <w:rFonts w:hint="eastAsia"/>
+                <w:sz w:val="24"/>
+              </w:rPr>
+              <w:t>APP</w:t>
+            </w:r>
+            <w:r>
+              <w:rPr>
+                <w:rFonts w:hint="eastAsia"/>
+                <w:sz w:val="24"/>
+              </w:rPr>
+              <w:t>原型，预期成果中包含可展示科技作品。</w:t>
+            </w:r>
           </w:p>
         </w:tc>
       </w:tr>
@@ -4407,6 +4063,13 @@
                 <w:sz w:val="24"/>
               </w:rPr>
             </w:pPr>
+            <w:r>
+              <w:rPr>
+                <w:rFonts w:hint="eastAsia"/>
+                <w:sz w:val="24"/>
+              </w:rPr>
+              <w:t>是</w:t>
+            </w:r>
           </w:p>
         </w:tc>
       </w:tr>
@@ -4460,27 +4123,13 @@
                 <w:sz w:val="24"/>
               </w:rPr>
             </w:pPr>
-          </w:p>
-          <w:p>
-            <w:pPr>
-              <w:rPr>
-                <w:sz w:val="24"/>
-              </w:rPr>
-            </w:pPr>
-          </w:p>
-          <w:p>
-            <w:pPr>
-              <w:rPr>
-                <w:sz w:val="24"/>
-              </w:rPr>
-            </w:pPr>
-          </w:p>
-          <w:p>
-            <w:pPr>
-              <w:rPr>
-                <w:sz w:val="24"/>
-              </w:rPr>
-            </w:pPr>
+            <w:r>
+              <w:rPr>
+                <w:rFonts w:hint="eastAsia"/>
+                <w:sz w:val="24"/>
+              </w:rPr>
+              <w:t>指导教师长期从事湘语方言、语言资源保护与语言应用研究，曾获批国家社科项目“湖南省瑶族转用汉语方言情况调查研究”。</w:t>
+            </w:r>
           </w:p>
         </w:tc>
       </w:tr>
@@ -4534,27 +4183,13 @@
                 <w:sz w:val="24"/>
               </w:rPr>
             </w:pPr>
-          </w:p>
-          <w:p>
-            <w:pPr>
-              <w:rPr>
-                <w:sz w:val="24"/>
-              </w:rPr>
-            </w:pPr>
-          </w:p>
-          <w:p>
-            <w:pPr>
-              <w:rPr>
-                <w:sz w:val="24"/>
-              </w:rPr>
-            </w:pPr>
-          </w:p>
-          <w:p>
-            <w:pPr>
-              <w:rPr>
-                <w:sz w:val="24"/>
-              </w:rPr>
-            </w:pPr>
+            <w:r>
+              <w:rPr>
+                <w:rFonts w:hint="eastAsia"/>
+                <w:sz w:val="24"/>
+              </w:rPr>
+              <w:t>指导教师可为本项目提供选题论证、研究方法指导、方言资料审核、数据库结构优化及论文写作指导，并协调学院相关资源支持项目实施。</w:t>
+            </w:r>
           </w:p>
         </w:tc>
       </w:tr>
@@ -5006,6 +4641,13 @@
                 <w:sz w:val="24"/>
               </w:rPr>
             </w:pPr>
+            <w:r>
+              <w:rPr>
+                <w:rFonts w:eastAsia="楷体_GB2312"/>
+                <w:sz w:val="24"/>
+              </w:rPr>
+              <w:t>8105240228</w:t>
+            </w:r>
           </w:p>
         </w:tc>
         <w:tc>
@@ -5028,6 +4670,20 @@
                 <w:sz w:val="24"/>
               </w:rPr>
             </w:pPr>
+            <w:r>
+              <w:rPr>
+                <w:rFonts w:eastAsia="楷体_GB2312" w:hint="eastAsia"/>
+                <w:sz w:val="24"/>
+              </w:rPr>
+              <w:t>中文</w:t>
+            </w:r>
+            <w:r>
+              <w:rPr>
+                <w:rFonts w:eastAsia="楷体_GB2312" w:hint="eastAsia"/>
+                <w:sz w:val="24"/>
+              </w:rPr>
+              <w:t>2402</w:t>
+            </w:r>
           </w:p>
         </w:tc>
         <w:tc>
@@ -5057,8 +4713,6 @@
               </w:rPr>
               <w:t>人文学院</w:t>
             </w:r>
-            <w:bookmarkStart w:id="0" w:name="_GoBack"/>
-            <w:bookmarkEnd w:id="0"/>
           </w:p>
         </w:tc>
         <w:tc>
@@ -5081,6 +4735,13 @@
                 <w:sz w:val="24"/>
               </w:rPr>
             </w:pPr>
+            <w:r>
+              <w:rPr>
+                <w:rFonts w:eastAsia="楷体_GB2312"/>
+                <w:sz w:val="24"/>
+              </w:rPr>
+              <w:t>13318294242</w:t>
+            </w:r>
           </w:p>
         </w:tc>
         <w:tc>
@@ -5102,6 +4763,13 @@
                 <w:sz w:val="24"/>
               </w:rPr>
             </w:pPr>
+            <w:r>
+              <w:rPr>
+                <w:rFonts w:eastAsia="楷体_GB2312" w:hint="eastAsia"/>
+                <w:sz w:val="24"/>
+              </w:rPr>
+              <w:t>女</w:t>
+            </w:r>
           </w:p>
         </w:tc>
         <w:tc>
@@ -5124,6 +4792,34 @@
                 <w:sz w:val="24"/>
               </w:rPr>
             </w:pPr>
+            <w:r>
+              <w:rPr>
+                <w:rFonts w:eastAsia="楷体_GB2312" w:hint="eastAsia"/>
+                <w:sz w:val="24"/>
+              </w:rPr>
+              <w:t>2005</w:t>
+            </w:r>
+            <w:r>
+              <w:rPr>
+                <w:rFonts w:eastAsia="楷体_GB2312" w:hint="eastAsia"/>
+                <w:sz w:val="24"/>
+              </w:rPr>
+              <w:t>年</w:t>
+            </w:r>
+            <w:r>
+              <w:rPr>
+                <w:rFonts w:eastAsia="楷体_GB2312" w:hint="eastAsia"/>
+                <w:sz w:val="24"/>
+              </w:rPr>
+              <w:t>10</w:t>
+            </w:r>
+            <w:r>
+              <w:rPr>
+                <w:rFonts w:eastAsia="楷体_GB2312" w:hint="eastAsia"/>
+                <w:sz w:val="24"/>
+              </w:rPr>
+              <w:t>月</w:t>
+            </w:r>
           </w:p>
         </w:tc>
         <w:tc>
@@ -5145,6 +4841,13 @@
                 <w:sz w:val="24"/>
               </w:rPr>
             </w:pPr>
+            <w:r>
+              <w:rPr>
+                <w:rFonts w:eastAsia="楷体_GB2312" w:hint="eastAsia"/>
+                <w:sz w:val="24"/>
+              </w:rPr>
+              <w:t>项目负责人，统筹协调、数据库设计、文稿撰写</w:t>
+            </w:r>
           </w:p>
         </w:tc>
       </w:tr>
@@ -5301,8 +5004,8 @@
                 <w:sz w:val="24"/>
               </w:rPr>
             </w:pPr>
-            <w:bookmarkStart w:id="1" w:name="OLE_LINK3"/>
-            <w:bookmarkStart w:id="2" w:name="OLE_LINK4"/>
+            <w:bookmarkStart w:id="0" w:name="OLE_LINK3"/>
+            <w:bookmarkStart w:id="1" w:name="OLE_LINK4"/>
             <w:r>
               <w:rPr>
                 <w:rFonts w:eastAsia="楷体_GB2312" w:hint="eastAsia"/>
@@ -5310,8 +5013,8 @@
               </w:rPr>
               <w:t>人文学院</w:t>
             </w:r>
+            <w:bookmarkEnd w:id="0"/>
             <w:bookmarkEnd w:id="1"/>
-            <w:bookmarkEnd w:id="2"/>
           </w:p>
         </w:tc>
         <w:tc>
@@ -5440,6 +5143,13 @@
                 <w:sz w:val="24"/>
               </w:rPr>
             </w:pPr>
+            <w:r>
+              <w:rPr>
+                <w:rFonts w:eastAsia="楷体_GB2312" w:hint="eastAsia"/>
+                <w:sz w:val="24"/>
+              </w:rPr>
+              <w:t>前端原型设计、平台测试、资料整理</w:t>
+            </w:r>
           </w:p>
         </w:tc>
       </w:tr>
@@ -5731,6 +5441,13 @@
                 <w:sz w:val="24"/>
               </w:rPr>
             </w:pPr>
+            <w:r>
+              <w:rPr>
+                <w:rFonts w:eastAsia="楷体_GB2312" w:hint="eastAsia"/>
+                <w:sz w:val="24"/>
+              </w:rPr>
+              <w:t>方言资料整理、需求调研、文档整理</w:t>
+            </w:r>
           </w:p>
         </w:tc>
       </w:tr>
@@ -6008,7 +5725,7 @@
               <w:snapToGrid w:val="0"/>
               <w:spacing w:beforeLines="50" w:before="156" w:afterLines="50" w:after="156" w:line="300" w:lineRule="auto"/>
               <w:rPr>
-                <w:rFonts w:ascii="宋体" w:hAnsi="宋体"/>
+                <w:rFonts w:ascii="宋体" w:hAnsi="宋体" w:hint="eastAsia"/>
                 <w:b/>
                 <w:bCs/>
                 <w:sz w:val="24"/>
@@ -6030,25 +5747,12 @@
               <w:snapToGrid w:val="0"/>
               <w:spacing w:before="0" w:beforeAutospacing="0" w:after="0" w:afterAutospacing="0"/>
               <w:ind w:firstLineChars="200" w:firstLine="480"/>
-            </w:pPr>
-            <w:r>
-              <w:rPr>
-                <w:rFonts w:hint="eastAsia"/>
-              </w:rPr>
-              <w:t>本项目拟建设“湘言通”方言与普通话双向转换及开放语料数据库平台，以湖南地区方言资源数字化整理与共享应用为切入点，围绕“公开数据库建设”和“便捷转换服务平台建设”两个核心方向展开研究与实践。项目依托现有网页原型（</w:t>
-            </w:r>
-            <w:r>
-              <w:rPr>
-                <w:rFonts w:hint="eastAsia"/>
-                <w:i/>
-              </w:rPr>
-              <w:t>https://thisshy.github.io/hunan-mandarin-converter/</w:t>
-            </w:r>
-            <w:r>
-              <w:rPr>
-                <w:rFonts w:hint="eastAsia"/>
-              </w:rPr>
-              <w:t>），在已有功能基础上进一步完善数据采集、人工审核、双向转换、共享下载、场景应用与后续扩展机制，逐步形成兼具研究价值、应用价值和推广价值的方言数字化平台。</w:t>
+              <w:rPr>
+                <w:rFonts w:hint="eastAsia"/>
+              </w:rPr>
+            </w:pPr>
+            <w:r>
+              <w:t>本项目拟建设“湘言通”湖南方言与普通话双向转换及开放语料数据库平台，以湖南地区方言资源的数字化整理、规范化存储和共享应用为主要研究对象，围绕“方言资源库建设”和“方言转换服务实现”两个方面开展研究与实践。项目依托现有网页原型，在已有功能基础上，继续完善数据采集、人工审核、结构化入库、双向转换、共享下载、场景适配和移动端延展等环节，逐步形成一个兼顾研究、展示与应用的方言数字平台。</w:t>
             </w:r>
           </w:p>
           <w:p>
@@ -6057,26 +5761,12 @@
               <w:snapToGrid w:val="0"/>
               <w:spacing w:before="0" w:beforeAutospacing="0" w:after="0" w:afterAutospacing="0"/>
               <w:ind w:firstLineChars="200" w:firstLine="480"/>
-            </w:pPr>
-            <w:r>
-              <w:rPr>
-                <w:rFonts w:hint="eastAsia"/>
-              </w:rPr>
-              <w:t>本项目的第一层核心意义，在于建设一个面向社会开放的方言数据库。当前大量方言表达散落于个人记忆、地方口述材料、非标准记录文本和零散网络内容之中，存在“难采集、难整理、难共享、难持续更新”的突出问题。为此，本项目拟搭建公开的数据采集与管理平台，允许用户上传方言词汇、短语、句式、语音材料及对应释义信息，同时设置由专业人员或具备语言学基础的审核人员参与的后台审核机制，对上</w:t>
-            </w:r>
-            <w:proofErr w:type="gramStart"/>
-            <w:r>
-              <w:rPr>
-                <w:rFonts w:hint="eastAsia"/>
-              </w:rPr>
-              <w:t>传内容</w:t>
-            </w:r>
-            <w:proofErr w:type="gramEnd"/>
-            <w:r>
-              <w:rPr>
-                <w:rFonts w:hint="eastAsia"/>
-              </w:rPr>
-              <w:t>进行校核、筛选、标注和规范化处理。通过“用户上传+人工审核+结构化入库”的模式，逐步形成可持续积累、可追溯来源、可共享利用的开放方言资源库，为开发者、研究者、教育工作者及其他有相关需求的人员提供可复用的数据基础，从而推动方言资源的保护、整理、传播与发展。</w:t>
+              <w:rPr>
+                <w:rFonts w:hint="eastAsia"/>
+              </w:rPr>
+            </w:pPr>
+            <w:r>
+              <w:t>从政策背景看，近年来国家持续推进语言文字信息化建设、文化资源数字化建设和语言资源保护工程，明确提出要加强数字中文建设，提升语言资源的数字化程度和服务能力[1-5]。这表明，方言资源的整理、保存和应用已经不再只是传统语言调查中的附属工作，而是与数字中国建设、文化数字化战略和国家语言资源保护工作密切相关。在这一背景下，围绕湖南方言建设开放数据库和转换平台，具有较明确的现实基础和政策依据。</w:t>
             </w:r>
           </w:p>
           <w:p>
@@ -6085,36 +5775,12 @@
               <w:snapToGrid w:val="0"/>
               <w:spacing w:before="0" w:beforeAutospacing="0" w:after="0" w:afterAutospacing="0"/>
               <w:ind w:firstLineChars="200" w:firstLine="480"/>
-            </w:pPr>
-            <w:r>
-              <w:rPr>
-                <w:rFonts w:hint="eastAsia"/>
-              </w:rPr>
-              <w:t>本项目的第二层核心意义，在于建设一个专业、便捷、可扩展的方言与普通话互相转换平台。项目当前已考虑三种方言的纳入与适配，后续可根据资源积累和实际需求持续扩展更多方言类型，逐步从单一试点走向多方言融合平台。平台不仅服务于用户在日常交流、学习理解、文化传播、资料整理等场景中的即时转换需求，也将进一步探索加入方言与普通话之间的语音转换功能，使系统从文本转换逐步升级为“文本+语音”的综合型语言服务工具。与此同时，项目还将结合移动端使用需求，在网页原型基础上探索开发 APP 版本。现有网页到 APP 的原型可参考</w:t>
-            </w:r>
-            <w:r>
-              <w:rPr>
-                <w:rFonts w:hint="eastAsia"/>
-              </w:rPr>
-              <w:t>（</w:t>
-            </w:r>
-            <w:r>
-              <w:rPr>
-                <w:i/>
-              </w:rPr>
-              <w:t>classy-mooncake-a5d0fb.netlify.app</w:t>
-            </w:r>
-            <w:r>
-              <w:rPr>
-                <w:rFonts w:hint="eastAsia"/>
-              </w:rPr>
-              <w:t>）</w:t>
-            </w:r>
-            <w:r>
-              <w:rPr>
-                <w:rFonts w:hint="eastAsia"/>
-              </w:rPr>
-              <w:t>。这一发展方向有助于提高平台的可达性与使用频率，更好服务手机用户和日常高频应用场景。</w:t>
+              <w:rPr>
+                <w:rFonts w:hint="eastAsia"/>
+              </w:rPr>
+            </w:pPr>
+            <w:r>
+              <w:t>从实际情况看，湖南方言中大量词汇、句式和口语表达仍然分散在个体记忆、地方口述材料、网络文本和日常交流之中，缺少统一、规范、可持续更新的整理机制。一方面，现有材料来源分散，字段不统一，难以沉淀为可长期使用的公共资源；另一方面，普通用户、方言学习者、研究人员和开发者在理解、检索、转换和比对方言时都存在实际需求，但现有工具多数停留在静态展示或零散查询层面，缺少以数据库为支撑、以服务为导向的综合平台。</w:t>
             </w:r>
           </w:p>
           <w:p>
@@ -6123,16 +5789,112 @@
               <w:snapToGrid w:val="0"/>
               <w:spacing w:before="0" w:beforeAutospacing="0" w:after="0" w:afterAutospacing="0"/>
               <w:ind w:firstLineChars="200" w:firstLine="480"/>
-            </w:pPr>
-            <w:r>
-              <w:rPr>
-                <w:rFonts w:hint="eastAsia"/>
-              </w:rPr>
-              <w:t>因此我们的项目并非仅仅开发一个演示型网页工具，而是尝试建设一个以开放数据库为基础、以双向转换服务为核心、以多终端扩展为方向的方言数字平台。项目预期能够在方言保护、语言资源共享、方言数字化服务和地方文化传播等方面形成较为清晰的实践路径，并为后续更大范围的方言资源建设与智能应用提供样板</w:t>
-            </w:r>
-            <w:r>
-              <w:t>。</w:t>
-            </w:r>
+              <w:rPr>
+                <w:rFonts w:hint="eastAsia"/>
+              </w:rPr>
+            </w:pPr>
+            <w:r>
+              <w:t xml:space="preserve">因此，本项目不只是制作一个简单的演示网页，而是希望在数据库建设的基础上，逐步形成“数据采集 - 人工审核 - 资源入库 - 双向转换 - 评测反馈 - 后续拓展”的完整工作链条。通过这一平台，可以在方言资源保护、方言数字化服务和地方文化传播之间建立较为清晰的联系。当前 APP 原型演示地址为 </w:t>
+            </w:r>
+            <w:r>
+              <w:rPr>
+                <w:rFonts w:hint="eastAsia"/>
+              </w:rPr>
+              <w:t>(</w:t>
+            </w:r>
+            <w:r>
+              <w:t>`https://courageous-conkies-6dd293.netlify.app/`</w:t>
+            </w:r>
+            <w:r>
+              <w:rPr>
+                <w:rFonts w:hint="eastAsia"/>
+              </w:rPr>
+              <w:t>)</w:t>
+            </w:r>
+            <w:r>
+              <w:t>，也为后续移动端延伸提供了现成基础。项目总体框架如图 1 所示。</w:t>
+            </w:r>
+          </w:p>
+          <w:p>
+            <w:pPr>
+              <w:pStyle w:val="a9"/>
+              <w:snapToGrid w:val="0"/>
+              <w:spacing w:before="0" w:beforeAutospacing="0" w:after="0" w:afterAutospacing="0"/>
+              <w:ind w:firstLineChars="200" w:firstLine="480"/>
+              <w:rPr>
+                <w:rFonts w:hint="eastAsia"/>
+              </w:rPr>
+            </w:pPr>
+            <w:r>
+              <w:rPr>
+                <w:noProof/>
+              </w:rPr>
+              <w:drawing>
+                <wp:inline distT="0" distB="0" distL="0" distR="0" wp14:anchorId="009EF008" wp14:editId="5AA047F6">
+                  <wp:extent cx="4806086" cy="2703601"/>
+                  <wp:effectExtent l="0" t="0" r="0" b="1905"/>
+                  <wp:docPr id="24223867" name="图形 1"/>
+                  <wp:cNvGraphicFramePr>
+                    <a:graphicFrameLocks xmlns:a="http://schemas.openxmlformats.org/drawingml/2006/main" noChangeAspect="1"/>
+                  </wp:cNvGraphicFramePr>
+                  <a:graphic xmlns:a="http://schemas.openxmlformats.org/drawingml/2006/main">
+                    <a:graphicData uri="http://schemas.openxmlformats.org/drawingml/2006/picture">
+                      <pic:pic xmlns:pic="http://schemas.openxmlformats.org/drawingml/2006/picture">
+                        <pic:nvPicPr>
+                          <pic:cNvPr id="24223867" name=""/>
+                          <pic:cNvPicPr/>
+                        </pic:nvPicPr>
+                        <pic:blipFill>
+                          <a:blip r:embed="rId8">
+                            <a:extLst>
+                              <a:ext uri="{96DAC541-7B7A-43D3-8B79-37D633B846F1}">
+                                <asvg:svgBlip xmlns:asvg="http://schemas.microsoft.com/office/drawing/2016/SVG/main" r:embed="rId9"/>
+                              </a:ext>
+                            </a:extLst>
+                          </a:blip>
+                          <a:stretch>
+                            <a:fillRect/>
+                          </a:stretch>
+                        </pic:blipFill>
+                        <pic:spPr>
+                          <a:xfrm>
+                            <a:off x="0" y="0"/>
+                            <a:ext cx="4834103" cy="2719361"/>
+                          </a:xfrm>
+                          <a:prstGeom prst="rect">
+                            <a:avLst/>
+                          </a:prstGeom>
+                        </pic:spPr>
+                      </pic:pic>
+                    </a:graphicData>
+                  </a:graphic>
+                </wp:inline>
+              </w:drawing>
+            </w:r>
+          </w:p>
+          <w:p>
+            <w:pPr>
+              <w:pStyle w:val="a9"/>
+              <w:snapToGrid w:val="0"/>
+              <w:ind w:firstLineChars="200" w:firstLine="480"/>
+              <w:rPr>
+                <w:rFonts w:hint="eastAsia"/>
+              </w:rPr>
+            </w:pPr>
+            <w:r>
+              <w:t>为说明项目已有的实现基础，现有网页平台首页界面如图 2 所示。该原型已经能够展示方言与普通话双向转换、场景化表达、词库管理和评测反馈等内容，说明项目在功能构思和界面实现方面已完成前期探索。</w:t>
+            </w:r>
+          </w:p>
+          <w:p>
+            <w:pPr>
+              <w:pStyle w:val="a9"/>
+              <w:snapToGrid w:val="0"/>
+              <w:spacing w:before="0" w:beforeAutospacing="0" w:after="0" w:afterAutospacing="0"/>
+              <w:ind w:firstLineChars="200" w:firstLine="480"/>
+              <w:rPr>
+                <w:rFonts w:hint="eastAsia"/>
+              </w:rPr>
+            </w:pPr>
           </w:p>
           <w:p>
             <w:pPr>
@@ -6147,7 +5909,7 @@
               <w:snapToGrid w:val="0"/>
               <w:spacing w:beforeLines="50" w:before="156" w:afterLines="50" w:after="156" w:line="300" w:lineRule="auto"/>
               <w:rPr>
-                <w:rFonts w:ascii="宋体" w:hAnsi="宋体"/>
+                <w:rFonts w:ascii="宋体" w:hAnsi="宋体" w:hint="eastAsia"/>
                 <w:b/>
                 <w:bCs/>
                 <w:sz w:val="24"/>
@@ -6169,6 +5931,9 @@
               <w:snapToGrid w:val="0"/>
               <w:spacing w:before="0" w:beforeAutospacing="0" w:after="0" w:afterAutospacing="0"/>
               <w:ind w:firstLineChars="200" w:firstLine="480"/>
+              <w:rPr>
+                <w:rFonts w:hint="eastAsia"/>
+              </w:rPr>
             </w:pPr>
             <w:r>
               <w:rPr>
@@ -6183,33 +5948,15 @@
               <w:snapToGrid w:val="0"/>
               <w:spacing w:before="0" w:beforeAutospacing="0" w:after="0" w:afterAutospacing="0"/>
               <w:ind w:firstLineChars="200" w:firstLine="480"/>
-            </w:pPr>
-            <w:r>
-              <w:rPr>
-                <w:rFonts w:hint="eastAsia"/>
-              </w:rPr>
-              <w:t>具体而言，第一，项目旨在建设具有开放性和</w:t>
-            </w:r>
-            <w:proofErr w:type="gramStart"/>
-            <w:r>
-              <w:rPr>
-                <w:rFonts w:hint="eastAsia"/>
-              </w:rPr>
-              <w:t>可</w:t>
-            </w:r>
-            <w:proofErr w:type="gramEnd"/>
-            <w:r>
-              <w:rPr>
-                <w:rFonts w:hint="eastAsia"/>
-              </w:rPr>
-              <w:t>持续性的方言数据库。通过设计规范的数据上传、审核、标注和管理流程，将原本分散的方言词汇、句式、</w:t>
-            </w:r>
-            <w:r>
-              <w:rPr>
-                <w:rFonts w:hint="eastAsia"/>
-              </w:rPr>
-              <w:lastRenderedPageBreak/>
-              <w:t>语音及其场景用法汇集起来，形成可供后续研究、开发和传播使用的结构化资源库。第二，项目旨在实现方言与普通话之间的高效双向转换，降低用户理解和使用方言的门槛，提升地方语言在数字环境中的传播效率和应用价值。第三，项目旨在形成可扩展的平台架构，使当前纳入的三种方言能够作为试点，为后续继续纳入更多方言、增加语音转换功能、开发移动端 APP 奠定基础。第四，项目旨在探索“数据库建设+语言服务平台+移动端延伸”相结合的项目模式，使方言资源保护不再停留在静态整理层面，而是进入面向公众服务、面向开发者共享、面向未来扩展的动态发展阶段</w:t>
+              <w:rPr>
+                <w:rFonts w:hint="eastAsia"/>
+              </w:rPr>
+            </w:pPr>
+            <w:r>
+              <w:rPr>
+                <w:rFonts w:hint="eastAsia"/>
+              </w:rPr>
+              <w:t>具体而言，第一，项目旨在建设具有开放性和可持续性的方言数据库。通过设计规范的数据上传、审核、标注和管理流程，将原本分散的方言词汇、句式、语音及其场景用法汇集起来，形成可供后续研究、开发和传播使用的结构化资源库。第二，项目旨在实现方言与普通话之间的高效双向转换，降低用户理解和使用方言的门槛，提升地方语言在数字环境中的传播效率和应用价值。第三，项目旨在形成可扩展的平台架构，使当前纳入的三种方言能够作为试点，为后续继续纳入更多方言、增加语音转换功能、开发移动端 APP 奠定基础。第四，项目旨在探索“数据库建设+语言服务平台+移动端延伸”相结合的项目模式，使方言资源保护不再停留在静态整理层面，而是进入面向公众服务、面向开发者共享、面向未来扩展的动态发展阶段</w:t>
             </w:r>
             <w:r>
               <w:t>。</w:t>
@@ -6228,7 +5975,7 @@
               <w:snapToGrid w:val="0"/>
               <w:spacing w:beforeLines="50" w:before="156" w:afterLines="50" w:after="156" w:line="300" w:lineRule="auto"/>
               <w:rPr>
-                <w:rFonts w:ascii="宋体" w:hAnsi="宋体"/>
+                <w:rFonts w:ascii="宋体" w:hAnsi="宋体" w:hint="eastAsia"/>
                 <w:b/>
                 <w:bCs/>
                 <w:sz w:val="24"/>
@@ -6250,6 +5997,9 @@
               <w:snapToGrid w:val="0"/>
               <w:spacing w:before="0" w:beforeAutospacing="0" w:after="0" w:afterAutospacing="0"/>
               <w:ind w:firstLineChars="100" w:firstLine="240"/>
+              <w:rPr>
+                <w:rFonts w:hint="eastAsia"/>
+              </w:rPr>
             </w:pPr>
             <w:r>
               <w:rPr>
@@ -6264,6 +6014,9 @@
               <w:snapToGrid w:val="0"/>
               <w:spacing w:before="0" w:beforeAutospacing="0" w:after="0" w:afterAutospacing="0"/>
               <w:ind w:firstLineChars="100" w:firstLine="240"/>
+              <w:rPr>
+                <w:rFonts w:hint="eastAsia"/>
+              </w:rPr>
             </w:pPr>
             <w:r>
               <w:rPr>
@@ -6271,6 +6024,16 @@
               </w:rPr>
               <w:t xml:space="preserve">  1. 开放方言数据库的建设与管理机制研究。围绕方言词汇、常用短语、句式表达、语音样本、场景标签、释义说明、来源信息、审核状态等内容，设计结构化的数据组织方式和开放共享机制。平台支持用户进行数据上传，后台由专业人员开展审核与规范化整理，确保数据库既具开放性，又具可靠性。</w:t>
             </w:r>
+          </w:p>
+          <w:p>
+            <w:pPr>
+              <w:pStyle w:val="a9"/>
+              <w:snapToGrid w:val="0"/>
+              <w:spacing w:before="0" w:beforeAutospacing="0" w:after="0" w:afterAutospacing="0"/>
+              <w:rPr>
+                <w:rFonts w:hint="eastAsia"/>
+              </w:rPr>
+            </w:pPr>
           </w:p>
           <w:p>
             <w:pPr>
@@ -6278,55 +6041,10 @@
               <w:snapToGrid w:val="0"/>
               <w:spacing w:before="0" w:beforeAutospacing="0" w:after="0" w:afterAutospacing="0"/>
               <w:ind w:firstLineChars="100" w:firstLine="240"/>
-            </w:pPr>
-            <w:r>
-              <w:rPr>
-                <w:rFonts w:hint="eastAsia"/>
-              </w:rPr>
-              <w:t xml:space="preserve">  2. 方言与普通话双向转换功能研究。围绕普通话转方言、方言转普通话两个方向，整理高频表达和常见场景语料，研究词汇对应、句式转换、语义近似表达和场景适配等问题，逐步提升转换结果的准确性、自然性和可用性。</w:t>
-            </w:r>
-          </w:p>
-          <w:p>
-            <w:pPr>
-              <w:pStyle w:val="a9"/>
-              <w:snapToGrid w:val="0"/>
-              <w:spacing w:before="0" w:beforeAutospacing="0" w:after="0" w:afterAutospacing="0"/>
-              <w:ind w:firstLineChars="100" w:firstLine="240"/>
-            </w:pPr>
-            <w:r>
-              <w:rPr>
-                <w:rFonts w:hint="eastAsia"/>
-              </w:rPr>
-              <w:t xml:space="preserve">  3. 多方言接入与功能扩展研究。项目当前优先考虑三种方言，在此基础上构建可扩展的数据模型与功能模块，为后续继续接入更多方言提供统一框架。同时预留语音转换功能接口，探索未来实现普通话与方言之间语音互转的可行路径。</w:t>
-            </w:r>
-          </w:p>
-          <w:p>
-            <w:pPr>
-              <w:pStyle w:val="a9"/>
-              <w:snapToGrid w:val="0"/>
-              <w:spacing w:before="0" w:beforeAutospacing="0" w:after="0" w:afterAutospacing="0"/>
-              <w:ind w:firstLineChars="100" w:firstLine="240"/>
-            </w:pPr>
-            <w:r>
-              <w:rPr>
-                <w:rFonts w:hint="eastAsia"/>
-              </w:rPr>
-              <w:t xml:space="preserve">  4. 多终端应用与推广场景研究。依托现有网页原型完善交互设计、数据管理和使用流程，并进一步结合移动端场景，探索网页向 APP 的迁移与延伸，使系统更适合手机用户日常使用，提升项目成果的社会</w:t>
-            </w:r>
-            <w:proofErr w:type="gramStart"/>
-            <w:r>
-              <w:rPr>
-                <w:rFonts w:hint="eastAsia"/>
-              </w:rPr>
-              <w:t>触达能力</w:t>
-            </w:r>
-            <w:proofErr w:type="gramEnd"/>
-            <w:r>
-              <w:rPr>
-                <w:rFonts w:hint="eastAsia"/>
-              </w:rPr>
-              <w:t>和推广效果</w:t>
-            </w:r>
+              <w:rPr>
+                <w:rFonts w:hint="eastAsia"/>
+              </w:rPr>
+            </w:pPr>
             <w:r>
               <w:t>。</w:t>
             </w:r>
@@ -6344,7 +6062,7 @@
               <w:snapToGrid w:val="0"/>
               <w:spacing w:beforeLines="50" w:before="156" w:afterLines="50" w:after="156" w:line="300" w:lineRule="auto"/>
               <w:rPr>
-                <w:rFonts w:ascii="宋体" w:hAnsi="宋体"/>
+                <w:rFonts w:ascii="宋体" w:hAnsi="宋体" w:hint="eastAsia"/>
                 <w:b/>
                 <w:bCs/>
                 <w:sz w:val="24"/>
@@ -6366,6 +6084,9 @@
               <w:snapToGrid w:val="0"/>
               <w:spacing w:before="0" w:beforeAutospacing="0" w:after="0" w:afterAutospacing="0"/>
               <w:ind w:firstLineChars="100" w:firstLine="240"/>
+              <w:rPr>
+                <w:rFonts w:hint="eastAsia"/>
+              </w:rPr>
             </w:pPr>
             <w:r>
               <w:rPr>
@@ -6380,26 +6101,15 @@
               <w:snapToGrid w:val="0"/>
               <w:spacing w:before="0" w:beforeAutospacing="0" w:after="0" w:afterAutospacing="0"/>
               <w:ind w:firstLineChars="100" w:firstLine="240"/>
-            </w:pPr>
-            <w:r>
-              <w:rPr>
-                <w:rFonts w:hint="eastAsia"/>
-              </w:rPr>
-              <w:t xml:space="preserve">  尤其是在湖南地区相关方言应用场景中，目前仍普遍存在以下问题：一是方言资源分散，数据难以持续积累；二是已有资料多偏向学术整理，面向普通用户和开发者的开放平台较少；三是转换工具往往偏重单一功能，缺少“数据采集、人工审核、共享使用、功能扩展”一体化设计；四是方言与普通话之间的语音互转、移动</w:t>
-            </w:r>
-            <w:proofErr w:type="gramStart"/>
-            <w:r>
-              <w:rPr>
-                <w:rFonts w:hint="eastAsia"/>
-              </w:rPr>
-              <w:t>端服务</w:t>
-            </w:r>
-            <w:proofErr w:type="gramEnd"/>
-            <w:r>
-              <w:rPr>
-                <w:rFonts w:hint="eastAsia"/>
-              </w:rPr>
-              <w:t>等方向仍有较大拓展空间。</w:t>
+              <w:rPr>
+                <w:rFonts w:hint="eastAsia"/>
+              </w:rPr>
+            </w:pPr>
+            <w:r>
+              <w:rPr>
+                <w:rFonts w:hint="eastAsia"/>
+              </w:rPr>
+              <w:t xml:space="preserve">  尤其是在湖南地区相关方言应用场景中，目前仍普遍存在以下问题：一是方言资源分散，数据难以持续积累；二是已有资料多偏向学术整理，面向普通用户和开发者的开放平台较少；三是转换工具往往偏重单一功能，缺少“数据采集、人工审核、共享使用、功能扩展”一体化设计；四是方言与普通话之间的语音互转、移动端服务等方向仍有较大拓展空间。</w:t>
             </w:r>
           </w:p>
           <w:p>
@@ -6408,6 +6118,9 @@
               <w:snapToGrid w:val="0"/>
               <w:spacing w:before="0" w:beforeAutospacing="0" w:after="0" w:afterAutospacing="0"/>
               <w:ind w:firstLineChars="100" w:firstLine="240"/>
+              <w:rPr>
+                <w:rFonts w:hint="eastAsia"/>
+              </w:rPr>
             </w:pPr>
             <w:r>
               <w:rPr>
@@ -6432,20 +6145,19 @@
               <w:snapToGrid w:val="0"/>
               <w:spacing w:beforeLines="50" w:before="156" w:afterLines="50" w:after="156" w:line="300" w:lineRule="auto"/>
               <w:rPr>
-                <w:rFonts w:ascii="宋体" w:hAnsi="宋体"/>
-                <w:b/>
-                <w:bCs/>
-                <w:sz w:val="24"/>
-              </w:rPr>
-            </w:pPr>
-            <w:r>
-              <w:rPr>
                 <w:rFonts w:ascii="宋体" w:hAnsi="宋体" w:hint="eastAsia"/>
                 <w:b/>
                 <w:bCs/>
                 <w:sz w:val="24"/>
               </w:rPr>
-              <w:lastRenderedPageBreak/>
+            </w:pPr>
+            <w:r>
+              <w:rPr>
+                <w:rFonts w:ascii="宋体" w:hAnsi="宋体" w:hint="eastAsia"/>
+                <w:b/>
+                <w:bCs/>
+                <w:sz w:val="24"/>
+              </w:rPr>
               <w:t>创新点与项目特色</w:t>
             </w:r>
           </w:p>
@@ -6455,6 +6167,9 @@
               <w:snapToGrid w:val="0"/>
               <w:spacing w:before="0" w:beforeAutospacing="0" w:after="0" w:afterAutospacing="0"/>
               <w:ind w:firstLineChars="100" w:firstLine="240"/>
+              <w:rPr>
+                <w:rFonts w:hint="eastAsia"/>
+              </w:rPr>
             </w:pPr>
             <w:r>
               <w:rPr>
@@ -6469,6 +6184,9 @@
               <w:snapToGrid w:val="0"/>
               <w:spacing w:before="0" w:beforeAutospacing="0" w:after="0" w:afterAutospacing="0"/>
               <w:ind w:firstLineChars="100" w:firstLine="240"/>
+              <w:rPr>
+                <w:rFonts w:hint="eastAsia"/>
+              </w:rPr>
             </w:pPr>
             <w:r>
               <w:rPr>
@@ -6483,6 +6201,9 @@
               <w:snapToGrid w:val="0"/>
               <w:spacing w:before="0" w:beforeAutospacing="0" w:after="0" w:afterAutospacing="0"/>
               <w:ind w:firstLineChars="100" w:firstLine="240"/>
+              <w:rPr>
+                <w:rFonts w:hint="eastAsia"/>
+              </w:rPr>
             </w:pPr>
             <w:r>
               <w:rPr>
@@ -6497,40 +6218,15 @@
               <w:snapToGrid w:val="0"/>
               <w:spacing w:before="0" w:beforeAutospacing="0" w:after="0" w:afterAutospacing="0"/>
               <w:ind w:firstLineChars="100" w:firstLine="240"/>
-            </w:pPr>
-            <w:r>
-              <w:rPr>
-                <w:rFonts w:hint="eastAsia"/>
-              </w:rPr>
-              <w:t xml:space="preserve">  4. 移动</w:t>
-            </w:r>
-            <w:proofErr w:type="gramStart"/>
-            <w:r>
-              <w:rPr>
-                <w:rFonts w:hint="eastAsia"/>
-              </w:rPr>
-              <w:t>端发展</w:t>
-            </w:r>
-            <w:proofErr w:type="gramEnd"/>
-            <w:r>
-              <w:rPr>
-                <w:rFonts w:hint="eastAsia"/>
-              </w:rPr>
-              <w:t>符合使用趋势。当前大量用户语言服务需求主要发生在手机端，仅依赖网页</w:t>
-            </w:r>
-            <w:proofErr w:type="gramStart"/>
-            <w:r>
-              <w:rPr>
-                <w:rFonts w:hint="eastAsia"/>
-              </w:rPr>
-              <w:t>端难以</w:t>
-            </w:r>
-            <w:proofErr w:type="gramEnd"/>
-            <w:r>
-              <w:rPr>
-                <w:rFonts w:hint="eastAsia"/>
-              </w:rPr>
-              <w:t>充分覆盖实际使用情境。项目后续开发 APP 的规划，能够增强平台的便携性、即时性和用户黏性，符合数字产品的发展趋势</w:t>
+              <w:rPr>
+                <w:rFonts w:hint="eastAsia"/>
+              </w:rPr>
+            </w:pPr>
+            <w:r>
+              <w:rPr>
+                <w:rFonts w:hint="eastAsia"/>
+              </w:rPr>
+              <w:t xml:space="preserve">  4. 移动端发展符合使用趋势。当前大量用户语言服务需求主要发生在手机端，仅依赖网页端难以充分覆盖实际使用情境。项目后续开发 APP 的规划，能够增强平台的便携性、即时性和用户黏性，符合数字产品的发展趋势</w:t>
             </w:r>
             <w:r>
               <w:t>。</w:t>
@@ -6549,7 +6245,7 @@
               <w:snapToGrid w:val="0"/>
               <w:spacing w:beforeLines="50" w:before="156" w:afterLines="50" w:after="156" w:line="300" w:lineRule="auto"/>
               <w:rPr>
-                <w:rFonts w:ascii="宋体" w:hAnsi="宋体"/>
+                <w:rFonts w:ascii="宋体" w:hAnsi="宋体" w:hint="eastAsia"/>
                 <w:b/>
                 <w:bCs/>
                 <w:sz w:val="24"/>
@@ -6571,6 +6267,9 @@
               <w:snapToGrid w:val="0"/>
               <w:spacing w:before="0" w:beforeAutospacing="0" w:after="0" w:afterAutospacing="0"/>
               <w:ind w:firstLineChars="100" w:firstLine="240"/>
+              <w:rPr>
+                <w:rFonts w:hint="eastAsia"/>
+              </w:rPr>
             </w:pPr>
             <w:r>
               <w:rPr>
@@ -6585,26 +6284,15 @@
               <w:snapToGrid w:val="0"/>
               <w:spacing w:before="0" w:beforeAutospacing="0" w:after="0" w:afterAutospacing="0"/>
               <w:ind w:firstLineChars="100" w:firstLine="240"/>
-            </w:pPr>
-            <w:r>
-              <w:rPr>
-                <w:rFonts w:hint="eastAsia"/>
-              </w:rPr>
-              <w:t xml:space="preserve">  首先，在现有网页原型基础上进一步完善系统架构与交互逻辑，明确数据字段、上传规范、审核流程和共享方式。其次，围绕三种已纳入考虑的方言，整理基础语料和场景表达，建设初步数据库。再次，开发和完善普通话与方言之间的双向转换功能，并逐步提升系统对实际表达场景的适配能力。在此基础上，探索加入语音转换模块，为后续实现方言与普通话之间的语音互转做准备。最后，结合移动</w:t>
-            </w:r>
-            <w:proofErr w:type="gramStart"/>
-            <w:r>
-              <w:rPr>
-                <w:rFonts w:hint="eastAsia"/>
-              </w:rPr>
-              <w:t>端设计</w:t>
-            </w:r>
-            <w:proofErr w:type="gramEnd"/>
-            <w:r>
-              <w:rPr>
-                <w:rFonts w:hint="eastAsia"/>
-              </w:rPr>
-              <w:t>思路，推进 APP 化原型研究与后续产品延伸。</w:t>
+              <w:rPr>
+                <w:rFonts w:hint="eastAsia"/>
+              </w:rPr>
+            </w:pPr>
+            <w:r>
+              <w:rPr>
+                <w:rFonts w:hint="eastAsia"/>
+              </w:rPr>
+              <w:t xml:space="preserve">  首先，在现有网页原型基础上进一步完善系统架构与交互逻辑，明确数据字段、上传规范、审核流程和共享方式。其次，围绕三种已纳入考虑的方言，整理基础语料和场景表达，建设初步数据库。再次，开发和完善普通话与方言之间的双向转换功能，并逐步提升系统对实际表达场景的适配能力。在此基础上，探索加入语音转换模块，为后续实现方言与普通话之间的语音互转做准备。最后，结合移动端设计思路，推进 APP 化原型研究与后续产品延伸。</w:t>
             </w:r>
           </w:p>
           <w:p>
@@ -6613,6 +6301,9 @@
               <w:snapToGrid w:val="0"/>
               <w:spacing w:before="0" w:beforeAutospacing="0" w:after="0" w:afterAutospacing="0"/>
               <w:ind w:firstLineChars="100" w:firstLine="240"/>
+              <w:rPr>
+                <w:rFonts w:hint="eastAsia"/>
+              </w:rPr>
             </w:pPr>
             <w:r>
               <w:rPr>
@@ -6627,6 +6318,9 @@
               <w:snapToGrid w:val="0"/>
               <w:spacing w:before="0" w:beforeAutospacing="0" w:after="0" w:afterAutospacing="0"/>
               <w:ind w:firstLineChars="100" w:firstLine="240"/>
+              <w:rPr>
+                <w:rFonts w:hint="eastAsia"/>
+              </w:rPr>
             </w:pPr>
             <w:r>
               <w:rPr>
@@ -6651,7 +6345,7 @@
               <w:snapToGrid w:val="0"/>
               <w:spacing w:beforeLines="50" w:before="156" w:afterLines="50" w:after="156" w:line="300" w:lineRule="auto"/>
               <w:rPr>
-                <w:rFonts w:ascii="宋体" w:hAnsi="宋体"/>
+                <w:rFonts w:ascii="宋体" w:hAnsi="宋体" w:hint="eastAsia"/>
                 <w:b/>
                 <w:bCs/>
                 <w:sz w:val="24"/>
@@ -6673,6 +6367,9 @@
               <w:snapToGrid w:val="0"/>
               <w:spacing w:before="0" w:beforeAutospacing="0" w:after="0" w:afterAutospacing="0"/>
               <w:ind w:firstLineChars="100" w:firstLine="240"/>
+              <w:rPr>
+                <w:rFonts w:hint="eastAsia"/>
+              </w:rPr>
             </w:pPr>
             <w:r>
               <w:rPr>
@@ -6687,6 +6384,9 @@
               <w:snapToGrid w:val="0"/>
               <w:spacing w:before="0" w:beforeAutospacing="0" w:after="0" w:afterAutospacing="0"/>
               <w:ind w:firstLineChars="100" w:firstLine="240"/>
+              <w:rPr>
+                <w:rFonts w:hint="eastAsia"/>
+              </w:rPr>
             </w:pPr>
             <w:r>
               <w:rPr>
@@ -6701,12 +6401,14 @@
               <w:snapToGrid w:val="0"/>
               <w:spacing w:before="0" w:beforeAutospacing="0" w:after="0" w:afterAutospacing="0"/>
               <w:ind w:firstLineChars="100" w:firstLine="240"/>
-            </w:pPr>
-            <w:r>
-              <w:rPr>
-                <w:rFonts w:hint="eastAsia"/>
-              </w:rPr>
-              <w:lastRenderedPageBreak/>
+              <w:rPr>
+                <w:rFonts w:hint="eastAsia"/>
+              </w:rPr>
+            </w:pPr>
+            <w:r>
+              <w:rPr>
+                <w:rFonts w:hint="eastAsia"/>
+              </w:rPr>
               <w:t xml:space="preserve">  第二阶段为平台建设与功能开发阶段。重点搭建和完善数据上传、后台审核、数据库管理、普通话与方言双向转换等核心模块，并围绕典型使用场景持续补充数据内容。</w:t>
             </w:r>
           </w:p>
@@ -6716,26 +6418,15 @@
               <w:snapToGrid w:val="0"/>
               <w:spacing w:before="0" w:beforeAutospacing="0" w:after="0" w:afterAutospacing="0"/>
               <w:ind w:firstLineChars="100" w:firstLine="240"/>
-            </w:pPr>
-            <w:r>
-              <w:rPr>
-                <w:rFonts w:hint="eastAsia"/>
-              </w:rPr>
-              <w:t xml:space="preserve">  第三阶段为优化拓展阶段。重点完善多方言适配、转换效果、共享机制和用户体验，研究语音转换功能的接入路径，并结合移动</w:t>
-            </w:r>
-            <w:proofErr w:type="gramStart"/>
-            <w:r>
-              <w:rPr>
-                <w:rFonts w:hint="eastAsia"/>
-              </w:rPr>
-              <w:t>端需求</w:t>
-            </w:r>
-            <w:proofErr w:type="gramEnd"/>
-            <w:r>
-              <w:rPr>
-                <w:rFonts w:hint="eastAsia"/>
-              </w:rPr>
-              <w:t>进一步推进 APP 化原型设计。</w:t>
+              <w:rPr>
+                <w:rFonts w:hint="eastAsia"/>
+              </w:rPr>
+            </w:pPr>
+            <w:r>
+              <w:rPr>
+                <w:rFonts w:hint="eastAsia"/>
+              </w:rPr>
+              <w:t xml:space="preserve">  第三阶段为优化拓展阶段。重点完善多方言适配、转换效果、共享机制和用户体验，研究语音转换功能的接入路径，并结合移动端需求进一步推进 APP 化原型设计。</w:t>
             </w:r>
           </w:p>
           <w:p>
@@ -6744,6 +6435,9 @@
               <w:snapToGrid w:val="0"/>
               <w:spacing w:before="0" w:beforeAutospacing="0" w:after="0" w:afterAutospacing="0"/>
               <w:ind w:firstLineChars="100" w:firstLine="240"/>
+              <w:rPr>
+                <w:rFonts w:hint="eastAsia"/>
+              </w:rPr>
             </w:pPr>
             <w:r>
               <w:rPr>
@@ -6768,7 +6462,7 @@
               <w:snapToGrid w:val="0"/>
               <w:spacing w:beforeLines="50" w:before="156" w:afterLines="50" w:after="156" w:line="300" w:lineRule="auto"/>
               <w:rPr>
-                <w:rFonts w:ascii="宋体" w:hAnsi="宋体"/>
+                <w:rFonts w:ascii="宋体" w:hAnsi="宋体" w:hint="eastAsia"/>
                 <w:b/>
                 <w:bCs/>
                 <w:sz w:val="24"/>
@@ -6814,6 +6508,9 @@
               <w:snapToGrid w:val="0"/>
               <w:spacing w:before="0" w:beforeAutospacing="0" w:after="0" w:afterAutospacing="0"/>
               <w:ind w:firstLineChars="200" w:firstLine="480"/>
+              <w:rPr>
+                <w:rFonts w:hint="eastAsia"/>
+              </w:rPr>
             </w:pPr>
             <w:r>
               <w:rPr>
@@ -6852,16 +6549,16 @@
               </w:rPr>
               <w:t>（</w:t>
             </w:r>
-            <w:bookmarkStart w:id="3" w:name="OLE_LINK1"/>
-            <w:bookmarkStart w:id="4" w:name="OLE_LINK2"/>
+            <w:bookmarkStart w:id="2" w:name="OLE_LINK1"/>
+            <w:bookmarkStart w:id="3" w:name="OLE_LINK2"/>
             <w:r>
               <w:rPr>
                 <w:i/>
               </w:rPr>
               <w:t>classy-mooncake-a5d0fb.netlify.app</w:t>
             </w:r>
+            <w:bookmarkEnd w:id="2"/>
             <w:bookmarkEnd w:id="3"/>
-            <w:bookmarkEnd w:id="4"/>
             <w:r>
               <w:rPr>
                 <w:rFonts w:hint="eastAsia"/>
@@ -6872,21 +6569,7 @@
               <w:rPr>
                 <w:rFonts w:hint="eastAsia"/>
               </w:rPr>
-              <w:t>，可为后续移动</w:t>
-            </w:r>
-            <w:proofErr w:type="gramStart"/>
-            <w:r>
-              <w:rPr>
-                <w:rFonts w:hint="eastAsia"/>
-              </w:rPr>
-              <w:t>端开发</w:t>
-            </w:r>
-            <w:proofErr w:type="gramEnd"/>
-            <w:r>
-              <w:rPr>
-                <w:rFonts w:hint="eastAsia"/>
-              </w:rPr>
-              <w:t>提供方向参考。</w:t>
+              <w:t>，可为后续移动端开发提供方向参考。</w:t>
             </w:r>
           </w:p>
           <w:p>
@@ -6895,26 +6578,15 @@
               <w:snapToGrid w:val="0"/>
               <w:spacing w:before="0" w:beforeAutospacing="0" w:after="0" w:afterAutospacing="0"/>
               <w:ind w:firstLineChars="100" w:firstLine="240"/>
-            </w:pPr>
-            <w:r>
-              <w:rPr>
-                <w:rFonts w:hint="eastAsia"/>
-              </w:rPr>
-              <w:t xml:space="preserve">  在前期资料准备方面，团队已经围绕方言与普通话转换需求开始整理相关词汇和表达内容，对平台的数据组织、功能结构和使用场景也有了较清晰的认识。这些积累为后续建设开放数据库、完善后台审核机制、扩展多方言支持和推进 APP </w:t>
-            </w:r>
-            <w:proofErr w:type="gramStart"/>
-            <w:r>
-              <w:rPr>
-                <w:rFonts w:hint="eastAsia"/>
-              </w:rPr>
-              <w:t>化开发</w:t>
-            </w:r>
-            <w:proofErr w:type="gramEnd"/>
-            <w:r>
-              <w:rPr>
-                <w:rFonts w:hint="eastAsia"/>
-              </w:rPr>
-              <w:t>提供了较好的基础</w:t>
+              <w:rPr>
+                <w:rFonts w:hint="eastAsia"/>
+              </w:rPr>
+            </w:pPr>
+            <w:r>
+              <w:rPr>
+                <w:rFonts w:hint="eastAsia"/>
+              </w:rPr>
+              <w:t xml:space="preserve">  在前期资料准备方面，团队已经围绕方言与普通话转换需求开始整理相关词汇和表达内容，对平台的数据组织、功能结构和使用场景也有了较清晰的认识。这些积累为后续建设开放数据库、完善后台审核机制、扩展多方言支持和推进 APP 化开发提供了较好的基础</w:t>
             </w:r>
             <w:r>
               <w:t>。</w:t>
@@ -6950,6 +6622,9 @@
               <w:snapToGrid w:val="0"/>
               <w:spacing w:before="0" w:beforeAutospacing="0" w:after="0" w:afterAutospacing="0"/>
               <w:ind w:firstLineChars="200" w:firstLine="480"/>
+              <w:rPr>
+                <w:rFonts w:hint="eastAsia"/>
+              </w:rPr>
             </w:pPr>
             <w:r>
               <w:rPr>
@@ -6964,26 +6639,15 @@
               <w:snapToGrid w:val="0"/>
               <w:spacing w:before="0" w:beforeAutospacing="0" w:after="0" w:afterAutospacing="0"/>
               <w:ind w:firstLineChars="100" w:firstLine="240"/>
-            </w:pPr>
-            <w:r>
-              <w:rPr>
-                <w:rFonts w:hint="eastAsia"/>
-              </w:rPr>
-              <w:t xml:space="preserve">  针对上述不足，项目拟通过持续扩大数据征集范围、吸纳更多方言样本、细化人工审核机制、优化平台结构、逐步拓展功能模块等方式加以解决。通过边建设、边审核、边完善、</w:t>
-            </w:r>
-            <w:proofErr w:type="gramStart"/>
-            <w:r>
-              <w:rPr>
-                <w:rFonts w:hint="eastAsia"/>
-              </w:rPr>
-              <w:t>边推广</w:t>
-            </w:r>
-            <w:proofErr w:type="gramEnd"/>
-            <w:r>
-              <w:rPr>
-                <w:rFonts w:hint="eastAsia"/>
-              </w:rPr>
-              <w:t>的方式，逐步将项目从现阶段的原型系统发展为兼具数据库价值与应用价值的开放方言平台</w:t>
+              <w:rPr>
+                <w:rFonts w:hint="eastAsia"/>
+              </w:rPr>
+            </w:pPr>
+            <w:r>
+              <w:rPr>
+                <w:rFonts w:hint="eastAsia"/>
+              </w:rPr>
+              <w:t xml:space="preserve">  针对上述不足，项目拟通过持续扩大数据征集范围、吸纳更多方言样本、细化人工审核机制、优化平台结构、逐步拓展功能模块等方式加以解决。通过边建设、边审核、边完善、边推广的方式，逐步将项目从现阶段的原型系统发展为兼具数据库价值与应用价值的开放方言平台</w:t>
             </w:r>
             <w:r>
               <w:t>。</w:t>
@@ -7016,7 +6680,6 @@
           <w:bCs/>
           <w:sz w:val="28"/>
         </w:rPr>
-        <w:lastRenderedPageBreak/>
         <w:t>经费预算</w:t>
       </w:r>
     </w:p>
@@ -7328,6 +6991,13 @@
                 <w:bCs/>
               </w:rPr>
             </w:pPr>
+            <w:r>
+              <w:rPr>
+                <w:b/>
+                <w:bCs/>
+              </w:rPr>
+              <w:t>5000</w:t>
+            </w:r>
           </w:p>
         </w:tc>
         <w:tc>
@@ -7347,6 +7017,14 @@
                 <w:bCs/>
               </w:rPr>
             </w:pPr>
+            <w:r>
+              <w:rPr>
+                <w:rFonts w:hint="eastAsia"/>
+                <w:b/>
+                <w:bCs/>
+              </w:rPr>
+              <w:t>项目调研、平台测试、资料购置与文档整理</w:t>
+            </w:r>
           </w:p>
         </w:tc>
         <w:tc>
@@ -7366,6 +7044,13 @@
                 <w:bCs/>
               </w:rPr>
             </w:pPr>
+            <w:r>
+              <w:rPr>
+                <w:b/>
+                <w:bCs/>
+              </w:rPr>
+              <w:t>3000</w:t>
+            </w:r>
           </w:p>
         </w:tc>
         <w:tc>
@@ -7385,6 +7070,13 @@
                 <w:bCs/>
               </w:rPr>
             </w:pPr>
+            <w:r>
+              <w:rPr>
+                <w:b/>
+                <w:bCs/>
+              </w:rPr>
+              <w:t>2000</w:t>
+            </w:r>
           </w:p>
         </w:tc>
       </w:tr>
@@ -7438,6 +7130,13 @@
                 <w:bCs/>
               </w:rPr>
             </w:pPr>
+            <w:r>
+              <w:rPr>
+                <w:b/>
+                <w:bCs/>
+              </w:rPr>
+              <w:t>4000</w:t>
+            </w:r>
           </w:p>
         </w:tc>
         <w:tc>
@@ -7457,6 +7156,14 @@
                 <w:bCs/>
               </w:rPr>
             </w:pPr>
+            <w:r>
+              <w:rPr>
+                <w:rFonts w:hint="eastAsia"/>
+                <w:b/>
+                <w:bCs/>
+              </w:rPr>
+              <w:t>数据采集、测试分析、差旅调研、文献检索、成果整理</w:t>
+            </w:r>
           </w:p>
         </w:tc>
         <w:tc>
@@ -7476,6 +7183,13 @@
                 <w:bCs/>
               </w:rPr>
             </w:pPr>
+            <w:r>
+              <w:rPr>
+                <w:b/>
+                <w:bCs/>
+              </w:rPr>
+              <w:t>2300</w:t>
+            </w:r>
           </w:p>
         </w:tc>
         <w:tc>
@@ -7495,6 +7209,13 @@
                 <w:bCs/>
               </w:rPr>
             </w:pPr>
+            <w:r>
+              <w:rPr>
+                <w:b/>
+                <w:bCs/>
+              </w:rPr>
+              <w:t>1700</w:t>
+            </w:r>
           </w:p>
         </w:tc>
       </w:tr>
@@ -7554,6 +7275,13 @@
                 <w:bCs/>
               </w:rPr>
             </w:pPr>
+            <w:r>
+              <w:rPr>
+                <w:b/>
+                <w:bCs/>
+              </w:rPr>
+              <w:t>1000</w:t>
+            </w:r>
           </w:p>
         </w:tc>
         <w:tc>
@@ -7573,6 +7301,14 @@
                 <w:bCs/>
               </w:rPr>
             </w:pPr>
+            <w:r>
+              <w:rPr>
+                <w:rFonts w:hint="eastAsia"/>
+                <w:b/>
+                <w:bCs/>
+              </w:rPr>
+              <w:t>平台测试、数据处理与分析</w:t>
+            </w:r>
           </w:p>
         </w:tc>
         <w:tc>
@@ -7592,6 +7328,13 @@
                 <w:bCs/>
               </w:rPr>
             </w:pPr>
+            <w:r>
+              <w:rPr>
+                <w:b/>
+                <w:bCs/>
+              </w:rPr>
+              <w:t>600</w:t>
+            </w:r>
           </w:p>
         </w:tc>
         <w:tc>
@@ -7611,6 +7354,13 @@
                 <w:bCs/>
               </w:rPr>
             </w:pPr>
+            <w:r>
+              <w:rPr>
+                <w:b/>
+                <w:bCs/>
+              </w:rPr>
+              <w:t>400</w:t>
+            </w:r>
           </w:p>
         </w:tc>
       </w:tr>
@@ -7670,6 +7420,13 @@
                 <w:bCs/>
               </w:rPr>
             </w:pPr>
+            <w:r>
+              <w:rPr>
+                <w:b/>
+                <w:bCs/>
+              </w:rPr>
+              <w:t>0</w:t>
+            </w:r>
           </w:p>
         </w:tc>
         <w:tc>
@@ -7689,6 +7446,14 @@
                 <w:bCs/>
               </w:rPr>
             </w:pPr>
+            <w:r>
+              <w:rPr>
+                <w:rFonts w:hint="eastAsia"/>
+                <w:b/>
+                <w:bCs/>
+              </w:rPr>
+              <w:t>无</w:t>
+            </w:r>
           </w:p>
         </w:tc>
         <w:tc>
@@ -7708,6 +7473,13 @@
                 <w:bCs/>
               </w:rPr>
             </w:pPr>
+            <w:r>
+              <w:rPr>
+                <w:b/>
+                <w:bCs/>
+              </w:rPr>
+              <w:t>0</w:t>
+            </w:r>
           </w:p>
         </w:tc>
         <w:tc>
@@ -7727,6 +7499,13 @@
                 <w:bCs/>
               </w:rPr>
             </w:pPr>
+            <w:r>
+              <w:rPr>
+                <w:b/>
+                <w:bCs/>
+              </w:rPr>
+              <w:t>0</w:t>
+            </w:r>
           </w:p>
         </w:tc>
       </w:tr>
@@ -7753,7 +7532,6 @@
               <w:rPr>
                 <w:rFonts w:hint="eastAsia"/>
               </w:rPr>
-              <w:lastRenderedPageBreak/>
               <w:t>（</w:t>
             </w:r>
             <w:r>
@@ -7787,6 +7565,13 @@
                 <w:bCs/>
               </w:rPr>
             </w:pPr>
+            <w:r>
+              <w:rPr>
+                <w:b/>
+                <w:bCs/>
+              </w:rPr>
+              <w:t>1800</w:t>
+            </w:r>
           </w:p>
         </w:tc>
         <w:tc>
@@ -7806,6 +7591,14 @@
                 <w:bCs/>
               </w:rPr>
             </w:pPr>
+            <w:r>
+              <w:rPr>
+                <w:rFonts w:hint="eastAsia"/>
+                <w:b/>
+                <w:bCs/>
+              </w:rPr>
+              <w:t>方言调研、外出访谈与资料收集</w:t>
+            </w:r>
           </w:p>
         </w:tc>
         <w:tc>
@@ -7825,6 +7618,13 @@
                 <w:bCs/>
               </w:rPr>
             </w:pPr>
+            <w:r>
+              <w:rPr>
+                <w:b/>
+                <w:bCs/>
+              </w:rPr>
+              <w:t>1200</w:t>
+            </w:r>
           </w:p>
         </w:tc>
         <w:tc>
@@ -7844,6 +7644,13 @@
                 <w:bCs/>
               </w:rPr>
             </w:pPr>
+            <w:r>
+              <w:rPr>
+                <w:b/>
+                <w:bCs/>
+              </w:rPr>
+              <w:t>600</w:t>
+            </w:r>
           </w:p>
         </w:tc>
       </w:tr>
@@ -7903,6 +7710,13 @@
                 <w:bCs/>
               </w:rPr>
             </w:pPr>
+            <w:r>
+              <w:rPr>
+                <w:b/>
+                <w:bCs/>
+              </w:rPr>
+              <w:t>700</w:t>
+            </w:r>
           </w:p>
         </w:tc>
         <w:tc>
@@ -7922,6 +7736,14 @@
                 <w:bCs/>
               </w:rPr>
             </w:pPr>
+            <w:r>
+              <w:rPr>
+                <w:rFonts w:hint="eastAsia"/>
+                <w:b/>
+                <w:bCs/>
+              </w:rPr>
+              <w:t>购买文献资料、检索数据库资料</w:t>
+            </w:r>
           </w:p>
         </w:tc>
         <w:tc>
@@ -7941,6 +7763,13 @@
                 <w:bCs/>
               </w:rPr>
             </w:pPr>
+            <w:r>
+              <w:rPr>
+                <w:b/>
+                <w:bCs/>
+              </w:rPr>
+              <w:t>300</w:t>
+            </w:r>
           </w:p>
         </w:tc>
         <w:tc>
@@ -7960,6 +7789,13 @@
                 <w:bCs/>
               </w:rPr>
             </w:pPr>
+            <w:r>
+              <w:rPr>
+                <w:b/>
+                <w:bCs/>
+              </w:rPr>
+              <w:t>400</w:t>
+            </w:r>
           </w:p>
         </w:tc>
       </w:tr>
@@ -8019,6 +7855,13 @@
                 <w:bCs/>
               </w:rPr>
             </w:pPr>
+            <w:r>
+              <w:rPr>
+                <w:b/>
+                <w:bCs/>
+              </w:rPr>
+              <w:t>500</w:t>
+            </w:r>
           </w:p>
         </w:tc>
         <w:tc>
@@ -8038,6 +7881,14 @@
                 <w:bCs/>
               </w:rPr>
             </w:pPr>
+            <w:r>
+              <w:rPr>
+                <w:rFonts w:hint="eastAsia"/>
+                <w:b/>
+                <w:bCs/>
+              </w:rPr>
+              <w:t>研究成果整理、论文版面与打印装订</w:t>
+            </w:r>
           </w:p>
         </w:tc>
         <w:tc>
@@ -8057,6 +7908,13 @@
                 <w:bCs/>
               </w:rPr>
             </w:pPr>
+            <w:r>
+              <w:rPr>
+                <w:b/>
+                <w:bCs/>
+              </w:rPr>
+              <w:t>0</w:t>
+            </w:r>
           </w:p>
         </w:tc>
         <w:tc>
@@ -8076,6 +7934,13 @@
                 <w:bCs/>
               </w:rPr>
             </w:pPr>
+            <w:r>
+              <w:rPr>
+                <w:b/>
+                <w:bCs/>
+              </w:rPr>
+              <w:t>500</w:t>
+            </w:r>
           </w:p>
         </w:tc>
       </w:tr>
@@ -8129,6 +7994,13 @@
                 <w:bCs/>
               </w:rPr>
             </w:pPr>
+            <w:r>
+              <w:rPr>
+                <w:b/>
+                <w:bCs/>
+              </w:rPr>
+              <w:t>0</w:t>
+            </w:r>
           </w:p>
         </w:tc>
         <w:tc>
@@ -8148,6 +8020,14 @@
                 <w:bCs/>
               </w:rPr>
             </w:pPr>
+            <w:r>
+              <w:rPr>
+                <w:rFonts w:hint="eastAsia"/>
+                <w:b/>
+                <w:bCs/>
+              </w:rPr>
+              <w:t>无</w:t>
+            </w:r>
           </w:p>
         </w:tc>
         <w:tc>
@@ -8167,6 +8047,13 @@
                 <w:bCs/>
               </w:rPr>
             </w:pPr>
+            <w:r>
+              <w:rPr>
+                <w:b/>
+                <w:bCs/>
+              </w:rPr>
+              <w:t>0</w:t>
+            </w:r>
           </w:p>
         </w:tc>
         <w:tc>
@@ -8186,6 +8073,13 @@
                 <w:bCs/>
               </w:rPr>
             </w:pPr>
+            <w:r>
+              <w:rPr>
+                <w:b/>
+                <w:bCs/>
+              </w:rPr>
+              <w:t>0</w:t>
+            </w:r>
           </w:p>
         </w:tc>
       </w:tr>
@@ -8239,6 +8133,13 @@
                 <w:bCs/>
               </w:rPr>
             </w:pPr>
+            <w:r>
+              <w:rPr>
+                <w:b/>
+                <w:bCs/>
+              </w:rPr>
+              <w:t>0</w:t>
+            </w:r>
           </w:p>
         </w:tc>
         <w:tc>
@@ -8258,6 +8159,14 @@
                 <w:bCs/>
               </w:rPr>
             </w:pPr>
+            <w:r>
+              <w:rPr>
+                <w:rFonts w:hint="eastAsia"/>
+                <w:b/>
+                <w:bCs/>
+              </w:rPr>
+              <w:t>无</w:t>
+            </w:r>
           </w:p>
         </w:tc>
         <w:tc>
@@ -8277,6 +8186,13 @@
                 <w:bCs/>
               </w:rPr>
             </w:pPr>
+            <w:r>
+              <w:rPr>
+                <w:b/>
+                <w:bCs/>
+              </w:rPr>
+              <w:t>0</w:t>
+            </w:r>
           </w:p>
         </w:tc>
         <w:tc>
@@ -8296,6 +8212,13 @@
                 <w:bCs/>
               </w:rPr>
             </w:pPr>
+            <w:r>
+              <w:rPr>
+                <w:b/>
+                <w:bCs/>
+              </w:rPr>
+              <w:t>0</w:t>
+            </w:r>
           </w:p>
         </w:tc>
       </w:tr>
@@ -8349,6 +8272,13 @@
                 <w:bCs/>
               </w:rPr>
             </w:pPr>
+            <w:r>
+              <w:rPr>
+                <w:b/>
+                <w:bCs/>
+              </w:rPr>
+              <w:t>1000</w:t>
+            </w:r>
           </w:p>
         </w:tc>
         <w:tc>
@@ -8368,6 +8298,14 @@
                 <w:bCs/>
               </w:rPr>
             </w:pPr>
+            <w:r>
+              <w:rPr>
+                <w:rFonts w:hint="eastAsia"/>
+                <w:b/>
+                <w:bCs/>
+              </w:rPr>
+              <w:t>问卷打印、办公耗材、移动存储介质等</w:t>
+            </w:r>
           </w:p>
         </w:tc>
         <w:tc>
@@ -8387,6 +8325,13 @@
                 <w:bCs/>
               </w:rPr>
             </w:pPr>
+            <w:r>
+              <w:rPr>
+                <w:b/>
+                <w:bCs/>
+              </w:rPr>
+              <w:t>700</w:t>
+            </w:r>
           </w:p>
         </w:tc>
         <w:tc>
@@ -8406,6 +8351,13 @@
                 <w:bCs/>
               </w:rPr>
             </w:pPr>
+            <w:r>
+              <w:rPr>
+                <w:b/>
+                <w:bCs/>
+              </w:rPr>
+              <w:t>300</w:t>
+            </w:r>
           </w:p>
         </w:tc>
       </w:tr>
@@ -8620,23 +8572,7 @@
                 <w:rFonts w:hint="eastAsia"/>
                 <w:bCs/>
               </w:rPr>
-              <w:t>确保项目经费全部用于实施项目，开支范围主要包括设备费、材料费、办公用品费、测试化验加工费、印刷费、复印费、版面费、图书费、差旅费（须附调研报告）和会议费（</w:t>
-            </w:r>
-            <w:proofErr w:type="gramStart"/>
-            <w:r>
-              <w:rPr>
-                <w:rFonts w:hint="eastAsia"/>
-                <w:bCs/>
-              </w:rPr>
-              <w:t>附会议</w:t>
-            </w:r>
-            <w:proofErr w:type="gramEnd"/>
-            <w:r>
-              <w:rPr>
-                <w:rFonts w:hint="eastAsia"/>
-                <w:bCs/>
-              </w:rPr>
-              <w:t>通知）等。遵照学校相关财务制度按期报销经费，用于报销的正式发票上应有项目负责人及</w:t>
+              <w:t>确保项目经费全部用于实施项目，开支范围主要包括设备费、材料费、办公用品费、测试化验加工费、印刷费、复印费、版面费、图书费、差旅费（须附调研报告）和会议费（附会议通知）等。遵照学校相关财务制度按期报销经费，用于报销的正式发票上应有项目负责人及</w:t>
             </w:r>
             <w:r>
               <w:rPr>
@@ -8828,23 +8764,7 @@
                 <w:rFonts w:hint="eastAsia"/>
                 <w:bCs/>
               </w:rPr>
-              <w:t>以上内容本人已认真阅读，</w:t>
-            </w:r>
-            <w:proofErr w:type="gramStart"/>
-            <w:r>
-              <w:rPr>
-                <w:rFonts w:hint="eastAsia"/>
-                <w:bCs/>
-              </w:rPr>
-              <w:t>若项目</w:t>
-            </w:r>
-            <w:proofErr w:type="gramEnd"/>
-            <w:r>
-              <w:rPr>
-                <w:rFonts w:hint="eastAsia"/>
-                <w:bCs/>
-              </w:rPr>
-              <w:t>获得立项，本人承诺严格遵照执行。</w:t>
+              <w:t>以上内容本人已认真阅读，若项目获得立项，本人承诺严格遵照执行。</w:t>
             </w:r>
           </w:p>
           <w:p>
@@ -9577,7 +9497,7 @@
 </file>
 
 <file path=word/endnotes.xml><?xml version="1.0" encoding="utf-8"?>
-<w:endnotes xmlns:wpc="http://schemas.microsoft.com/office/word/2010/wordprocessingCanvas" xmlns:cx="http://schemas.microsoft.com/office/drawing/2014/chartex" xmlns:cx1="http://schemas.microsoft.com/office/drawing/2015/9/8/chartex" xmlns:cx2="http://schemas.microsoft.com/office/drawing/2015/10/21/chartex" xmlns:cx3="http://schemas.microsoft.com/office/drawing/2016/5/9/chartex" xmlns:cx4="http://schemas.microsoft.com/office/drawing/2016/5/10/chartex" xmlns:cx5="http://schemas.microsoft.com/office/drawing/2016/5/11/chartex" xmlns:cx6="http://schemas.microsoft.com/office/drawing/2016/5/12/chartex" xmlns:cx7="http://schemas.microsoft.com/office/drawing/2016/5/13/chartex" xmlns:cx8="http://schemas.microsoft.com/office/drawing/2016/5/14/chartex" xmlns:mc="http://schemas.openxmlformats.org/markup-compatibility/2006" xmlns:aink="http://schemas.microsoft.com/office/drawing/2016/ink" xmlns:am3d="http://schemas.microsoft.com/office/drawing/2017/model3d" xmlns:o="urn:schemas-microsoft-com:office:office" xmlns:r="http://schemas.openxmlformats.org/officeDocument/2006/relationships" xmlns:m="http://schemas.openxmlformats.org/officeDocument/2006/math" xmlns:v="urn:schemas-microsoft-com:vml" xmlns:wp14="http://schemas.microsoft.com/office/word/2010/wordprocessingDrawing" xmlns:wp="http://schemas.openxmlformats.org/drawingml/2006/wordprocessingDrawing" xmlns:w10="urn:schemas-microsoft-com:office:word" xmlns:w="http://schemas.openxmlformats.org/wordprocessingml/2006/main" xmlns:w14="http://schemas.microsoft.com/office/word/2010/wordml" xmlns:w15="http://schemas.microsoft.com/office/word/2012/wordml" xmlns:w16cid="http://schemas.microsoft.com/office/word/2016/wordml/cid" xmlns:w16se="http://schemas.microsoft.com/office/word/2015/wordml/symex" xmlns:wpg="http://schemas.microsoft.com/office/word/2010/wordprocessingGroup" xmlns:wpi="http://schemas.microsoft.com/office/word/2010/wordprocessingInk" xmlns:wne="http://schemas.microsoft.com/office/word/2006/wordml" xmlns:wps="http://schemas.microsoft.com/office/word/2010/wordprocessingShape" mc:Ignorable="w14 w15 w16se w16cid wp14">
+<w:endnotes xmlns:wpc="http://schemas.microsoft.com/office/word/2010/wordprocessingCanvas" xmlns:cx="http://schemas.microsoft.com/office/drawing/2014/chartex" xmlns:cx1="http://schemas.microsoft.com/office/drawing/2015/9/8/chartex" xmlns:cx2="http://schemas.microsoft.com/office/drawing/2015/10/21/chartex" xmlns:cx3="http://schemas.microsoft.com/office/drawing/2016/5/9/chartex" xmlns:cx4="http://schemas.microsoft.com/office/drawing/2016/5/10/chartex" xmlns:cx5="http://schemas.microsoft.com/office/drawing/2016/5/11/chartex" xmlns:cx6="http://schemas.microsoft.com/office/drawing/2016/5/12/chartex" xmlns:cx7="http://schemas.microsoft.com/office/drawing/2016/5/13/chartex" xmlns:cx8="http://schemas.microsoft.com/office/drawing/2016/5/14/chartex" xmlns:mc="http://schemas.openxmlformats.org/markup-compatibility/2006" xmlns:aink="http://schemas.microsoft.com/office/drawing/2016/ink" xmlns:am3d="http://schemas.microsoft.com/office/drawing/2017/model3d" xmlns:o="urn:schemas-microsoft-com:office:office" xmlns:oel="http://schemas.microsoft.com/office/2019/extlst" xmlns:r="http://schemas.openxmlformats.org/officeDocument/2006/relationships" xmlns:m="http://schemas.openxmlformats.org/officeDocument/2006/math" xmlns:v="urn:schemas-microsoft-com:vml" xmlns:wp14="http://schemas.microsoft.com/office/word/2010/wordprocessingDrawing" xmlns:wp="http://schemas.openxmlformats.org/drawingml/2006/wordprocessingDrawing" xmlns:w10="urn:schemas-microsoft-com:office:word" xmlns:w="http://schemas.openxmlformats.org/wordprocessingml/2006/main" xmlns:w14="http://schemas.microsoft.com/office/word/2010/wordml" xmlns:w15="http://schemas.microsoft.com/office/word/2012/wordml" xmlns:w16cex="http://schemas.microsoft.com/office/word/2018/wordml/cex" xmlns:w16cid="http://schemas.microsoft.com/office/word/2016/wordml/cid" xmlns:w16="http://schemas.microsoft.com/office/word/2018/wordml" xmlns:w16du="http://schemas.microsoft.com/office/word/2023/wordml/word16du" xmlns:w16sdtdh="http://schemas.microsoft.com/office/word/2020/wordml/sdtdatahash" xmlns:w16sdtfl="http://schemas.microsoft.com/office/word/2024/wordml/sdtformatlock" xmlns:w16se="http://schemas.microsoft.com/office/word/2015/wordml/symex" xmlns:wpg="http://schemas.microsoft.com/office/word/2010/wordprocessingGroup" xmlns:wpi="http://schemas.microsoft.com/office/word/2010/wordprocessingInk" xmlns:wne="http://schemas.microsoft.com/office/word/2006/wordml" xmlns:wps="http://schemas.microsoft.com/office/word/2010/wordprocessingShape" mc:Ignorable="w14 w15 w16se w16cid w16 w16cex w16sdtdh w16sdtfl w16du wp14">
   <w:endnote w:type="separator" w:id="-1">
     <w:p>
       <w:r>
@@ -9596,7 +9516,7 @@
 </file>
 
 <file path=word/footnotes.xml><?xml version="1.0" encoding="utf-8"?>
-<w:footnotes xmlns:wpc="http://schemas.microsoft.com/office/word/2010/wordprocessingCanvas" xmlns:cx="http://schemas.microsoft.com/office/drawing/2014/chartex" xmlns:cx1="http://schemas.microsoft.com/office/drawing/2015/9/8/chartex" xmlns:cx2="http://schemas.microsoft.com/office/drawing/2015/10/21/chartex" xmlns:cx3="http://schemas.microsoft.com/office/drawing/2016/5/9/chartex" xmlns:cx4="http://schemas.microsoft.com/office/drawing/2016/5/10/chartex" xmlns:cx5="http://schemas.microsoft.com/office/drawing/2016/5/11/chartex" xmlns:cx6="http://schemas.microsoft.com/office/drawing/2016/5/12/chartex" xmlns:cx7="http://schemas.microsoft.com/office/drawing/2016/5/13/chartex" xmlns:cx8="http://schemas.microsoft.com/office/drawing/2016/5/14/chartex" xmlns:mc="http://schemas.openxmlformats.org/markup-compatibility/2006" xmlns:aink="http://schemas.microsoft.com/office/drawing/2016/ink" xmlns:am3d="http://schemas.microsoft.com/office/drawing/2017/model3d" xmlns:o="urn:schemas-microsoft-com:office:office" xmlns:r="http://schemas.openxmlformats.org/officeDocument/2006/relationships" xmlns:m="http://schemas.openxmlformats.org/officeDocument/2006/math" xmlns:v="urn:schemas-microsoft-com:vml" xmlns:wp14="http://schemas.microsoft.com/office/word/2010/wordprocessingDrawing" xmlns:wp="http://schemas.openxmlformats.org/drawingml/2006/wordprocessingDrawing" xmlns:w10="urn:schemas-microsoft-com:office:word" xmlns:w="http://schemas.openxmlformats.org/wordprocessingml/2006/main" xmlns:w14="http://schemas.microsoft.com/office/word/2010/wordml" xmlns:w15="http://schemas.microsoft.com/office/word/2012/wordml" xmlns:w16cid="http://schemas.microsoft.com/office/word/2016/wordml/cid" xmlns:w16se="http://schemas.microsoft.com/office/word/2015/wordml/symex" xmlns:wpg="http://schemas.microsoft.com/office/word/2010/wordprocessingGroup" xmlns:wpi="http://schemas.microsoft.com/office/word/2010/wordprocessingInk" xmlns:wne="http://schemas.microsoft.com/office/word/2006/wordml" xmlns:wps="http://schemas.microsoft.com/office/word/2010/wordprocessingShape" mc:Ignorable="w14 w15 w16se w16cid wp14">
+<w:footnotes xmlns:wpc="http://schemas.microsoft.com/office/word/2010/wordprocessingCanvas" xmlns:cx="http://schemas.microsoft.com/office/drawing/2014/chartex" xmlns:cx1="http://schemas.microsoft.com/office/drawing/2015/9/8/chartex" xmlns:cx2="http://schemas.microsoft.com/office/drawing/2015/10/21/chartex" xmlns:cx3="http://schemas.microsoft.com/office/drawing/2016/5/9/chartex" xmlns:cx4="http://schemas.microsoft.com/office/drawing/2016/5/10/chartex" xmlns:cx5="http://schemas.microsoft.com/office/drawing/2016/5/11/chartex" xmlns:cx6="http://schemas.microsoft.com/office/drawing/2016/5/12/chartex" xmlns:cx7="http://schemas.microsoft.com/office/drawing/2016/5/13/chartex" xmlns:cx8="http://schemas.microsoft.com/office/drawing/2016/5/14/chartex" xmlns:mc="http://schemas.openxmlformats.org/markup-compatibility/2006" xmlns:aink="http://schemas.microsoft.com/office/drawing/2016/ink" xmlns:am3d="http://schemas.microsoft.com/office/drawing/2017/model3d" xmlns:o="urn:schemas-microsoft-com:office:office" xmlns:oel="http://schemas.microsoft.com/office/2019/extlst" xmlns:r="http://schemas.openxmlformats.org/officeDocument/2006/relationships" xmlns:m="http://schemas.openxmlformats.org/officeDocument/2006/math" xmlns:v="urn:schemas-microsoft-com:vml" xmlns:wp14="http://schemas.microsoft.com/office/word/2010/wordprocessingDrawing" xmlns:wp="http://schemas.openxmlformats.org/drawingml/2006/wordprocessingDrawing" xmlns:w10="urn:schemas-microsoft-com:office:word" xmlns:w="http://schemas.openxmlformats.org/wordprocessingml/2006/main" xmlns:w14="http://schemas.microsoft.com/office/word/2010/wordml" xmlns:w15="http://schemas.microsoft.com/office/word/2012/wordml" xmlns:w16cex="http://schemas.microsoft.com/office/word/2018/wordml/cex" xmlns:w16cid="http://schemas.microsoft.com/office/word/2016/wordml/cid" xmlns:w16="http://schemas.microsoft.com/office/word/2018/wordml" xmlns:w16du="http://schemas.microsoft.com/office/word/2023/wordml/word16du" xmlns:w16sdtdh="http://schemas.microsoft.com/office/word/2020/wordml/sdtdatahash" xmlns:w16sdtfl="http://schemas.microsoft.com/office/word/2024/wordml/sdtformatlock" xmlns:w16se="http://schemas.microsoft.com/office/word/2015/wordml/symex" xmlns:wpg="http://schemas.microsoft.com/office/word/2010/wordprocessingGroup" xmlns:wpi="http://schemas.microsoft.com/office/word/2010/wordprocessingInk" xmlns:wne="http://schemas.microsoft.com/office/word/2006/wordml" xmlns:wps="http://schemas.microsoft.com/office/word/2010/wordprocessingShape" mc:Ignorable="w14 w15 w16se w16cid w16 w16cex w16sdtdh w16sdtfl w16du wp14">
   <w:footnote w:type="separator" w:id="-1">
     <w:p>
       <w:r>
@@ -9615,7 +9535,7 @@
 </file>
 
 <file path=word/numbering.xml><?xml version="1.0" encoding="utf-8"?>
-<w:numbering xmlns:wpc="http://schemas.microsoft.com/office/word/2010/wordprocessingCanvas" xmlns:cx="http://schemas.microsoft.com/office/drawing/2014/chartex" xmlns:cx1="http://schemas.microsoft.com/office/drawing/2015/9/8/chartex" xmlns:cx2="http://schemas.microsoft.com/office/drawing/2015/10/21/chartex" xmlns:cx3="http://schemas.microsoft.com/office/drawing/2016/5/9/chartex" xmlns:cx4="http://schemas.microsoft.com/office/drawing/2016/5/10/chartex" xmlns:cx5="http://schemas.microsoft.com/office/drawing/2016/5/11/chartex" xmlns:cx6="http://schemas.microsoft.com/office/drawing/2016/5/12/chartex" xmlns:cx7="http://schemas.microsoft.com/office/drawing/2016/5/13/chartex" xmlns:cx8="http://schemas.microsoft.com/office/drawing/2016/5/14/chartex" xmlns:mc="http://schemas.openxmlformats.org/markup-compatibility/2006" xmlns:aink="http://schemas.microsoft.com/office/drawing/2016/ink" xmlns:am3d="http://schemas.microsoft.com/office/drawing/2017/model3d" xmlns:o="urn:schemas-microsoft-com:office:office" xmlns:r="http://schemas.openxmlformats.org/officeDocument/2006/relationships" xmlns:m="http://schemas.openxmlformats.org/officeDocument/2006/math" xmlns:v="urn:schemas-microsoft-com:vml" xmlns:wp14="http://schemas.microsoft.com/office/word/2010/wordprocessingDrawing" xmlns:wp="http://schemas.openxmlformats.org/drawingml/2006/wordprocessingDrawing" xmlns:w10="urn:schemas-microsoft-com:office:word" xmlns:w="http://schemas.openxmlformats.org/wordprocessingml/2006/main" xmlns:w14="http://schemas.microsoft.com/office/word/2010/wordml" xmlns:w15="http://schemas.microsoft.com/office/word/2012/wordml" xmlns:w16cid="http://schemas.microsoft.com/office/word/2016/wordml/cid" xmlns:w16se="http://schemas.microsoft.com/office/word/2015/wordml/symex" xmlns:wpg="http://schemas.microsoft.com/office/word/2010/wordprocessingGroup" xmlns:wpi="http://schemas.microsoft.com/office/word/2010/wordprocessingInk" xmlns:wne="http://schemas.microsoft.com/office/word/2006/wordml" xmlns:wps="http://schemas.microsoft.com/office/word/2010/wordprocessingShape" mc:Ignorable="w14 w15 w16se w16cid wp14">
+<w:numbering xmlns:wpc="http://schemas.microsoft.com/office/word/2010/wordprocessingCanvas" xmlns:cx="http://schemas.microsoft.com/office/drawing/2014/chartex" xmlns:cx1="http://schemas.microsoft.com/office/drawing/2015/9/8/chartex" xmlns:cx2="http://schemas.microsoft.com/office/drawing/2015/10/21/chartex" xmlns:cx3="http://schemas.microsoft.com/office/drawing/2016/5/9/chartex" xmlns:cx4="http://schemas.microsoft.com/office/drawing/2016/5/10/chartex" xmlns:cx5="http://schemas.microsoft.com/office/drawing/2016/5/11/chartex" xmlns:cx6="http://schemas.microsoft.com/office/drawing/2016/5/12/chartex" xmlns:cx7="http://schemas.microsoft.com/office/drawing/2016/5/13/chartex" xmlns:cx8="http://schemas.microsoft.com/office/drawing/2016/5/14/chartex" xmlns:mc="http://schemas.openxmlformats.org/markup-compatibility/2006" xmlns:aink="http://schemas.microsoft.com/office/drawing/2016/ink" xmlns:am3d="http://schemas.microsoft.com/office/drawing/2017/model3d" xmlns:o="urn:schemas-microsoft-com:office:office" xmlns:oel="http://schemas.microsoft.com/office/2019/extlst" xmlns:r="http://schemas.openxmlformats.org/officeDocument/2006/relationships" xmlns:m="http://schemas.openxmlformats.org/officeDocument/2006/math" xmlns:v="urn:schemas-microsoft-com:vml" xmlns:wp14="http://schemas.microsoft.com/office/word/2010/wordprocessingDrawing" xmlns:wp="http://schemas.openxmlformats.org/drawingml/2006/wordprocessingDrawing" xmlns:w10="urn:schemas-microsoft-com:office:word" xmlns:w="http://schemas.openxmlformats.org/wordprocessingml/2006/main" xmlns:w14="http://schemas.microsoft.com/office/word/2010/wordml" xmlns:w15="http://schemas.microsoft.com/office/word/2012/wordml" xmlns:w16cex="http://schemas.microsoft.com/office/word/2018/wordml/cex" xmlns:w16cid="http://schemas.microsoft.com/office/word/2016/wordml/cid" xmlns:w16="http://schemas.microsoft.com/office/word/2018/wordml" xmlns:w16du="http://schemas.microsoft.com/office/word/2023/wordml/word16du" xmlns:w16sdtdh="http://schemas.microsoft.com/office/word/2020/wordml/sdtdatahash" xmlns:w16sdtfl="http://schemas.microsoft.com/office/word/2024/wordml/sdtformatlock" xmlns:w16se="http://schemas.microsoft.com/office/word/2015/wordml/symex" xmlns:wpg="http://schemas.microsoft.com/office/word/2010/wordprocessingGroup" xmlns:wpi="http://schemas.microsoft.com/office/word/2010/wordprocessingInk" xmlns:wne="http://schemas.microsoft.com/office/word/2006/wordml" xmlns:wps="http://schemas.microsoft.com/office/word/2010/wordprocessingShape" mc:Ignorable="w14 w15 w16se w16cid w16 w16cex w16sdtdh w16sdtfl w16du wp14">
   <w:abstractNum w:abstractNumId="0" w15:restartNumberingAfterBreak="0">
     <w:nsid w:val="06E93DEA"/>
     <w:multiLevelType w:val="multilevel"/>
@@ -9970,20 +9890,20 @@
       </w:pPr>
     </w:lvl>
   </w:abstractNum>
-  <w:num w:numId="1">
+  <w:num w:numId="1" w16cid:durableId="85539012">
     <w:abstractNumId w:val="2"/>
   </w:num>
-  <w:num w:numId="2">
+  <w:num w:numId="2" w16cid:durableId="1893341663">
     <w:abstractNumId w:val="1"/>
   </w:num>
-  <w:num w:numId="3">
+  <w:num w:numId="3" w16cid:durableId="2020161723">
     <w:abstractNumId w:val="0"/>
   </w:num>
 </w:numbering>
 </file>
 
 <file path=word/styles.xml><?xml version="1.0" encoding="utf-8"?>
-<w:styles xmlns:mc="http://schemas.openxmlformats.org/markup-compatibility/2006" xmlns:r="http://schemas.openxmlformats.org/officeDocument/2006/relationships" xmlns:w="http://schemas.openxmlformats.org/wordprocessingml/2006/main" xmlns:w14="http://schemas.microsoft.com/office/word/2010/wordml" xmlns:w15="http://schemas.microsoft.com/office/word/2012/wordml" xmlns:w16cid="http://schemas.microsoft.com/office/word/2016/wordml/cid" xmlns:w16se="http://schemas.microsoft.com/office/word/2015/wordml/symex" mc:Ignorable="w14 w15 w16se w16cid">
+<w:styles xmlns:mc="http://schemas.openxmlformats.org/markup-compatibility/2006" xmlns:r="http://schemas.openxmlformats.org/officeDocument/2006/relationships" xmlns:w="http://schemas.openxmlformats.org/wordprocessingml/2006/main" xmlns:w14="http://schemas.microsoft.com/office/word/2010/wordml" xmlns:w15="http://schemas.microsoft.com/office/word/2012/wordml" xmlns:w16cex="http://schemas.microsoft.com/office/word/2018/wordml/cex" xmlns:w16cid="http://schemas.microsoft.com/office/word/2016/wordml/cid" xmlns:w16="http://schemas.microsoft.com/office/word/2018/wordml" xmlns:w16du="http://schemas.microsoft.com/office/word/2023/wordml/word16du" xmlns:w16sdtdh="http://schemas.microsoft.com/office/word/2020/wordml/sdtdatahash" xmlns:w16sdtfl="http://schemas.microsoft.com/office/word/2024/wordml/sdtformatlock" xmlns:w16se="http://schemas.microsoft.com/office/word/2015/wordml/symex" mc:Ignorable="w14 w15 w16se w16cid w16 w16cex w16sdtdh w16sdtfl w16du">
   <w:docDefaults>
     <w:rPrDefault>
       <w:rPr>
@@ -9993,7 +9913,7 @@
     </w:rPrDefault>
     <w:pPrDefault/>
   </w:docDefaults>
-  <w:latentStyles w:defLockedState="0" w:defUIPriority="0" w:defSemiHidden="0" w:defUnhideWhenUsed="0" w:defQFormat="0" w:count="375">
+  <w:latentStyles w:defLockedState="0" w:defUIPriority="0" w:defSemiHidden="0" w:defUnhideWhenUsed="0" w:defQFormat="0" w:count="376">
     <w:lsdException w:name="Normal" w:qFormat="1"/>
     <w:lsdException w:name="heading 1" w:qFormat="1"/>
     <w:lsdException w:name="heading 2" w:semiHidden="1" w:unhideWhenUsed="1" w:qFormat="1"/>
@@ -10284,6 +10204,7 @@
     <w:lsdException w:name="Smart Hyperlink" w:semiHidden="1" w:uiPriority="99" w:unhideWhenUsed="1"/>
     <w:lsdException w:name="Hashtag" w:semiHidden="1" w:uiPriority="99" w:unhideWhenUsed="1"/>
     <w:lsdException w:name="Unresolved Mention" w:semiHidden="1" w:uiPriority="99" w:unhideWhenUsed="1"/>
+    <w:lsdException w:name="Smart Link" w:semiHidden="1" w:uiPriority="99" w:unhideWhenUsed="1"/>
   </w:latentStyles>
   <w:style w:type="paragraph" w:default="1" w:styleId="a">
     <w:name w:val="Normal"/>
